--- a/relazione arduino 2.docx
+++ b/relazione arduino 2.docx
@@ -429,12 +429,21 @@
             <w:pPr>
               <w:spacing w:after="0" w:line="240" w:lineRule="auto"/>
               <w:rPr>
-                <w:rFonts w:ascii="Times New Roman" w:eastAsia="Times New Roman" w:hAnsi="Times New Roman" w:cs="Times New Roman"/>
-                <w:sz w:val="1"/>
+                <w:rFonts w:ascii="Arial" w:eastAsia="Times New Roman" w:hAnsi="Arial" w:cs="Arial"/>
+                <w:sz w:val="24"/>
                 <w:szCs w:val="24"/>
                 <w:lang w:eastAsia="it-IT"/>
               </w:rPr>
             </w:pPr>
+            <w:r>
+              <w:rPr>
+                <w:rFonts w:ascii="Arial" w:eastAsia="Times New Roman" w:hAnsi="Arial" w:cs="Arial"/>
+                <w:sz w:val="24"/>
+                <w:szCs w:val="24"/>
+                <w:lang w:eastAsia="it-IT"/>
+              </w:rPr>
+              <w:t>09/03/2026</w:t>
+            </w:r>
           </w:p>
         </w:tc>
       </w:tr>
@@ -1719,15 +1728,7 @@
                   <w:rFonts w:ascii="Times New Roman" w:eastAsia="Times New Roman" w:hAnsi="Times New Roman" w:cs="Times New Roman"/>
                   <w:lang w:eastAsia="it-IT"/>
                 </w:rPr>
-                <w:t>lin</w:t>
-              </w:r>
-              <w:r>
-                <w:rPr>
-                  <w:rStyle w:val="Collegamentoipertestuale"/>
-                  <w:rFonts w:ascii="Times New Roman" w:eastAsia="Times New Roman" w:hAnsi="Times New Roman" w:cs="Times New Roman"/>
-                  <w:lang w:eastAsia="it-IT"/>
-                </w:rPr>
-                <w:t>k</w:t>
+                <w:t>link</w:t>
               </w:r>
             </w:hyperlink>
           </w:p>
@@ -1910,23 +1911,7 @@
                   <w:rFonts w:ascii="Times New Roman" w:eastAsia="Times New Roman" w:hAnsi="Times New Roman" w:cs="Times New Roman"/>
                   <w:lang w:eastAsia="it-IT"/>
                 </w:rPr>
-                <w:t>l</w:t>
-              </w:r>
-              <w:r>
-                <w:rPr>
-                  <w:rStyle w:val="Collegamentoipertestuale"/>
-                  <w:rFonts w:ascii="Times New Roman" w:eastAsia="Times New Roman" w:hAnsi="Times New Roman" w:cs="Times New Roman"/>
-                  <w:lang w:eastAsia="it-IT"/>
-                </w:rPr>
-                <w:t>i</w:t>
-              </w:r>
-              <w:r>
-                <w:rPr>
-                  <w:rStyle w:val="Collegamentoipertestuale"/>
-                  <w:rFonts w:ascii="Times New Roman" w:eastAsia="Times New Roman" w:hAnsi="Times New Roman" w:cs="Times New Roman"/>
-                  <w:lang w:eastAsia="it-IT"/>
-                </w:rPr>
-                <w:t>nk</w:t>
+                <w:t>link</w:t>
               </w:r>
             </w:hyperlink>
           </w:p>
@@ -4827,6 +4812,8811 @@
           <w:lang w:eastAsia="it-IT"/>
         </w:rPr>
         <w:t>Codice:</w:t>
+      </w:r>
+    </w:p>
+    <w:p>
+      <w:pPr>
+        <w:shd w:val="clear" w:color="auto" w:fill="FFFFFF"/>
+        <w:spacing w:after="0" w:line="240" w:lineRule="auto"/>
+        <w:rPr>
+          <w:rFonts w:ascii="Consolas" w:eastAsia="Times New Roman" w:hAnsi="Consolas" w:cs="Times New Roman"/>
+          <w:color w:val="4E5B61"/>
+          <w:sz w:val="21"/>
+          <w:szCs w:val="21"/>
+          <w:lang w:eastAsia="it-IT"/>
+        </w:rPr>
+      </w:pPr>
+      <w:proofErr w:type="spellStart"/>
+      <w:r>
+        <w:rPr>
+          <w:rFonts w:ascii="Consolas" w:eastAsia="Times New Roman" w:hAnsi="Consolas" w:cs="Times New Roman"/>
+          <w:color w:val="728E00"/>
+          <w:sz w:val="21"/>
+          <w:szCs w:val="21"/>
+          <w:lang w:eastAsia="it-IT"/>
+        </w:rPr>
+        <w:t>#include</w:t>
+      </w:r>
+      <w:proofErr w:type="spellEnd"/>
+      <w:r>
+        <w:rPr>
+          <w:rFonts w:ascii="Consolas" w:eastAsia="Times New Roman" w:hAnsi="Consolas" w:cs="Times New Roman"/>
+          <w:color w:val="4E5B61"/>
+          <w:sz w:val="21"/>
+          <w:szCs w:val="21"/>
+          <w:lang w:eastAsia="it-IT"/>
+        </w:rPr>
+        <w:t xml:space="preserve"> </w:t>
+      </w:r>
+      <w:r>
+        <w:rPr>
+          <w:rFonts w:ascii="Consolas" w:eastAsia="Times New Roman" w:hAnsi="Consolas" w:cs="Times New Roman"/>
+          <w:color w:val="005C5F"/>
+          <w:sz w:val="21"/>
+          <w:szCs w:val="21"/>
+          <w:lang w:eastAsia="it-IT"/>
+        </w:rPr>
+        <w:t>"</w:t>
+      </w:r>
+      <w:proofErr w:type="spellStart"/>
+      <w:r>
+        <w:rPr>
+          <w:rFonts w:ascii="Consolas" w:eastAsia="Times New Roman" w:hAnsi="Consolas" w:cs="Times New Roman"/>
+          <w:color w:val="005C5F"/>
+          <w:sz w:val="21"/>
+          <w:szCs w:val="21"/>
+          <w:lang w:eastAsia="it-IT"/>
+        </w:rPr>
+        <w:t>FastIMU.h</w:t>
+      </w:r>
+      <w:proofErr w:type="spellEnd"/>
+      <w:r>
+        <w:rPr>
+          <w:rFonts w:ascii="Consolas" w:eastAsia="Times New Roman" w:hAnsi="Consolas" w:cs="Times New Roman"/>
+          <w:color w:val="005C5F"/>
+          <w:sz w:val="21"/>
+          <w:szCs w:val="21"/>
+          <w:lang w:eastAsia="it-IT"/>
+        </w:rPr>
+        <w:t>"</w:t>
+      </w:r>
+    </w:p>
+    <w:p>
+      <w:pPr>
+        <w:shd w:val="clear" w:color="auto" w:fill="FFFFFF"/>
+        <w:spacing w:after="0" w:line="240" w:lineRule="auto"/>
+        <w:rPr>
+          <w:rFonts w:ascii="Consolas" w:eastAsia="Times New Roman" w:hAnsi="Consolas" w:cs="Times New Roman"/>
+          <w:color w:val="4E5B61"/>
+          <w:sz w:val="21"/>
+          <w:szCs w:val="21"/>
+          <w:lang w:eastAsia="it-IT"/>
+        </w:rPr>
+      </w:pPr>
+      <w:proofErr w:type="spellStart"/>
+      <w:r>
+        <w:rPr>
+          <w:rFonts w:ascii="Consolas" w:eastAsia="Times New Roman" w:hAnsi="Consolas" w:cs="Times New Roman"/>
+          <w:color w:val="728E00"/>
+          <w:sz w:val="21"/>
+          <w:szCs w:val="21"/>
+          <w:lang w:eastAsia="it-IT"/>
+        </w:rPr>
+        <w:t>#include</w:t>
+      </w:r>
+      <w:proofErr w:type="spellEnd"/>
+      <w:r>
+        <w:rPr>
+          <w:rFonts w:ascii="Consolas" w:eastAsia="Times New Roman" w:hAnsi="Consolas" w:cs="Times New Roman"/>
+          <w:color w:val="4E5B61"/>
+          <w:sz w:val="21"/>
+          <w:szCs w:val="21"/>
+          <w:lang w:eastAsia="it-IT"/>
+        </w:rPr>
+        <w:t xml:space="preserve"> </w:t>
+      </w:r>
+      <w:r>
+        <w:rPr>
+          <w:rFonts w:ascii="Consolas" w:eastAsia="Times New Roman" w:hAnsi="Consolas" w:cs="Times New Roman"/>
+          <w:color w:val="005C5F"/>
+          <w:sz w:val="21"/>
+          <w:szCs w:val="21"/>
+          <w:lang w:eastAsia="it-IT"/>
+        </w:rPr>
+        <w:t>&lt;</w:t>
+      </w:r>
+      <w:proofErr w:type="spellStart"/>
+      <w:r>
+        <w:rPr>
+          <w:rFonts w:ascii="Consolas" w:eastAsia="Times New Roman" w:hAnsi="Consolas" w:cs="Times New Roman"/>
+          <w:color w:val="005C5F"/>
+          <w:sz w:val="21"/>
+          <w:szCs w:val="21"/>
+          <w:lang w:eastAsia="it-IT"/>
+        </w:rPr>
+        <w:t>Wire.h</w:t>
+      </w:r>
+      <w:proofErr w:type="spellEnd"/>
+      <w:r>
+        <w:rPr>
+          <w:rFonts w:ascii="Consolas" w:eastAsia="Times New Roman" w:hAnsi="Consolas" w:cs="Times New Roman"/>
+          <w:color w:val="005C5F"/>
+          <w:sz w:val="21"/>
+          <w:szCs w:val="21"/>
+          <w:lang w:eastAsia="it-IT"/>
+        </w:rPr>
+        <w:t>&gt;</w:t>
+      </w:r>
+    </w:p>
+    <w:p>
+      <w:pPr>
+        <w:shd w:val="clear" w:color="auto" w:fill="FFFFFF"/>
+        <w:spacing w:after="0" w:line="240" w:lineRule="auto"/>
+        <w:rPr>
+          <w:rFonts w:ascii="Consolas" w:eastAsia="Times New Roman" w:hAnsi="Consolas" w:cs="Times New Roman"/>
+          <w:color w:val="4E5B61"/>
+          <w:sz w:val="21"/>
+          <w:szCs w:val="21"/>
+          <w:lang w:eastAsia="it-IT"/>
+        </w:rPr>
+      </w:pPr>
+      <w:proofErr w:type="spellStart"/>
+      <w:r>
+        <w:rPr>
+          <w:rFonts w:ascii="Consolas" w:eastAsia="Times New Roman" w:hAnsi="Consolas" w:cs="Times New Roman"/>
+          <w:color w:val="728E00"/>
+          <w:sz w:val="21"/>
+          <w:szCs w:val="21"/>
+          <w:lang w:eastAsia="it-IT"/>
+        </w:rPr>
+        <w:t>#define</w:t>
+      </w:r>
+      <w:proofErr w:type="spellEnd"/>
+      <w:r>
+        <w:rPr>
+          <w:rFonts w:ascii="Consolas" w:eastAsia="Times New Roman" w:hAnsi="Consolas" w:cs="Times New Roman"/>
+          <w:color w:val="4E5B61"/>
+          <w:sz w:val="21"/>
+          <w:szCs w:val="21"/>
+          <w:lang w:eastAsia="it-IT"/>
+        </w:rPr>
+        <w:t xml:space="preserve"> </w:t>
+      </w:r>
+      <w:r>
+        <w:rPr>
+          <w:rFonts w:ascii="Consolas" w:eastAsia="Times New Roman" w:hAnsi="Consolas" w:cs="Times New Roman"/>
+          <w:color w:val="D35400"/>
+          <w:sz w:val="21"/>
+          <w:szCs w:val="21"/>
+          <w:lang w:eastAsia="it-IT"/>
+        </w:rPr>
+        <w:t>Sensore</w:t>
+      </w:r>
+      <w:r>
+        <w:rPr>
+          <w:rFonts w:ascii="Consolas" w:eastAsia="Times New Roman" w:hAnsi="Consolas" w:cs="Times New Roman"/>
+          <w:color w:val="4E5B61"/>
+          <w:sz w:val="21"/>
+          <w:szCs w:val="21"/>
+          <w:lang w:eastAsia="it-IT"/>
+        </w:rPr>
+        <w:t xml:space="preserve"> A0</w:t>
+      </w:r>
+    </w:p>
+    <w:p>
+      <w:pPr>
+        <w:shd w:val="clear" w:color="auto" w:fill="FFFFFF"/>
+        <w:spacing w:after="0" w:line="240" w:lineRule="auto"/>
+        <w:rPr>
+          <w:rFonts w:ascii="Consolas" w:eastAsia="Times New Roman" w:hAnsi="Consolas" w:cs="Times New Roman"/>
+          <w:color w:val="4E5B61"/>
+          <w:sz w:val="21"/>
+          <w:szCs w:val="21"/>
+          <w:lang w:eastAsia="it-IT"/>
+        </w:rPr>
+      </w:pPr>
+      <w:proofErr w:type="spellStart"/>
+      <w:r>
+        <w:rPr>
+          <w:rFonts w:ascii="Consolas" w:eastAsia="Times New Roman" w:hAnsi="Consolas" w:cs="Times New Roman"/>
+          <w:color w:val="728E00"/>
+          <w:sz w:val="21"/>
+          <w:szCs w:val="21"/>
+          <w:lang w:eastAsia="it-IT"/>
+        </w:rPr>
+        <w:t>#define</w:t>
+      </w:r>
+      <w:proofErr w:type="spellEnd"/>
+      <w:r>
+        <w:rPr>
+          <w:rFonts w:ascii="Consolas" w:eastAsia="Times New Roman" w:hAnsi="Consolas" w:cs="Times New Roman"/>
+          <w:color w:val="4E5B61"/>
+          <w:sz w:val="21"/>
+          <w:szCs w:val="21"/>
+          <w:lang w:eastAsia="it-IT"/>
+        </w:rPr>
+        <w:t xml:space="preserve"> </w:t>
+      </w:r>
+      <w:r>
+        <w:rPr>
+          <w:rFonts w:ascii="Consolas" w:eastAsia="Times New Roman" w:hAnsi="Consolas" w:cs="Times New Roman"/>
+          <w:color w:val="D35400"/>
+          <w:sz w:val="21"/>
+          <w:szCs w:val="21"/>
+          <w:lang w:eastAsia="it-IT"/>
+        </w:rPr>
+        <w:t>int1</w:t>
+      </w:r>
+      <w:r>
+        <w:rPr>
+          <w:rFonts w:ascii="Consolas" w:eastAsia="Times New Roman" w:hAnsi="Consolas" w:cs="Times New Roman"/>
+          <w:color w:val="4E5B61"/>
+          <w:sz w:val="21"/>
+          <w:szCs w:val="21"/>
+          <w:lang w:eastAsia="it-IT"/>
+        </w:rPr>
+        <w:t xml:space="preserve"> </w:t>
+      </w:r>
+      <w:r>
+        <w:rPr>
+          <w:rFonts w:ascii="Consolas" w:eastAsia="Times New Roman" w:hAnsi="Consolas" w:cs="Times New Roman"/>
+          <w:color w:val="005C5F"/>
+          <w:sz w:val="21"/>
+          <w:szCs w:val="21"/>
+          <w:lang w:eastAsia="it-IT"/>
+        </w:rPr>
+        <w:t>3</w:t>
+      </w:r>
+    </w:p>
+    <w:p>
+      <w:pPr>
+        <w:shd w:val="clear" w:color="auto" w:fill="FFFFFF"/>
+        <w:spacing w:after="0" w:line="240" w:lineRule="auto"/>
+        <w:rPr>
+          <w:rFonts w:ascii="Consolas" w:eastAsia="Times New Roman" w:hAnsi="Consolas" w:cs="Times New Roman"/>
+          <w:color w:val="4E5B61"/>
+          <w:sz w:val="21"/>
+          <w:szCs w:val="21"/>
+          <w:lang w:eastAsia="it-IT"/>
+        </w:rPr>
+      </w:pPr>
+      <w:proofErr w:type="spellStart"/>
+      <w:r>
+        <w:rPr>
+          <w:rFonts w:ascii="Consolas" w:eastAsia="Times New Roman" w:hAnsi="Consolas" w:cs="Times New Roman"/>
+          <w:color w:val="728E00"/>
+          <w:sz w:val="21"/>
+          <w:szCs w:val="21"/>
+          <w:lang w:eastAsia="it-IT"/>
+        </w:rPr>
+        <w:lastRenderedPageBreak/>
+        <w:t>#define</w:t>
+      </w:r>
+      <w:proofErr w:type="spellEnd"/>
+      <w:r>
+        <w:rPr>
+          <w:rFonts w:ascii="Consolas" w:eastAsia="Times New Roman" w:hAnsi="Consolas" w:cs="Times New Roman"/>
+          <w:color w:val="4E5B61"/>
+          <w:sz w:val="21"/>
+          <w:szCs w:val="21"/>
+          <w:lang w:eastAsia="it-IT"/>
+        </w:rPr>
+        <w:t xml:space="preserve"> </w:t>
+      </w:r>
+      <w:r>
+        <w:rPr>
+          <w:rFonts w:ascii="Consolas" w:eastAsia="Times New Roman" w:hAnsi="Consolas" w:cs="Times New Roman"/>
+          <w:color w:val="D35400"/>
+          <w:sz w:val="21"/>
+          <w:szCs w:val="21"/>
+          <w:lang w:eastAsia="it-IT"/>
+        </w:rPr>
+        <w:t>int2</w:t>
+      </w:r>
+      <w:r>
+        <w:rPr>
+          <w:rFonts w:ascii="Consolas" w:eastAsia="Times New Roman" w:hAnsi="Consolas" w:cs="Times New Roman"/>
+          <w:color w:val="4E5B61"/>
+          <w:sz w:val="21"/>
+          <w:szCs w:val="21"/>
+          <w:lang w:eastAsia="it-IT"/>
+        </w:rPr>
+        <w:t xml:space="preserve"> </w:t>
+      </w:r>
+      <w:r>
+        <w:rPr>
+          <w:rFonts w:ascii="Consolas" w:eastAsia="Times New Roman" w:hAnsi="Consolas" w:cs="Times New Roman"/>
+          <w:color w:val="005C5F"/>
+          <w:sz w:val="21"/>
+          <w:szCs w:val="21"/>
+          <w:lang w:eastAsia="it-IT"/>
+        </w:rPr>
+        <w:t>4</w:t>
+      </w:r>
+    </w:p>
+    <w:p>
+      <w:pPr>
+        <w:shd w:val="clear" w:color="auto" w:fill="FFFFFF"/>
+        <w:spacing w:after="0" w:line="240" w:lineRule="auto"/>
+        <w:rPr>
+          <w:rFonts w:ascii="Consolas" w:eastAsia="Times New Roman" w:hAnsi="Consolas" w:cs="Times New Roman"/>
+          <w:color w:val="4E5B61"/>
+          <w:sz w:val="21"/>
+          <w:szCs w:val="21"/>
+          <w:lang w:eastAsia="it-IT"/>
+        </w:rPr>
+      </w:pPr>
+      <w:proofErr w:type="spellStart"/>
+      <w:r>
+        <w:rPr>
+          <w:rFonts w:ascii="Consolas" w:eastAsia="Times New Roman" w:hAnsi="Consolas" w:cs="Times New Roman"/>
+          <w:color w:val="728E00"/>
+          <w:sz w:val="21"/>
+          <w:szCs w:val="21"/>
+          <w:lang w:eastAsia="it-IT"/>
+        </w:rPr>
+        <w:t>#define</w:t>
+      </w:r>
+      <w:proofErr w:type="spellEnd"/>
+      <w:r>
+        <w:rPr>
+          <w:rFonts w:ascii="Consolas" w:eastAsia="Times New Roman" w:hAnsi="Consolas" w:cs="Times New Roman"/>
+          <w:color w:val="4E5B61"/>
+          <w:sz w:val="21"/>
+          <w:szCs w:val="21"/>
+          <w:lang w:eastAsia="it-IT"/>
+        </w:rPr>
+        <w:t xml:space="preserve"> </w:t>
+      </w:r>
+      <w:r>
+        <w:rPr>
+          <w:rFonts w:ascii="Consolas" w:eastAsia="Times New Roman" w:hAnsi="Consolas" w:cs="Times New Roman"/>
+          <w:color w:val="D35400"/>
+          <w:sz w:val="21"/>
+          <w:szCs w:val="21"/>
+          <w:lang w:eastAsia="it-IT"/>
+        </w:rPr>
+        <w:t>int3</w:t>
+      </w:r>
+      <w:r>
+        <w:rPr>
+          <w:rFonts w:ascii="Consolas" w:eastAsia="Times New Roman" w:hAnsi="Consolas" w:cs="Times New Roman"/>
+          <w:color w:val="4E5B61"/>
+          <w:sz w:val="21"/>
+          <w:szCs w:val="21"/>
+          <w:lang w:eastAsia="it-IT"/>
+        </w:rPr>
+        <w:t xml:space="preserve"> </w:t>
+      </w:r>
+      <w:r>
+        <w:rPr>
+          <w:rFonts w:ascii="Consolas" w:eastAsia="Times New Roman" w:hAnsi="Consolas" w:cs="Times New Roman"/>
+          <w:color w:val="005C5F"/>
+          <w:sz w:val="21"/>
+          <w:szCs w:val="21"/>
+          <w:lang w:eastAsia="it-IT"/>
+        </w:rPr>
+        <w:t>5</w:t>
+      </w:r>
+    </w:p>
+    <w:p>
+      <w:pPr>
+        <w:shd w:val="clear" w:color="auto" w:fill="FFFFFF"/>
+        <w:spacing w:after="0" w:line="240" w:lineRule="auto"/>
+        <w:rPr>
+          <w:rFonts w:ascii="Consolas" w:eastAsia="Times New Roman" w:hAnsi="Consolas" w:cs="Times New Roman"/>
+          <w:color w:val="4E5B61"/>
+          <w:sz w:val="21"/>
+          <w:szCs w:val="21"/>
+          <w:lang w:eastAsia="it-IT"/>
+        </w:rPr>
+      </w:pPr>
+      <w:proofErr w:type="spellStart"/>
+      <w:r>
+        <w:rPr>
+          <w:rFonts w:ascii="Consolas" w:eastAsia="Times New Roman" w:hAnsi="Consolas" w:cs="Times New Roman"/>
+          <w:color w:val="728E00"/>
+          <w:sz w:val="21"/>
+          <w:szCs w:val="21"/>
+          <w:lang w:eastAsia="it-IT"/>
+        </w:rPr>
+        <w:t>#define</w:t>
+      </w:r>
+      <w:proofErr w:type="spellEnd"/>
+      <w:r>
+        <w:rPr>
+          <w:rFonts w:ascii="Consolas" w:eastAsia="Times New Roman" w:hAnsi="Consolas" w:cs="Times New Roman"/>
+          <w:color w:val="4E5B61"/>
+          <w:sz w:val="21"/>
+          <w:szCs w:val="21"/>
+          <w:lang w:eastAsia="it-IT"/>
+        </w:rPr>
+        <w:t xml:space="preserve"> </w:t>
+      </w:r>
+      <w:r>
+        <w:rPr>
+          <w:rFonts w:ascii="Consolas" w:eastAsia="Times New Roman" w:hAnsi="Consolas" w:cs="Times New Roman"/>
+          <w:color w:val="D35400"/>
+          <w:sz w:val="21"/>
+          <w:szCs w:val="21"/>
+          <w:lang w:eastAsia="it-IT"/>
+        </w:rPr>
+        <w:t>vibra</w:t>
+      </w:r>
+      <w:r>
+        <w:rPr>
+          <w:rFonts w:ascii="Consolas" w:eastAsia="Times New Roman" w:hAnsi="Consolas" w:cs="Times New Roman"/>
+          <w:color w:val="4E5B61"/>
+          <w:sz w:val="21"/>
+          <w:szCs w:val="21"/>
+          <w:lang w:eastAsia="it-IT"/>
+        </w:rPr>
+        <w:t xml:space="preserve"> </w:t>
+      </w:r>
+      <w:r>
+        <w:rPr>
+          <w:rFonts w:ascii="Consolas" w:eastAsia="Times New Roman" w:hAnsi="Consolas" w:cs="Times New Roman"/>
+          <w:color w:val="005C5F"/>
+          <w:sz w:val="21"/>
+          <w:szCs w:val="21"/>
+          <w:lang w:eastAsia="it-IT"/>
+        </w:rPr>
+        <w:t>1</w:t>
+      </w:r>
+    </w:p>
+    <w:p>
+      <w:pPr>
+        <w:shd w:val="clear" w:color="auto" w:fill="FFFFFF"/>
+        <w:spacing w:after="0" w:line="240" w:lineRule="auto"/>
+        <w:rPr>
+          <w:rFonts w:ascii="Consolas" w:eastAsia="Times New Roman" w:hAnsi="Consolas" w:cs="Times New Roman"/>
+          <w:color w:val="4E5B61"/>
+          <w:sz w:val="21"/>
+          <w:szCs w:val="21"/>
+          <w:lang w:eastAsia="it-IT"/>
+        </w:rPr>
+      </w:pPr>
+      <w:proofErr w:type="spellStart"/>
+      <w:r>
+        <w:rPr>
+          <w:rFonts w:ascii="Consolas" w:eastAsia="Times New Roman" w:hAnsi="Consolas" w:cs="Times New Roman"/>
+          <w:color w:val="728E00"/>
+          <w:sz w:val="21"/>
+          <w:szCs w:val="21"/>
+          <w:lang w:eastAsia="it-IT"/>
+        </w:rPr>
+        <w:t>#define</w:t>
+      </w:r>
+      <w:proofErr w:type="spellEnd"/>
+      <w:r>
+        <w:rPr>
+          <w:rFonts w:ascii="Consolas" w:eastAsia="Times New Roman" w:hAnsi="Consolas" w:cs="Times New Roman"/>
+          <w:color w:val="4E5B61"/>
+          <w:sz w:val="21"/>
+          <w:szCs w:val="21"/>
+          <w:lang w:eastAsia="it-IT"/>
+        </w:rPr>
+        <w:t xml:space="preserve"> </w:t>
+      </w:r>
+      <w:proofErr w:type="spellStart"/>
+      <w:r>
+        <w:rPr>
+          <w:rFonts w:ascii="Consolas" w:eastAsia="Times New Roman" w:hAnsi="Consolas" w:cs="Times New Roman"/>
+          <w:color w:val="D35400"/>
+          <w:sz w:val="21"/>
+          <w:szCs w:val="21"/>
+          <w:lang w:eastAsia="it-IT"/>
+        </w:rPr>
+        <w:t>IMU_ADDRESS</w:t>
+      </w:r>
+      <w:proofErr w:type="spellEnd"/>
+      <w:r>
+        <w:rPr>
+          <w:rFonts w:ascii="Consolas" w:eastAsia="Times New Roman" w:hAnsi="Consolas" w:cs="Times New Roman"/>
+          <w:color w:val="4E5B61"/>
+          <w:sz w:val="21"/>
+          <w:szCs w:val="21"/>
+          <w:lang w:eastAsia="it-IT"/>
+        </w:rPr>
+        <w:t xml:space="preserve"> 0x</w:t>
+      </w:r>
+      <w:r>
+        <w:rPr>
+          <w:rFonts w:ascii="Consolas" w:eastAsia="Times New Roman" w:hAnsi="Consolas" w:cs="Times New Roman"/>
+          <w:color w:val="005C5F"/>
+          <w:sz w:val="21"/>
+          <w:szCs w:val="21"/>
+          <w:lang w:eastAsia="it-IT"/>
+        </w:rPr>
+        <w:t>69</w:t>
+      </w:r>
+      <w:r>
+        <w:rPr>
+          <w:rFonts w:ascii="Consolas" w:eastAsia="Times New Roman" w:hAnsi="Consolas" w:cs="Times New Roman"/>
+          <w:color w:val="95A5A6"/>
+          <w:sz w:val="21"/>
+          <w:szCs w:val="21"/>
+          <w:lang w:eastAsia="it-IT"/>
+        </w:rPr>
+        <w:t xml:space="preserve">    //</w:t>
+      </w:r>
+      <w:proofErr w:type="spellStart"/>
+      <w:r>
+        <w:rPr>
+          <w:rFonts w:ascii="Consolas" w:eastAsia="Times New Roman" w:hAnsi="Consolas" w:cs="Times New Roman"/>
+          <w:color w:val="95A5A6"/>
+          <w:sz w:val="21"/>
+          <w:szCs w:val="21"/>
+          <w:lang w:eastAsia="it-IT"/>
+        </w:rPr>
+        <w:t>Change</w:t>
+      </w:r>
+      <w:proofErr w:type="spellEnd"/>
+      <w:r>
+        <w:rPr>
+          <w:rFonts w:ascii="Consolas" w:eastAsia="Times New Roman" w:hAnsi="Consolas" w:cs="Times New Roman"/>
+          <w:color w:val="95A5A6"/>
+          <w:sz w:val="21"/>
+          <w:szCs w:val="21"/>
+          <w:lang w:eastAsia="it-IT"/>
+        </w:rPr>
+        <w:t xml:space="preserve"> </w:t>
+      </w:r>
+      <w:proofErr w:type="spellStart"/>
+      <w:r>
+        <w:rPr>
+          <w:rFonts w:ascii="Consolas" w:eastAsia="Times New Roman" w:hAnsi="Consolas" w:cs="Times New Roman"/>
+          <w:color w:val="95A5A6"/>
+          <w:sz w:val="21"/>
+          <w:szCs w:val="21"/>
+          <w:lang w:eastAsia="it-IT"/>
+        </w:rPr>
+        <w:t>to</w:t>
+      </w:r>
+      <w:proofErr w:type="spellEnd"/>
+      <w:r>
+        <w:rPr>
+          <w:rFonts w:ascii="Consolas" w:eastAsia="Times New Roman" w:hAnsi="Consolas" w:cs="Times New Roman"/>
+          <w:color w:val="95A5A6"/>
+          <w:sz w:val="21"/>
+          <w:szCs w:val="21"/>
+          <w:lang w:eastAsia="it-IT"/>
+        </w:rPr>
+        <w:t xml:space="preserve"> the </w:t>
+      </w:r>
+      <w:proofErr w:type="spellStart"/>
+      <w:r>
+        <w:rPr>
+          <w:rFonts w:ascii="Consolas" w:eastAsia="Times New Roman" w:hAnsi="Consolas" w:cs="Times New Roman"/>
+          <w:color w:val="95A5A6"/>
+          <w:sz w:val="21"/>
+          <w:szCs w:val="21"/>
+          <w:lang w:eastAsia="it-IT"/>
+        </w:rPr>
+        <w:t>address</w:t>
+      </w:r>
+      <w:proofErr w:type="spellEnd"/>
+      <w:r>
+        <w:rPr>
+          <w:rFonts w:ascii="Consolas" w:eastAsia="Times New Roman" w:hAnsi="Consolas" w:cs="Times New Roman"/>
+          <w:color w:val="95A5A6"/>
+          <w:sz w:val="21"/>
+          <w:szCs w:val="21"/>
+          <w:lang w:eastAsia="it-IT"/>
+        </w:rPr>
+        <w:t xml:space="preserve"> </w:t>
+      </w:r>
+      <w:proofErr w:type="spellStart"/>
+      <w:r>
+        <w:rPr>
+          <w:rFonts w:ascii="Consolas" w:eastAsia="Times New Roman" w:hAnsi="Consolas" w:cs="Times New Roman"/>
+          <w:color w:val="95A5A6"/>
+          <w:sz w:val="21"/>
+          <w:szCs w:val="21"/>
+          <w:lang w:eastAsia="it-IT"/>
+        </w:rPr>
+        <w:t>of</w:t>
+      </w:r>
+      <w:proofErr w:type="spellEnd"/>
+      <w:r>
+        <w:rPr>
+          <w:rFonts w:ascii="Consolas" w:eastAsia="Times New Roman" w:hAnsi="Consolas" w:cs="Times New Roman"/>
+          <w:color w:val="95A5A6"/>
+          <w:sz w:val="21"/>
+          <w:szCs w:val="21"/>
+          <w:lang w:eastAsia="it-IT"/>
+        </w:rPr>
+        <w:t xml:space="preserve"> the IMU</w:t>
+      </w:r>
+    </w:p>
+    <w:p>
+      <w:pPr>
+        <w:shd w:val="clear" w:color="auto" w:fill="FFFFFF"/>
+        <w:spacing w:after="0" w:line="240" w:lineRule="auto"/>
+        <w:rPr>
+          <w:rFonts w:ascii="Consolas" w:eastAsia="Times New Roman" w:hAnsi="Consolas" w:cs="Times New Roman"/>
+          <w:color w:val="4E5B61"/>
+          <w:sz w:val="21"/>
+          <w:szCs w:val="21"/>
+          <w:lang w:eastAsia="it-IT"/>
+        </w:rPr>
+      </w:pPr>
+      <w:proofErr w:type="spellStart"/>
+      <w:r>
+        <w:rPr>
+          <w:rFonts w:ascii="Consolas" w:eastAsia="Times New Roman" w:hAnsi="Consolas" w:cs="Times New Roman"/>
+          <w:color w:val="728E00"/>
+          <w:sz w:val="21"/>
+          <w:szCs w:val="21"/>
+          <w:lang w:eastAsia="it-IT"/>
+        </w:rPr>
+        <w:t>#define</w:t>
+      </w:r>
+      <w:proofErr w:type="spellEnd"/>
+      <w:r>
+        <w:rPr>
+          <w:rFonts w:ascii="Consolas" w:eastAsia="Times New Roman" w:hAnsi="Consolas" w:cs="Times New Roman"/>
+          <w:color w:val="4E5B61"/>
+          <w:sz w:val="21"/>
+          <w:szCs w:val="21"/>
+          <w:lang w:eastAsia="it-IT"/>
+        </w:rPr>
+        <w:t xml:space="preserve"> </w:t>
+      </w:r>
+      <w:proofErr w:type="spellStart"/>
+      <w:r>
+        <w:rPr>
+          <w:rFonts w:ascii="Consolas" w:eastAsia="Times New Roman" w:hAnsi="Consolas" w:cs="Times New Roman"/>
+          <w:color w:val="D35400"/>
+          <w:sz w:val="21"/>
+          <w:szCs w:val="21"/>
+          <w:lang w:eastAsia="it-IT"/>
+        </w:rPr>
+        <w:t>PERFORM_CALIBRATION</w:t>
+      </w:r>
+      <w:proofErr w:type="spellEnd"/>
+    </w:p>
+    <w:p>
+      <w:pPr>
+        <w:shd w:val="clear" w:color="auto" w:fill="FFFFFF"/>
+        <w:spacing w:after="0" w:line="240" w:lineRule="auto"/>
+        <w:rPr>
+          <w:rFonts w:ascii="Consolas" w:eastAsia="Times New Roman" w:hAnsi="Consolas" w:cs="Times New Roman"/>
+          <w:color w:val="4E5B61"/>
+          <w:sz w:val="21"/>
+          <w:szCs w:val="21"/>
+          <w:lang w:eastAsia="it-IT"/>
+        </w:rPr>
+      </w:pPr>
+      <w:r>
+        <w:rPr>
+          <w:rFonts w:ascii="Consolas" w:eastAsia="Times New Roman" w:hAnsi="Consolas" w:cs="Times New Roman"/>
+          <w:color w:val="4E5B61"/>
+          <w:sz w:val="21"/>
+          <w:szCs w:val="21"/>
+          <w:lang w:eastAsia="it-IT"/>
+        </w:rPr>
+        <w:t>BMI160 IMU;</w:t>
+      </w:r>
+    </w:p>
+    <w:p>
+      <w:pPr>
+        <w:shd w:val="clear" w:color="auto" w:fill="FFFFFF"/>
+        <w:spacing w:after="0" w:line="240" w:lineRule="auto"/>
+        <w:rPr>
+          <w:rFonts w:ascii="Consolas" w:eastAsia="Times New Roman" w:hAnsi="Consolas" w:cs="Times New Roman"/>
+          <w:color w:val="4E5B61"/>
+          <w:sz w:val="21"/>
+          <w:szCs w:val="21"/>
+          <w:lang w:eastAsia="it-IT"/>
+        </w:rPr>
+      </w:pPr>
+      <w:proofErr w:type="spellStart"/>
+      <w:r>
+        <w:rPr>
+          <w:rFonts w:ascii="Consolas" w:eastAsia="Times New Roman" w:hAnsi="Consolas" w:cs="Times New Roman"/>
+          <w:color w:val="4E5B61"/>
+          <w:sz w:val="21"/>
+          <w:szCs w:val="21"/>
+          <w:lang w:eastAsia="it-IT"/>
+        </w:rPr>
+        <w:t>calData</w:t>
+      </w:r>
+      <w:proofErr w:type="spellEnd"/>
+      <w:r>
+        <w:rPr>
+          <w:rFonts w:ascii="Consolas" w:eastAsia="Times New Roman" w:hAnsi="Consolas" w:cs="Times New Roman"/>
+          <w:color w:val="4E5B61"/>
+          <w:sz w:val="21"/>
+          <w:szCs w:val="21"/>
+          <w:lang w:eastAsia="it-IT"/>
+        </w:rPr>
+        <w:t xml:space="preserve"> </w:t>
+      </w:r>
+      <w:proofErr w:type="spellStart"/>
+      <w:r>
+        <w:rPr>
+          <w:rFonts w:ascii="Consolas" w:eastAsia="Times New Roman" w:hAnsi="Consolas" w:cs="Times New Roman"/>
+          <w:color w:val="4E5B61"/>
+          <w:sz w:val="21"/>
+          <w:szCs w:val="21"/>
+          <w:lang w:eastAsia="it-IT"/>
+        </w:rPr>
+        <w:t>calib</w:t>
+      </w:r>
+      <w:proofErr w:type="spellEnd"/>
+      <w:r>
+        <w:rPr>
+          <w:rFonts w:ascii="Consolas" w:eastAsia="Times New Roman" w:hAnsi="Consolas" w:cs="Times New Roman"/>
+          <w:color w:val="4E5B61"/>
+          <w:sz w:val="21"/>
+          <w:szCs w:val="21"/>
+          <w:lang w:eastAsia="it-IT"/>
+        </w:rPr>
+        <w:t xml:space="preserve"> = </w:t>
+      </w:r>
+      <w:r>
+        <w:rPr>
+          <w:rFonts w:ascii="Consolas" w:eastAsia="Times New Roman" w:hAnsi="Consolas" w:cs="Times New Roman"/>
+          <w:color w:val="434F54"/>
+          <w:sz w:val="21"/>
+          <w:szCs w:val="21"/>
+          <w:lang w:eastAsia="it-IT"/>
+        </w:rPr>
+        <w:t>{</w:t>
+      </w:r>
+      <w:r>
+        <w:rPr>
+          <w:rFonts w:ascii="Consolas" w:eastAsia="Times New Roman" w:hAnsi="Consolas" w:cs="Times New Roman"/>
+          <w:color w:val="4E5B61"/>
+          <w:sz w:val="21"/>
+          <w:szCs w:val="21"/>
+          <w:lang w:eastAsia="it-IT"/>
+        </w:rPr>
+        <w:t xml:space="preserve"> </w:t>
+      </w:r>
+      <w:r>
+        <w:rPr>
+          <w:rFonts w:ascii="Consolas" w:eastAsia="Times New Roman" w:hAnsi="Consolas" w:cs="Times New Roman"/>
+          <w:color w:val="005C5F"/>
+          <w:sz w:val="21"/>
+          <w:szCs w:val="21"/>
+          <w:lang w:eastAsia="it-IT"/>
+        </w:rPr>
+        <w:t>0</w:t>
+      </w:r>
+      <w:r>
+        <w:rPr>
+          <w:rFonts w:ascii="Consolas" w:eastAsia="Times New Roman" w:hAnsi="Consolas" w:cs="Times New Roman"/>
+          <w:color w:val="4E5B61"/>
+          <w:sz w:val="21"/>
+          <w:szCs w:val="21"/>
+          <w:lang w:eastAsia="it-IT"/>
+        </w:rPr>
+        <w:t xml:space="preserve"> </w:t>
+      </w:r>
+      <w:r>
+        <w:rPr>
+          <w:rFonts w:ascii="Consolas" w:eastAsia="Times New Roman" w:hAnsi="Consolas" w:cs="Times New Roman"/>
+          <w:color w:val="434F54"/>
+          <w:sz w:val="21"/>
+          <w:szCs w:val="21"/>
+          <w:lang w:eastAsia="it-IT"/>
+        </w:rPr>
+        <w:t>}</w:t>
+      </w:r>
+      <w:r>
+        <w:rPr>
+          <w:rFonts w:ascii="Consolas" w:eastAsia="Times New Roman" w:hAnsi="Consolas" w:cs="Times New Roman"/>
+          <w:color w:val="4E5B61"/>
+          <w:sz w:val="21"/>
+          <w:szCs w:val="21"/>
+          <w:lang w:eastAsia="it-IT"/>
+        </w:rPr>
+        <w:t>;</w:t>
+      </w:r>
+      <w:r>
+        <w:rPr>
+          <w:rFonts w:ascii="Consolas" w:eastAsia="Times New Roman" w:hAnsi="Consolas" w:cs="Times New Roman"/>
+          <w:color w:val="95A5A6"/>
+          <w:sz w:val="21"/>
+          <w:szCs w:val="21"/>
+          <w:lang w:eastAsia="it-IT"/>
+        </w:rPr>
+        <w:t xml:space="preserve">  //</w:t>
+      </w:r>
+      <w:proofErr w:type="spellStart"/>
+      <w:r>
+        <w:rPr>
+          <w:rFonts w:ascii="Consolas" w:eastAsia="Times New Roman" w:hAnsi="Consolas" w:cs="Times New Roman"/>
+          <w:color w:val="95A5A6"/>
+          <w:sz w:val="21"/>
+          <w:szCs w:val="21"/>
+          <w:lang w:eastAsia="it-IT"/>
+        </w:rPr>
+        <w:t>Calibration</w:t>
+      </w:r>
+      <w:proofErr w:type="spellEnd"/>
+      <w:r>
+        <w:rPr>
+          <w:rFonts w:ascii="Consolas" w:eastAsia="Times New Roman" w:hAnsi="Consolas" w:cs="Times New Roman"/>
+          <w:color w:val="95A5A6"/>
+          <w:sz w:val="21"/>
+          <w:szCs w:val="21"/>
+          <w:lang w:eastAsia="it-IT"/>
+        </w:rPr>
+        <w:t xml:space="preserve"> data</w:t>
+      </w:r>
+    </w:p>
+    <w:p>
+      <w:pPr>
+        <w:shd w:val="clear" w:color="auto" w:fill="FFFFFF"/>
+        <w:spacing w:after="0" w:line="240" w:lineRule="auto"/>
+        <w:rPr>
+          <w:rFonts w:ascii="Consolas" w:eastAsia="Times New Roman" w:hAnsi="Consolas" w:cs="Times New Roman"/>
+          <w:color w:val="4E5B61"/>
+          <w:sz w:val="21"/>
+          <w:szCs w:val="21"/>
+          <w:lang w:eastAsia="it-IT"/>
+        </w:rPr>
+      </w:pPr>
+      <w:proofErr w:type="spellStart"/>
+      <w:r>
+        <w:rPr>
+          <w:rFonts w:ascii="Consolas" w:eastAsia="Times New Roman" w:hAnsi="Consolas" w:cs="Times New Roman"/>
+          <w:color w:val="4E5B61"/>
+          <w:sz w:val="21"/>
+          <w:szCs w:val="21"/>
+          <w:lang w:eastAsia="it-IT"/>
+        </w:rPr>
+        <w:t>AccelData</w:t>
+      </w:r>
+      <w:proofErr w:type="spellEnd"/>
+      <w:r>
+        <w:rPr>
+          <w:rFonts w:ascii="Consolas" w:eastAsia="Times New Roman" w:hAnsi="Consolas" w:cs="Times New Roman"/>
+          <w:color w:val="4E5B61"/>
+          <w:sz w:val="21"/>
+          <w:szCs w:val="21"/>
+          <w:lang w:eastAsia="it-IT"/>
+        </w:rPr>
+        <w:t xml:space="preserve"> </w:t>
+      </w:r>
+      <w:proofErr w:type="spellStart"/>
+      <w:r>
+        <w:rPr>
+          <w:rFonts w:ascii="Consolas" w:eastAsia="Times New Roman" w:hAnsi="Consolas" w:cs="Times New Roman"/>
+          <w:color w:val="4E5B61"/>
+          <w:sz w:val="21"/>
+          <w:szCs w:val="21"/>
+          <w:lang w:eastAsia="it-IT"/>
+        </w:rPr>
+        <w:t>accelData</w:t>
+      </w:r>
+      <w:proofErr w:type="spellEnd"/>
+      <w:r>
+        <w:rPr>
+          <w:rFonts w:ascii="Consolas" w:eastAsia="Times New Roman" w:hAnsi="Consolas" w:cs="Times New Roman"/>
+          <w:color w:val="4E5B61"/>
+          <w:sz w:val="21"/>
+          <w:szCs w:val="21"/>
+          <w:lang w:eastAsia="it-IT"/>
+        </w:rPr>
+        <w:t>;</w:t>
+      </w:r>
+      <w:r>
+        <w:rPr>
+          <w:rFonts w:ascii="Consolas" w:eastAsia="Times New Roman" w:hAnsi="Consolas" w:cs="Times New Roman"/>
+          <w:color w:val="95A5A6"/>
+          <w:sz w:val="21"/>
+          <w:szCs w:val="21"/>
+          <w:lang w:eastAsia="it-IT"/>
+        </w:rPr>
+        <w:t xml:space="preserve">    //</w:t>
+      </w:r>
+      <w:proofErr w:type="spellStart"/>
+      <w:r>
+        <w:rPr>
+          <w:rFonts w:ascii="Consolas" w:eastAsia="Times New Roman" w:hAnsi="Consolas" w:cs="Times New Roman"/>
+          <w:color w:val="95A5A6"/>
+          <w:sz w:val="21"/>
+          <w:szCs w:val="21"/>
+          <w:lang w:eastAsia="it-IT"/>
+        </w:rPr>
+        <w:t>Sensor</w:t>
+      </w:r>
+      <w:proofErr w:type="spellEnd"/>
+      <w:r>
+        <w:rPr>
+          <w:rFonts w:ascii="Consolas" w:eastAsia="Times New Roman" w:hAnsi="Consolas" w:cs="Times New Roman"/>
+          <w:color w:val="95A5A6"/>
+          <w:sz w:val="21"/>
+          <w:szCs w:val="21"/>
+          <w:lang w:eastAsia="it-IT"/>
+        </w:rPr>
+        <w:t xml:space="preserve"> data</w:t>
+      </w:r>
+    </w:p>
+    <w:p>
+      <w:pPr>
+        <w:shd w:val="clear" w:color="auto" w:fill="FFFFFF"/>
+        <w:spacing w:after="0" w:line="240" w:lineRule="auto"/>
+        <w:rPr>
+          <w:rFonts w:ascii="Consolas" w:eastAsia="Times New Roman" w:hAnsi="Consolas" w:cs="Times New Roman"/>
+          <w:color w:val="4E5B61"/>
+          <w:sz w:val="21"/>
+          <w:szCs w:val="21"/>
+          <w:lang w:eastAsia="it-IT"/>
+        </w:rPr>
+      </w:pPr>
+      <w:proofErr w:type="spellStart"/>
+      <w:r>
+        <w:rPr>
+          <w:rFonts w:ascii="Consolas" w:eastAsia="Times New Roman" w:hAnsi="Consolas" w:cs="Times New Roman"/>
+          <w:color w:val="4E5B61"/>
+          <w:sz w:val="21"/>
+          <w:szCs w:val="21"/>
+          <w:lang w:eastAsia="it-IT"/>
+        </w:rPr>
+        <w:t>GyroData</w:t>
+      </w:r>
+      <w:proofErr w:type="spellEnd"/>
+      <w:r>
+        <w:rPr>
+          <w:rFonts w:ascii="Consolas" w:eastAsia="Times New Roman" w:hAnsi="Consolas" w:cs="Times New Roman"/>
+          <w:color w:val="4E5B61"/>
+          <w:sz w:val="21"/>
+          <w:szCs w:val="21"/>
+          <w:lang w:eastAsia="it-IT"/>
+        </w:rPr>
+        <w:t xml:space="preserve"> </w:t>
+      </w:r>
+      <w:proofErr w:type="spellStart"/>
+      <w:r>
+        <w:rPr>
+          <w:rFonts w:ascii="Consolas" w:eastAsia="Times New Roman" w:hAnsi="Consolas" w:cs="Times New Roman"/>
+          <w:color w:val="4E5B61"/>
+          <w:sz w:val="21"/>
+          <w:szCs w:val="21"/>
+          <w:lang w:eastAsia="it-IT"/>
+        </w:rPr>
+        <w:t>gyroData</w:t>
+      </w:r>
+      <w:proofErr w:type="spellEnd"/>
+      <w:r>
+        <w:rPr>
+          <w:rFonts w:ascii="Consolas" w:eastAsia="Times New Roman" w:hAnsi="Consolas" w:cs="Times New Roman"/>
+          <w:color w:val="4E5B61"/>
+          <w:sz w:val="21"/>
+          <w:szCs w:val="21"/>
+          <w:lang w:eastAsia="it-IT"/>
+        </w:rPr>
+        <w:t>;</w:t>
+      </w:r>
+    </w:p>
+    <w:p>
+      <w:pPr>
+        <w:shd w:val="clear" w:color="auto" w:fill="FFFFFF"/>
+        <w:spacing w:after="0" w:line="240" w:lineRule="auto"/>
+        <w:rPr>
+          <w:rFonts w:ascii="Consolas" w:eastAsia="Times New Roman" w:hAnsi="Consolas" w:cs="Times New Roman"/>
+          <w:color w:val="4E5B61"/>
+          <w:sz w:val="21"/>
+          <w:szCs w:val="21"/>
+          <w:lang w:eastAsia="it-IT"/>
+        </w:rPr>
+      </w:pPr>
+      <w:proofErr w:type="spellStart"/>
+      <w:r>
+        <w:rPr>
+          <w:rFonts w:ascii="Consolas" w:eastAsia="Times New Roman" w:hAnsi="Consolas" w:cs="Times New Roman"/>
+          <w:color w:val="00979D"/>
+          <w:sz w:val="21"/>
+          <w:szCs w:val="21"/>
+          <w:lang w:eastAsia="it-IT"/>
+        </w:rPr>
+        <w:t>int</w:t>
+      </w:r>
+      <w:proofErr w:type="spellEnd"/>
+      <w:r>
+        <w:rPr>
+          <w:rFonts w:ascii="Consolas" w:eastAsia="Times New Roman" w:hAnsi="Consolas" w:cs="Times New Roman"/>
+          <w:color w:val="4E5B61"/>
+          <w:sz w:val="21"/>
+          <w:szCs w:val="21"/>
+          <w:lang w:eastAsia="it-IT"/>
+        </w:rPr>
+        <w:t xml:space="preserve"> valore, </w:t>
+      </w:r>
+      <w:proofErr w:type="spellStart"/>
+      <w:r>
+        <w:rPr>
+          <w:rFonts w:ascii="Consolas" w:eastAsia="Times New Roman" w:hAnsi="Consolas" w:cs="Times New Roman"/>
+          <w:color w:val="4E5B61"/>
+          <w:sz w:val="21"/>
+          <w:szCs w:val="21"/>
+          <w:lang w:eastAsia="it-IT"/>
+        </w:rPr>
+        <w:t>rslt</w:t>
+      </w:r>
+      <w:proofErr w:type="spellEnd"/>
+      <w:r>
+        <w:rPr>
+          <w:rFonts w:ascii="Consolas" w:eastAsia="Times New Roman" w:hAnsi="Consolas" w:cs="Times New Roman"/>
+          <w:color w:val="4E5B61"/>
+          <w:sz w:val="21"/>
+          <w:szCs w:val="21"/>
+          <w:lang w:eastAsia="it-IT"/>
+        </w:rPr>
+        <w:t xml:space="preserve">, i; </w:t>
+      </w:r>
+    </w:p>
+    <w:p>
+      <w:pPr>
+        <w:shd w:val="clear" w:color="auto" w:fill="FFFFFF"/>
+        <w:spacing w:after="0" w:line="240" w:lineRule="auto"/>
+        <w:rPr>
+          <w:rFonts w:ascii="Consolas" w:eastAsia="Times New Roman" w:hAnsi="Consolas" w:cs="Times New Roman"/>
+          <w:color w:val="4E5B61"/>
+          <w:sz w:val="21"/>
+          <w:szCs w:val="21"/>
+          <w:lang w:eastAsia="it-IT"/>
+        </w:rPr>
+      </w:pPr>
+      <w:proofErr w:type="spellStart"/>
+      <w:r>
+        <w:rPr>
+          <w:rFonts w:ascii="Consolas" w:eastAsia="Times New Roman" w:hAnsi="Consolas" w:cs="Times New Roman"/>
+          <w:color w:val="00979D"/>
+          <w:sz w:val="21"/>
+          <w:szCs w:val="21"/>
+          <w:lang w:eastAsia="it-IT"/>
+        </w:rPr>
+        <w:t>int</w:t>
+      </w:r>
+      <w:proofErr w:type="spellEnd"/>
+      <w:r>
+        <w:rPr>
+          <w:rFonts w:ascii="Consolas" w:eastAsia="Times New Roman" w:hAnsi="Consolas" w:cs="Times New Roman"/>
+          <w:color w:val="4E5B61"/>
+          <w:sz w:val="21"/>
+          <w:szCs w:val="21"/>
+          <w:lang w:eastAsia="it-IT"/>
+        </w:rPr>
+        <w:t xml:space="preserve"> </w:t>
+      </w:r>
+      <w:proofErr w:type="spellStart"/>
+      <w:r>
+        <w:rPr>
+          <w:rFonts w:ascii="Consolas" w:eastAsia="Times New Roman" w:hAnsi="Consolas" w:cs="Times New Roman"/>
+          <w:color w:val="4E5B61"/>
+          <w:sz w:val="21"/>
+          <w:szCs w:val="21"/>
+          <w:lang w:eastAsia="it-IT"/>
+        </w:rPr>
+        <w:t>umidita</w:t>
+      </w:r>
+      <w:proofErr w:type="spellEnd"/>
+      <w:r>
+        <w:rPr>
+          <w:rFonts w:ascii="Consolas" w:eastAsia="Times New Roman" w:hAnsi="Consolas" w:cs="Times New Roman"/>
+          <w:color w:val="4E5B61"/>
+          <w:sz w:val="21"/>
+          <w:szCs w:val="21"/>
+          <w:lang w:eastAsia="it-IT"/>
+        </w:rPr>
+        <w:t>;</w:t>
+      </w:r>
+    </w:p>
+    <w:p>
+      <w:pPr>
+        <w:shd w:val="clear" w:color="auto" w:fill="FFFFFF"/>
+        <w:spacing w:after="0" w:line="240" w:lineRule="auto"/>
+        <w:rPr>
+          <w:rFonts w:ascii="Consolas" w:eastAsia="Times New Roman" w:hAnsi="Consolas" w:cs="Times New Roman"/>
+          <w:color w:val="4E5B61"/>
+          <w:sz w:val="21"/>
+          <w:szCs w:val="21"/>
+          <w:lang w:eastAsia="it-IT"/>
+        </w:rPr>
+      </w:pPr>
+      <w:proofErr w:type="spellStart"/>
+      <w:r>
+        <w:rPr>
+          <w:rFonts w:ascii="Consolas" w:eastAsia="Times New Roman" w:hAnsi="Consolas" w:cs="Times New Roman"/>
+          <w:color w:val="00979D"/>
+          <w:sz w:val="21"/>
+          <w:szCs w:val="21"/>
+          <w:lang w:eastAsia="it-IT"/>
+        </w:rPr>
+        <w:t>unsigned</w:t>
+      </w:r>
+      <w:proofErr w:type="spellEnd"/>
+      <w:r>
+        <w:rPr>
+          <w:rFonts w:ascii="Consolas" w:eastAsia="Times New Roman" w:hAnsi="Consolas" w:cs="Times New Roman"/>
+          <w:color w:val="4E5B61"/>
+          <w:sz w:val="21"/>
+          <w:szCs w:val="21"/>
+          <w:lang w:eastAsia="it-IT"/>
+        </w:rPr>
+        <w:t xml:space="preserve"> </w:t>
+      </w:r>
+      <w:r>
+        <w:rPr>
+          <w:rFonts w:ascii="Consolas" w:eastAsia="Times New Roman" w:hAnsi="Consolas" w:cs="Times New Roman"/>
+          <w:color w:val="00979D"/>
+          <w:sz w:val="21"/>
+          <w:szCs w:val="21"/>
+          <w:lang w:eastAsia="it-IT"/>
+        </w:rPr>
+        <w:t>long</w:t>
+      </w:r>
+      <w:r>
+        <w:rPr>
+          <w:rFonts w:ascii="Consolas" w:eastAsia="Times New Roman" w:hAnsi="Consolas" w:cs="Times New Roman"/>
+          <w:color w:val="4E5B61"/>
+          <w:sz w:val="21"/>
+          <w:szCs w:val="21"/>
+          <w:lang w:eastAsia="it-IT"/>
+        </w:rPr>
+        <w:t xml:space="preserve"> </w:t>
+      </w:r>
+      <w:proofErr w:type="spellStart"/>
+      <w:r>
+        <w:rPr>
+          <w:rFonts w:ascii="Consolas" w:eastAsia="Times New Roman" w:hAnsi="Consolas" w:cs="Times New Roman"/>
+          <w:color w:val="4E5B61"/>
+          <w:sz w:val="21"/>
+          <w:szCs w:val="21"/>
+          <w:lang w:eastAsia="it-IT"/>
+        </w:rPr>
+        <w:t>lastMillis</w:t>
+      </w:r>
+      <w:proofErr w:type="spellEnd"/>
+      <w:r>
+        <w:rPr>
+          <w:rFonts w:ascii="Consolas" w:eastAsia="Times New Roman" w:hAnsi="Consolas" w:cs="Times New Roman"/>
+          <w:color w:val="4E5B61"/>
+          <w:sz w:val="21"/>
+          <w:szCs w:val="21"/>
+          <w:lang w:eastAsia="it-IT"/>
+        </w:rPr>
+        <w:t xml:space="preserve"> = </w:t>
+      </w:r>
+      <w:r>
+        <w:rPr>
+          <w:rFonts w:ascii="Consolas" w:eastAsia="Times New Roman" w:hAnsi="Consolas" w:cs="Times New Roman"/>
+          <w:color w:val="005C5F"/>
+          <w:sz w:val="21"/>
+          <w:szCs w:val="21"/>
+          <w:lang w:eastAsia="it-IT"/>
+        </w:rPr>
+        <w:t>0</w:t>
+      </w:r>
+      <w:r>
+        <w:rPr>
+          <w:rFonts w:ascii="Consolas" w:eastAsia="Times New Roman" w:hAnsi="Consolas" w:cs="Times New Roman"/>
+          <w:color w:val="4E5B61"/>
+          <w:sz w:val="21"/>
+          <w:szCs w:val="21"/>
+          <w:lang w:eastAsia="it-IT"/>
+        </w:rPr>
+        <w:t>;</w:t>
+      </w:r>
+    </w:p>
+    <w:p>
+      <w:pPr>
+        <w:shd w:val="clear" w:color="auto" w:fill="FFFFFF"/>
+        <w:spacing w:after="0" w:line="240" w:lineRule="auto"/>
+        <w:rPr>
+          <w:rFonts w:ascii="Consolas" w:eastAsia="Times New Roman" w:hAnsi="Consolas" w:cs="Times New Roman"/>
+          <w:color w:val="4E5B61"/>
+          <w:sz w:val="21"/>
+          <w:szCs w:val="21"/>
+          <w:lang w:eastAsia="it-IT"/>
+        </w:rPr>
+      </w:pPr>
+      <w:proofErr w:type="spellStart"/>
+      <w:r>
+        <w:rPr>
+          <w:rFonts w:ascii="Consolas" w:eastAsia="Times New Roman" w:hAnsi="Consolas" w:cs="Times New Roman"/>
+          <w:color w:val="00979D"/>
+          <w:sz w:val="21"/>
+          <w:szCs w:val="21"/>
+          <w:lang w:eastAsia="it-IT"/>
+        </w:rPr>
+        <w:t>unsigned</w:t>
+      </w:r>
+      <w:proofErr w:type="spellEnd"/>
+      <w:r>
+        <w:rPr>
+          <w:rFonts w:ascii="Consolas" w:eastAsia="Times New Roman" w:hAnsi="Consolas" w:cs="Times New Roman"/>
+          <w:color w:val="4E5B61"/>
+          <w:sz w:val="21"/>
+          <w:szCs w:val="21"/>
+          <w:lang w:eastAsia="it-IT"/>
+        </w:rPr>
+        <w:t xml:space="preserve"> </w:t>
+      </w:r>
+      <w:r>
+        <w:rPr>
+          <w:rFonts w:ascii="Consolas" w:eastAsia="Times New Roman" w:hAnsi="Consolas" w:cs="Times New Roman"/>
+          <w:color w:val="00979D"/>
+          <w:sz w:val="21"/>
+          <w:szCs w:val="21"/>
+          <w:lang w:eastAsia="it-IT"/>
+        </w:rPr>
+        <w:t>long</w:t>
+      </w:r>
+      <w:r>
+        <w:rPr>
+          <w:rFonts w:ascii="Consolas" w:eastAsia="Times New Roman" w:hAnsi="Consolas" w:cs="Times New Roman"/>
+          <w:color w:val="4E5B61"/>
+          <w:sz w:val="21"/>
+          <w:szCs w:val="21"/>
+          <w:lang w:eastAsia="it-IT"/>
+        </w:rPr>
+        <w:t xml:space="preserve"> </w:t>
+      </w:r>
+      <w:proofErr w:type="spellStart"/>
+      <w:r>
+        <w:rPr>
+          <w:rFonts w:ascii="Consolas" w:eastAsia="Times New Roman" w:hAnsi="Consolas" w:cs="Times New Roman"/>
+          <w:color w:val="4E5B61"/>
+          <w:sz w:val="21"/>
+          <w:szCs w:val="21"/>
+          <w:lang w:eastAsia="it-IT"/>
+        </w:rPr>
+        <w:t>interval</w:t>
+      </w:r>
+      <w:proofErr w:type="spellEnd"/>
+      <w:r>
+        <w:rPr>
+          <w:rFonts w:ascii="Consolas" w:eastAsia="Times New Roman" w:hAnsi="Consolas" w:cs="Times New Roman"/>
+          <w:color w:val="4E5B61"/>
+          <w:sz w:val="21"/>
+          <w:szCs w:val="21"/>
+          <w:lang w:eastAsia="it-IT"/>
+        </w:rPr>
+        <w:t xml:space="preserve"> = </w:t>
+      </w:r>
+      <w:r>
+        <w:rPr>
+          <w:rFonts w:ascii="Consolas" w:eastAsia="Times New Roman" w:hAnsi="Consolas" w:cs="Times New Roman"/>
+          <w:color w:val="005C5F"/>
+          <w:sz w:val="21"/>
+          <w:szCs w:val="21"/>
+          <w:lang w:eastAsia="it-IT"/>
+        </w:rPr>
+        <w:t>3000</w:t>
+      </w:r>
+      <w:r>
+        <w:rPr>
+          <w:rFonts w:ascii="Consolas" w:eastAsia="Times New Roman" w:hAnsi="Consolas" w:cs="Times New Roman"/>
+          <w:color w:val="4E5B61"/>
+          <w:sz w:val="21"/>
+          <w:szCs w:val="21"/>
+          <w:lang w:eastAsia="it-IT"/>
+        </w:rPr>
+        <w:t>;</w:t>
+      </w:r>
+    </w:p>
+    <w:p>
+      <w:pPr>
+        <w:shd w:val="clear" w:color="auto" w:fill="FFFFFF"/>
+        <w:spacing w:after="0" w:line="240" w:lineRule="auto"/>
+        <w:rPr>
+          <w:rFonts w:ascii="Consolas" w:eastAsia="Times New Roman" w:hAnsi="Consolas" w:cs="Times New Roman"/>
+          <w:color w:val="4E5B61"/>
+          <w:sz w:val="21"/>
+          <w:szCs w:val="21"/>
+          <w:lang w:eastAsia="it-IT"/>
+        </w:rPr>
+      </w:pPr>
+      <w:r>
+        <w:rPr>
+          <w:rFonts w:ascii="Consolas" w:eastAsia="Times New Roman" w:hAnsi="Consolas" w:cs="Times New Roman"/>
+          <w:color w:val="00979D"/>
+          <w:sz w:val="21"/>
+          <w:szCs w:val="21"/>
+          <w:lang w:eastAsia="it-IT"/>
+        </w:rPr>
+        <w:t>volatile</w:t>
+      </w:r>
+      <w:r>
+        <w:rPr>
+          <w:rFonts w:ascii="Consolas" w:eastAsia="Times New Roman" w:hAnsi="Consolas" w:cs="Times New Roman"/>
+          <w:color w:val="4E5B61"/>
+          <w:sz w:val="21"/>
+          <w:szCs w:val="21"/>
+          <w:lang w:eastAsia="it-IT"/>
+        </w:rPr>
+        <w:t xml:space="preserve"> </w:t>
+      </w:r>
+      <w:proofErr w:type="spellStart"/>
+      <w:r>
+        <w:rPr>
+          <w:rFonts w:ascii="Consolas" w:eastAsia="Times New Roman" w:hAnsi="Consolas" w:cs="Times New Roman"/>
+          <w:color w:val="00979D"/>
+          <w:sz w:val="21"/>
+          <w:szCs w:val="21"/>
+          <w:lang w:eastAsia="it-IT"/>
+        </w:rPr>
+        <w:t>bool</w:t>
+      </w:r>
+      <w:proofErr w:type="spellEnd"/>
+      <w:r>
+        <w:rPr>
+          <w:rFonts w:ascii="Consolas" w:eastAsia="Times New Roman" w:hAnsi="Consolas" w:cs="Times New Roman"/>
+          <w:color w:val="4E5B61"/>
+          <w:sz w:val="21"/>
+          <w:szCs w:val="21"/>
+          <w:lang w:eastAsia="it-IT"/>
+        </w:rPr>
+        <w:t xml:space="preserve"> </w:t>
+      </w:r>
+      <w:proofErr w:type="spellStart"/>
+      <w:r>
+        <w:rPr>
+          <w:rFonts w:ascii="Consolas" w:eastAsia="Times New Roman" w:hAnsi="Consolas" w:cs="Times New Roman"/>
+          <w:color w:val="4E5B61"/>
+          <w:sz w:val="21"/>
+          <w:szCs w:val="21"/>
+          <w:lang w:eastAsia="it-IT"/>
+        </w:rPr>
+        <w:t>vibrazioneRilevata</w:t>
+      </w:r>
+      <w:proofErr w:type="spellEnd"/>
+      <w:r>
+        <w:rPr>
+          <w:rFonts w:ascii="Consolas" w:eastAsia="Times New Roman" w:hAnsi="Consolas" w:cs="Times New Roman"/>
+          <w:color w:val="4E5B61"/>
+          <w:sz w:val="21"/>
+          <w:szCs w:val="21"/>
+          <w:lang w:eastAsia="it-IT"/>
+        </w:rPr>
+        <w:t xml:space="preserve"> = </w:t>
+      </w:r>
+      <w:r>
+        <w:rPr>
+          <w:rFonts w:ascii="Consolas" w:eastAsia="Times New Roman" w:hAnsi="Consolas" w:cs="Times New Roman"/>
+          <w:color w:val="005C5F"/>
+          <w:sz w:val="21"/>
+          <w:szCs w:val="21"/>
+          <w:lang w:eastAsia="it-IT"/>
+        </w:rPr>
+        <w:t>false</w:t>
+      </w:r>
+      <w:r>
+        <w:rPr>
+          <w:rFonts w:ascii="Consolas" w:eastAsia="Times New Roman" w:hAnsi="Consolas" w:cs="Times New Roman"/>
+          <w:color w:val="4E5B61"/>
+          <w:sz w:val="21"/>
+          <w:szCs w:val="21"/>
+          <w:lang w:eastAsia="it-IT"/>
+        </w:rPr>
+        <w:t>;</w:t>
+      </w:r>
+    </w:p>
+    <w:p>
+      <w:pPr>
+        <w:shd w:val="clear" w:color="auto" w:fill="FFFFFF"/>
+        <w:spacing w:after="0" w:line="240" w:lineRule="auto"/>
+        <w:rPr>
+          <w:rFonts w:ascii="Consolas" w:eastAsia="Times New Roman" w:hAnsi="Consolas" w:cs="Times New Roman"/>
+          <w:color w:val="4E5B61"/>
+          <w:sz w:val="21"/>
+          <w:szCs w:val="21"/>
+          <w:lang w:eastAsia="it-IT"/>
+        </w:rPr>
+      </w:pPr>
+      <w:proofErr w:type="spellStart"/>
+      <w:r>
+        <w:rPr>
+          <w:rFonts w:ascii="Consolas" w:eastAsia="Times New Roman" w:hAnsi="Consolas" w:cs="Times New Roman"/>
+          <w:color w:val="00979D"/>
+          <w:sz w:val="21"/>
+          <w:szCs w:val="21"/>
+          <w:lang w:eastAsia="it-IT"/>
+        </w:rPr>
+        <w:t>void</w:t>
+      </w:r>
+      <w:proofErr w:type="spellEnd"/>
+      <w:r>
+        <w:rPr>
+          <w:rFonts w:ascii="Consolas" w:eastAsia="Times New Roman" w:hAnsi="Consolas" w:cs="Times New Roman"/>
+          <w:color w:val="4E5B61"/>
+          <w:sz w:val="21"/>
+          <w:szCs w:val="21"/>
+          <w:lang w:eastAsia="it-IT"/>
+        </w:rPr>
+        <w:t xml:space="preserve"> </w:t>
+      </w:r>
+      <w:proofErr w:type="spellStart"/>
+      <w:r>
+        <w:rPr>
+          <w:rFonts w:ascii="Consolas" w:eastAsia="Times New Roman" w:hAnsi="Consolas" w:cs="Times New Roman"/>
+          <w:color w:val="D35400"/>
+          <w:sz w:val="21"/>
+          <w:szCs w:val="21"/>
+          <w:lang w:eastAsia="it-IT"/>
+        </w:rPr>
+        <w:t>setup</w:t>
+      </w:r>
+      <w:proofErr w:type="spellEnd"/>
+      <w:r>
+        <w:rPr>
+          <w:rFonts w:ascii="Consolas" w:eastAsia="Times New Roman" w:hAnsi="Consolas" w:cs="Times New Roman"/>
+          <w:color w:val="434F54"/>
+          <w:sz w:val="21"/>
+          <w:szCs w:val="21"/>
+          <w:lang w:eastAsia="it-IT"/>
+        </w:rPr>
+        <w:t>()</w:t>
+      </w:r>
+      <w:r>
+        <w:rPr>
+          <w:rFonts w:ascii="Consolas" w:eastAsia="Times New Roman" w:hAnsi="Consolas" w:cs="Times New Roman"/>
+          <w:color w:val="4E5B61"/>
+          <w:sz w:val="21"/>
+          <w:szCs w:val="21"/>
+          <w:lang w:eastAsia="it-IT"/>
+        </w:rPr>
+        <w:t xml:space="preserve"> </w:t>
+      </w:r>
+      <w:r>
+        <w:rPr>
+          <w:rFonts w:ascii="Consolas" w:eastAsia="Times New Roman" w:hAnsi="Consolas" w:cs="Times New Roman"/>
+          <w:color w:val="434F54"/>
+          <w:sz w:val="21"/>
+          <w:szCs w:val="21"/>
+          <w:lang w:eastAsia="it-IT"/>
+        </w:rPr>
+        <w:t>{</w:t>
+      </w:r>
+    </w:p>
+    <w:p>
+      <w:pPr>
+        <w:shd w:val="clear" w:color="auto" w:fill="FFFFFF"/>
+        <w:spacing w:after="0" w:line="240" w:lineRule="auto"/>
+        <w:rPr>
+          <w:rFonts w:ascii="Consolas" w:eastAsia="Times New Roman" w:hAnsi="Consolas" w:cs="Times New Roman"/>
+          <w:color w:val="4E5B61"/>
+          <w:sz w:val="21"/>
+          <w:szCs w:val="21"/>
+          <w:lang w:eastAsia="it-IT"/>
+        </w:rPr>
+      </w:pPr>
+      <w:r>
+        <w:rPr>
+          <w:rFonts w:ascii="Consolas" w:eastAsia="Times New Roman" w:hAnsi="Consolas" w:cs="Times New Roman"/>
+          <w:color w:val="95A5A6"/>
+          <w:sz w:val="21"/>
+          <w:szCs w:val="21"/>
+          <w:lang w:eastAsia="it-IT"/>
+        </w:rPr>
+        <w:t xml:space="preserve">  // put </w:t>
+      </w:r>
+      <w:proofErr w:type="spellStart"/>
+      <w:r>
+        <w:rPr>
+          <w:rFonts w:ascii="Consolas" w:eastAsia="Times New Roman" w:hAnsi="Consolas" w:cs="Times New Roman"/>
+          <w:color w:val="95A5A6"/>
+          <w:sz w:val="21"/>
+          <w:szCs w:val="21"/>
+          <w:lang w:eastAsia="it-IT"/>
+        </w:rPr>
+        <w:t>your</w:t>
+      </w:r>
+      <w:proofErr w:type="spellEnd"/>
+      <w:r>
+        <w:rPr>
+          <w:rFonts w:ascii="Consolas" w:eastAsia="Times New Roman" w:hAnsi="Consolas" w:cs="Times New Roman"/>
+          <w:color w:val="95A5A6"/>
+          <w:sz w:val="21"/>
+          <w:szCs w:val="21"/>
+          <w:lang w:eastAsia="it-IT"/>
+        </w:rPr>
+        <w:t xml:space="preserve"> </w:t>
+      </w:r>
+      <w:proofErr w:type="spellStart"/>
+      <w:r>
+        <w:rPr>
+          <w:rFonts w:ascii="Consolas" w:eastAsia="Times New Roman" w:hAnsi="Consolas" w:cs="Times New Roman"/>
+          <w:color w:val="95A5A6"/>
+          <w:sz w:val="21"/>
+          <w:szCs w:val="21"/>
+          <w:lang w:eastAsia="it-IT"/>
+        </w:rPr>
+        <w:t>setup</w:t>
+      </w:r>
+      <w:proofErr w:type="spellEnd"/>
+      <w:r>
+        <w:rPr>
+          <w:rFonts w:ascii="Consolas" w:eastAsia="Times New Roman" w:hAnsi="Consolas" w:cs="Times New Roman"/>
+          <w:color w:val="95A5A6"/>
+          <w:sz w:val="21"/>
+          <w:szCs w:val="21"/>
+          <w:lang w:eastAsia="it-IT"/>
+        </w:rPr>
+        <w:t xml:space="preserve"> code </w:t>
+      </w:r>
+      <w:proofErr w:type="spellStart"/>
+      <w:r>
+        <w:rPr>
+          <w:rFonts w:ascii="Consolas" w:eastAsia="Times New Roman" w:hAnsi="Consolas" w:cs="Times New Roman"/>
+          <w:color w:val="95A5A6"/>
+          <w:sz w:val="21"/>
+          <w:szCs w:val="21"/>
+          <w:lang w:eastAsia="it-IT"/>
+        </w:rPr>
+        <w:t>here</w:t>
+      </w:r>
+      <w:proofErr w:type="spellEnd"/>
+      <w:r>
+        <w:rPr>
+          <w:rFonts w:ascii="Consolas" w:eastAsia="Times New Roman" w:hAnsi="Consolas" w:cs="Times New Roman"/>
+          <w:color w:val="95A5A6"/>
+          <w:sz w:val="21"/>
+          <w:szCs w:val="21"/>
+          <w:lang w:eastAsia="it-IT"/>
+        </w:rPr>
+        <w:t xml:space="preserve">, </w:t>
+      </w:r>
+      <w:proofErr w:type="spellStart"/>
+      <w:r>
+        <w:rPr>
+          <w:rFonts w:ascii="Consolas" w:eastAsia="Times New Roman" w:hAnsi="Consolas" w:cs="Times New Roman"/>
+          <w:color w:val="95A5A6"/>
+          <w:sz w:val="21"/>
+          <w:szCs w:val="21"/>
+          <w:lang w:eastAsia="it-IT"/>
+        </w:rPr>
+        <w:t>to</w:t>
+      </w:r>
+      <w:proofErr w:type="spellEnd"/>
+      <w:r>
+        <w:rPr>
+          <w:rFonts w:ascii="Consolas" w:eastAsia="Times New Roman" w:hAnsi="Consolas" w:cs="Times New Roman"/>
+          <w:color w:val="95A5A6"/>
+          <w:sz w:val="21"/>
+          <w:szCs w:val="21"/>
+          <w:lang w:eastAsia="it-IT"/>
+        </w:rPr>
+        <w:t xml:space="preserve"> </w:t>
+      </w:r>
+      <w:proofErr w:type="spellStart"/>
+      <w:r>
+        <w:rPr>
+          <w:rFonts w:ascii="Consolas" w:eastAsia="Times New Roman" w:hAnsi="Consolas" w:cs="Times New Roman"/>
+          <w:color w:val="95A5A6"/>
+          <w:sz w:val="21"/>
+          <w:szCs w:val="21"/>
+          <w:lang w:eastAsia="it-IT"/>
+        </w:rPr>
+        <w:t>run</w:t>
+      </w:r>
+      <w:proofErr w:type="spellEnd"/>
+      <w:r>
+        <w:rPr>
+          <w:rFonts w:ascii="Consolas" w:eastAsia="Times New Roman" w:hAnsi="Consolas" w:cs="Times New Roman"/>
+          <w:color w:val="95A5A6"/>
+          <w:sz w:val="21"/>
+          <w:szCs w:val="21"/>
+          <w:lang w:eastAsia="it-IT"/>
+        </w:rPr>
+        <w:t xml:space="preserve"> once:</w:t>
+      </w:r>
+    </w:p>
+    <w:p>
+      <w:pPr>
+        <w:shd w:val="clear" w:color="auto" w:fill="FFFFFF"/>
+        <w:spacing w:after="0" w:line="240" w:lineRule="auto"/>
+        <w:rPr>
+          <w:rFonts w:ascii="Consolas" w:eastAsia="Times New Roman" w:hAnsi="Consolas" w:cs="Times New Roman"/>
+          <w:color w:val="4E5B61"/>
+          <w:sz w:val="21"/>
+          <w:szCs w:val="21"/>
+          <w:lang w:eastAsia="it-IT"/>
+        </w:rPr>
+      </w:pPr>
+      <w:proofErr w:type="spellStart"/>
+      <w:r>
+        <w:rPr>
+          <w:rFonts w:ascii="Consolas" w:eastAsia="Times New Roman" w:hAnsi="Consolas" w:cs="Times New Roman"/>
+          <w:color w:val="D35400"/>
+          <w:sz w:val="21"/>
+          <w:szCs w:val="21"/>
+          <w:lang w:eastAsia="it-IT"/>
+        </w:rPr>
+        <w:t>pinMode</w:t>
+      </w:r>
+      <w:proofErr w:type="spellEnd"/>
+      <w:r>
+        <w:rPr>
+          <w:rFonts w:ascii="Consolas" w:eastAsia="Times New Roman" w:hAnsi="Consolas" w:cs="Times New Roman"/>
+          <w:color w:val="434F54"/>
+          <w:sz w:val="21"/>
+          <w:szCs w:val="21"/>
+          <w:lang w:eastAsia="it-IT"/>
+        </w:rPr>
+        <w:t>(</w:t>
+      </w:r>
+      <w:r>
+        <w:rPr>
+          <w:rFonts w:ascii="Consolas" w:eastAsia="Times New Roman" w:hAnsi="Consolas" w:cs="Times New Roman"/>
+          <w:color w:val="4E5B61"/>
+          <w:sz w:val="21"/>
+          <w:szCs w:val="21"/>
+          <w:lang w:eastAsia="it-IT"/>
+        </w:rPr>
+        <w:t>Sensore, INPUT</w:t>
+      </w:r>
+      <w:r>
+        <w:rPr>
+          <w:rFonts w:ascii="Consolas" w:eastAsia="Times New Roman" w:hAnsi="Consolas" w:cs="Times New Roman"/>
+          <w:color w:val="434F54"/>
+          <w:sz w:val="21"/>
+          <w:szCs w:val="21"/>
+          <w:lang w:eastAsia="it-IT"/>
+        </w:rPr>
+        <w:t>)</w:t>
+      </w:r>
+      <w:r>
+        <w:rPr>
+          <w:rFonts w:ascii="Consolas" w:eastAsia="Times New Roman" w:hAnsi="Consolas" w:cs="Times New Roman"/>
+          <w:color w:val="4E5B61"/>
+          <w:sz w:val="21"/>
+          <w:szCs w:val="21"/>
+          <w:lang w:eastAsia="it-IT"/>
+        </w:rPr>
+        <w:t>;</w:t>
+      </w:r>
+    </w:p>
+    <w:p>
+      <w:pPr>
+        <w:shd w:val="clear" w:color="auto" w:fill="FFFFFF"/>
+        <w:spacing w:after="0" w:line="240" w:lineRule="auto"/>
+        <w:rPr>
+          <w:rFonts w:ascii="Consolas" w:eastAsia="Times New Roman" w:hAnsi="Consolas" w:cs="Times New Roman"/>
+          <w:color w:val="4E5B61"/>
+          <w:sz w:val="21"/>
+          <w:szCs w:val="21"/>
+          <w:lang w:eastAsia="it-IT"/>
+        </w:rPr>
+      </w:pPr>
+      <w:proofErr w:type="spellStart"/>
+      <w:r>
+        <w:rPr>
+          <w:rFonts w:ascii="Consolas" w:eastAsia="Times New Roman" w:hAnsi="Consolas" w:cs="Times New Roman"/>
+          <w:color w:val="D35400"/>
+          <w:sz w:val="21"/>
+          <w:szCs w:val="21"/>
+          <w:lang w:eastAsia="it-IT"/>
+        </w:rPr>
+        <w:t>pinMode</w:t>
+      </w:r>
+      <w:proofErr w:type="spellEnd"/>
+      <w:r>
+        <w:rPr>
+          <w:rFonts w:ascii="Consolas" w:eastAsia="Times New Roman" w:hAnsi="Consolas" w:cs="Times New Roman"/>
+          <w:color w:val="434F54"/>
+          <w:sz w:val="21"/>
+          <w:szCs w:val="21"/>
+          <w:lang w:eastAsia="it-IT"/>
+        </w:rPr>
+        <w:t>(</w:t>
+      </w:r>
+      <w:r>
+        <w:rPr>
+          <w:rFonts w:ascii="Consolas" w:eastAsia="Times New Roman" w:hAnsi="Consolas" w:cs="Times New Roman"/>
+          <w:color w:val="4E5B61"/>
+          <w:sz w:val="21"/>
+          <w:szCs w:val="21"/>
+          <w:lang w:eastAsia="it-IT"/>
+        </w:rPr>
+        <w:t xml:space="preserve">int1, </w:t>
+      </w:r>
+      <w:proofErr w:type="spellStart"/>
+      <w:r>
+        <w:rPr>
+          <w:rFonts w:ascii="Consolas" w:eastAsia="Times New Roman" w:hAnsi="Consolas" w:cs="Times New Roman"/>
+          <w:color w:val="4E5B61"/>
+          <w:sz w:val="21"/>
+          <w:szCs w:val="21"/>
+          <w:lang w:eastAsia="it-IT"/>
+        </w:rPr>
+        <w:t>INPUT_PULLUP</w:t>
+      </w:r>
+      <w:proofErr w:type="spellEnd"/>
+      <w:r>
+        <w:rPr>
+          <w:rFonts w:ascii="Consolas" w:eastAsia="Times New Roman" w:hAnsi="Consolas" w:cs="Times New Roman"/>
+          <w:color w:val="434F54"/>
+          <w:sz w:val="21"/>
+          <w:szCs w:val="21"/>
+          <w:lang w:eastAsia="it-IT"/>
+        </w:rPr>
+        <w:t>)</w:t>
+      </w:r>
+      <w:r>
+        <w:rPr>
+          <w:rFonts w:ascii="Consolas" w:eastAsia="Times New Roman" w:hAnsi="Consolas" w:cs="Times New Roman"/>
+          <w:color w:val="4E5B61"/>
+          <w:sz w:val="21"/>
+          <w:szCs w:val="21"/>
+          <w:lang w:eastAsia="it-IT"/>
+        </w:rPr>
+        <w:t>;</w:t>
+      </w:r>
+    </w:p>
+    <w:p>
+      <w:pPr>
+        <w:shd w:val="clear" w:color="auto" w:fill="FFFFFF"/>
+        <w:spacing w:after="0" w:line="240" w:lineRule="auto"/>
+        <w:rPr>
+          <w:rFonts w:ascii="Consolas" w:eastAsia="Times New Roman" w:hAnsi="Consolas" w:cs="Times New Roman"/>
+          <w:color w:val="4E5B61"/>
+          <w:sz w:val="21"/>
+          <w:szCs w:val="21"/>
+          <w:lang w:eastAsia="it-IT"/>
+        </w:rPr>
+      </w:pPr>
+      <w:proofErr w:type="spellStart"/>
+      <w:r>
+        <w:rPr>
+          <w:rFonts w:ascii="Consolas" w:eastAsia="Times New Roman" w:hAnsi="Consolas" w:cs="Times New Roman"/>
+          <w:color w:val="D35400"/>
+          <w:sz w:val="21"/>
+          <w:szCs w:val="21"/>
+          <w:lang w:eastAsia="it-IT"/>
+        </w:rPr>
+        <w:t>pinMode</w:t>
+      </w:r>
+      <w:proofErr w:type="spellEnd"/>
+      <w:r>
+        <w:rPr>
+          <w:rFonts w:ascii="Consolas" w:eastAsia="Times New Roman" w:hAnsi="Consolas" w:cs="Times New Roman"/>
+          <w:color w:val="434F54"/>
+          <w:sz w:val="21"/>
+          <w:szCs w:val="21"/>
+          <w:lang w:eastAsia="it-IT"/>
+        </w:rPr>
+        <w:t>(</w:t>
+      </w:r>
+      <w:r>
+        <w:rPr>
+          <w:rFonts w:ascii="Consolas" w:eastAsia="Times New Roman" w:hAnsi="Consolas" w:cs="Times New Roman"/>
+          <w:color w:val="4E5B61"/>
+          <w:sz w:val="21"/>
+          <w:szCs w:val="21"/>
+          <w:lang w:eastAsia="it-IT"/>
+        </w:rPr>
+        <w:t>int2, INPUT</w:t>
+      </w:r>
+      <w:r>
+        <w:rPr>
+          <w:rFonts w:ascii="Consolas" w:eastAsia="Times New Roman" w:hAnsi="Consolas" w:cs="Times New Roman"/>
+          <w:color w:val="434F54"/>
+          <w:sz w:val="21"/>
+          <w:szCs w:val="21"/>
+          <w:lang w:eastAsia="it-IT"/>
+        </w:rPr>
+        <w:t>)</w:t>
+      </w:r>
+      <w:r>
+        <w:rPr>
+          <w:rFonts w:ascii="Consolas" w:eastAsia="Times New Roman" w:hAnsi="Consolas" w:cs="Times New Roman"/>
+          <w:color w:val="4E5B61"/>
+          <w:sz w:val="21"/>
+          <w:szCs w:val="21"/>
+          <w:lang w:eastAsia="it-IT"/>
+        </w:rPr>
+        <w:t>;</w:t>
+      </w:r>
+    </w:p>
+    <w:p>
+      <w:pPr>
+        <w:shd w:val="clear" w:color="auto" w:fill="FFFFFF"/>
+        <w:spacing w:after="0" w:line="240" w:lineRule="auto"/>
+        <w:rPr>
+          <w:rFonts w:ascii="Consolas" w:eastAsia="Times New Roman" w:hAnsi="Consolas" w:cs="Times New Roman"/>
+          <w:color w:val="4E5B61"/>
+          <w:sz w:val="21"/>
+          <w:szCs w:val="21"/>
+          <w:lang w:eastAsia="it-IT"/>
+        </w:rPr>
+      </w:pPr>
+      <w:proofErr w:type="spellStart"/>
+      <w:r>
+        <w:rPr>
+          <w:rFonts w:ascii="Consolas" w:eastAsia="Times New Roman" w:hAnsi="Consolas" w:cs="Times New Roman"/>
+          <w:color w:val="D35400"/>
+          <w:sz w:val="21"/>
+          <w:szCs w:val="21"/>
+          <w:lang w:eastAsia="it-IT"/>
+        </w:rPr>
+        <w:t>pinMode</w:t>
+      </w:r>
+      <w:proofErr w:type="spellEnd"/>
+      <w:r>
+        <w:rPr>
+          <w:rFonts w:ascii="Consolas" w:eastAsia="Times New Roman" w:hAnsi="Consolas" w:cs="Times New Roman"/>
+          <w:color w:val="434F54"/>
+          <w:sz w:val="21"/>
+          <w:szCs w:val="21"/>
+          <w:lang w:eastAsia="it-IT"/>
+        </w:rPr>
+        <w:t>(</w:t>
+      </w:r>
+      <w:r>
+        <w:rPr>
+          <w:rFonts w:ascii="Consolas" w:eastAsia="Times New Roman" w:hAnsi="Consolas" w:cs="Times New Roman"/>
+          <w:color w:val="4E5B61"/>
+          <w:sz w:val="21"/>
+          <w:szCs w:val="21"/>
+          <w:lang w:eastAsia="it-IT"/>
+        </w:rPr>
+        <w:t>int3, INPUT</w:t>
+      </w:r>
+      <w:r>
+        <w:rPr>
+          <w:rFonts w:ascii="Consolas" w:eastAsia="Times New Roman" w:hAnsi="Consolas" w:cs="Times New Roman"/>
+          <w:color w:val="434F54"/>
+          <w:sz w:val="21"/>
+          <w:szCs w:val="21"/>
+          <w:lang w:eastAsia="it-IT"/>
+        </w:rPr>
+        <w:t>)</w:t>
+      </w:r>
+      <w:r>
+        <w:rPr>
+          <w:rFonts w:ascii="Consolas" w:eastAsia="Times New Roman" w:hAnsi="Consolas" w:cs="Times New Roman"/>
+          <w:color w:val="4E5B61"/>
+          <w:sz w:val="21"/>
+          <w:szCs w:val="21"/>
+          <w:lang w:eastAsia="it-IT"/>
+        </w:rPr>
+        <w:t>;</w:t>
+      </w:r>
+    </w:p>
+    <w:p>
+      <w:pPr>
+        <w:shd w:val="clear" w:color="auto" w:fill="FFFFFF"/>
+        <w:spacing w:after="0" w:line="240" w:lineRule="auto"/>
+        <w:rPr>
+          <w:rFonts w:ascii="Consolas" w:eastAsia="Times New Roman" w:hAnsi="Consolas" w:cs="Times New Roman"/>
+          <w:color w:val="4E5B61"/>
+          <w:sz w:val="21"/>
+          <w:szCs w:val="21"/>
+          <w:lang w:eastAsia="it-IT"/>
+        </w:rPr>
+      </w:pPr>
+      <w:proofErr w:type="spellStart"/>
+      <w:r>
+        <w:rPr>
+          <w:rFonts w:ascii="Consolas" w:eastAsia="Times New Roman" w:hAnsi="Consolas" w:cs="Times New Roman"/>
+          <w:color w:val="D35400"/>
+          <w:sz w:val="21"/>
+          <w:szCs w:val="21"/>
+          <w:lang w:eastAsia="it-IT"/>
+        </w:rPr>
+        <w:t>pinMode</w:t>
+      </w:r>
+      <w:proofErr w:type="spellEnd"/>
+      <w:r>
+        <w:rPr>
+          <w:rFonts w:ascii="Consolas" w:eastAsia="Times New Roman" w:hAnsi="Consolas" w:cs="Times New Roman"/>
+          <w:color w:val="434F54"/>
+          <w:sz w:val="21"/>
+          <w:szCs w:val="21"/>
+          <w:lang w:eastAsia="it-IT"/>
+        </w:rPr>
+        <w:t>(</w:t>
+      </w:r>
+      <w:r>
+        <w:rPr>
+          <w:rFonts w:ascii="Consolas" w:eastAsia="Times New Roman" w:hAnsi="Consolas" w:cs="Times New Roman"/>
+          <w:color w:val="4E5B61"/>
+          <w:sz w:val="21"/>
+          <w:szCs w:val="21"/>
+          <w:lang w:eastAsia="it-IT"/>
+        </w:rPr>
+        <w:t>vibra, INPUT</w:t>
+      </w:r>
+      <w:r>
+        <w:rPr>
+          <w:rFonts w:ascii="Consolas" w:eastAsia="Times New Roman" w:hAnsi="Consolas" w:cs="Times New Roman"/>
+          <w:color w:val="434F54"/>
+          <w:sz w:val="21"/>
+          <w:szCs w:val="21"/>
+          <w:lang w:eastAsia="it-IT"/>
+        </w:rPr>
+        <w:t>)</w:t>
+      </w:r>
+      <w:r>
+        <w:rPr>
+          <w:rFonts w:ascii="Consolas" w:eastAsia="Times New Roman" w:hAnsi="Consolas" w:cs="Times New Roman"/>
+          <w:color w:val="4E5B61"/>
+          <w:sz w:val="21"/>
+          <w:szCs w:val="21"/>
+          <w:lang w:eastAsia="it-IT"/>
+        </w:rPr>
+        <w:t>;</w:t>
+      </w:r>
+    </w:p>
+    <w:p>
+      <w:pPr>
+        <w:shd w:val="clear" w:color="auto" w:fill="FFFFFF"/>
+        <w:spacing w:after="0" w:line="240" w:lineRule="auto"/>
+        <w:rPr>
+          <w:rFonts w:ascii="Consolas" w:eastAsia="Times New Roman" w:hAnsi="Consolas" w:cs="Times New Roman"/>
+          <w:color w:val="4E5B61"/>
+          <w:sz w:val="21"/>
+          <w:szCs w:val="21"/>
+          <w:lang w:eastAsia="it-IT"/>
+        </w:rPr>
+      </w:pPr>
+      <w:proofErr w:type="spellStart"/>
+      <w:r>
+        <w:rPr>
+          <w:rFonts w:ascii="Consolas" w:eastAsia="Times New Roman" w:hAnsi="Consolas" w:cs="Times New Roman"/>
+          <w:color w:val="D35400"/>
+          <w:sz w:val="21"/>
+          <w:szCs w:val="21"/>
+          <w:lang w:eastAsia="it-IT"/>
+        </w:rPr>
+        <w:t>Wire</w:t>
+      </w:r>
+      <w:r>
+        <w:rPr>
+          <w:rFonts w:ascii="Consolas" w:eastAsia="Times New Roman" w:hAnsi="Consolas" w:cs="Times New Roman"/>
+          <w:color w:val="4E5B61"/>
+          <w:sz w:val="21"/>
+          <w:szCs w:val="21"/>
+          <w:lang w:eastAsia="it-IT"/>
+        </w:rPr>
+        <w:t>.</w:t>
+      </w:r>
+      <w:r>
+        <w:rPr>
+          <w:rFonts w:ascii="Consolas" w:eastAsia="Times New Roman" w:hAnsi="Consolas" w:cs="Times New Roman"/>
+          <w:color w:val="D35400"/>
+          <w:sz w:val="21"/>
+          <w:szCs w:val="21"/>
+          <w:lang w:eastAsia="it-IT"/>
+        </w:rPr>
+        <w:t>begin</w:t>
+      </w:r>
+      <w:proofErr w:type="spellEnd"/>
+      <w:r>
+        <w:rPr>
+          <w:rFonts w:ascii="Consolas" w:eastAsia="Times New Roman" w:hAnsi="Consolas" w:cs="Times New Roman"/>
+          <w:color w:val="434F54"/>
+          <w:sz w:val="21"/>
+          <w:szCs w:val="21"/>
+          <w:lang w:eastAsia="it-IT"/>
+        </w:rPr>
+        <w:t>()</w:t>
+      </w:r>
+      <w:r>
+        <w:rPr>
+          <w:rFonts w:ascii="Consolas" w:eastAsia="Times New Roman" w:hAnsi="Consolas" w:cs="Times New Roman"/>
+          <w:color w:val="4E5B61"/>
+          <w:sz w:val="21"/>
+          <w:szCs w:val="21"/>
+          <w:lang w:eastAsia="it-IT"/>
+        </w:rPr>
+        <w:t>;</w:t>
+      </w:r>
+    </w:p>
+    <w:p>
+      <w:pPr>
+        <w:shd w:val="clear" w:color="auto" w:fill="FFFFFF"/>
+        <w:spacing w:after="0" w:line="240" w:lineRule="auto"/>
+        <w:rPr>
+          <w:rFonts w:ascii="Consolas" w:eastAsia="Times New Roman" w:hAnsi="Consolas" w:cs="Times New Roman"/>
+          <w:color w:val="4E5B61"/>
+          <w:sz w:val="21"/>
+          <w:szCs w:val="21"/>
+          <w:lang w:eastAsia="it-IT"/>
+        </w:rPr>
+      </w:pPr>
+      <w:r>
+        <w:rPr>
+          <w:rFonts w:ascii="Consolas" w:eastAsia="Times New Roman" w:hAnsi="Consolas" w:cs="Times New Roman"/>
+          <w:color w:val="4E5B61"/>
+          <w:sz w:val="21"/>
+          <w:szCs w:val="21"/>
+          <w:lang w:eastAsia="it-IT"/>
+        </w:rPr>
+        <w:t> </w:t>
+      </w:r>
+      <w:proofErr w:type="spellStart"/>
+      <w:r>
+        <w:rPr>
+          <w:rFonts w:ascii="Consolas" w:eastAsia="Times New Roman" w:hAnsi="Consolas" w:cs="Times New Roman"/>
+          <w:color w:val="D35400"/>
+          <w:sz w:val="21"/>
+          <w:szCs w:val="21"/>
+          <w:lang w:eastAsia="it-IT"/>
+        </w:rPr>
+        <w:t>attachInterrupt</w:t>
+      </w:r>
+      <w:proofErr w:type="spellEnd"/>
+      <w:r>
+        <w:rPr>
+          <w:rFonts w:ascii="Consolas" w:eastAsia="Times New Roman" w:hAnsi="Consolas" w:cs="Times New Roman"/>
+          <w:color w:val="434F54"/>
+          <w:sz w:val="21"/>
+          <w:szCs w:val="21"/>
+          <w:lang w:eastAsia="it-IT"/>
+        </w:rPr>
+        <w:t>(</w:t>
+      </w:r>
+      <w:proofErr w:type="spellStart"/>
+      <w:r>
+        <w:rPr>
+          <w:rFonts w:ascii="Consolas" w:eastAsia="Times New Roman" w:hAnsi="Consolas" w:cs="Times New Roman"/>
+          <w:color w:val="D35400"/>
+          <w:sz w:val="21"/>
+          <w:szCs w:val="21"/>
+          <w:lang w:eastAsia="it-IT"/>
+        </w:rPr>
+        <w:t>digitalPinToInterrupt</w:t>
+      </w:r>
+      <w:proofErr w:type="spellEnd"/>
+      <w:r>
+        <w:rPr>
+          <w:rFonts w:ascii="Consolas" w:eastAsia="Times New Roman" w:hAnsi="Consolas" w:cs="Times New Roman"/>
+          <w:color w:val="434F54"/>
+          <w:sz w:val="21"/>
+          <w:szCs w:val="21"/>
+          <w:lang w:eastAsia="it-IT"/>
+        </w:rPr>
+        <w:t>(</w:t>
+      </w:r>
+      <w:r>
+        <w:rPr>
+          <w:rFonts w:ascii="Consolas" w:eastAsia="Times New Roman" w:hAnsi="Consolas" w:cs="Times New Roman"/>
+          <w:color w:val="4E5B61"/>
+          <w:sz w:val="21"/>
+          <w:szCs w:val="21"/>
+          <w:lang w:eastAsia="it-IT"/>
+        </w:rPr>
+        <w:t>vibra</w:t>
+      </w:r>
+      <w:r>
+        <w:rPr>
+          <w:rFonts w:ascii="Consolas" w:eastAsia="Times New Roman" w:hAnsi="Consolas" w:cs="Times New Roman"/>
+          <w:color w:val="434F54"/>
+          <w:sz w:val="21"/>
+          <w:szCs w:val="21"/>
+          <w:lang w:eastAsia="it-IT"/>
+        </w:rPr>
+        <w:t>)</w:t>
+      </w:r>
+      <w:r>
+        <w:rPr>
+          <w:rFonts w:ascii="Consolas" w:eastAsia="Times New Roman" w:hAnsi="Consolas" w:cs="Times New Roman"/>
+          <w:color w:val="4E5B61"/>
+          <w:sz w:val="21"/>
+          <w:szCs w:val="21"/>
+          <w:lang w:eastAsia="it-IT"/>
+        </w:rPr>
+        <w:t>, allarme, FALLING</w:t>
+      </w:r>
+      <w:r>
+        <w:rPr>
+          <w:rFonts w:ascii="Consolas" w:eastAsia="Times New Roman" w:hAnsi="Consolas" w:cs="Times New Roman"/>
+          <w:color w:val="434F54"/>
+          <w:sz w:val="21"/>
+          <w:szCs w:val="21"/>
+          <w:lang w:eastAsia="it-IT"/>
+        </w:rPr>
+        <w:t>)</w:t>
+      </w:r>
+      <w:r>
+        <w:rPr>
+          <w:rFonts w:ascii="Consolas" w:eastAsia="Times New Roman" w:hAnsi="Consolas" w:cs="Times New Roman"/>
+          <w:color w:val="4E5B61"/>
+          <w:sz w:val="21"/>
+          <w:szCs w:val="21"/>
+          <w:lang w:eastAsia="it-IT"/>
+        </w:rPr>
+        <w:t>;</w:t>
+      </w:r>
+    </w:p>
+    <w:p>
+      <w:pPr>
+        <w:shd w:val="clear" w:color="auto" w:fill="FFFFFF"/>
+        <w:spacing w:after="0" w:line="240" w:lineRule="auto"/>
+        <w:rPr>
+          <w:rFonts w:ascii="Consolas" w:eastAsia="Times New Roman" w:hAnsi="Consolas" w:cs="Times New Roman"/>
+          <w:color w:val="4E5B61"/>
+          <w:sz w:val="21"/>
+          <w:szCs w:val="21"/>
+          <w:lang w:eastAsia="it-IT"/>
+        </w:rPr>
+      </w:pPr>
+      <w:r>
+        <w:rPr>
+          <w:rFonts w:ascii="Consolas" w:eastAsia="Times New Roman" w:hAnsi="Consolas" w:cs="Times New Roman"/>
+          <w:color w:val="4E5B61"/>
+          <w:sz w:val="21"/>
+          <w:szCs w:val="21"/>
+          <w:lang w:eastAsia="it-IT"/>
+        </w:rPr>
+        <w:t> </w:t>
+      </w:r>
+      <w:proofErr w:type="spellStart"/>
+      <w:r>
+        <w:rPr>
+          <w:rFonts w:ascii="Consolas" w:eastAsia="Times New Roman" w:hAnsi="Consolas" w:cs="Times New Roman"/>
+          <w:color w:val="D35400"/>
+          <w:sz w:val="21"/>
+          <w:szCs w:val="21"/>
+          <w:lang w:eastAsia="it-IT"/>
+        </w:rPr>
+        <w:t>Wire</w:t>
+      </w:r>
+      <w:r>
+        <w:rPr>
+          <w:rFonts w:ascii="Consolas" w:eastAsia="Times New Roman" w:hAnsi="Consolas" w:cs="Times New Roman"/>
+          <w:color w:val="4E5B61"/>
+          <w:sz w:val="21"/>
+          <w:szCs w:val="21"/>
+          <w:lang w:eastAsia="it-IT"/>
+        </w:rPr>
+        <w:t>.</w:t>
+      </w:r>
+      <w:r>
+        <w:rPr>
+          <w:rFonts w:ascii="Consolas" w:eastAsia="Times New Roman" w:hAnsi="Consolas" w:cs="Times New Roman"/>
+          <w:color w:val="D35400"/>
+          <w:sz w:val="21"/>
+          <w:szCs w:val="21"/>
+          <w:lang w:eastAsia="it-IT"/>
+        </w:rPr>
+        <w:t>setClock</w:t>
+      </w:r>
+      <w:proofErr w:type="spellEnd"/>
+      <w:r>
+        <w:rPr>
+          <w:rFonts w:ascii="Consolas" w:eastAsia="Times New Roman" w:hAnsi="Consolas" w:cs="Times New Roman"/>
+          <w:color w:val="434F54"/>
+          <w:sz w:val="21"/>
+          <w:szCs w:val="21"/>
+          <w:lang w:eastAsia="it-IT"/>
+        </w:rPr>
+        <w:t>(</w:t>
+      </w:r>
+      <w:r>
+        <w:rPr>
+          <w:rFonts w:ascii="Consolas" w:eastAsia="Times New Roman" w:hAnsi="Consolas" w:cs="Times New Roman"/>
+          <w:color w:val="005C5F"/>
+          <w:sz w:val="21"/>
+          <w:szCs w:val="21"/>
+          <w:lang w:eastAsia="it-IT"/>
+        </w:rPr>
+        <w:t>400000</w:t>
+      </w:r>
+      <w:r>
+        <w:rPr>
+          <w:rFonts w:ascii="Consolas" w:eastAsia="Times New Roman" w:hAnsi="Consolas" w:cs="Times New Roman"/>
+          <w:color w:val="434F54"/>
+          <w:sz w:val="21"/>
+          <w:szCs w:val="21"/>
+          <w:lang w:eastAsia="it-IT"/>
+        </w:rPr>
+        <w:t>)</w:t>
+      </w:r>
+      <w:r>
+        <w:rPr>
+          <w:rFonts w:ascii="Consolas" w:eastAsia="Times New Roman" w:hAnsi="Consolas" w:cs="Times New Roman"/>
+          <w:color w:val="4E5B61"/>
+          <w:sz w:val="21"/>
+          <w:szCs w:val="21"/>
+          <w:lang w:eastAsia="it-IT"/>
+        </w:rPr>
+        <w:t>;</w:t>
+      </w:r>
+      <w:r>
+        <w:rPr>
+          <w:rFonts w:ascii="Consolas" w:eastAsia="Times New Roman" w:hAnsi="Consolas" w:cs="Times New Roman"/>
+          <w:color w:val="95A5A6"/>
+          <w:sz w:val="21"/>
+          <w:szCs w:val="21"/>
+          <w:lang w:eastAsia="it-IT"/>
+        </w:rPr>
+        <w:t xml:space="preserve"> //400khz clock</w:t>
+      </w:r>
+    </w:p>
+    <w:p>
+      <w:pPr>
+        <w:shd w:val="clear" w:color="auto" w:fill="FFFFFF"/>
+        <w:spacing w:after="0" w:line="240" w:lineRule="auto"/>
+        <w:rPr>
+          <w:rFonts w:ascii="Consolas" w:eastAsia="Times New Roman" w:hAnsi="Consolas" w:cs="Times New Roman"/>
+          <w:color w:val="4E5B61"/>
+          <w:sz w:val="21"/>
+          <w:szCs w:val="21"/>
+          <w:lang w:eastAsia="it-IT"/>
+        </w:rPr>
+      </w:pPr>
+      <w:proofErr w:type="spellStart"/>
+      <w:r>
+        <w:rPr>
+          <w:rFonts w:ascii="Consolas" w:eastAsia="Times New Roman" w:hAnsi="Consolas" w:cs="Times New Roman"/>
+          <w:color w:val="D35400"/>
+          <w:sz w:val="21"/>
+          <w:szCs w:val="21"/>
+          <w:lang w:eastAsia="it-IT"/>
+        </w:rPr>
+        <w:t>Serial</w:t>
+      </w:r>
+      <w:r>
+        <w:rPr>
+          <w:rFonts w:ascii="Consolas" w:eastAsia="Times New Roman" w:hAnsi="Consolas" w:cs="Times New Roman"/>
+          <w:color w:val="4E5B61"/>
+          <w:sz w:val="21"/>
+          <w:szCs w:val="21"/>
+          <w:lang w:eastAsia="it-IT"/>
+        </w:rPr>
+        <w:t>.</w:t>
+      </w:r>
+      <w:r>
+        <w:rPr>
+          <w:rFonts w:ascii="Consolas" w:eastAsia="Times New Roman" w:hAnsi="Consolas" w:cs="Times New Roman"/>
+          <w:color w:val="D35400"/>
+          <w:sz w:val="21"/>
+          <w:szCs w:val="21"/>
+          <w:lang w:eastAsia="it-IT"/>
+        </w:rPr>
+        <w:t>begin</w:t>
+      </w:r>
+      <w:proofErr w:type="spellEnd"/>
+      <w:r>
+        <w:rPr>
+          <w:rFonts w:ascii="Consolas" w:eastAsia="Times New Roman" w:hAnsi="Consolas" w:cs="Times New Roman"/>
+          <w:color w:val="434F54"/>
+          <w:sz w:val="21"/>
+          <w:szCs w:val="21"/>
+          <w:lang w:eastAsia="it-IT"/>
+        </w:rPr>
+        <w:t>(</w:t>
+      </w:r>
+      <w:r>
+        <w:rPr>
+          <w:rFonts w:ascii="Consolas" w:eastAsia="Times New Roman" w:hAnsi="Consolas" w:cs="Times New Roman"/>
+          <w:color w:val="005C5F"/>
+          <w:sz w:val="21"/>
+          <w:szCs w:val="21"/>
+          <w:lang w:eastAsia="it-IT"/>
+        </w:rPr>
+        <w:t>115200</w:t>
+      </w:r>
+      <w:r>
+        <w:rPr>
+          <w:rFonts w:ascii="Consolas" w:eastAsia="Times New Roman" w:hAnsi="Consolas" w:cs="Times New Roman"/>
+          <w:color w:val="434F54"/>
+          <w:sz w:val="21"/>
+          <w:szCs w:val="21"/>
+          <w:lang w:eastAsia="it-IT"/>
+        </w:rPr>
+        <w:t>)</w:t>
+      </w:r>
+      <w:r>
+        <w:rPr>
+          <w:rFonts w:ascii="Consolas" w:eastAsia="Times New Roman" w:hAnsi="Consolas" w:cs="Times New Roman"/>
+          <w:color w:val="4E5B61"/>
+          <w:sz w:val="21"/>
+          <w:szCs w:val="21"/>
+          <w:lang w:eastAsia="it-IT"/>
+        </w:rPr>
+        <w:t>;</w:t>
+      </w:r>
+    </w:p>
+    <w:p>
+      <w:pPr>
+        <w:shd w:val="clear" w:color="auto" w:fill="FFFFFF"/>
+        <w:spacing w:after="0" w:line="240" w:lineRule="auto"/>
+        <w:rPr>
+          <w:rFonts w:ascii="Consolas" w:eastAsia="Times New Roman" w:hAnsi="Consolas" w:cs="Times New Roman"/>
+          <w:color w:val="4E5B61"/>
+          <w:sz w:val="21"/>
+          <w:szCs w:val="21"/>
+          <w:lang w:eastAsia="it-IT"/>
+        </w:rPr>
+      </w:pPr>
+      <w:r>
+        <w:rPr>
+          <w:rFonts w:ascii="Consolas" w:eastAsia="Times New Roman" w:hAnsi="Consolas" w:cs="Times New Roman"/>
+          <w:color w:val="4E5B61"/>
+          <w:sz w:val="21"/>
+          <w:szCs w:val="21"/>
+          <w:lang w:eastAsia="it-IT"/>
+        </w:rPr>
+        <w:t> </w:t>
+      </w:r>
+      <w:proofErr w:type="spellStart"/>
+      <w:r>
+        <w:rPr>
+          <w:rFonts w:ascii="Consolas" w:eastAsia="Times New Roman" w:hAnsi="Consolas" w:cs="Times New Roman"/>
+          <w:color w:val="728E00"/>
+          <w:sz w:val="21"/>
+          <w:szCs w:val="21"/>
+          <w:lang w:eastAsia="it-IT"/>
+        </w:rPr>
+        <w:t>while</w:t>
+      </w:r>
+      <w:proofErr w:type="spellEnd"/>
+      <w:r>
+        <w:rPr>
+          <w:rFonts w:ascii="Consolas" w:eastAsia="Times New Roman" w:hAnsi="Consolas" w:cs="Times New Roman"/>
+          <w:color w:val="4E5B61"/>
+          <w:sz w:val="21"/>
+          <w:szCs w:val="21"/>
+          <w:lang w:eastAsia="it-IT"/>
+        </w:rPr>
+        <w:t xml:space="preserve"> </w:t>
+      </w:r>
+      <w:r>
+        <w:rPr>
+          <w:rFonts w:ascii="Consolas" w:eastAsia="Times New Roman" w:hAnsi="Consolas" w:cs="Times New Roman"/>
+          <w:color w:val="434F54"/>
+          <w:sz w:val="21"/>
+          <w:szCs w:val="21"/>
+          <w:lang w:eastAsia="it-IT"/>
+        </w:rPr>
+        <w:t>(</w:t>
+      </w:r>
+      <w:r>
+        <w:rPr>
+          <w:rFonts w:ascii="Consolas" w:eastAsia="Times New Roman" w:hAnsi="Consolas" w:cs="Times New Roman"/>
+          <w:color w:val="4E5B61"/>
+          <w:sz w:val="21"/>
+          <w:szCs w:val="21"/>
+          <w:lang w:eastAsia="it-IT"/>
+        </w:rPr>
+        <w:t>!Serial</w:t>
+      </w:r>
+      <w:r>
+        <w:rPr>
+          <w:rFonts w:ascii="Consolas" w:eastAsia="Times New Roman" w:hAnsi="Consolas" w:cs="Times New Roman"/>
+          <w:color w:val="434F54"/>
+          <w:sz w:val="21"/>
+          <w:szCs w:val="21"/>
+          <w:lang w:eastAsia="it-IT"/>
+        </w:rPr>
+        <w:t>)</w:t>
+      </w:r>
+      <w:r>
+        <w:rPr>
+          <w:rFonts w:ascii="Consolas" w:eastAsia="Times New Roman" w:hAnsi="Consolas" w:cs="Times New Roman"/>
+          <w:color w:val="4E5B61"/>
+          <w:sz w:val="21"/>
+          <w:szCs w:val="21"/>
+          <w:lang w:eastAsia="it-IT"/>
+        </w:rPr>
+        <w:t xml:space="preserve"> </w:t>
+      </w:r>
+      <w:r>
+        <w:rPr>
+          <w:rFonts w:ascii="Consolas" w:eastAsia="Times New Roman" w:hAnsi="Consolas" w:cs="Times New Roman"/>
+          <w:color w:val="434F54"/>
+          <w:sz w:val="21"/>
+          <w:szCs w:val="21"/>
+          <w:lang w:eastAsia="it-IT"/>
+        </w:rPr>
+        <w:t>{</w:t>
+      </w:r>
+    </w:p>
+    <w:p>
+      <w:pPr>
+        <w:shd w:val="clear" w:color="auto" w:fill="FFFFFF"/>
+        <w:spacing w:after="0" w:line="240" w:lineRule="auto"/>
+        <w:rPr>
+          <w:rFonts w:ascii="Consolas" w:eastAsia="Times New Roman" w:hAnsi="Consolas" w:cs="Times New Roman"/>
+          <w:color w:val="4E5B61"/>
+          <w:sz w:val="21"/>
+          <w:szCs w:val="21"/>
+          <w:lang w:eastAsia="it-IT"/>
+        </w:rPr>
+      </w:pPr>
+      <w:r>
+        <w:rPr>
+          <w:rFonts w:ascii="Consolas" w:eastAsia="Times New Roman" w:hAnsi="Consolas" w:cs="Times New Roman"/>
+          <w:color w:val="4E5B61"/>
+          <w:sz w:val="21"/>
+          <w:szCs w:val="21"/>
+          <w:lang w:eastAsia="it-IT"/>
+        </w:rPr>
+        <w:t> ;</w:t>
+      </w:r>
+    </w:p>
+    <w:p>
+      <w:pPr>
+        <w:shd w:val="clear" w:color="auto" w:fill="FFFFFF"/>
+        <w:spacing w:after="0" w:line="240" w:lineRule="auto"/>
+        <w:rPr>
+          <w:rFonts w:ascii="Consolas" w:eastAsia="Times New Roman" w:hAnsi="Consolas" w:cs="Times New Roman"/>
+          <w:color w:val="4E5B61"/>
+          <w:sz w:val="21"/>
+          <w:szCs w:val="21"/>
+          <w:lang w:eastAsia="it-IT"/>
+        </w:rPr>
+      </w:pPr>
+      <w:r>
+        <w:rPr>
+          <w:rFonts w:ascii="Consolas" w:eastAsia="Times New Roman" w:hAnsi="Consolas" w:cs="Times New Roman"/>
+          <w:color w:val="4E5B61"/>
+          <w:sz w:val="21"/>
+          <w:szCs w:val="21"/>
+          <w:lang w:eastAsia="it-IT"/>
+        </w:rPr>
+        <w:t> </w:t>
+      </w:r>
+      <w:r>
+        <w:rPr>
+          <w:rFonts w:ascii="Consolas" w:eastAsia="Times New Roman" w:hAnsi="Consolas" w:cs="Times New Roman"/>
+          <w:color w:val="434F54"/>
+          <w:sz w:val="21"/>
+          <w:szCs w:val="21"/>
+          <w:lang w:eastAsia="it-IT"/>
+        </w:rPr>
+        <w:t>}</w:t>
+      </w:r>
+    </w:p>
+    <w:p>
+      <w:pPr>
+        <w:shd w:val="clear" w:color="auto" w:fill="FFFFFF"/>
+        <w:spacing w:after="0" w:line="240" w:lineRule="auto"/>
+        <w:rPr>
+          <w:rFonts w:ascii="Consolas" w:eastAsia="Times New Roman" w:hAnsi="Consolas" w:cs="Times New Roman"/>
+          <w:color w:val="4E5B61"/>
+          <w:sz w:val="21"/>
+          <w:szCs w:val="21"/>
+          <w:lang w:eastAsia="it-IT"/>
+        </w:rPr>
+      </w:pPr>
+      <w:r>
+        <w:rPr>
+          <w:rFonts w:ascii="Consolas" w:eastAsia="Times New Roman" w:hAnsi="Consolas" w:cs="Times New Roman"/>
+          <w:color w:val="4E5B61"/>
+          <w:sz w:val="21"/>
+          <w:szCs w:val="21"/>
+          <w:lang w:eastAsia="it-IT"/>
+        </w:rPr>
+        <w:t> </w:t>
+      </w:r>
+      <w:proofErr w:type="spellStart"/>
+      <w:r>
+        <w:rPr>
+          <w:rFonts w:ascii="Consolas" w:eastAsia="Times New Roman" w:hAnsi="Consolas" w:cs="Times New Roman"/>
+          <w:color w:val="728E00"/>
+          <w:sz w:val="21"/>
+          <w:szCs w:val="21"/>
+          <w:lang w:eastAsia="it-IT"/>
+        </w:rPr>
+        <w:t>#ifdef</w:t>
+      </w:r>
+      <w:proofErr w:type="spellEnd"/>
+      <w:r>
+        <w:rPr>
+          <w:rFonts w:ascii="Consolas" w:eastAsia="Times New Roman" w:hAnsi="Consolas" w:cs="Times New Roman"/>
+          <w:color w:val="4E5B61"/>
+          <w:sz w:val="21"/>
+          <w:szCs w:val="21"/>
+          <w:lang w:eastAsia="it-IT"/>
+        </w:rPr>
+        <w:t xml:space="preserve"> </w:t>
+      </w:r>
+      <w:proofErr w:type="spellStart"/>
+      <w:r>
+        <w:rPr>
+          <w:rFonts w:ascii="Consolas" w:eastAsia="Times New Roman" w:hAnsi="Consolas" w:cs="Times New Roman"/>
+          <w:color w:val="D35400"/>
+          <w:sz w:val="21"/>
+          <w:szCs w:val="21"/>
+          <w:lang w:eastAsia="it-IT"/>
+        </w:rPr>
+        <w:t>PERFORM_CALIBRATION</w:t>
+      </w:r>
+      <w:proofErr w:type="spellEnd"/>
+    </w:p>
+    <w:p>
+      <w:pPr>
+        <w:spacing w:after="0" w:line="240" w:lineRule="auto"/>
+        <w:rPr>
+          <w:rFonts w:ascii="Times New Roman" w:eastAsia="Times New Roman" w:hAnsi="Times New Roman" w:cs="Times New Roman"/>
+          <w:sz w:val="24"/>
+          <w:szCs w:val="24"/>
+          <w:lang w:eastAsia="it-IT"/>
+        </w:rPr>
+      </w:pPr>
+    </w:p>
+    <w:p>
+      <w:pPr>
+        <w:shd w:val="clear" w:color="auto" w:fill="FFFFFF"/>
+        <w:spacing w:after="0" w:line="240" w:lineRule="auto"/>
+        <w:rPr>
+          <w:rFonts w:ascii="Consolas" w:eastAsia="Times New Roman" w:hAnsi="Consolas" w:cs="Times New Roman"/>
+          <w:color w:val="4E5B61"/>
+          <w:sz w:val="21"/>
+          <w:szCs w:val="21"/>
+          <w:lang w:eastAsia="it-IT"/>
+        </w:rPr>
+      </w:pPr>
+      <w:r>
+        <w:rPr>
+          <w:rFonts w:ascii="Consolas" w:eastAsia="Times New Roman" w:hAnsi="Consolas" w:cs="Times New Roman"/>
+          <w:color w:val="4E5B61"/>
+          <w:sz w:val="21"/>
+          <w:szCs w:val="21"/>
+          <w:lang w:eastAsia="it-IT"/>
+        </w:rPr>
+        <w:t> </w:t>
+      </w:r>
+      <w:proofErr w:type="spellStart"/>
+      <w:r>
+        <w:rPr>
+          <w:rFonts w:ascii="Consolas" w:eastAsia="Times New Roman" w:hAnsi="Consolas" w:cs="Times New Roman"/>
+          <w:color w:val="D35400"/>
+          <w:sz w:val="21"/>
+          <w:szCs w:val="21"/>
+          <w:lang w:eastAsia="it-IT"/>
+        </w:rPr>
+        <w:t>Serial</w:t>
+      </w:r>
+      <w:r>
+        <w:rPr>
+          <w:rFonts w:ascii="Consolas" w:eastAsia="Times New Roman" w:hAnsi="Consolas" w:cs="Times New Roman"/>
+          <w:color w:val="4E5B61"/>
+          <w:sz w:val="21"/>
+          <w:szCs w:val="21"/>
+          <w:lang w:eastAsia="it-IT"/>
+        </w:rPr>
+        <w:t>.</w:t>
+      </w:r>
+      <w:r>
+        <w:rPr>
+          <w:rFonts w:ascii="Consolas" w:eastAsia="Times New Roman" w:hAnsi="Consolas" w:cs="Times New Roman"/>
+          <w:color w:val="D35400"/>
+          <w:sz w:val="21"/>
+          <w:szCs w:val="21"/>
+          <w:lang w:eastAsia="it-IT"/>
+        </w:rPr>
+        <w:t>println</w:t>
+      </w:r>
+      <w:proofErr w:type="spellEnd"/>
+      <w:r>
+        <w:rPr>
+          <w:rFonts w:ascii="Consolas" w:eastAsia="Times New Roman" w:hAnsi="Consolas" w:cs="Times New Roman"/>
+          <w:color w:val="434F54"/>
+          <w:sz w:val="21"/>
+          <w:szCs w:val="21"/>
+          <w:lang w:eastAsia="it-IT"/>
+        </w:rPr>
+        <w:t>(</w:t>
+      </w:r>
+      <w:r>
+        <w:rPr>
+          <w:rFonts w:ascii="Consolas" w:eastAsia="Times New Roman" w:hAnsi="Consolas" w:cs="Times New Roman"/>
+          <w:color w:val="005C5F"/>
+          <w:sz w:val="21"/>
+          <w:szCs w:val="21"/>
+          <w:lang w:eastAsia="it-IT"/>
+        </w:rPr>
+        <w:t>"</w:t>
+      </w:r>
+      <w:proofErr w:type="spellStart"/>
+      <w:r>
+        <w:rPr>
+          <w:rFonts w:ascii="Consolas" w:eastAsia="Times New Roman" w:hAnsi="Consolas" w:cs="Times New Roman"/>
+          <w:color w:val="005C5F"/>
+          <w:sz w:val="21"/>
+          <w:szCs w:val="21"/>
+          <w:lang w:eastAsia="it-IT"/>
+        </w:rPr>
+        <w:t>Keep</w:t>
+      </w:r>
+      <w:proofErr w:type="spellEnd"/>
+      <w:r>
+        <w:rPr>
+          <w:rFonts w:ascii="Consolas" w:eastAsia="Times New Roman" w:hAnsi="Consolas" w:cs="Times New Roman"/>
+          <w:color w:val="005C5F"/>
+          <w:sz w:val="21"/>
+          <w:szCs w:val="21"/>
+          <w:lang w:eastAsia="it-IT"/>
+        </w:rPr>
+        <w:t xml:space="preserve"> IMU </w:t>
+      </w:r>
+      <w:proofErr w:type="spellStart"/>
+      <w:r>
+        <w:rPr>
+          <w:rFonts w:ascii="Consolas" w:eastAsia="Times New Roman" w:hAnsi="Consolas" w:cs="Times New Roman"/>
+          <w:color w:val="005C5F"/>
+          <w:sz w:val="21"/>
+          <w:szCs w:val="21"/>
+          <w:lang w:eastAsia="it-IT"/>
+        </w:rPr>
+        <w:t>level</w:t>
+      </w:r>
+      <w:proofErr w:type="spellEnd"/>
+      <w:r>
+        <w:rPr>
+          <w:rFonts w:ascii="Consolas" w:eastAsia="Times New Roman" w:hAnsi="Consolas" w:cs="Times New Roman"/>
+          <w:color w:val="005C5F"/>
+          <w:sz w:val="21"/>
+          <w:szCs w:val="21"/>
+          <w:lang w:eastAsia="it-IT"/>
+        </w:rPr>
+        <w:t>."</w:t>
+      </w:r>
+      <w:r>
+        <w:rPr>
+          <w:rFonts w:ascii="Consolas" w:eastAsia="Times New Roman" w:hAnsi="Consolas" w:cs="Times New Roman"/>
+          <w:color w:val="434F54"/>
+          <w:sz w:val="21"/>
+          <w:szCs w:val="21"/>
+          <w:lang w:eastAsia="it-IT"/>
+        </w:rPr>
+        <w:t>)</w:t>
+      </w:r>
+      <w:r>
+        <w:rPr>
+          <w:rFonts w:ascii="Consolas" w:eastAsia="Times New Roman" w:hAnsi="Consolas" w:cs="Times New Roman"/>
+          <w:color w:val="4E5B61"/>
+          <w:sz w:val="21"/>
+          <w:szCs w:val="21"/>
+          <w:lang w:eastAsia="it-IT"/>
+        </w:rPr>
+        <w:t>;</w:t>
+      </w:r>
+    </w:p>
+    <w:p>
+      <w:pPr>
+        <w:shd w:val="clear" w:color="auto" w:fill="FFFFFF"/>
+        <w:spacing w:after="0" w:line="240" w:lineRule="auto"/>
+        <w:rPr>
+          <w:rFonts w:ascii="Consolas" w:eastAsia="Times New Roman" w:hAnsi="Consolas" w:cs="Times New Roman"/>
+          <w:color w:val="4E5B61"/>
+          <w:sz w:val="21"/>
+          <w:szCs w:val="21"/>
+          <w:lang w:eastAsia="it-IT"/>
+        </w:rPr>
+      </w:pPr>
+      <w:r>
+        <w:rPr>
+          <w:rFonts w:ascii="Consolas" w:eastAsia="Times New Roman" w:hAnsi="Consolas" w:cs="Times New Roman"/>
+          <w:color w:val="4E5B61"/>
+          <w:sz w:val="21"/>
+          <w:szCs w:val="21"/>
+          <w:lang w:eastAsia="it-IT"/>
+        </w:rPr>
+        <w:t> </w:t>
+      </w:r>
+      <w:proofErr w:type="spellStart"/>
+      <w:r>
+        <w:rPr>
+          <w:rFonts w:ascii="Consolas" w:eastAsia="Times New Roman" w:hAnsi="Consolas" w:cs="Times New Roman"/>
+          <w:color w:val="D35400"/>
+          <w:sz w:val="21"/>
+          <w:szCs w:val="21"/>
+          <w:lang w:eastAsia="it-IT"/>
+        </w:rPr>
+        <w:t>delay</w:t>
+      </w:r>
+      <w:proofErr w:type="spellEnd"/>
+      <w:r>
+        <w:rPr>
+          <w:rFonts w:ascii="Consolas" w:eastAsia="Times New Roman" w:hAnsi="Consolas" w:cs="Times New Roman"/>
+          <w:color w:val="434F54"/>
+          <w:sz w:val="21"/>
+          <w:szCs w:val="21"/>
+          <w:lang w:eastAsia="it-IT"/>
+        </w:rPr>
+        <w:t>(</w:t>
+      </w:r>
+      <w:r>
+        <w:rPr>
+          <w:rFonts w:ascii="Consolas" w:eastAsia="Times New Roman" w:hAnsi="Consolas" w:cs="Times New Roman"/>
+          <w:color w:val="005C5F"/>
+          <w:sz w:val="21"/>
+          <w:szCs w:val="21"/>
+          <w:lang w:eastAsia="it-IT"/>
+        </w:rPr>
+        <w:t>5000</w:t>
+      </w:r>
+      <w:r>
+        <w:rPr>
+          <w:rFonts w:ascii="Consolas" w:eastAsia="Times New Roman" w:hAnsi="Consolas" w:cs="Times New Roman"/>
+          <w:color w:val="434F54"/>
+          <w:sz w:val="21"/>
+          <w:szCs w:val="21"/>
+          <w:lang w:eastAsia="it-IT"/>
+        </w:rPr>
+        <w:t>)</w:t>
+      </w:r>
+      <w:r>
+        <w:rPr>
+          <w:rFonts w:ascii="Consolas" w:eastAsia="Times New Roman" w:hAnsi="Consolas" w:cs="Times New Roman"/>
+          <w:color w:val="4E5B61"/>
+          <w:sz w:val="21"/>
+          <w:szCs w:val="21"/>
+          <w:lang w:eastAsia="it-IT"/>
+        </w:rPr>
+        <w:t>;</w:t>
+      </w:r>
+    </w:p>
+    <w:p>
+      <w:pPr>
+        <w:shd w:val="clear" w:color="auto" w:fill="FFFFFF"/>
+        <w:spacing w:after="0" w:line="240" w:lineRule="auto"/>
+        <w:rPr>
+          <w:rFonts w:ascii="Consolas" w:eastAsia="Times New Roman" w:hAnsi="Consolas" w:cs="Times New Roman"/>
+          <w:color w:val="4E5B61"/>
+          <w:sz w:val="21"/>
+          <w:szCs w:val="21"/>
+          <w:lang w:eastAsia="it-IT"/>
+        </w:rPr>
+      </w:pPr>
+      <w:r>
+        <w:rPr>
+          <w:rFonts w:ascii="Consolas" w:eastAsia="Times New Roman" w:hAnsi="Consolas" w:cs="Times New Roman"/>
+          <w:color w:val="4E5B61"/>
+          <w:sz w:val="21"/>
+          <w:szCs w:val="21"/>
+          <w:lang w:eastAsia="it-IT"/>
+        </w:rPr>
+        <w:t> </w:t>
+      </w:r>
+      <w:proofErr w:type="spellStart"/>
+      <w:r>
+        <w:rPr>
+          <w:rFonts w:ascii="Consolas" w:eastAsia="Times New Roman" w:hAnsi="Consolas" w:cs="Times New Roman"/>
+          <w:color w:val="D35400"/>
+          <w:sz w:val="21"/>
+          <w:szCs w:val="21"/>
+          <w:lang w:eastAsia="it-IT"/>
+        </w:rPr>
+        <w:t>IMU</w:t>
+      </w:r>
+      <w:r>
+        <w:rPr>
+          <w:rFonts w:ascii="Consolas" w:eastAsia="Times New Roman" w:hAnsi="Consolas" w:cs="Times New Roman"/>
+          <w:color w:val="4E5B61"/>
+          <w:sz w:val="21"/>
+          <w:szCs w:val="21"/>
+          <w:lang w:eastAsia="it-IT"/>
+        </w:rPr>
+        <w:t>.</w:t>
+      </w:r>
+      <w:r>
+        <w:rPr>
+          <w:rFonts w:ascii="Consolas" w:eastAsia="Times New Roman" w:hAnsi="Consolas" w:cs="Times New Roman"/>
+          <w:color w:val="D35400"/>
+          <w:sz w:val="21"/>
+          <w:szCs w:val="21"/>
+          <w:lang w:eastAsia="it-IT"/>
+        </w:rPr>
+        <w:t>calibrateAccelGyro</w:t>
+      </w:r>
+      <w:proofErr w:type="spellEnd"/>
+      <w:r>
+        <w:rPr>
+          <w:rFonts w:ascii="Consolas" w:eastAsia="Times New Roman" w:hAnsi="Consolas" w:cs="Times New Roman"/>
+          <w:color w:val="434F54"/>
+          <w:sz w:val="21"/>
+          <w:szCs w:val="21"/>
+          <w:lang w:eastAsia="it-IT"/>
+        </w:rPr>
+        <w:t>(</w:t>
+      </w:r>
+      <w:proofErr w:type="spellStart"/>
+      <w:r>
+        <w:rPr>
+          <w:rFonts w:ascii="Consolas" w:eastAsia="Times New Roman" w:hAnsi="Consolas" w:cs="Times New Roman"/>
+          <w:color w:val="4E5B61"/>
+          <w:sz w:val="21"/>
+          <w:szCs w:val="21"/>
+          <w:lang w:eastAsia="it-IT"/>
+        </w:rPr>
+        <w:t>&amp;calib</w:t>
+      </w:r>
+      <w:proofErr w:type="spellEnd"/>
+      <w:r>
+        <w:rPr>
+          <w:rFonts w:ascii="Consolas" w:eastAsia="Times New Roman" w:hAnsi="Consolas" w:cs="Times New Roman"/>
+          <w:color w:val="434F54"/>
+          <w:sz w:val="21"/>
+          <w:szCs w:val="21"/>
+          <w:lang w:eastAsia="it-IT"/>
+        </w:rPr>
+        <w:t>)</w:t>
+      </w:r>
+      <w:r>
+        <w:rPr>
+          <w:rFonts w:ascii="Consolas" w:eastAsia="Times New Roman" w:hAnsi="Consolas" w:cs="Times New Roman"/>
+          <w:color w:val="4E5B61"/>
+          <w:sz w:val="21"/>
+          <w:szCs w:val="21"/>
+          <w:lang w:eastAsia="it-IT"/>
+        </w:rPr>
+        <w:t>;</w:t>
+      </w:r>
+    </w:p>
+    <w:p>
+      <w:pPr>
+        <w:shd w:val="clear" w:color="auto" w:fill="FFFFFF"/>
+        <w:spacing w:after="0" w:line="240" w:lineRule="auto"/>
+        <w:rPr>
+          <w:rFonts w:ascii="Consolas" w:eastAsia="Times New Roman" w:hAnsi="Consolas" w:cs="Times New Roman"/>
+          <w:color w:val="4E5B61"/>
+          <w:sz w:val="21"/>
+          <w:szCs w:val="21"/>
+          <w:lang w:eastAsia="it-IT"/>
+        </w:rPr>
+      </w:pPr>
+      <w:r>
+        <w:rPr>
+          <w:rFonts w:ascii="Consolas" w:eastAsia="Times New Roman" w:hAnsi="Consolas" w:cs="Times New Roman"/>
+          <w:color w:val="4E5B61"/>
+          <w:sz w:val="21"/>
+          <w:szCs w:val="21"/>
+          <w:lang w:eastAsia="it-IT"/>
+        </w:rPr>
+        <w:t> </w:t>
+      </w:r>
+      <w:proofErr w:type="spellStart"/>
+      <w:r>
+        <w:rPr>
+          <w:rFonts w:ascii="Consolas" w:eastAsia="Times New Roman" w:hAnsi="Consolas" w:cs="Times New Roman"/>
+          <w:color w:val="D35400"/>
+          <w:sz w:val="21"/>
+          <w:szCs w:val="21"/>
+          <w:lang w:eastAsia="it-IT"/>
+        </w:rPr>
+        <w:t>Serial</w:t>
+      </w:r>
+      <w:r>
+        <w:rPr>
+          <w:rFonts w:ascii="Consolas" w:eastAsia="Times New Roman" w:hAnsi="Consolas" w:cs="Times New Roman"/>
+          <w:color w:val="4E5B61"/>
+          <w:sz w:val="21"/>
+          <w:szCs w:val="21"/>
+          <w:lang w:eastAsia="it-IT"/>
+        </w:rPr>
+        <w:t>.</w:t>
+      </w:r>
+      <w:r>
+        <w:rPr>
+          <w:rFonts w:ascii="Consolas" w:eastAsia="Times New Roman" w:hAnsi="Consolas" w:cs="Times New Roman"/>
+          <w:color w:val="D35400"/>
+          <w:sz w:val="21"/>
+          <w:szCs w:val="21"/>
+          <w:lang w:eastAsia="it-IT"/>
+        </w:rPr>
+        <w:t>println</w:t>
+      </w:r>
+      <w:proofErr w:type="spellEnd"/>
+      <w:r>
+        <w:rPr>
+          <w:rFonts w:ascii="Consolas" w:eastAsia="Times New Roman" w:hAnsi="Consolas" w:cs="Times New Roman"/>
+          <w:color w:val="434F54"/>
+          <w:sz w:val="21"/>
+          <w:szCs w:val="21"/>
+          <w:lang w:eastAsia="it-IT"/>
+        </w:rPr>
+        <w:t>(</w:t>
+      </w:r>
+      <w:r>
+        <w:rPr>
+          <w:rFonts w:ascii="Consolas" w:eastAsia="Times New Roman" w:hAnsi="Consolas" w:cs="Times New Roman"/>
+          <w:color w:val="005C5F"/>
+          <w:sz w:val="21"/>
+          <w:szCs w:val="21"/>
+          <w:lang w:eastAsia="it-IT"/>
+        </w:rPr>
+        <w:t>"</w:t>
+      </w:r>
+      <w:proofErr w:type="spellStart"/>
+      <w:r>
+        <w:rPr>
+          <w:rFonts w:ascii="Consolas" w:eastAsia="Times New Roman" w:hAnsi="Consolas" w:cs="Times New Roman"/>
+          <w:color w:val="005C5F"/>
+          <w:sz w:val="21"/>
+          <w:szCs w:val="21"/>
+          <w:lang w:eastAsia="it-IT"/>
+        </w:rPr>
+        <w:t>Calibration</w:t>
+      </w:r>
+      <w:proofErr w:type="spellEnd"/>
+      <w:r>
+        <w:rPr>
+          <w:rFonts w:ascii="Consolas" w:eastAsia="Times New Roman" w:hAnsi="Consolas" w:cs="Times New Roman"/>
+          <w:color w:val="005C5F"/>
+          <w:sz w:val="21"/>
+          <w:szCs w:val="21"/>
+          <w:lang w:eastAsia="it-IT"/>
+        </w:rPr>
+        <w:t xml:space="preserve"> </w:t>
+      </w:r>
+      <w:proofErr w:type="spellStart"/>
+      <w:r>
+        <w:rPr>
+          <w:rFonts w:ascii="Consolas" w:eastAsia="Times New Roman" w:hAnsi="Consolas" w:cs="Times New Roman"/>
+          <w:color w:val="005C5F"/>
+          <w:sz w:val="21"/>
+          <w:szCs w:val="21"/>
+          <w:lang w:eastAsia="it-IT"/>
+        </w:rPr>
+        <w:t>done</w:t>
+      </w:r>
+      <w:proofErr w:type="spellEnd"/>
+      <w:r>
+        <w:rPr>
+          <w:rFonts w:ascii="Consolas" w:eastAsia="Times New Roman" w:hAnsi="Consolas" w:cs="Times New Roman"/>
+          <w:color w:val="005C5F"/>
+          <w:sz w:val="21"/>
+          <w:szCs w:val="21"/>
+          <w:lang w:eastAsia="it-IT"/>
+        </w:rPr>
+        <w:t>!"</w:t>
+      </w:r>
+      <w:r>
+        <w:rPr>
+          <w:rFonts w:ascii="Consolas" w:eastAsia="Times New Roman" w:hAnsi="Consolas" w:cs="Times New Roman"/>
+          <w:color w:val="434F54"/>
+          <w:sz w:val="21"/>
+          <w:szCs w:val="21"/>
+          <w:lang w:eastAsia="it-IT"/>
+        </w:rPr>
+        <w:t>)</w:t>
+      </w:r>
+      <w:r>
+        <w:rPr>
+          <w:rFonts w:ascii="Consolas" w:eastAsia="Times New Roman" w:hAnsi="Consolas" w:cs="Times New Roman"/>
+          <w:color w:val="4E5B61"/>
+          <w:sz w:val="21"/>
+          <w:szCs w:val="21"/>
+          <w:lang w:eastAsia="it-IT"/>
+        </w:rPr>
+        <w:t>;</w:t>
+      </w:r>
+    </w:p>
+    <w:p>
+      <w:pPr>
+        <w:shd w:val="clear" w:color="auto" w:fill="FFFFFF"/>
+        <w:spacing w:after="0" w:line="240" w:lineRule="auto"/>
+        <w:rPr>
+          <w:rFonts w:ascii="Consolas" w:eastAsia="Times New Roman" w:hAnsi="Consolas" w:cs="Times New Roman"/>
+          <w:color w:val="4E5B61"/>
+          <w:sz w:val="21"/>
+          <w:szCs w:val="21"/>
+          <w:lang w:eastAsia="it-IT"/>
+        </w:rPr>
+      </w:pPr>
+      <w:r>
+        <w:rPr>
+          <w:rFonts w:ascii="Consolas" w:eastAsia="Times New Roman" w:hAnsi="Consolas" w:cs="Times New Roman"/>
+          <w:color w:val="4E5B61"/>
+          <w:sz w:val="21"/>
+          <w:szCs w:val="21"/>
+          <w:lang w:eastAsia="it-IT"/>
+        </w:rPr>
+        <w:t> </w:t>
+      </w:r>
+      <w:proofErr w:type="spellStart"/>
+      <w:r>
+        <w:rPr>
+          <w:rFonts w:ascii="Consolas" w:eastAsia="Times New Roman" w:hAnsi="Consolas" w:cs="Times New Roman"/>
+          <w:color w:val="D35400"/>
+          <w:sz w:val="21"/>
+          <w:szCs w:val="21"/>
+          <w:lang w:eastAsia="it-IT"/>
+        </w:rPr>
+        <w:t>Serial</w:t>
+      </w:r>
+      <w:r>
+        <w:rPr>
+          <w:rFonts w:ascii="Consolas" w:eastAsia="Times New Roman" w:hAnsi="Consolas" w:cs="Times New Roman"/>
+          <w:color w:val="4E5B61"/>
+          <w:sz w:val="21"/>
+          <w:szCs w:val="21"/>
+          <w:lang w:eastAsia="it-IT"/>
+        </w:rPr>
+        <w:t>.</w:t>
+      </w:r>
+      <w:r>
+        <w:rPr>
+          <w:rFonts w:ascii="Consolas" w:eastAsia="Times New Roman" w:hAnsi="Consolas" w:cs="Times New Roman"/>
+          <w:color w:val="D35400"/>
+          <w:sz w:val="21"/>
+          <w:szCs w:val="21"/>
+          <w:lang w:eastAsia="it-IT"/>
+        </w:rPr>
+        <w:t>println</w:t>
+      </w:r>
+      <w:proofErr w:type="spellEnd"/>
+      <w:r>
+        <w:rPr>
+          <w:rFonts w:ascii="Consolas" w:eastAsia="Times New Roman" w:hAnsi="Consolas" w:cs="Times New Roman"/>
+          <w:color w:val="434F54"/>
+          <w:sz w:val="21"/>
+          <w:szCs w:val="21"/>
+          <w:lang w:eastAsia="it-IT"/>
+        </w:rPr>
+        <w:t>(</w:t>
+      </w:r>
+      <w:r>
+        <w:rPr>
+          <w:rFonts w:ascii="Consolas" w:eastAsia="Times New Roman" w:hAnsi="Consolas" w:cs="Times New Roman"/>
+          <w:color w:val="005C5F"/>
+          <w:sz w:val="21"/>
+          <w:szCs w:val="21"/>
+          <w:lang w:eastAsia="it-IT"/>
+        </w:rPr>
+        <w:t>"</w:t>
+      </w:r>
+      <w:proofErr w:type="spellStart"/>
+      <w:r>
+        <w:rPr>
+          <w:rFonts w:ascii="Consolas" w:eastAsia="Times New Roman" w:hAnsi="Consolas" w:cs="Times New Roman"/>
+          <w:color w:val="005C5F"/>
+          <w:sz w:val="21"/>
+          <w:szCs w:val="21"/>
+          <w:lang w:eastAsia="it-IT"/>
+        </w:rPr>
+        <w:t>Accel</w:t>
+      </w:r>
+      <w:proofErr w:type="spellEnd"/>
+      <w:r>
+        <w:rPr>
+          <w:rFonts w:ascii="Consolas" w:eastAsia="Times New Roman" w:hAnsi="Consolas" w:cs="Times New Roman"/>
+          <w:color w:val="005C5F"/>
+          <w:sz w:val="21"/>
+          <w:szCs w:val="21"/>
+          <w:lang w:eastAsia="it-IT"/>
+        </w:rPr>
+        <w:t xml:space="preserve"> </w:t>
+      </w:r>
+      <w:proofErr w:type="spellStart"/>
+      <w:r>
+        <w:rPr>
+          <w:rFonts w:ascii="Consolas" w:eastAsia="Times New Roman" w:hAnsi="Consolas" w:cs="Times New Roman"/>
+          <w:color w:val="005C5F"/>
+          <w:sz w:val="21"/>
+          <w:szCs w:val="21"/>
+          <w:lang w:eastAsia="it-IT"/>
+        </w:rPr>
+        <w:t>biases</w:t>
+      </w:r>
+      <w:proofErr w:type="spellEnd"/>
+      <w:r>
+        <w:rPr>
+          <w:rFonts w:ascii="Consolas" w:eastAsia="Times New Roman" w:hAnsi="Consolas" w:cs="Times New Roman"/>
+          <w:color w:val="005C5F"/>
+          <w:sz w:val="21"/>
+          <w:szCs w:val="21"/>
+          <w:lang w:eastAsia="it-IT"/>
+        </w:rPr>
+        <w:t xml:space="preserve"> X/Y/Z: "</w:t>
+      </w:r>
+      <w:r>
+        <w:rPr>
+          <w:rFonts w:ascii="Consolas" w:eastAsia="Times New Roman" w:hAnsi="Consolas" w:cs="Times New Roman"/>
+          <w:color w:val="434F54"/>
+          <w:sz w:val="21"/>
+          <w:szCs w:val="21"/>
+          <w:lang w:eastAsia="it-IT"/>
+        </w:rPr>
+        <w:t>)</w:t>
+      </w:r>
+      <w:r>
+        <w:rPr>
+          <w:rFonts w:ascii="Consolas" w:eastAsia="Times New Roman" w:hAnsi="Consolas" w:cs="Times New Roman"/>
+          <w:color w:val="4E5B61"/>
+          <w:sz w:val="21"/>
+          <w:szCs w:val="21"/>
+          <w:lang w:eastAsia="it-IT"/>
+        </w:rPr>
+        <w:t>;</w:t>
+      </w:r>
+    </w:p>
+    <w:p>
+      <w:pPr>
+        <w:shd w:val="clear" w:color="auto" w:fill="FFFFFF"/>
+        <w:spacing w:after="0" w:line="240" w:lineRule="auto"/>
+        <w:rPr>
+          <w:rFonts w:ascii="Consolas" w:eastAsia="Times New Roman" w:hAnsi="Consolas" w:cs="Times New Roman"/>
+          <w:color w:val="4E5B61"/>
+          <w:sz w:val="21"/>
+          <w:szCs w:val="21"/>
+          <w:lang w:eastAsia="it-IT"/>
+        </w:rPr>
+      </w:pPr>
+      <w:r>
+        <w:rPr>
+          <w:rFonts w:ascii="Consolas" w:eastAsia="Times New Roman" w:hAnsi="Consolas" w:cs="Times New Roman"/>
+          <w:color w:val="4E5B61"/>
+          <w:sz w:val="21"/>
+          <w:szCs w:val="21"/>
+          <w:lang w:eastAsia="it-IT"/>
+        </w:rPr>
+        <w:t> </w:t>
+      </w:r>
+      <w:proofErr w:type="spellStart"/>
+      <w:r>
+        <w:rPr>
+          <w:rFonts w:ascii="Consolas" w:eastAsia="Times New Roman" w:hAnsi="Consolas" w:cs="Times New Roman"/>
+          <w:color w:val="D35400"/>
+          <w:sz w:val="21"/>
+          <w:szCs w:val="21"/>
+          <w:lang w:eastAsia="it-IT"/>
+        </w:rPr>
+        <w:t>Serial</w:t>
+      </w:r>
+      <w:r>
+        <w:rPr>
+          <w:rFonts w:ascii="Consolas" w:eastAsia="Times New Roman" w:hAnsi="Consolas" w:cs="Times New Roman"/>
+          <w:color w:val="4E5B61"/>
+          <w:sz w:val="21"/>
+          <w:szCs w:val="21"/>
+          <w:lang w:eastAsia="it-IT"/>
+        </w:rPr>
+        <w:t>.</w:t>
+      </w:r>
+      <w:r>
+        <w:rPr>
+          <w:rFonts w:ascii="Consolas" w:eastAsia="Times New Roman" w:hAnsi="Consolas" w:cs="Times New Roman"/>
+          <w:color w:val="D35400"/>
+          <w:sz w:val="21"/>
+          <w:szCs w:val="21"/>
+          <w:lang w:eastAsia="it-IT"/>
+        </w:rPr>
+        <w:t>print</w:t>
+      </w:r>
+      <w:proofErr w:type="spellEnd"/>
+      <w:r>
+        <w:rPr>
+          <w:rFonts w:ascii="Consolas" w:eastAsia="Times New Roman" w:hAnsi="Consolas" w:cs="Times New Roman"/>
+          <w:color w:val="434F54"/>
+          <w:sz w:val="21"/>
+          <w:szCs w:val="21"/>
+          <w:lang w:eastAsia="it-IT"/>
+        </w:rPr>
+        <w:t>(</w:t>
+      </w:r>
+      <w:proofErr w:type="spellStart"/>
+      <w:r>
+        <w:rPr>
+          <w:rFonts w:ascii="Consolas" w:eastAsia="Times New Roman" w:hAnsi="Consolas" w:cs="Times New Roman"/>
+          <w:color w:val="D35400"/>
+          <w:sz w:val="21"/>
+          <w:szCs w:val="21"/>
+          <w:lang w:eastAsia="it-IT"/>
+        </w:rPr>
+        <w:t>calib</w:t>
+      </w:r>
+      <w:r>
+        <w:rPr>
+          <w:rFonts w:ascii="Consolas" w:eastAsia="Times New Roman" w:hAnsi="Consolas" w:cs="Times New Roman"/>
+          <w:color w:val="4E5B61"/>
+          <w:sz w:val="21"/>
+          <w:szCs w:val="21"/>
+          <w:lang w:eastAsia="it-IT"/>
+        </w:rPr>
+        <w:t>.</w:t>
+      </w:r>
+      <w:r>
+        <w:rPr>
+          <w:rFonts w:ascii="Consolas" w:eastAsia="Times New Roman" w:hAnsi="Consolas" w:cs="Times New Roman"/>
+          <w:color w:val="D35400"/>
+          <w:sz w:val="21"/>
+          <w:szCs w:val="21"/>
+          <w:lang w:eastAsia="it-IT"/>
+        </w:rPr>
+        <w:t>accelBias</w:t>
+      </w:r>
+      <w:proofErr w:type="spellEnd"/>
+      <w:r>
+        <w:rPr>
+          <w:rFonts w:ascii="Consolas" w:eastAsia="Times New Roman" w:hAnsi="Consolas" w:cs="Times New Roman"/>
+          <w:color w:val="4E5B61"/>
+          <w:sz w:val="21"/>
+          <w:szCs w:val="21"/>
+          <w:lang w:eastAsia="it-IT"/>
+        </w:rPr>
+        <w:t>[</w:t>
+      </w:r>
+      <w:r>
+        <w:rPr>
+          <w:rFonts w:ascii="Consolas" w:eastAsia="Times New Roman" w:hAnsi="Consolas" w:cs="Times New Roman"/>
+          <w:color w:val="005C5F"/>
+          <w:sz w:val="21"/>
+          <w:szCs w:val="21"/>
+          <w:lang w:eastAsia="it-IT"/>
+        </w:rPr>
+        <w:t>0</w:t>
+      </w:r>
+      <w:r>
+        <w:rPr>
+          <w:rFonts w:ascii="Consolas" w:eastAsia="Times New Roman" w:hAnsi="Consolas" w:cs="Times New Roman"/>
+          <w:color w:val="4E5B61"/>
+          <w:sz w:val="21"/>
+          <w:szCs w:val="21"/>
+          <w:lang w:eastAsia="it-IT"/>
+        </w:rPr>
+        <w:t>]</w:t>
+      </w:r>
+      <w:r>
+        <w:rPr>
+          <w:rFonts w:ascii="Consolas" w:eastAsia="Times New Roman" w:hAnsi="Consolas" w:cs="Times New Roman"/>
+          <w:color w:val="434F54"/>
+          <w:sz w:val="21"/>
+          <w:szCs w:val="21"/>
+          <w:lang w:eastAsia="it-IT"/>
+        </w:rPr>
+        <w:t>)</w:t>
+      </w:r>
+      <w:r>
+        <w:rPr>
+          <w:rFonts w:ascii="Consolas" w:eastAsia="Times New Roman" w:hAnsi="Consolas" w:cs="Times New Roman"/>
+          <w:color w:val="4E5B61"/>
+          <w:sz w:val="21"/>
+          <w:szCs w:val="21"/>
+          <w:lang w:eastAsia="it-IT"/>
+        </w:rPr>
+        <w:t>;</w:t>
+      </w:r>
+    </w:p>
+    <w:p>
+      <w:pPr>
+        <w:shd w:val="clear" w:color="auto" w:fill="FFFFFF"/>
+        <w:spacing w:after="0" w:line="240" w:lineRule="auto"/>
+        <w:rPr>
+          <w:rFonts w:ascii="Consolas" w:eastAsia="Times New Roman" w:hAnsi="Consolas" w:cs="Times New Roman"/>
+          <w:color w:val="4E5B61"/>
+          <w:sz w:val="21"/>
+          <w:szCs w:val="21"/>
+          <w:lang w:eastAsia="it-IT"/>
+        </w:rPr>
+      </w:pPr>
+      <w:r>
+        <w:rPr>
+          <w:rFonts w:ascii="Consolas" w:eastAsia="Times New Roman" w:hAnsi="Consolas" w:cs="Times New Roman"/>
+          <w:color w:val="4E5B61"/>
+          <w:sz w:val="21"/>
+          <w:szCs w:val="21"/>
+          <w:lang w:eastAsia="it-IT"/>
+        </w:rPr>
+        <w:t> </w:t>
+      </w:r>
+      <w:proofErr w:type="spellStart"/>
+      <w:r>
+        <w:rPr>
+          <w:rFonts w:ascii="Consolas" w:eastAsia="Times New Roman" w:hAnsi="Consolas" w:cs="Times New Roman"/>
+          <w:color w:val="D35400"/>
+          <w:sz w:val="21"/>
+          <w:szCs w:val="21"/>
+          <w:lang w:eastAsia="it-IT"/>
+        </w:rPr>
+        <w:t>Serial</w:t>
+      </w:r>
+      <w:r>
+        <w:rPr>
+          <w:rFonts w:ascii="Consolas" w:eastAsia="Times New Roman" w:hAnsi="Consolas" w:cs="Times New Roman"/>
+          <w:color w:val="4E5B61"/>
+          <w:sz w:val="21"/>
+          <w:szCs w:val="21"/>
+          <w:lang w:eastAsia="it-IT"/>
+        </w:rPr>
+        <w:t>.</w:t>
+      </w:r>
+      <w:r>
+        <w:rPr>
+          <w:rFonts w:ascii="Consolas" w:eastAsia="Times New Roman" w:hAnsi="Consolas" w:cs="Times New Roman"/>
+          <w:color w:val="D35400"/>
+          <w:sz w:val="21"/>
+          <w:szCs w:val="21"/>
+          <w:lang w:eastAsia="it-IT"/>
+        </w:rPr>
+        <w:t>print</w:t>
+      </w:r>
+      <w:proofErr w:type="spellEnd"/>
+      <w:r>
+        <w:rPr>
+          <w:rFonts w:ascii="Consolas" w:eastAsia="Times New Roman" w:hAnsi="Consolas" w:cs="Times New Roman"/>
+          <w:color w:val="434F54"/>
+          <w:sz w:val="21"/>
+          <w:szCs w:val="21"/>
+          <w:lang w:eastAsia="it-IT"/>
+        </w:rPr>
+        <w:t>(</w:t>
+      </w:r>
+      <w:r>
+        <w:rPr>
+          <w:rFonts w:ascii="Consolas" w:eastAsia="Times New Roman" w:hAnsi="Consolas" w:cs="Times New Roman"/>
+          <w:color w:val="005C5F"/>
+          <w:sz w:val="21"/>
+          <w:szCs w:val="21"/>
+          <w:lang w:eastAsia="it-IT"/>
+        </w:rPr>
+        <w:t>", "</w:t>
+      </w:r>
+      <w:r>
+        <w:rPr>
+          <w:rFonts w:ascii="Consolas" w:eastAsia="Times New Roman" w:hAnsi="Consolas" w:cs="Times New Roman"/>
+          <w:color w:val="434F54"/>
+          <w:sz w:val="21"/>
+          <w:szCs w:val="21"/>
+          <w:lang w:eastAsia="it-IT"/>
+        </w:rPr>
+        <w:t>)</w:t>
+      </w:r>
+      <w:r>
+        <w:rPr>
+          <w:rFonts w:ascii="Consolas" w:eastAsia="Times New Roman" w:hAnsi="Consolas" w:cs="Times New Roman"/>
+          <w:color w:val="4E5B61"/>
+          <w:sz w:val="21"/>
+          <w:szCs w:val="21"/>
+          <w:lang w:eastAsia="it-IT"/>
+        </w:rPr>
+        <w:t>;</w:t>
+      </w:r>
+    </w:p>
+    <w:p>
+      <w:pPr>
+        <w:shd w:val="clear" w:color="auto" w:fill="FFFFFF"/>
+        <w:spacing w:after="0" w:line="240" w:lineRule="auto"/>
+        <w:rPr>
+          <w:rFonts w:ascii="Consolas" w:eastAsia="Times New Roman" w:hAnsi="Consolas" w:cs="Times New Roman"/>
+          <w:color w:val="4E5B61"/>
+          <w:sz w:val="21"/>
+          <w:szCs w:val="21"/>
+          <w:lang w:eastAsia="it-IT"/>
+        </w:rPr>
+      </w:pPr>
+      <w:r>
+        <w:rPr>
+          <w:rFonts w:ascii="Consolas" w:eastAsia="Times New Roman" w:hAnsi="Consolas" w:cs="Times New Roman"/>
+          <w:color w:val="4E5B61"/>
+          <w:sz w:val="21"/>
+          <w:szCs w:val="21"/>
+          <w:lang w:eastAsia="it-IT"/>
+        </w:rPr>
+        <w:t> </w:t>
+      </w:r>
+      <w:proofErr w:type="spellStart"/>
+      <w:r>
+        <w:rPr>
+          <w:rFonts w:ascii="Consolas" w:eastAsia="Times New Roman" w:hAnsi="Consolas" w:cs="Times New Roman"/>
+          <w:color w:val="D35400"/>
+          <w:sz w:val="21"/>
+          <w:szCs w:val="21"/>
+          <w:lang w:eastAsia="it-IT"/>
+        </w:rPr>
+        <w:t>Serial</w:t>
+      </w:r>
+      <w:r>
+        <w:rPr>
+          <w:rFonts w:ascii="Consolas" w:eastAsia="Times New Roman" w:hAnsi="Consolas" w:cs="Times New Roman"/>
+          <w:color w:val="4E5B61"/>
+          <w:sz w:val="21"/>
+          <w:szCs w:val="21"/>
+          <w:lang w:eastAsia="it-IT"/>
+        </w:rPr>
+        <w:t>.</w:t>
+      </w:r>
+      <w:r>
+        <w:rPr>
+          <w:rFonts w:ascii="Consolas" w:eastAsia="Times New Roman" w:hAnsi="Consolas" w:cs="Times New Roman"/>
+          <w:color w:val="D35400"/>
+          <w:sz w:val="21"/>
+          <w:szCs w:val="21"/>
+          <w:lang w:eastAsia="it-IT"/>
+        </w:rPr>
+        <w:t>print</w:t>
+      </w:r>
+      <w:proofErr w:type="spellEnd"/>
+      <w:r>
+        <w:rPr>
+          <w:rFonts w:ascii="Consolas" w:eastAsia="Times New Roman" w:hAnsi="Consolas" w:cs="Times New Roman"/>
+          <w:color w:val="434F54"/>
+          <w:sz w:val="21"/>
+          <w:szCs w:val="21"/>
+          <w:lang w:eastAsia="it-IT"/>
+        </w:rPr>
+        <w:t>(</w:t>
+      </w:r>
+      <w:proofErr w:type="spellStart"/>
+      <w:r>
+        <w:rPr>
+          <w:rFonts w:ascii="Consolas" w:eastAsia="Times New Roman" w:hAnsi="Consolas" w:cs="Times New Roman"/>
+          <w:color w:val="D35400"/>
+          <w:sz w:val="21"/>
+          <w:szCs w:val="21"/>
+          <w:lang w:eastAsia="it-IT"/>
+        </w:rPr>
+        <w:t>calib</w:t>
+      </w:r>
+      <w:r>
+        <w:rPr>
+          <w:rFonts w:ascii="Consolas" w:eastAsia="Times New Roman" w:hAnsi="Consolas" w:cs="Times New Roman"/>
+          <w:color w:val="4E5B61"/>
+          <w:sz w:val="21"/>
+          <w:szCs w:val="21"/>
+          <w:lang w:eastAsia="it-IT"/>
+        </w:rPr>
+        <w:t>.</w:t>
+      </w:r>
+      <w:r>
+        <w:rPr>
+          <w:rFonts w:ascii="Consolas" w:eastAsia="Times New Roman" w:hAnsi="Consolas" w:cs="Times New Roman"/>
+          <w:color w:val="D35400"/>
+          <w:sz w:val="21"/>
+          <w:szCs w:val="21"/>
+          <w:lang w:eastAsia="it-IT"/>
+        </w:rPr>
+        <w:t>accelBias</w:t>
+      </w:r>
+      <w:proofErr w:type="spellEnd"/>
+      <w:r>
+        <w:rPr>
+          <w:rFonts w:ascii="Consolas" w:eastAsia="Times New Roman" w:hAnsi="Consolas" w:cs="Times New Roman"/>
+          <w:color w:val="4E5B61"/>
+          <w:sz w:val="21"/>
+          <w:szCs w:val="21"/>
+          <w:lang w:eastAsia="it-IT"/>
+        </w:rPr>
+        <w:t>[</w:t>
+      </w:r>
+      <w:r>
+        <w:rPr>
+          <w:rFonts w:ascii="Consolas" w:eastAsia="Times New Roman" w:hAnsi="Consolas" w:cs="Times New Roman"/>
+          <w:color w:val="005C5F"/>
+          <w:sz w:val="21"/>
+          <w:szCs w:val="21"/>
+          <w:lang w:eastAsia="it-IT"/>
+        </w:rPr>
+        <w:t>1</w:t>
+      </w:r>
+      <w:r>
+        <w:rPr>
+          <w:rFonts w:ascii="Consolas" w:eastAsia="Times New Roman" w:hAnsi="Consolas" w:cs="Times New Roman"/>
+          <w:color w:val="4E5B61"/>
+          <w:sz w:val="21"/>
+          <w:szCs w:val="21"/>
+          <w:lang w:eastAsia="it-IT"/>
+        </w:rPr>
+        <w:t>]</w:t>
+      </w:r>
+      <w:r>
+        <w:rPr>
+          <w:rFonts w:ascii="Consolas" w:eastAsia="Times New Roman" w:hAnsi="Consolas" w:cs="Times New Roman"/>
+          <w:color w:val="434F54"/>
+          <w:sz w:val="21"/>
+          <w:szCs w:val="21"/>
+          <w:lang w:eastAsia="it-IT"/>
+        </w:rPr>
+        <w:t>)</w:t>
+      </w:r>
+      <w:r>
+        <w:rPr>
+          <w:rFonts w:ascii="Consolas" w:eastAsia="Times New Roman" w:hAnsi="Consolas" w:cs="Times New Roman"/>
+          <w:color w:val="4E5B61"/>
+          <w:sz w:val="21"/>
+          <w:szCs w:val="21"/>
+          <w:lang w:eastAsia="it-IT"/>
+        </w:rPr>
+        <w:t>;</w:t>
+      </w:r>
+    </w:p>
+    <w:p>
+      <w:pPr>
+        <w:shd w:val="clear" w:color="auto" w:fill="FFFFFF"/>
+        <w:spacing w:after="0" w:line="240" w:lineRule="auto"/>
+        <w:rPr>
+          <w:rFonts w:ascii="Consolas" w:eastAsia="Times New Roman" w:hAnsi="Consolas" w:cs="Times New Roman"/>
+          <w:color w:val="4E5B61"/>
+          <w:sz w:val="21"/>
+          <w:szCs w:val="21"/>
+          <w:lang w:eastAsia="it-IT"/>
+        </w:rPr>
+      </w:pPr>
+      <w:r>
+        <w:rPr>
+          <w:rFonts w:ascii="Consolas" w:eastAsia="Times New Roman" w:hAnsi="Consolas" w:cs="Times New Roman"/>
+          <w:color w:val="4E5B61"/>
+          <w:sz w:val="21"/>
+          <w:szCs w:val="21"/>
+          <w:lang w:eastAsia="it-IT"/>
+        </w:rPr>
+        <w:t> </w:t>
+      </w:r>
+      <w:proofErr w:type="spellStart"/>
+      <w:r>
+        <w:rPr>
+          <w:rFonts w:ascii="Consolas" w:eastAsia="Times New Roman" w:hAnsi="Consolas" w:cs="Times New Roman"/>
+          <w:color w:val="D35400"/>
+          <w:sz w:val="21"/>
+          <w:szCs w:val="21"/>
+          <w:lang w:eastAsia="it-IT"/>
+        </w:rPr>
+        <w:t>Serial</w:t>
+      </w:r>
+      <w:r>
+        <w:rPr>
+          <w:rFonts w:ascii="Consolas" w:eastAsia="Times New Roman" w:hAnsi="Consolas" w:cs="Times New Roman"/>
+          <w:color w:val="4E5B61"/>
+          <w:sz w:val="21"/>
+          <w:szCs w:val="21"/>
+          <w:lang w:eastAsia="it-IT"/>
+        </w:rPr>
+        <w:t>.</w:t>
+      </w:r>
+      <w:r>
+        <w:rPr>
+          <w:rFonts w:ascii="Consolas" w:eastAsia="Times New Roman" w:hAnsi="Consolas" w:cs="Times New Roman"/>
+          <w:color w:val="D35400"/>
+          <w:sz w:val="21"/>
+          <w:szCs w:val="21"/>
+          <w:lang w:eastAsia="it-IT"/>
+        </w:rPr>
+        <w:t>print</w:t>
+      </w:r>
+      <w:proofErr w:type="spellEnd"/>
+      <w:r>
+        <w:rPr>
+          <w:rFonts w:ascii="Consolas" w:eastAsia="Times New Roman" w:hAnsi="Consolas" w:cs="Times New Roman"/>
+          <w:color w:val="434F54"/>
+          <w:sz w:val="21"/>
+          <w:szCs w:val="21"/>
+          <w:lang w:eastAsia="it-IT"/>
+        </w:rPr>
+        <w:t>(</w:t>
+      </w:r>
+      <w:r>
+        <w:rPr>
+          <w:rFonts w:ascii="Consolas" w:eastAsia="Times New Roman" w:hAnsi="Consolas" w:cs="Times New Roman"/>
+          <w:color w:val="005C5F"/>
+          <w:sz w:val="21"/>
+          <w:szCs w:val="21"/>
+          <w:lang w:eastAsia="it-IT"/>
+        </w:rPr>
+        <w:t>", "</w:t>
+      </w:r>
+      <w:r>
+        <w:rPr>
+          <w:rFonts w:ascii="Consolas" w:eastAsia="Times New Roman" w:hAnsi="Consolas" w:cs="Times New Roman"/>
+          <w:color w:val="434F54"/>
+          <w:sz w:val="21"/>
+          <w:szCs w:val="21"/>
+          <w:lang w:eastAsia="it-IT"/>
+        </w:rPr>
+        <w:t>)</w:t>
+      </w:r>
+      <w:r>
+        <w:rPr>
+          <w:rFonts w:ascii="Consolas" w:eastAsia="Times New Roman" w:hAnsi="Consolas" w:cs="Times New Roman"/>
+          <w:color w:val="4E5B61"/>
+          <w:sz w:val="21"/>
+          <w:szCs w:val="21"/>
+          <w:lang w:eastAsia="it-IT"/>
+        </w:rPr>
+        <w:t>;</w:t>
+      </w:r>
+    </w:p>
+    <w:p>
+      <w:pPr>
+        <w:shd w:val="clear" w:color="auto" w:fill="FFFFFF"/>
+        <w:spacing w:after="0" w:line="240" w:lineRule="auto"/>
+        <w:rPr>
+          <w:rFonts w:ascii="Consolas" w:eastAsia="Times New Roman" w:hAnsi="Consolas" w:cs="Times New Roman"/>
+          <w:color w:val="4E5B61"/>
+          <w:sz w:val="21"/>
+          <w:szCs w:val="21"/>
+          <w:lang w:eastAsia="it-IT"/>
+        </w:rPr>
+      </w:pPr>
+      <w:r>
+        <w:rPr>
+          <w:rFonts w:ascii="Consolas" w:eastAsia="Times New Roman" w:hAnsi="Consolas" w:cs="Times New Roman"/>
+          <w:color w:val="4E5B61"/>
+          <w:sz w:val="21"/>
+          <w:szCs w:val="21"/>
+          <w:lang w:eastAsia="it-IT"/>
+        </w:rPr>
+        <w:t> </w:t>
+      </w:r>
+      <w:proofErr w:type="spellStart"/>
+      <w:r>
+        <w:rPr>
+          <w:rFonts w:ascii="Consolas" w:eastAsia="Times New Roman" w:hAnsi="Consolas" w:cs="Times New Roman"/>
+          <w:color w:val="D35400"/>
+          <w:sz w:val="21"/>
+          <w:szCs w:val="21"/>
+          <w:lang w:eastAsia="it-IT"/>
+        </w:rPr>
+        <w:t>Serial</w:t>
+      </w:r>
+      <w:r>
+        <w:rPr>
+          <w:rFonts w:ascii="Consolas" w:eastAsia="Times New Roman" w:hAnsi="Consolas" w:cs="Times New Roman"/>
+          <w:color w:val="4E5B61"/>
+          <w:sz w:val="21"/>
+          <w:szCs w:val="21"/>
+          <w:lang w:eastAsia="it-IT"/>
+        </w:rPr>
+        <w:t>.</w:t>
+      </w:r>
+      <w:r>
+        <w:rPr>
+          <w:rFonts w:ascii="Consolas" w:eastAsia="Times New Roman" w:hAnsi="Consolas" w:cs="Times New Roman"/>
+          <w:color w:val="D35400"/>
+          <w:sz w:val="21"/>
+          <w:szCs w:val="21"/>
+          <w:lang w:eastAsia="it-IT"/>
+        </w:rPr>
+        <w:t>println</w:t>
+      </w:r>
+      <w:proofErr w:type="spellEnd"/>
+      <w:r>
+        <w:rPr>
+          <w:rFonts w:ascii="Consolas" w:eastAsia="Times New Roman" w:hAnsi="Consolas" w:cs="Times New Roman"/>
+          <w:color w:val="434F54"/>
+          <w:sz w:val="21"/>
+          <w:szCs w:val="21"/>
+          <w:lang w:eastAsia="it-IT"/>
+        </w:rPr>
+        <w:t>(</w:t>
+      </w:r>
+      <w:proofErr w:type="spellStart"/>
+      <w:r>
+        <w:rPr>
+          <w:rFonts w:ascii="Consolas" w:eastAsia="Times New Roman" w:hAnsi="Consolas" w:cs="Times New Roman"/>
+          <w:color w:val="D35400"/>
+          <w:sz w:val="21"/>
+          <w:szCs w:val="21"/>
+          <w:lang w:eastAsia="it-IT"/>
+        </w:rPr>
+        <w:t>calib</w:t>
+      </w:r>
+      <w:r>
+        <w:rPr>
+          <w:rFonts w:ascii="Consolas" w:eastAsia="Times New Roman" w:hAnsi="Consolas" w:cs="Times New Roman"/>
+          <w:color w:val="4E5B61"/>
+          <w:sz w:val="21"/>
+          <w:szCs w:val="21"/>
+          <w:lang w:eastAsia="it-IT"/>
+        </w:rPr>
+        <w:t>.</w:t>
+      </w:r>
+      <w:r>
+        <w:rPr>
+          <w:rFonts w:ascii="Consolas" w:eastAsia="Times New Roman" w:hAnsi="Consolas" w:cs="Times New Roman"/>
+          <w:color w:val="D35400"/>
+          <w:sz w:val="21"/>
+          <w:szCs w:val="21"/>
+          <w:lang w:eastAsia="it-IT"/>
+        </w:rPr>
+        <w:t>accelBias</w:t>
+      </w:r>
+      <w:proofErr w:type="spellEnd"/>
+      <w:r>
+        <w:rPr>
+          <w:rFonts w:ascii="Consolas" w:eastAsia="Times New Roman" w:hAnsi="Consolas" w:cs="Times New Roman"/>
+          <w:color w:val="4E5B61"/>
+          <w:sz w:val="21"/>
+          <w:szCs w:val="21"/>
+          <w:lang w:eastAsia="it-IT"/>
+        </w:rPr>
+        <w:t>[</w:t>
+      </w:r>
+      <w:r>
+        <w:rPr>
+          <w:rFonts w:ascii="Consolas" w:eastAsia="Times New Roman" w:hAnsi="Consolas" w:cs="Times New Roman"/>
+          <w:color w:val="005C5F"/>
+          <w:sz w:val="21"/>
+          <w:szCs w:val="21"/>
+          <w:lang w:eastAsia="it-IT"/>
+        </w:rPr>
+        <w:t>2</w:t>
+      </w:r>
+      <w:r>
+        <w:rPr>
+          <w:rFonts w:ascii="Consolas" w:eastAsia="Times New Roman" w:hAnsi="Consolas" w:cs="Times New Roman"/>
+          <w:color w:val="4E5B61"/>
+          <w:sz w:val="21"/>
+          <w:szCs w:val="21"/>
+          <w:lang w:eastAsia="it-IT"/>
+        </w:rPr>
+        <w:t>]</w:t>
+      </w:r>
+      <w:r>
+        <w:rPr>
+          <w:rFonts w:ascii="Consolas" w:eastAsia="Times New Roman" w:hAnsi="Consolas" w:cs="Times New Roman"/>
+          <w:color w:val="434F54"/>
+          <w:sz w:val="21"/>
+          <w:szCs w:val="21"/>
+          <w:lang w:eastAsia="it-IT"/>
+        </w:rPr>
+        <w:t>)</w:t>
+      </w:r>
+      <w:r>
+        <w:rPr>
+          <w:rFonts w:ascii="Consolas" w:eastAsia="Times New Roman" w:hAnsi="Consolas" w:cs="Times New Roman"/>
+          <w:color w:val="4E5B61"/>
+          <w:sz w:val="21"/>
+          <w:szCs w:val="21"/>
+          <w:lang w:eastAsia="it-IT"/>
+        </w:rPr>
+        <w:t>;</w:t>
+      </w:r>
+    </w:p>
+    <w:p>
+      <w:pPr>
+        <w:shd w:val="clear" w:color="auto" w:fill="FFFFFF"/>
+        <w:spacing w:after="0" w:line="240" w:lineRule="auto"/>
+        <w:rPr>
+          <w:rFonts w:ascii="Consolas" w:eastAsia="Times New Roman" w:hAnsi="Consolas" w:cs="Times New Roman"/>
+          <w:color w:val="4E5B61"/>
+          <w:sz w:val="21"/>
+          <w:szCs w:val="21"/>
+          <w:lang w:eastAsia="it-IT"/>
+        </w:rPr>
+      </w:pPr>
+      <w:r>
+        <w:rPr>
+          <w:rFonts w:ascii="Consolas" w:eastAsia="Times New Roman" w:hAnsi="Consolas" w:cs="Times New Roman"/>
+          <w:color w:val="4E5B61"/>
+          <w:sz w:val="21"/>
+          <w:szCs w:val="21"/>
+          <w:lang w:eastAsia="it-IT"/>
+        </w:rPr>
+        <w:t> </w:t>
+      </w:r>
+      <w:proofErr w:type="spellStart"/>
+      <w:r>
+        <w:rPr>
+          <w:rFonts w:ascii="Consolas" w:eastAsia="Times New Roman" w:hAnsi="Consolas" w:cs="Times New Roman"/>
+          <w:color w:val="D35400"/>
+          <w:sz w:val="21"/>
+          <w:szCs w:val="21"/>
+          <w:lang w:eastAsia="it-IT"/>
+        </w:rPr>
+        <w:t>Serial</w:t>
+      </w:r>
+      <w:r>
+        <w:rPr>
+          <w:rFonts w:ascii="Consolas" w:eastAsia="Times New Roman" w:hAnsi="Consolas" w:cs="Times New Roman"/>
+          <w:color w:val="4E5B61"/>
+          <w:sz w:val="21"/>
+          <w:szCs w:val="21"/>
+          <w:lang w:eastAsia="it-IT"/>
+        </w:rPr>
+        <w:t>.</w:t>
+      </w:r>
+      <w:r>
+        <w:rPr>
+          <w:rFonts w:ascii="Consolas" w:eastAsia="Times New Roman" w:hAnsi="Consolas" w:cs="Times New Roman"/>
+          <w:color w:val="D35400"/>
+          <w:sz w:val="21"/>
+          <w:szCs w:val="21"/>
+          <w:lang w:eastAsia="it-IT"/>
+        </w:rPr>
+        <w:t>println</w:t>
+      </w:r>
+      <w:proofErr w:type="spellEnd"/>
+      <w:r>
+        <w:rPr>
+          <w:rFonts w:ascii="Consolas" w:eastAsia="Times New Roman" w:hAnsi="Consolas" w:cs="Times New Roman"/>
+          <w:color w:val="434F54"/>
+          <w:sz w:val="21"/>
+          <w:szCs w:val="21"/>
+          <w:lang w:eastAsia="it-IT"/>
+        </w:rPr>
+        <w:t>(</w:t>
+      </w:r>
+      <w:r>
+        <w:rPr>
+          <w:rFonts w:ascii="Consolas" w:eastAsia="Times New Roman" w:hAnsi="Consolas" w:cs="Times New Roman"/>
+          <w:color w:val="005C5F"/>
+          <w:sz w:val="21"/>
+          <w:szCs w:val="21"/>
+          <w:lang w:eastAsia="it-IT"/>
+        </w:rPr>
+        <w:t>"</w:t>
+      </w:r>
+      <w:proofErr w:type="spellStart"/>
+      <w:r>
+        <w:rPr>
+          <w:rFonts w:ascii="Consolas" w:eastAsia="Times New Roman" w:hAnsi="Consolas" w:cs="Times New Roman"/>
+          <w:color w:val="005C5F"/>
+          <w:sz w:val="21"/>
+          <w:szCs w:val="21"/>
+          <w:lang w:eastAsia="it-IT"/>
+        </w:rPr>
+        <w:t>Gyro</w:t>
+      </w:r>
+      <w:proofErr w:type="spellEnd"/>
+      <w:r>
+        <w:rPr>
+          <w:rFonts w:ascii="Consolas" w:eastAsia="Times New Roman" w:hAnsi="Consolas" w:cs="Times New Roman"/>
+          <w:color w:val="005C5F"/>
+          <w:sz w:val="21"/>
+          <w:szCs w:val="21"/>
+          <w:lang w:eastAsia="it-IT"/>
+        </w:rPr>
+        <w:t xml:space="preserve"> </w:t>
+      </w:r>
+      <w:proofErr w:type="spellStart"/>
+      <w:r>
+        <w:rPr>
+          <w:rFonts w:ascii="Consolas" w:eastAsia="Times New Roman" w:hAnsi="Consolas" w:cs="Times New Roman"/>
+          <w:color w:val="005C5F"/>
+          <w:sz w:val="21"/>
+          <w:szCs w:val="21"/>
+          <w:lang w:eastAsia="it-IT"/>
+        </w:rPr>
+        <w:t>biases</w:t>
+      </w:r>
+      <w:proofErr w:type="spellEnd"/>
+      <w:r>
+        <w:rPr>
+          <w:rFonts w:ascii="Consolas" w:eastAsia="Times New Roman" w:hAnsi="Consolas" w:cs="Times New Roman"/>
+          <w:color w:val="005C5F"/>
+          <w:sz w:val="21"/>
+          <w:szCs w:val="21"/>
+          <w:lang w:eastAsia="it-IT"/>
+        </w:rPr>
+        <w:t xml:space="preserve"> X/Y/Z: "</w:t>
+      </w:r>
+      <w:r>
+        <w:rPr>
+          <w:rFonts w:ascii="Consolas" w:eastAsia="Times New Roman" w:hAnsi="Consolas" w:cs="Times New Roman"/>
+          <w:color w:val="434F54"/>
+          <w:sz w:val="21"/>
+          <w:szCs w:val="21"/>
+          <w:lang w:eastAsia="it-IT"/>
+        </w:rPr>
+        <w:t>)</w:t>
+      </w:r>
+      <w:r>
+        <w:rPr>
+          <w:rFonts w:ascii="Consolas" w:eastAsia="Times New Roman" w:hAnsi="Consolas" w:cs="Times New Roman"/>
+          <w:color w:val="4E5B61"/>
+          <w:sz w:val="21"/>
+          <w:szCs w:val="21"/>
+          <w:lang w:eastAsia="it-IT"/>
+        </w:rPr>
+        <w:t>;</w:t>
+      </w:r>
+    </w:p>
+    <w:p>
+      <w:pPr>
+        <w:shd w:val="clear" w:color="auto" w:fill="FFFFFF"/>
+        <w:spacing w:after="0" w:line="240" w:lineRule="auto"/>
+        <w:rPr>
+          <w:rFonts w:ascii="Consolas" w:eastAsia="Times New Roman" w:hAnsi="Consolas" w:cs="Times New Roman"/>
+          <w:color w:val="4E5B61"/>
+          <w:sz w:val="21"/>
+          <w:szCs w:val="21"/>
+          <w:lang w:eastAsia="it-IT"/>
+        </w:rPr>
+      </w:pPr>
+      <w:r>
+        <w:rPr>
+          <w:rFonts w:ascii="Consolas" w:eastAsia="Times New Roman" w:hAnsi="Consolas" w:cs="Times New Roman"/>
+          <w:color w:val="4E5B61"/>
+          <w:sz w:val="21"/>
+          <w:szCs w:val="21"/>
+          <w:lang w:eastAsia="it-IT"/>
+        </w:rPr>
+        <w:t> </w:t>
+      </w:r>
+      <w:proofErr w:type="spellStart"/>
+      <w:r>
+        <w:rPr>
+          <w:rFonts w:ascii="Consolas" w:eastAsia="Times New Roman" w:hAnsi="Consolas" w:cs="Times New Roman"/>
+          <w:color w:val="D35400"/>
+          <w:sz w:val="21"/>
+          <w:szCs w:val="21"/>
+          <w:lang w:eastAsia="it-IT"/>
+        </w:rPr>
+        <w:t>Serial</w:t>
+      </w:r>
+      <w:r>
+        <w:rPr>
+          <w:rFonts w:ascii="Consolas" w:eastAsia="Times New Roman" w:hAnsi="Consolas" w:cs="Times New Roman"/>
+          <w:color w:val="4E5B61"/>
+          <w:sz w:val="21"/>
+          <w:szCs w:val="21"/>
+          <w:lang w:eastAsia="it-IT"/>
+        </w:rPr>
+        <w:t>.</w:t>
+      </w:r>
+      <w:r>
+        <w:rPr>
+          <w:rFonts w:ascii="Consolas" w:eastAsia="Times New Roman" w:hAnsi="Consolas" w:cs="Times New Roman"/>
+          <w:color w:val="D35400"/>
+          <w:sz w:val="21"/>
+          <w:szCs w:val="21"/>
+          <w:lang w:eastAsia="it-IT"/>
+        </w:rPr>
+        <w:t>print</w:t>
+      </w:r>
+      <w:proofErr w:type="spellEnd"/>
+      <w:r>
+        <w:rPr>
+          <w:rFonts w:ascii="Consolas" w:eastAsia="Times New Roman" w:hAnsi="Consolas" w:cs="Times New Roman"/>
+          <w:color w:val="434F54"/>
+          <w:sz w:val="21"/>
+          <w:szCs w:val="21"/>
+          <w:lang w:eastAsia="it-IT"/>
+        </w:rPr>
+        <w:t>(</w:t>
+      </w:r>
+      <w:proofErr w:type="spellStart"/>
+      <w:r>
+        <w:rPr>
+          <w:rFonts w:ascii="Consolas" w:eastAsia="Times New Roman" w:hAnsi="Consolas" w:cs="Times New Roman"/>
+          <w:color w:val="D35400"/>
+          <w:sz w:val="21"/>
+          <w:szCs w:val="21"/>
+          <w:lang w:eastAsia="it-IT"/>
+        </w:rPr>
+        <w:t>calib</w:t>
+      </w:r>
+      <w:r>
+        <w:rPr>
+          <w:rFonts w:ascii="Consolas" w:eastAsia="Times New Roman" w:hAnsi="Consolas" w:cs="Times New Roman"/>
+          <w:color w:val="4E5B61"/>
+          <w:sz w:val="21"/>
+          <w:szCs w:val="21"/>
+          <w:lang w:eastAsia="it-IT"/>
+        </w:rPr>
+        <w:t>.</w:t>
+      </w:r>
+      <w:r>
+        <w:rPr>
+          <w:rFonts w:ascii="Consolas" w:eastAsia="Times New Roman" w:hAnsi="Consolas" w:cs="Times New Roman"/>
+          <w:color w:val="D35400"/>
+          <w:sz w:val="21"/>
+          <w:szCs w:val="21"/>
+          <w:lang w:eastAsia="it-IT"/>
+        </w:rPr>
+        <w:t>gyroBias</w:t>
+      </w:r>
+      <w:proofErr w:type="spellEnd"/>
+      <w:r>
+        <w:rPr>
+          <w:rFonts w:ascii="Consolas" w:eastAsia="Times New Roman" w:hAnsi="Consolas" w:cs="Times New Roman"/>
+          <w:color w:val="4E5B61"/>
+          <w:sz w:val="21"/>
+          <w:szCs w:val="21"/>
+          <w:lang w:eastAsia="it-IT"/>
+        </w:rPr>
+        <w:t>[</w:t>
+      </w:r>
+      <w:r>
+        <w:rPr>
+          <w:rFonts w:ascii="Consolas" w:eastAsia="Times New Roman" w:hAnsi="Consolas" w:cs="Times New Roman"/>
+          <w:color w:val="005C5F"/>
+          <w:sz w:val="21"/>
+          <w:szCs w:val="21"/>
+          <w:lang w:eastAsia="it-IT"/>
+        </w:rPr>
+        <w:t>0</w:t>
+      </w:r>
+      <w:r>
+        <w:rPr>
+          <w:rFonts w:ascii="Consolas" w:eastAsia="Times New Roman" w:hAnsi="Consolas" w:cs="Times New Roman"/>
+          <w:color w:val="4E5B61"/>
+          <w:sz w:val="21"/>
+          <w:szCs w:val="21"/>
+          <w:lang w:eastAsia="it-IT"/>
+        </w:rPr>
+        <w:t>]</w:t>
+      </w:r>
+      <w:r>
+        <w:rPr>
+          <w:rFonts w:ascii="Consolas" w:eastAsia="Times New Roman" w:hAnsi="Consolas" w:cs="Times New Roman"/>
+          <w:color w:val="434F54"/>
+          <w:sz w:val="21"/>
+          <w:szCs w:val="21"/>
+          <w:lang w:eastAsia="it-IT"/>
+        </w:rPr>
+        <w:t>)</w:t>
+      </w:r>
+      <w:r>
+        <w:rPr>
+          <w:rFonts w:ascii="Consolas" w:eastAsia="Times New Roman" w:hAnsi="Consolas" w:cs="Times New Roman"/>
+          <w:color w:val="4E5B61"/>
+          <w:sz w:val="21"/>
+          <w:szCs w:val="21"/>
+          <w:lang w:eastAsia="it-IT"/>
+        </w:rPr>
+        <w:t>;</w:t>
+      </w:r>
+    </w:p>
+    <w:p>
+      <w:pPr>
+        <w:spacing w:after="0" w:line="240" w:lineRule="auto"/>
+        <w:rPr>
+          <w:rFonts w:ascii="Times New Roman" w:eastAsia="Times New Roman" w:hAnsi="Times New Roman" w:cs="Times New Roman"/>
+          <w:sz w:val="24"/>
+          <w:szCs w:val="24"/>
+          <w:lang w:eastAsia="it-IT"/>
+        </w:rPr>
+      </w:pPr>
+      <w:r>
+        <w:rPr>
+          <w:rFonts w:ascii="Consolas" w:eastAsia="Times New Roman" w:hAnsi="Consolas" w:cs="Times New Roman"/>
+          <w:color w:val="4E5B61"/>
+          <w:sz w:val="21"/>
+          <w:szCs w:val="21"/>
+          <w:lang w:eastAsia="it-IT"/>
+        </w:rPr>
+        <w:br/>
+      </w:r>
+    </w:p>
+    <w:p>
+      <w:pPr>
+        <w:shd w:val="clear" w:color="auto" w:fill="FFFFFF"/>
+        <w:spacing w:after="0" w:line="240" w:lineRule="auto"/>
+        <w:rPr>
+          <w:rFonts w:ascii="Consolas" w:eastAsia="Times New Roman" w:hAnsi="Consolas" w:cs="Times New Roman"/>
+          <w:color w:val="4E5B61"/>
+          <w:sz w:val="21"/>
+          <w:szCs w:val="21"/>
+          <w:lang w:eastAsia="it-IT"/>
+        </w:rPr>
+      </w:pPr>
+      <w:r>
+        <w:rPr>
+          <w:rFonts w:ascii="Consolas" w:eastAsia="Times New Roman" w:hAnsi="Consolas" w:cs="Times New Roman"/>
+          <w:color w:val="4E5B61"/>
+          <w:sz w:val="21"/>
+          <w:szCs w:val="21"/>
+          <w:lang w:eastAsia="it-IT"/>
+        </w:rPr>
+        <w:t> </w:t>
+      </w:r>
+      <w:proofErr w:type="spellStart"/>
+      <w:r>
+        <w:rPr>
+          <w:rFonts w:ascii="Consolas" w:eastAsia="Times New Roman" w:hAnsi="Consolas" w:cs="Times New Roman"/>
+          <w:color w:val="D35400"/>
+          <w:sz w:val="21"/>
+          <w:szCs w:val="21"/>
+          <w:lang w:eastAsia="it-IT"/>
+        </w:rPr>
+        <w:t>Serial</w:t>
+      </w:r>
+      <w:r>
+        <w:rPr>
+          <w:rFonts w:ascii="Consolas" w:eastAsia="Times New Roman" w:hAnsi="Consolas" w:cs="Times New Roman"/>
+          <w:color w:val="4E5B61"/>
+          <w:sz w:val="21"/>
+          <w:szCs w:val="21"/>
+          <w:lang w:eastAsia="it-IT"/>
+        </w:rPr>
+        <w:t>.</w:t>
+      </w:r>
+      <w:r>
+        <w:rPr>
+          <w:rFonts w:ascii="Consolas" w:eastAsia="Times New Roman" w:hAnsi="Consolas" w:cs="Times New Roman"/>
+          <w:color w:val="D35400"/>
+          <w:sz w:val="21"/>
+          <w:szCs w:val="21"/>
+          <w:lang w:eastAsia="it-IT"/>
+        </w:rPr>
+        <w:t>print</w:t>
+      </w:r>
+      <w:proofErr w:type="spellEnd"/>
+      <w:r>
+        <w:rPr>
+          <w:rFonts w:ascii="Consolas" w:eastAsia="Times New Roman" w:hAnsi="Consolas" w:cs="Times New Roman"/>
+          <w:color w:val="434F54"/>
+          <w:sz w:val="21"/>
+          <w:szCs w:val="21"/>
+          <w:lang w:eastAsia="it-IT"/>
+        </w:rPr>
+        <w:t>(</w:t>
+      </w:r>
+      <w:r>
+        <w:rPr>
+          <w:rFonts w:ascii="Consolas" w:eastAsia="Times New Roman" w:hAnsi="Consolas" w:cs="Times New Roman"/>
+          <w:color w:val="005C5F"/>
+          <w:sz w:val="21"/>
+          <w:szCs w:val="21"/>
+          <w:lang w:eastAsia="it-IT"/>
+        </w:rPr>
+        <w:t>", "</w:t>
+      </w:r>
+      <w:r>
+        <w:rPr>
+          <w:rFonts w:ascii="Consolas" w:eastAsia="Times New Roman" w:hAnsi="Consolas" w:cs="Times New Roman"/>
+          <w:color w:val="434F54"/>
+          <w:sz w:val="21"/>
+          <w:szCs w:val="21"/>
+          <w:lang w:eastAsia="it-IT"/>
+        </w:rPr>
+        <w:t>)</w:t>
+      </w:r>
+      <w:r>
+        <w:rPr>
+          <w:rFonts w:ascii="Consolas" w:eastAsia="Times New Roman" w:hAnsi="Consolas" w:cs="Times New Roman"/>
+          <w:color w:val="4E5B61"/>
+          <w:sz w:val="21"/>
+          <w:szCs w:val="21"/>
+          <w:lang w:eastAsia="it-IT"/>
+        </w:rPr>
+        <w:t>;</w:t>
+      </w:r>
+    </w:p>
+    <w:p>
+      <w:pPr>
+        <w:shd w:val="clear" w:color="auto" w:fill="FFFFFF"/>
+        <w:spacing w:after="0" w:line="240" w:lineRule="auto"/>
+        <w:rPr>
+          <w:rFonts w:ascii="Consolas" w:eastAsia="Times New Roman" w:hAnsi="Consolas" w:cs="Times New Roman"/>
+          <w:color w:val="4E5B61"/>
+          <w:sz w:val="21"/>
+          <w:szCs w:val="21"/>
+          <w:lang w:eastAsia="it-IT"/>
+        </w:rPr>
+      </w:pPr>
+      <w:r>
+        <w:rPr>
+          <w:rFonts w:ascii="Consolas" w:eastAsia="Times New Roman" w:hAnsi="Consolas" w:cs="Times New Roman"/>
+          <w:color w:val="4E5B61"/>
+          <w:sz w:val="21"/>
+          <w:szCs w:val="21"/>
+          <w:lang w:eastAsia="it-IT"/>
+        </w:rPr>
+        <w:t xml:space="preserve">  </w:t>
+      </w:r>
+      <w:proofErr w:type="spellStart"/>
+      <w:r>
+        <w:rPr>
+          <w:rFonts w:ascii="Consolas" w:eastAsia="Times New Roman" w:hAnsi="Consolas" w:cs="Times New Roman"/>
+          <w:color w:val="D35400"/>
+          <w:sz w:val="21"/>
+          <w:szCs w:val="21"/>
+          <w:lang w:eastAsia="it-IT"/>
+        </w:rPr>
+        <w:t>Serial</w:t>
+      </w:r>
+      <w:r>
+        <w:rPr>
+          <w:rFonts w:ascii="Consolas" w:eastAsia="Times New Roman" w:hAnsi="Consolas" w:cs="Times New Roman"/>
+          <w:color w:val="4E5B61"/>
+          <w:sz w:val="21"/>
+          <w:szCs w:val="21"/>
+          <w:lang w:eastAsia="it-IT"/>
+        </w:rPr>
+        <w:t>.</w:t>
+      </w:r>
+      <w:r>
+        <w:rPr>
+          <w:rFonts w:ascii="Consolas" w:eastAsia="Times New Roman" w:hAnsi="Consolas" w:cs="Times New Roman"/>
+          <w:color w:val="D35400"/>
+          <w:sz w:val="21"/>
+          <w:szCs w:val="21"/>
+          <w:lang w:eastAsia="it-IT"/>
+        </w:rPr>
+        <w:t>print</w:t>
+      </w:r>
+      <w:proofErr w:type="spellEnd"/>
+      <w:r>
+        <w:rPr>
+          <w:rFonts w:ascii="Consolas" w:eastAsia="Times New Roman" w:hAnsi="Consolas" w:cs="Times New Roman"/>
+          <w:color w:val="434F54"/>
+          <w:sz w:val="21"/>
+          <w:szCs w:val="21"/>
+          <w:lang w:eastAsia="it-IT"/>
+        </w:rPr>
+        <w:t>(</w:t>
+      </w:r>
+      <w:proofErr w:type="spellStart"/>
+      <w:r>
+        <w:rPr>
+          <w:rFonts w:ascii="Consolas" w:eastAsia="Times New Roman" w:hAnsi="Consolas" w:cs="Times New Roman"/>
+          <w:color w:val="D35400"/>
+          <w:sz w:val="21"/>
+          <w:szCs w:val="21"/>
+          <w:lang w:eastAsia="it-IT"/>
+        </w:rPr>
+        <w:t>calib</w:t>
+      </w:r>
+      <w:r>
+        <w:rPr>
+          <w:rFonts w:ascii="Consolas" w:eastAsia="Times New Roman" w:hAnsi="Consolas" w:cs="Times New Roman"/>
+          <w:color w:val="4E5B61"/>
+          <w:sz w:val="21"/>
+          <w:szCs w:val="21"/>
+          <w:lang w:eastAsia="it-IT"/>
+        </w:rPr>
+        <w:t>.</w:t>
+      </w:r>
+      <w:r>
+        <w:rPr>
+          <w:rFonts w:ascii="Consolas" w:eastAsia="Times New Roman" w:hAnsi="Consolas" w:cs="Times New Roman"/>
+          <w:color w:val="D35400"/>
+          <w:sz w:val="21"/>
+          <w:szCs w:val="21"/>
+          <w:lang w:eastAsia="it-IT"/>
+        </w:rPr>
+        <w:t>gyroBias</w:t>
+      </w:r>
+      <w:proofErr w:type="spellEnd"/>
+      <w:r>
+        <w:rPr>
+          <w:rFonts w:ascii="Consolas" w:eastAsia="Times New Roman" w:hAnsi="Consolas" w:cs="Times New Roman"/>
+          <w:color w:val="4E5B61"/>
+          <w:sz w:val="21"/>
+          <w:szCs w:val="21"/>
+          <w:lang w:eastAsia="it-IT"/>
+        </w:rPr>
+        <w:t>[</w:t>
+      </w:r>
+      <w:r>
+        <w:rPr>
+          <w:rFonts w:ascii="Consolas" w:eastAsia="Times New Roman" w:hAnsi="Consolas" w:cs="Times New Roman"/>
+          <w:color w:val="005C5F"/>
+          <w:sz w:val="21"/>
+          <w:szCs w:val="21"/>
+          <w:lang w:eastAsia="it-IT"/>
+        </w:rPr>
+        <w:t>1</w:t>
+      </w:r>
+      <w:r>
+        <w:rPr>
+          <w:rFonts w:ascii="Consolas" w:eastAsia="Times New Roman" w:hAnsi="Consolas" w:cs="Times New Roman"/>
+          <w:color w:val="4E5B61"/>
+          <w:sz w:val="21"/>
+          <w:szCs w:val="21"/>
+          <w:lang w:eastAsia="it-IT"/>
+        </w:rPr>
+        <w:t>]</w:t>
+      </w:r>
+      <w:r>
+        <w:rPr>
+          <w:rFonts w:ascii="Consolas" w:eastAsia="Times New Roman" w:hAnsi="Consolas" w:cs="Times New Roman"/>
+          <w:color w:val="434F54"/>
+          <w:sz w:val="21"/>
+          <w:szCs w:val="21"/>
+          <w:lang w:eastAsia="it-IT"/>
+        </w:rPr>
+        <w:t>)</w:t>
+      </w:r>
+      <w:r>
+        <w:rPr>
+          <w:rFonts w:ascii="Consolas" w:eastAsia="Times New Roman" w:hAnsi="Consolas" w:cs="Times New Roman"/>
+          <w:color w:val="4E5B61"/>
+          <w:sz w:val="21"/>
+          <w:szCs w:val="21"/>
+          <w:lang w:eastAsia="it-IT"/>
+        </w:rPr>
+        <w:t>;</w:t>
+      </w:r>
+    </w:p>
+    <w:p>
+      <w:pPr>
+        <w:shd w:val="clear" w:color="auto" w:fill="FFFFFF"/>
+        <w:spacing w:after="0" w:line="240" w:lineRule="auto"/>
+        <w:rPr>
+          <w:rFonts w:ascii="Consolas" w:eastAsia="Times New Roman" w:hAnsi="Consolas" w:cs="Times New Roman"/>
+          <w:color w:val="4E5B61"/>
+          <w:sz w:val="21"/>
+          <w:szCs w:val="21"/>
+          <w:lang w:eastAsia="it-IT"/>
+        </w:rPr>
+      </w:pPr>
+      <w:r>
+        <w:rPr>
+          <w:rFonts w:ascii="Consolas" w:eastAsia="Times New Roman" w:hAnsi="Consolas" w:cs="Times New Roman"/>
+          <w:color w:val="4E5B61"/>
+          <w:sz w:val="21"/>
+          <w:szCs w:val="21"/>
+          <w:lang w:eastAsia="it-IT"/>
+        </w:rPr>
+        <w:t> </w:t>
+      </w:r>
+      <w:proofErr w:type="spellStart"/>
+      <w:r>
+        <w:rPr>
+          <w:rFonts w:ascii="Consolas" w:eastAsia="Times New Roman" w:hAnsi="Consolas" w:cs="Times New Roman"/>
+          <w:color w:val="D35400"/>
+          <w:sz w:val="21"/>
+          <w:szCs w:val="21"/>
+          <w:lang w:eastAsia="it-IT"/>
+        </w:rPr>
+        <w:t>Serial</w:t>
+      </w:r>
+      <w:r>
+        <w:rPr>
+          <w:rFonts w:ascii="Consolas" w:eastAsia="Times New Roman" w:hAnsi="Consolas" w:cs="Times New Roman"/>
+          <w:color w:val="4E5B61"/>
+          <w:sz w:val="21"/>
+          <w:szCs w:val="21"/>
+          <w:lang w:eastAsia="it-IT"/>
+        </w:rPr>
+        <w:t>.</w:t>
+      </w:r>
+      <w:r>
+        <w:rPr>
+          <w:rFonts w:ascii="Consolas" w:eastAsia="Times New Roman" w:hAnsi="Consolas" w:cs="Times New Roman"/>
+          <w:color w:val="D35400"/>
+          <w:sz w:val="21"/>
+          <w:szCs w:val="21"/>
+          <w:lang w:eastAsia="it-IT"/>
+        </w:rPr>
+        <w:t>print</w:t>
+      </w:r>
+      <w:proofErr w:type="spellEnd"/>
+      <w:r>
+        <w:rPr>
+          <w:rFonts w:ascii="Consolas" w:eastAsia="Times New Roman" w:hAnsi="Consolas" w:cs="Times New Roman"/>
+          <w:color w:val="434F54"/>
+          <w:sz w:val="21"/>
+          <w:szCs w:val="21"/>
+          <w:lang w:eastAsia="it-IT"/>
+        </w:rPr>
+        <w:t>(</w:t>
+      </w:r>
+      <w:r>
+        <w:rPr>
+          <w:rFonts w:ascii="Consolas" w:eastAsia="Times New Roman" w:hAnsi="Consolas" w:cs="Times New Roman"/>
+          <w:color w:val="005C5F"/>
+          <w:sz w:val="21"/>
+          <w:szCs w:val="21"/>
+          <w:lang w:eastAsia="it-IT"/>
+        </w:rPr>
+        <w:t>", "</w:t>
+      </w:r>
+      <w:r>
+        <w:rPr>
+          <w:rFonts w:ascii="Consolas" w:eastAsia="Times New Roman" w:hAnsi="Consolas" w:cs="Times New Roman"/>
+          <w:color w:val="434F54"/>
+          <w:sz w:val="21"/>
+          <w:szCs w:val="21"/>
+          <w:lang w:eastAsia="it-IT"/>
+        </w:rPr>
+        <w:t>)</w:t>
+      </w:r>
+      <w:r>
+        <w:rPr>
+          <w:rFonts w:ascii="Consolas" w:eastAsia="Times New Roman" w:hAnsi="Consolas" w:cs="Times New Roman"/>
+          <w:color w:val="4E5B61"/>
+          <w:sz w:val="21"/>
+          <w:szCs w:val="21"/>
+          <w:lang w:eastAsia="it-IT"/>
+        </w:rPr>
+        <w:t>;</w:t>
+      </w:r>
+    </w:p>
+    <w:p>
+      <w:pPr>
+        <w:shd w:val="clear" w:color="auto" w:fill="FFFFFF"/>
+        <w:spacing w:after="0" w:line="240" w:lineRule="auto"/>
+        <w:rPr>
+          <w:rFonts w:ascii="Consolas" w:eastAsia="Times New Roman" w:hAnsi="Consolas" w:cs="Times New Roman"/>
+          <w:color w:val="4E5B61"/>
+          <w:sz w:val="21"/>
+          <w:szCs w:val="21"/>
+          <w:lang w:eastAsia="it-IT"/>
+        </w:rPr>
+      </w:pPr>
+      <w:r>
+        <w:rPr>
+          <w:rFonts w:ascii="Consolas" w:eastAsia="Times New Roman" w:hAnsi="Consolas" w:cs="Times New Roman"/>
+          <w:color w:val="4E5B61"/>
+          <w:sz w:val="21"/>
+          <w:szCs w:val="21"/>
+          <w:lang w:eastAsia="it-IT"/>
+        </w:rPr>
+        <w:t> </w:t>
+      </w:r>
+      <w:proofErr w:type="spellStart"/>
+      <w:r>
+        <w:rPr>
+          <w:rFonts w:ascii="Consolas" w:eastAsia="Times New Roman" w:hAnsi="Consolas" w:cs="Times New Roman"/>
+          <w:color w:val="D35400"/>
+          <w:sz w:val="21"/>
+          <w:szCs w:val="21"/>
+          <w:lang w:eastAsia="it-IT"/>
+        </w:rPr>
+        <w:t>Serial</w:t>
+      </w:r>
+      <w:r>
+        <w:rPr>
+          <w:rFonts w:ascii="Consolas" w:eastAsia="Times New Roman" w:hAnsi="Consolas" w:cs="Times New Roman"/>
+          <w:color w:val="4E5B61"/>
+          <w:sz w:val="21"/>
+          <w:szCs w:val="21"/>
+          <w:lang w:eastAsia="it-IT"/>
+        </w:rPr>
+        <w:t>.</w:t>
+      </w:r>
+      <w:r>
+        <w:rPr>
+          <w:rFonts w:ascii="Consolas" w:eastAsia="Times New Roman" w:hAnsi="Consolas" w:cs="Times New Roman"/>
+          <w:color w:val="D35400"/>
+          <w:sz w:val="21"/>
+          <w:szCs w:val="21"/>
+          <w:lang w:eastAsia="it-IT"/>
+        </w:rPr>
+        <w:t>println</w:t>
+      </w:r>
+      <w:proofErr w:type="spellEnd"/>
+      <w:r>
+        <w:rPr>
+          <w:rFonts w:ascii="Consolas" w:eastAsia="Times New Roman" w:hAnsi="Consolas" w:cs="Times New Roman"/>
+          <w:color w:val="434F54"/>
+          <w:sz w:val="21"/>
+          <w:szCs w:val="21"/>
+          <w:lang w:eastAsia="it-IT"/>
+        </w:rPr>
+        <w:t>(</w:t>
+      </w:r>
+      <w:proofErr w:type="spellStart"/>
+      <w:r>
+        <w:rPr>
+          <w:rFonts w:ascii="Consolas" w:eastAsia="Times New Roman" w:hAnsi="Consolas" w:cs="Times New Roman"/>
+          <w:color w:val="D35400"/>
+          <w:sz w:val="21"/>
+          <w:szCs w:val="21"/>
+          <w:lang w:eastAsia="it-IT"/>
+        </w:rPr>
+        <w:t>calib</w:t>
+      </w:r>
+      <w:r>
+        <w:rPr>
+          <w:rFonts w:ascii="Consolas" w:eastAsia="Times New Roman" w:hAnsi="Consolas" w:cs="Times New Roman"/>
+          <w:color w:val="4E5B61"/>
+          <w:sz w:val="21"/>
+          <w:szCs w:val="21"/>
+          <w:lang w:eastAsia="it-IT"/>
+        </w:rPr>
+        <w:t>.</w:t>
+      </w:r>
+      <w:r>
+        <w:rPr>
+          <w:rFonts w:ascii="Consolas" w:eastAsia="Times New Roman" w:hAnsi="Consolas" w:cs="Times New Roman"/>
+          <w:color w:val="D35400"/>
+          <w:sz w:val="21"/>
+          <w:szCs w:val="21"/>
+          <w:lang w:eastAsia="it-IT"/>
+        </w:rPr>
+        <w:t>gyroBias</w:t>
+      </w:r>
+      <w:proofErr w:type="spellEnd"/>
+      <w:r>
+        <w:rPr>
+          <w:rFonts w:ascii="Consolas" w:eastAsia="Times New Roman" w:hAnsi="Consolas" w:cs="Times New Roman"/>
+          <w:color w:val="4E5B61"/>
+          <w:sz w:val="21"/>
+          <w:szCs w:val="21"/>
+          <w:lang w:eastAsia="it-IT"/>
+        </w:rPr>
+        <w:t>[</w:t>
+      </w:r>
+      <w:r>
+        <w:rPr>
+          <w:rFonts w:ascii="Consolas" w:eastAsia="Times New Roman" w:hAnsi="Consolas" w:cs="Times New Roman"/>
+          <w:color w:val="005C5F"/>
+          <w:sz w:val="21"/>
+          <w:szCs w:val="21"/>
+          <w:lang w:eastAsia="it-IT"/>
+        </w:rPr>
+        <w:t>2</w:t>
+      </w:r>
+      <w:r>
+        <w:rPr>
+          <w:rFonts w:ascii="Consolas" w:eastAsia="Times New Roman" w:hAnsi="Consolas" w:cs="Times New Roman"/>
+          <w:color w:val="4E5B61"/>
+          <w:sz w:val="21"/>
+          <w:szCs w:val="21"/>
+          <w:lang w:eastAsia="it-IT"/>
+        </w:rPr>
+        <w:t>]</w:t>
+      </w:r>
+      <w:r>
+        <w:rPr>
+          <w:rFonts w:ascii="Consolas" w:eastAsia="Times New Roman" w:hAnsi="Consolas" w:cs="Times New Roman"/>
+          <w:color w:val="434F54"/>
+          <w:sz w:val="21"/>
+          <w:szCs w:val="21"/>
+          <w:lang w:eastAsia="it-IT"/>
+        </w:rPr>
+        <w:t>)</w:t>
+      </w:r>
+      <w:r>
+        <w:rPr>
+          <w:rFonts w:ascii="Consolas" w:eastAsia="Times New Roman" w:hAnsi="Consolas" w:cs="Times New Roman"/>
+          <w:color w:val="4E5B61"/>
+          <w:sz w:val="21"/>
+          <w:szCs w:val="21"/>
+          <w:lang w:eastAsia="it-IT"/>
+        </w:rPr>
+        <w:t>;</w:t>
+      </w:r>
+    </w:p>
+    <w:p>
+      <w:pPr>
+        <w:shd w:val="clear" w:color="auto" w:fill="FFFFFF"/>
+        <w:spacing w:after="0" w:line="240" w:lineRule="auto"/>
+        <w:rPr>
+          <w:rFonts w:ascii="Consolas" w:eastAsia="Times New Roman" w:hAnsi="Consolas" w:cs="Times New Roman"/>
+          <w:color w:val="4E5B61"/>
+          <w:sz w:val="21"/>
+          <w:szCs w:val="21"/>
+          <w:lang w:eastAsia="it-IT"/>
+        </w:rPr>
+      </w:pPr>
+      <w:r>
+        <w:rPr>
+          <w:rFonts w:ascii="Consolas" w:eastAsia="Times New Roman" w:hAnsi="Consolas" w:cs="Times New Roman"/>
+          <w:color w:val="4E5B61"/>
+          <w:sz w:val="21"/>
+          <w:szCs w:val="21"/>
+          <w:lang w:eastAsia="it-IT"/>
+        </w:rPr>
+        <w:t> </w:t>
+      </w:r>
+      <w:proofErr w:type="spellStart"/>
+      <w:r>
+        <w:rPr>
+          <w:rFonts w:ascii="Consolas" w:eastAsia="Times New Roman" w:hAnsi="Consolas" w:cs="Times New Roman"/>
+          <w:color w:val="D35400"/>
+          <w:sz w:val="21"/>
+          <w:szCs w:val="21"/>
+          <w:lang w:eastAsia="it-IT"/>
+        </w:rPr>
+        <w:t>delay</w:t>
+      </w:r>
+      <w:proofErr w:type="spellEnd"/>
+      <w:r>
+        <w:rPr>
+          <w:rFonts w:ascii="Consolas" w:eastAsia="Times New Roman" w:hAnsi="Consolas" w:cs="Times New Roman"/>
+          <w:color w:val="434F54"/>
+          <w:sz w:val="21"/>
+          <w:szCs w:val="21"/>
+          <w:lang w:eastAsia="it-IT"/>
+        </w:rPr>
+        <w:t>(</w:t>
+      </w:r>
+      <w:r>
+        <w:rPr>
+          <w:rFonts w:ascii="Consolas" w:eastAsia="Times New Roman" w:hAnsi="Consolas" w:cs="Times New Roman"/>
+          <w:color w:val="005C5F"/>
+          <w:sz w:val="21"/>
+          <w:szCs w:val="21"/>
+          <w:lang w:eastAsia="it-IT"/>
+        </w:rPr>
+        <w:t>5000</w:t>
+      </w:r>
+      <w:r>
+        <w:rPr>
+          <w:rFonts w:ascii="Consolas" w:eastAsia="Times New Roman" w:hAnsi="Consolas" w:cs="Times New Roman"/>
+          <w:color w:val="434F54"/>
+          <w:sz w:val="21"/>
+          <w:szCs w:val="21"/>
+          <w:lang w:eastAsia="it-IT"/>
+        </w:rPr>
+        <w:t>)</w:t>
+      </w:r>
+      <w:r>
+        <w:rPr>
+          <w:rFonts w:ascii="Consolas" w:eastAsia="Times New Roman" w:hAnsi="Consolas" w:cs="Times New Roman"/>
+          <w:color w:val="4E5B61"/>
+          <w:sz w:val="21"/>
+          <w:szCs w:val="21"/>
+          <w:lang w:eastAsia="it-IT"/>
+        </w:rPr>
+        <w:t>;</w:t>
+      </w:r>
+    </w:p>
+    <w:p>
+      <w:pPr>
+        <w:shd w:val="clear" w:color="auto" w:fill="FFFFFF"/>
+        <w:spacing w:after="0" w:line="240" w:lineRule="auto"/>
+        <w:rPr>
+          <w:rFonts w:ascii="Consolas" w:eastAsia="Times New Roman" w:hAnsi="Consolas" w:cs="Times New Roman"/>
+          <w:color w:val="4E5B61"/>
+          <w:sz w:val="21"/>
+          <w:szCs w:val="21"/>
+          <w:lang w:eastAsia="it-IT"/>
+        </w:rPr>
+      </w:pPr>
+      <w:r>
+        <w:rPr>
+          <w:rFonts w:ascii="Consolas" w:eastAsia="Times New Roman" w:hAnsi="Consolas" w:cs="Times New Roman"/>
+          <w:color w:val="4E5B61"/>
+          <w:sz w:val="21"/>
+          <w:szCs w:val="21"/>
+          <w:lang w:eastAsia="it-IT"/>
+        </w:rPr>
+        <w:t> </w:t>
+      </w:r>
+      <w:proofErr w:type="spellStart"/>
+      <w:r>
+        <w:rPr>
+          <w:rFonts w:ascii="Consolas" w:eastAsia="Times New Roman" w:hAnsi="Consolas" w:cs="Times New Roman"/>
+          <w:color w:val="D35400"/>
+          <w:sz w:val="21"/>
+          <w:szCs w:val="21"/>
+          <w:lang w:eastAsia="it-IT"/>
+        </w:rPr>
+        <w:t>IMU</w:t>
+      </w:r>
+      <w:r>
+        <w:rPr>
+          <w:rFonts w:ascii="Consolas" w:eastAsia="Times New Roman" w:hAnsi="Consolas" w:cs="Times New Roman"/>
+          <w:color w:val="4E5B61"/>
+          <w:sz w:val="21"/>
+          <w:szCs w:val="21"/>
+          <w:lang w:eastAsia="it-IT"/>
+        </w:rPr>
+        <w:t>.</w:t>
+      </w:r>
+      <w:r>
+        <w:rPr>
+          <w:rFonts w:ascii="Consolas" w:eastAsia="Times New Roman" w:hAnsi="Consolas" w:cs="Times New Roman"/>
+          <w:color w:val="D35400"/>
+          <w:sz w:val="21"/>
+          <w:szCs w:val="21"/>
+          <w:lang w:eastAsia="it-IT"/>
+        </w:rPr>
+        <w:t>init</w:t>
+      </w:r>
+      <w:proofErr w:type="spellEnd"/>
+      <w:r>
+        <w:rPr>
+          <w:rFonts w:ascii="Consolas" w:eastAsia="Times New Roman" w:hAnsi="Consolas" w:cs="Times New Roman"/>
+          <w:color w:val="434F54"/>
+          <w:sz w:val="21"/>
+          <w:szCs w:val="21"/>
+          <w:lang w:eastAsia="it-IT"/>
+        </w:rPr>
+        <w:t>(</w:t>
+      </w:r>
+      <w:proofErr w:type="spellStart"/>
+      <w:r>
+        <w:rPr>
+          <w:rFonts w:ascii="Consolas" w:eastAsia="Times New Roman" w:hAnsi="Consolas" w:cs="Times New Roman"/>
+          <w:color w:val="4E5B61"/>
+          <w:sz w:val="21"/>
+          <w:szCs w:val="21"/>
+          <w:lang w:eastAsia="it-IT"/>
+        </w:rPr>
+        <w:t>calib</w:t>
+      </w:r>
+      <w:proofErr w:type="spellEnd"/>
+      <w:r>
+        <w:rPr>
+          <w:rFonts w:ascii="Consolas" w:eastAsia="Times New Roman" w:hAnsi="Consolas" w:cs="Times New Roman"/>
+          <w:color w:val="4E5B61"/>
+          <w:sz w:val="21"/>
+          <w:szCs w:val="21"/>
+          <w:lang w:eastAsia="it-IT"/>
+        </w:rPr>
+        <w:t xml:space="preserve">, </w:t>
+      </w:r>
+      <w:proofErr w:type="spellStart"/>
+      <w:r>
+        <w:rPr>
+          <w:rFonts w:ascii="Consolas" w:eastAsia="Times New Roman" w:hAnsi="Consolas" w:cs="Times New Roman"/>
+          <w:color w:val="4E5B61"/>
+          <w:sz w:val="21"/>
+          <w:szCs w:val="21"/>
+          <w:lang w:eastAsia="it-IT"/>
+        </w:rPr>
+        <w:t>IMU_ADDRESS</w:t>
+      </w:r>
+      <w:proofErr w:type="spellEnd"/>
+      <w:r>
+        <w:rPr>
+          <w:rFonts w:ascii="Consolas" w:eastAsia="Times New Roman" w:hAnsi="Consolas" w:cs="Times New Roman"/>
+          <w:color w:val="434F54"/>
+          <w:sz w:val="21"/>
+          <w:szCs w:val="21"/>
+          <w:lang w:eastAsia="it-IT"/>
+        </w:rPr>
+        <w:t>)</w:t>
+      </w:r>
+      <w:r>
+        <w:rPr>
+          <w:rFonts w:ascii="Consolas" w:eastAsia="Times New Roman" w:hAnsi="Consolas" w:cs="Times New Roman"/>
+          <w:color w:val="4E5B61"/>
+          <w:sz w:val="21"/>
+          <w:szCs w:val="21"/>
+          <w:lang w:eastAsia="it-IT"/>
+        </w:rPr>
+        <w:t>;</w:t>
+      </w:r>
+    </w:p>
+    <w:p>
+      <w:pPr>
+        <w:shd w:val="clear" w:color="auto" w:fill="FFFFFF"/>
+        <w:spacing w:after="0" w:line="240" w:lineRule="auto"/>
+        <w:rPr>
+          <w:rFonts w:ascii="Consolas" w:eastAsia="Times New Roman" w:hAnsi="Consolas" w:cs="Times New Roman"/>
+          <w:color w:val="4E5B61"/>
+          <w:sz w:val="21"/>
+          <w:szCs w:val="21"/>
+          <w:lang w:eastAsia="it-IT"/>
+        </w:rPr>
+      </w:pPr>
+      <w:proofErr w:type="spellStart"/>
+      <w:r>
+        <w:rPr>
+          <w:rFonts w:ascii="Consolas" w:eastAsia="Times New Roman" w:hAnsi="Consolas" w:cs="Times New Roman"/>
+          <w:color w:val="728E00"/>
+          <w:sz w:val="21"/>
+          <w:szCs w:val="21"/>
+          <w:lang w:eastAsia="it-IT"/>
+        </w:rPr>
+        <w:t>#endif</w:t>
+      </w:r>
+      <w:proofErr w:type="spellEnd"/>
+    </w:p>
+    <w:p>
+      <w:pPr>
+        <w:spacing w:after="0" w:line="240" w:lineRule="auto"/>
+        <w:rPr>
+          <w:rFonts w:ascii="Times New Roman" w:eastAsia="Times New Roman" w:hAnsi="Times New Roman" w:cs="Times New Roman"/>
+          <w:sz w:val="24"/>
+          <w:szCs w:val="24"/>
+          <w:lang w:eastAsia="it-IT"/>
+        </w:rPr>
+      </w:pPr>
+    </w:p>
+    <w:p>
+      <w:pPr>
+        <w:shd w:val="clear" w:color="auto" w:fill="FFFFFF"/>
+        <w:spacing w:after="0" w:line="240" w:lineRule="auto"/>
+        <w:rPr>
+          <w:rFonts w:ascii="Consolas" w:eastAsia="Times New Roman" w:hAnsi="Consolas" w:cs="Times New Roman"/>
+          <w:color w:val="4E5B61"/>
+          <w:sz w:val="21"/>
+          <w:szCs w:val="21"/>
+          <w:lang w:eastAsia="it-IT"/>
+        </w:rPr>
+      </w:pPr>
+      <w:r>
+        <w:rPr>
+          <w:rFonts w:ascii="Consolas" w:eastAsia="Times New Roman" w:hAnsi="Consolas" w:cs="Times New Roman"/>
+          <w:color w:val="434F54"/>
+          <w:sz w:val="21"/>
+          <w:szCs w:val="21"/>
+          <w:lang w:eastAsia="it-IT"/>
+        </w:rPr>
+        <w:t>}</w:t>
+      </w:r>
+    </w:p>
+    <w:p>
+      <w:pPr>
+        <w:shd w:val="clear" w:color="auto" w:fill="FFFFFF"/>
+        <w:spacing w:after="0" w:line="240" w:lineRule="auto"/>
+        <w:rPr>
+          <w:rFonts w:ascii="Consolas" w:eastAsia="Times New Roman" w:hAnsi="Consolas" w:cs="Times New Roman"/>
+          <w:color w:val="4E5B61"/>
+          <w:sz w:val="21"/>
+          <w:szCs w:val="21"/>
+          <w:lang w:eastAsia="it-IT"/>
+        </w:rPr>
+      </w:pPr>
+      <w:proofErr w:type="spellStart"/>
+      <w:r>
+        <w:rPr>
+          <w:rFonts w:ascii="Consolas" w:eastAsia="Times New Roman" w:hAnsi="Consolas" w:cs="Times New Roman"/>
+          <w:color w:val="00979D"/>
+          <w:sz w:val="21"/>
+          <w:szCs w:val="21"/>
+          <w:lang w:eastAsia="it-IT"/>
+        </w:rPr>
+        <w:t>void</w:t>
+      </w:r>
+      <w:proofErr w:type="spellEnd"/>
+      <w:r>
+        <w:rPr>
+          <w:rFonts w:ascii="Consolas" w:eastAsia="Times New Roman" w:hAnsi="Consolas" w:cs="Times New Roman"/>
+          <w:color w:val="4E5B61"/>
+          <w:sz w:val="21"/>
+          <w:szCs w:val="21"/>
+          <w:lang w:eastAsia="it-IT"/>
+        </w:rPr>
+        <w:t xml:space="preserve"> </w:t>
+      </w:r>
+      <w:proofErr w:type="spellStart"/>
+      <w:r>
+        <w:rPr>
+          <w:rFonts w:ascii="Consolas" w:eastAsia="Times New Roman" w:hAnsi="Consolas" w:cs="Times New Roman"/>
+          <w:color w:val="D35400"/>
+          <w:sz w:val="21"/>
+          <w:szCs w:val="21"/>
+          <w:lang w:eastAsia="it-IT"/>
+        </w:rPr>
+        <w:t>loop</w:t>
+      </w:r>
+      <w:proofErr w:type="spellEnd"/>
+      <w:r>
+        <w:rPr>
+          <w:rFonts w:ascii="Consolas" w:eastAsia="Times New Roman" w:hAnsi="Consolas" w:cs="Times New Roman"/>
+          <w:color w:val="434F54"/>
+          <w:sz w:val="21"/>
+          <w:szCs w:val="21"/>
+          <w:lang w:eastAsia="it-IT"/>
+        </w:rPr>
+        <w:t>()</w:t>
+      </w:r>
+      <w:r>
+        <w:rPr>
+          <w:rFonts w:ascii="Consolas" w:eastAsia="Times New Roman" w:hAnsi="Consolas" w:cs="Times New Roman"/>
+          <w:color w:val="4E5B61"/>
+          <w:sz w:val="21"/>
+          <w:szCs w:val="21"/>
+          <w:lang w:eastAsia="it-IT"/>
+        </w:rPr>
+        <w:t xml:space="preserve"> </w:t>
+      </w:r>
+      <w:r>
+        <w:rPr>
+          <w:rFonts w:ascii="Consolas" w:eastAsia="Times New Roman" w:hAnsi="Consolas" w:cs="Times New Roman"/>
+          <w:color w:val="434F54"/>
+          <w:sz w:val="21"/>
+          <w:szCs w:val="21"/>
+          <w:lang w:eastAsia="it-IT"/>
+        </w:rPr>
+        <w:t>{</w:t>
+      </w:r>
+    </w:p>
+    <w:p>
+      <w:pPr>
+        <w:shd w:val="clear" w:color="auto" w:fill="FFFFFF"/>
+        <w:spacing w:after="0" w:line="240" w:lineRule="auto"/>
+        <w:rPr>
+          <w:rFonts w:ascii="Consolas" w:eastAsia="Times New Roman" w:hAnsi="Consolas" w:cs="Times New Roman"/>
+          <w:color w:val="4E5B61"/>
+          <w:sz w:val="21"/>
+          <w:szCs w:val="21"/>
+          <w:lang w:eastAsia="it-IT"/>
+        </w:rPr>
+      </w:pPr>
+      <w:proofErr w:type="spellStart"/>
+      <w:r>
+        <w:rPr>
+          <w:rFonts w:ascii="Consolas" w:eastAsia="Times New Roman" w:hAnsi="Consolas" w:cs="Times New Roman"/>
+          <w:color w:val="00979D"/>
+          <w:sz w:val="21"/>
+          <w:szCs w:val="21"/>
+          <w:lang w:eastAsia="it-IT"/>
+        </w:rPr>
+        <w:t>unsigned</w:t>
+      </w:r>
+      <w:proofErr w:type="spellEnd"/>
+      <w:r>
+        <w:rPr>
+          <w:rFonts w:ascii="Consolas" w:eastAsia="Times New Roman" w:hAnsi="Consolas" w:cs="Times New Roman"/>
+          <w:color w:val="4E5B61"/>
+          <w:sz w:val="21"/>
+          <w:szCs w:val="21"/>
+          <w:lang w:eastAsia="it-IT"/>
+        </w:rPr>
+        <w:t xml:space="preserve"> </w:t>
+      </w:r>
+      <w:r>
+        <w:rPr>
+          <w:rFonts w:ascii="Consolas" w:eastAsia="Times New Roman" w:hAnsi="Consolas" w:cs="Times New Roman"/>
+          <w:color w:val="00979D"/>
+          <w:sz w:val="21"/>
+          <w:szCs w:val="21"/>
+          <w:lang w:eastAsia="it-IT"/>
+        </w:rPr>
+        <w:t>long</w:t>
+      </w:r>
+      <w:r>
+        <w:rPr>
+          <w:rFonts w:ascii="Consolas" w:eastAsia="Times New Roman" w:hAnsi="Consolas" w:cs="Times New Roman"/>
+          <w:color w:val="4E5B61"/>
+          <w:sz w:val="21"/>
+          <w:szCs w:val="21"/>
+          <w:lang w:eastAsia="it-IT"/>
+        </w:rPr>
+        <w:t xml:space="preserve"> </w:t>
+      </w:r>
+      <w:proofErr w:type="spellStart"/>
+      <w:r>
+        <w:rPr>
+          <w:rFonts w:ascii="Consolas" w:eastAsia="Times New Roman" w:hAnsi="Consolas" w:cs="Times New Roman"/>
+          <w:color w:val="4E5B61"/>
+          <w:sz w:val="21"/>
+          <w:szCs w:val="21"/>
+          <w:lang w:eastAsia="it-IT"/>
+        </w:rPr>
+        <w:t>currentMillis</w:t>
+      </w:r>
+      <w:proofErr w:type="spellEnd"/>
+      <w:r>
+        <w:rPr>
+          <w:rFonts w:ascii="Consolas" w:eastAsia="Times New Roman" w:hAnsi="Consolas" w:cs="Times New Roman"/>
+          <w:color w:val="4E5B61"/>
+          <w:sz w:val="21"/>
+          <w:szCs w:val="21"/>
+          <w:lang w:eastAsia="it-IT"/>
+        </w:rPr>
+        <w:t xml:space="preserve"> = </w:t>
+      </w:r>
+      <w:proofErr w:type="spellStart"/>
+      <w:r>
+        <w:rPr>
+          <w:rFonts w:ascii="Consolas" w:eastAsia="Times New Roman" w:hAnsi="Consolas" w:cs="Times New Roman"/>
+          <w:color w:val="D35400"/>
+          <w:sz w:val="21"/>
+          <w:szCs w:val="21"/>
+          <w:lang w:eastAsia="it-IT"/>
+        </w:rPr>
+        <w:t>millis</w:t>
+      </w:r>
+      <w:proofErr w:type="spellEnd"/>
+      <w:r>
+        <w:rPr>
+          <w:rFonts w:ascii="Consolas" w:eastAsia="Times New Roman" w:hAnsi="Consolas" w:cs="Times New Roman"/>
+          <w:color w:val="434F54"/>
+          <w:sz w:val="21"/>
+          <w:szCs w:val="21"/>
+          <w:lang w:eastAsia="it-IT"/>
+        </w:rPr>
+        <w:t>()</w:t>
+      </w:r>
+      <w:r>
+        <w:rPr>
+          <w:rFonts w:ascii="Consolas" w:eastAsia="Times New Roman" w:hAnsi="Consolas" w:cs="Times New Roman"/>
+          <w:color w:val="4E5B61"/>
+          <w:sz w:val="21"/>
+          <w:szCs w:val="21"/>
+          <w:lang w:eastAsia="it-IT"/>
+        </w:rPr>
+        <w:t>;</w:t>
+      </w:r>
+      <w:r>
+        <w:rPr>
+          <w:rFonts w:ascii="Consolas" w:eastAsia="Times New Roman" w:hAnsi="Consolas" w:cs="Times New Roman"/>
+          <w:color w:val="95A5A6"/>
+          <w:sz w:val="21"/>
+          <w:szCs w:val="21"/>
+          <w:lang w:eastAsia="it-IT"/>
+        </w:rPr>
+        <w:t xml:space="preserve">  // Ottieni il tempo corrente</w:t>
+      </w:r>
+    </w:p>
+    <w:p>
+      <w:pPr>
+        <w:spacing w:after="0" w:line="240" w:lineRule="auto"/>
+        <w:rPr>
+          <w:rFonts w:ascii="Times New Roman" w:eastAsia="Times New Roman" w:hAnsi="Times New Roman" w:cs="Times New Roman"/>
+          <w:sz w:val="24"/>
+          <w:szCs w:val="24"/>
+          <w:lang w:eastAsia="it-IT"/>
+        </w:rPr>
+      </w:pPr>
+    </w:p>
+    <w:p>
+      <w:pPr>
+        <w:shd w:val="clear" w:color="auto" w:fill="FFFFFF"/>
+        <w:spacing w:after="0" w:line="240" w:lineRule="auto"/>
+        <w:rPr>
+          <w:rFonts w:ascii="Consolas" w:eastAsia="Times New Roman" w:hAnsi="Consolas" w:cs="Times New Roman"/>
+          <w:color w:val="4E5B61"/>
+          <w:sz w:val="21"/>
+          <w:szCs w:val="21"/>
+          <w:lang w:eastAsia="it-IT"/>
+        </w:rPr>
+      </w:pPr>
+      <w:r>
+        <w:rPr>
+          <w:rFonts w:ascii="Consolas" w:eastAsia="Times New Roman" w:hAnsi="Consolas" w:cs="Times New Roman"/>
+          <w:color w:val="4E5B61"/>
+          <w:sz w:val="21"/>
+          <w:szCs w:val="21"/>
+          <w:lang w:eastAsia="it-IT"/>
+        </w:rPr>
+        <w:t> </w:t>
+      </w:r>
+      <w:proofErr w:type="spellStart"/>
+      <w:r>
+        <w:rPr>
+          <w:rFonts w:ascii="Consolas" w:eastAsia="Times New Roman" w:hAnsi="Consolas" w:cs="Times New Roman"/>
+          <w:color w:val="728E00"/>
+          <w:sz w:val="21"/>
+          <w:szCs w:val="21"/>
+          <w:lang w:eastAsia="it-IT"/>
+        </w:rPr>
+        <w:t>if</w:t>
+      </w:r>
+      <w:proofErr w:type="spellEnd"/>
+      <w:r>
+        <w:rPr>
+          <w:rFonts w:ascii="Consolas" w:eastAsia="Times New Roman" w:hAnsi="Consolas" w:cs="Times New Roman"/>
+          <w:color w:val="4E5B61"/>
+          <w:sz w:val="21"/>
+          <w:szCs w:val="21"/>
+          <w:lang w:eastAsia="it-IT"/>
+        </w:rPr>
+        <w:t xml:space="preserve"> </w:t>
+      </w:r>
+      <w:r>
+        <w:rPr>
+          <w:rFonts w:ascii="Consolas" w:eastAsia="Times New Roman" w:hAnsi="Consolas" w:cs="Times New Roman"/>
+          <w:color w:val="434F54"/>
+          <w:sz w:val="21"/>
+          <w:szCs w:val="21"/>
+          <w:lang w:eastAsia="it-IT"/>
+        </w:rPr>
+        <w:t>(</w:t>
+      </w:r>
+      <w:proofErr w:type="spellStart"/>
+      <w:r>
+        <w:rPr>
+          <w:rFonts w:ascii="Consolas" w:eastAsia="Times New Roman" w:hAnsi="Consolas" w:cs="Times New Roman"/>
+          <w:color w:val="4E5B61"/>
+          <w:sz w:val="21"/>
+          <w:szCs w:val="21"/>
+          <w:lang w:eastAsia="it-IT"/>
+        </w:rPr>
+        <w:t>currentMillis</w:t>
+      </w:r>
+      <w:proofErr w:type="spellEnd"/>
+      <w:r>
+        <w:rPr>
+          <w:rFonts w:ascii="Consolas" w:eastAsia="Times New Roman" w:hAnsi="Consolas" w:cs="Times New Roman"/>
+          <w:color w:val="4E5B61"/>
+          <w:sz w:val="21"/>
+          <w:szCs w:val="21"/>
+          <w:lang w:eastAsia="it-IT"/>
+        </w:rPr>
+        <w:t xml:space="preserve"> - </w:t>
+      </w:r>
+      <w:proofErr w:type="spellStart"/>
+      <w:r>
+        <w:rPr>
+          <w:rFonts w:ascii="Consolas" w:eastAsia="Times New Roman" w:hAnsi="Consolas" w:cs="Times New Roman"/>
+          <w:color w:val="4E5B61"/>
+          <w:sz w:val="21"/>
+          <w:szCs w:val="21"/>
+          <w:lang w:eastAsia="it-IT"/>
+        </w:rPr>
+        <w:t>lastMillis</w:t>
+      </w:r>
+      <w:proofErr w:type="spellEnd"/>
+      <w:r>
+        <w:rPr>
+          <w:rFonts w:ascii="Consolas" w:eastAsia="Times New Roman" w:hAnsi="Consolas" w:cs="Times New Roman"/>
+          <w:color w:val="4E5B61"/>
+          <w:sz w:val="21"/>
+          <w:szCs w:val="21"/>
+          <w:lang w:eastAsia="it-IT"/>
+        </w:rPr>
+        <w:t xml:space="preserve"> &gt;= </w:t>
+      </w:r>
+      <w:proofErr w:type="spellStart"/>
+      <w:r>
+        <w:rPr>
+          <w:rFonts w:ascii="Consolas" w:eastAsia="Times New Roman" w:hAnsi="Consolas" w:cs="Times New Roman"/>
+          <w:color w:val="4E5B61"/>
+          <w:sz w:val="21"/>
+          <w:szCs w:val="21"/>
+          <w:lang w:eastAsia="it-IT"/>
+        </w:rPr>
+        <w:t>interval</w:t>
+      </w:r>
+      <w:proofErr w:type="spellEnd"/>
+      <w:r>
+        <w:rPr>
+          <w:rFonts w:ascii="Consolas" w:eastAsia="Times New Roman" w:hAnsi="Consolas" w:cs="Times New Roman"/>
+          <w:color w:val="434F54"/>
+          <w:sz w:val="21"/>
+          <w:szCs w:val="21"/>
+          <w:lang w:eastAsia="it-IT"/>
+        </w:rPr>
+        <w:t>)</w:t>
+      </w:r>
+      <w:r>
+        <w:rPr>
+          <w:rFonts w:ascii="Consolas" w:eastAsia="Times New Roman" w:hAnsi="Consolas" w:cs="Times New Roman"/>
+          <w:color w:val="4E5B61"/>
+          <w:sz w:val="21"/>
+          <w:szCs w:val="21"/>
+          <w:lang w:eastAsia="it-IT"/>
+        </w:rPr>
+        <w:t xml:space="preserve"> </w:t>
+      </w:r>
+      <w:r>
+        <w:rPr>
+          <w:rFonts w:ascii="Consolas" w:eastAsia="Times New Roman" w:hAnsi="Consolas" w:cs="Times New Roman"/>
+          <w:color w:val="434F54"/>
+          <w:sz w:val="21"/>
+          <w:szCs w:val="21"/>
+          <w:lang w:eastAsia="it-IT"/>
+        </w:rPr>
+        <w:t>{</w:t>
+      </w:r>
+      <w:r>
+        <w:rPr>
+          <w:rFonts w:ascii="Consolas" w:eastAsia="Times New Roman" w:hAnsi="Consolas" w:cs="Times New Roman"/>
+          <w:color w:val="95A5A6"/>
+          <w:sz w:val="21"/>
+          <w:szCs w:val="21"/>
+          <w:lang w:eastAsia="it-IT"/>
+        </w:rPr>
+        <w:t xml:space="preserve">  // Se sono passati almeno 1000</w:t>
+      </w:r>
+    </w:p>
+    <w:p>
+      <w:pPr>
+        <w:shd w:val="clear" w:color="auto" w:fill="FFFFFF"/>
+        <w:spacing w:after="0" w:line="240" w:lineRule="auto"/>
+        <w:rPr>
+          <w:rFonts w:ascii="Consolas" w:eastAsia="Times New Roman" w:hAnsi="Consolas" w:cs="Times New Roman"/>
+          <w:color w:val="4E5B61"/>
+          <w:sz w:val="21"/>
+          <w:szCs w:val="21"/>
+          <w:lang w:eastAsia="it-IT"/>
+        </w:rPr>
+      </w:pPr>
+      <w:r>
+        <w:rPr>
+          <w:rFonts w:ascii="Consolas" w:eastAsia="Times New Roman" w:hAnsi="Consolas" w:cs="Times New Roman"/>
+          <w:color w:val="4E5B61"/>
+          <w:sz w:val="21"/>
+          <w:szCs w:val="21"/>
+          <w:lang w:eastAsia="it-IT"/>
+        </w:rPr>
+        <w:lastRenderedPageBreak/>
+        <w:t> </w:t>
+      </w:r>
+      <w:proofErr w:type="spellStart"/>
+      <w:r>
+        <w:rPr>
+          <w:rFonts w:ascii="Consolas" w:eastAsia="Times New Roman" w:hAnsi="Consolas" w:cs="Times New Roman"/>
+          <w:color w:val="4E5B61"/>
+          <w:sz w:val="21"/>
+          <w:szCs w:val="21"/>
+          <w:lang w:eastAsia="it-IT"/>
+        </w:rPr>
+        <w:t>lastMillis</w:t>
+      </w:r>
+      <w:proofErr w:type="spellEnd"/>
+      <w:r>
+        <w:rPr>
+          <w:rFonts w:ascii="Consolas" w:eastAsia="Times New Roman" w:hAnsi="Consolas" w:cs="Times New Roman"/>
+          <w:color w:val="4E5B61"/>
+          <w:sz w:val="21"/>
+          <w:szCs w:val="21"/>
+          <w:lang w:eastAsia="it-IT"/>
+        </w:rPr>
+        <w:t xml:space="preserve"> = </w:t>
+      </w:r>
+      <w:proofErr w:type="spellStart"/>
+      <w:r>
+        <w:rPr>
+          <w:rFonts w:ascii="Consolas" w:eastAsia="Times New Roman" w:hAnsi="Consolas" w:cs="Times New Roman"/>
+          <w:color w:val="4E5B61"/>
+          <w:sz w:val="21"/>
+          <w:szCs w:val="21"/>
+          <w:lang w:eastAsia="it-IT"/>
+        </w:rPr>
+        <w:t>currentMillis</w:t>
+      </w:r>
+      <w:proofErr w:type="spellEnd"/>
+      <w:r>
+        <w:rPr>
+          <w:rFonts w:ascii="Consolas" w:eastAsia="Times New Roman" w:hAnsi="Consolas" w:cs="Times New Roman"/>
+          <w:color w:val="4E5B61"/>
+          <w:sz w:val="21"/>
+          <w:szCs w:val="21"/>
+          <w:lang w:eastAsia="it-IT"/>
+        </w:rPr>
+        <w:t>;</w:t>
+      </w:r>
+    </w:p>
+    <w:p>
+      <w:pPr>
+        <w:shd w:val="clear" w:color="auto" w:fill="FFFFFF"/>
+        <w:spacing w:after="0" w:line="240" w:lineRule="auto"/>
+        <w:rPr>
+          <w:rFonts w:ascii="Consolas" w:eastAsia="Times New Roman" w:hAnsi="Consolas" w:cs="Times New Roman"/>
+          <w:color w:val="4E5B61"/>
+          <w:sz w:val="21"/>
+          <w:szCs w:val="21"/>
+          <w:lang w:eastAsia="it-IT"/>
+        </w:rPr>
+      </w:pPr>
+      <w:r>
+        <w:rPr>
+          <w:rFonts w:ascii="Consolas" w:eastAsia="Times New Roman" w:hAnsi="Consolas" w:cs="Times New Roman"/>
+          <w:color w:val="4E5B61"/>
+          <w:sz w:val="21"/>
+          <w:szCs w:val="21"/>
+          <w:lang w:eastAsia="it-IT"/>
+        </w:rPr>
+        <w:t> </w:t>
+      </w:r>
+      <w:proofErr w:type="spellStart"/>
+      <w:r>
+        <w:rPr>
+          <w:rFonts w:ascii="Consolas" w:eastAsia="Times New Roman" w:hAnsi="Consolas" w:cs="Times New Roman"/>
+          <w:color w:val="728E00"/>
+          <w:sz w:val="21"/>
+          <w:szCs w:val="21"/>
+          <w:lang w:eastAsia="it-IT"/>
+        </w:rPr>
+        <w:t>if</w:t>
+      </w:r>
+      <w:proofErr w:type="spellEnd"/>
+      <w:r>
+        <w:rPr>
+          <w:rFonts w:ascii="Consolas" w:eastAsia="Times New Roman" w:hAnsi="Consolas" w:cs="Times New Roman"/>
+          <w:color w:val="4E5B61"/>
+          <w:sz w:val="21"/>
+          <w:szCs w:val="21"/>
+          <w:lang w:eastAsia="it-IT"/>
+        </w:rPr>
+        <w:t xml:space="preserve"> </w:t>
+      </w:r>
+      <w:r>
+        <w:rPr>
+          <w:rFonts w:ascii="Consolas" w:eastAsia="Times New Roman" w:hAnsi="Consolas" w:cs="Times New Roman"/>
+          <w:color w:val="434F54"/>
+          <w:sz w:val="21"/>
+          <w:szCs w:val="21"/>
+          <w:lang w:eastAsia="it-IT"/>
+        </w:rPr>
+        <w:t>(</w:t>
+      </w:r>
+      <w:r>
+        <w:rPr>
+          <w:rFonts w:ascii="Consolas" w:eastAsia="Times New Roman" w:hAnsi="Consolas" w:cs="Times New Roman"/>
+          <w:color w:val="4E5B61"/>
+          <w:sz w:val="21"/>
+          <w:szCs w:val="21"/>
+          <w:lang w:eastAsia="it-IT"/>
+        </w:rPr>
+        <w:t xml:space="preserve"> </w:t>
+      </w:r>
+      <w:proofErr w:type="spellStart"/>
+      <w:r>
+        <w:rPr>
+          <w:rFonts w:ascii="Consolas" w:eastAsia="Times New Roman" w:hAnsi="Consolas" w:cs="Times New Roman"/>
+          <w:color w:val="D35400"/>
+          <w:sz w:val="21"/>
+          <w:szCs w:val="21"/>
+          <w:lang w:eastAsia="it-IT"/>
+        </w:rPr>
+        <w:t>digitalRead</w:t>
+      </w:r>
+      <w:proofErr w:type="spellEnd"/>
+      <w:r>
+        <w:rPr>
+          <w:rFonts w:ascii="Consolas" w:eastAsia="Times New Roman" w:hAnsi="Consolas" w:cs="Times New Roman"/>
+          <w:color w:val="434F54"/>
+          <w:sz w:val="21"/>
+          <w:szCs w:val="21"/>
+          <w:lang w:eastAsia="it-IT"/>
+        </w:rPr>
+        <w:t>(</w:t>
+      </w:r>
+      <w:r>
+        <w:rPr>
+          <w:rFonts w:ascii="Consolas" w:eastAsia="Times New Roman" w:hAnsi="Consolas" w:cs="Times New Roman"/>
+          <w:color w:val="4E5B61"/>
+          <w:sz w:val="21"/>
+          <w:szCs w:val="21"/>
+          <w:lang w:eastAsia="it-IT"/>
+        </w:rPr>
+        <w:t>int1</w:t>
+      </w:r>
+      <w:r>
+        <w:rPr>
+          <w:rFonts w:ascii="Consolas" w:eastAsia="Times New Roman" w:hAnsi="Consolas" w:cs="Times New Roman"/>
+          <w:color w:val="434F54"/>
+          <w:sz w:val="21"/>
+          <w:szCs w:val="21"/>
+          <w:lang w:eastAsia="it-IT"/>
+        </w:rPr>
+        <w:t>)</w:t>
+      </w:r>
+      <w:r>
+        <w:rPr>
+          <w:rFonts w:ascii="Consolas" w:eastAsia="Times New Roman" w:hAnsi="Consolas" w:cs="Times New Roman"/>
+          <w:color w:val="4E5B61"/>
+          <w:sz w:val="21"/>
+          <w:szCs w:val="21"/>
+          <w:lang w:eastAsia="it-IT"/>
+        </w:rPr>
+        <w:t>==</w:t>
+      </w:r>
+      <w:r>
+        <w:rPr>
+          <w:rFonts w:ascii="Consolas" w:eastAsia="Times New Roman" w:hAnsi="Consolas" w:cs="Times New Roman"/>
+          <w:color w:val="005C5F"/>
+          <w:sz w:val="21"/>
+          <w:szCs w:val="21"/>
+          <w:lang w:eastAsia="it-IT"/>
+        </w:rPr>
+        <w:t>0</w:t>
+      </w:r>
+      <w:r>
+        <w:rPr>
+          <w:rFonts w:ascii="Consolas" w:eastAsia="Times New Roman" w:hAnsi="Consolas" w:cs="Times New Roman"/>
+          <w:color w:val="434F54"/>
+          <w:sz w:val="21"/>
+          <w:szCs w:val="21"/>
+          <w:lang w:eastAsia="it-IT"/>
+        </w:rPr>
+        <w:t>){</w:t>
+      </w:r>
+    </w:p>
+    <w:p>
+      <w:pPr>
+        <w:shd w:val="clear" w:color="auto" w:fill="FFFFFF"/>
+        <w:spacing w:after="0" w:line="240" w:lineRule="auto"/>
+        <w:rPr>
+          <w:rFonts w:ascii="Consolas" w:eastAsia="Times New Roman" w:hAnsi="Consolas" w:cs="Times New Roman"/>
+          <w:color w:val="4E5B61"/>
+          <w:sz w:val="21"/>
+          <w:szCs w:val="21"/>
+          <w:lang w:eastAsia="it-IT"/>
+        </w:rPr>
+      </w:pPr>
+      <w:r>
+        <w:rPr>
+          <w:rFonts w:ascii="Consolas" w:eastAsia="Times New Roman" w:hAnsi="Consolas" w:cs="Times New Roman"/>
+          <w:color w:val="4E5B61"/>
+          <w:sz w:val="21"/>
+          <w:szCs w:val="21"/>
+          <w:lang w:eastAsia="it-IT"/>
+        </w:rPr>
+        <w:t> </w:t>
+      </w:r>
+      <w:proofErr w:type="spellStart"/>
+      <w:r>
+        <w:rPr>
+          <w:rFonts w:ascii="Consolas" w:eastAsia="Times New Roman" w:hAnsi="Consolas" w:cs="Times New Roman"/>
+          <w:color w:val="D35400"/>
+          <w:sz w:val="21"/>
+          <w:szCs w:val="21"/>
+          <w:lang w:eastAsia="it-IT"/>
+        </w:rPr>
+        <w:t>IMU</w:t>
+      </w:r>
+      <w:r>
+        <w:rPr>
+          <w:rFonts w:ascii="Consolas" w:eastAsia="Times New Roman" w:hAnsi="Consolas" w:cs="Times New Roman"/>
+          <w:color w:val="4E5B61"/>
+          <w:sz w:val="21"/>
+          <w:szCs w:val="21"/>
+          <w:lang w:eastAsia="it-IT"/>
+        </w:rPr>
+        <w:t>.</w:t>
+      </w:r>
+      <w:r>
+        <w:rPr>
+          <w:rFonts w:ascii="Consolas" w:eastAsia="Times New Roman" w:hAnsi="Consolas" w:cs="Times New Roman"/>
+          <w:color w:val="D35400"/>
+          <w:sz w:val="21"/>
+          <w:szCs w:val="21"/>
+          <w:lang w:eastAsia="it-IT"/>
+        </w:rPr>
+        <w:t>update</w:t>
+      </w:r>
+      <w:proofErr w:type="spellEnd"/>
+      <w:r>
+        <w:rPr>
+          <w:rFonts w:ascii="Consolas" w:eastAsia="Times New Roman" w:hAnsi="Consolas" w:cs="Times New Roman"/>
+          <w:color w:val="434F54"/>
+          <w:sz w:val="21"/>
+          <w:szCs w:val="21"/>
+          <w:lang w:eastAsia="it-IT"/>
+        </w:rPr>
+        <w:t>()</w:t>
+      </w:r>
+      <w:r>
+        <w:rPr>
+          <w:rFonts w:ascii="Consolas" w:eastAsia="Times New Roman" w:hAnsi="Consolas" w:cs="Times New Roman"/>
+          <w:color w:val="4E5B61"/>
+          <w:sz w:val="21"/>
+          <w:szCs w:val="21"/>
+          <w:lang w:eastAsia="it-IT"/>
+        </w:rPr>
+        <w:t>;</w:t>
+      </w:r>
+    </w:p>
+    <w:p>
+      <w:pPr>
+        <w:shd w:val="clear" w:color="auto" w:fill="FFFFFF"/>
+        <w:spacing w:after="0" w:line="240" w:lineRule="auto"/>
+        <w:rPr>
+          <w:rFonts w:ascii="Consolas" w:eastAsia="Times New Roman" w:hAnsi="Consolas" w:cs="Times New Roman"/>
+          <w:color w:val="4E5B61"/>
+          <w:sz w:val="21"/>
+          <w:szCs w:val="21"/>
+          <w:lang w:eastAsia="it-IT"/>
+        </w:rPr>
+      </w:pPr>
+      <w:r>
+        <w:rPr>
+          <w:rFonts w:ascii="Consolas" w:eastAsia="Times New Roman" w:hAnsi="Consolas" w:cs="Times New Roman"/>
+          <w:color w:val="4E5B61"/>
+          <w:sz w:val="21"/>
+          <w:szCs w:val="21"/>
+          <w:lang w:eastAsia="it-IT"/>
+        </w:rPr>
+        <w:t> </w:t>
+      </w:r>
+      <w:proofErr w:type="spellStart"/>
+      <w:r>
+        <w:rPr>
+          <w:rFonts w:ascii="Consolas" w:eastAsia="Times New Roman" w:hAnsi="Consolas" w:cs="Times New Roman"/>
+          <w:color w:val="D35400"/>
+          <w:sz w:val="21"/>
+          <w:szCs w:val="21"/>
+          <w:lang w:eastAsia="it-IT"/>
+        </w:rPr>
+        <w:t>IMU</w:t>
+      </w:r>
+      <w:r>
+        <w:rPr>
+          <w:rFonts w:ascii="Consolas" w:eastAsia="Times New Roman" w:hAnsi="Consolas" w:cs="Times New Roman"/>
+          <w:color w:val="4E5B61"/>
+          <w:sz w:val="21"/>
+          <w:szCs w:val="21"/>
+          <w:lang w:eastAsia="it-IT"/>
+        </w:rPr>
+        <w:t>.</w:t>
+      </w:r>
+      <w:r>
+        <w:rPr>
+          <w:rFonts w:ascii="Consolas" w:eastAsia="Times New Roman" w:hAnsi="Consolas" w:cs="Times New Roman"/>
+          <w:color w:val="D35400"/>
+          <w:sz w:val="21"/>
+          <w:szCs w:val="21"/>
+          <w:lang w:eastAsia="it-IT"/>
+        </w:rPr>
+        <w:t>getAccel</w:t>
+      </w:r>
+      <w:proofErr w:type="spellEnd"/>
+      <w:r>
+        <w:rPr>
+          <w:rFonts w:ascii="Consolas" w:eastAsia="Times New Roman" w:hAnsi="Consolas" w:cs="Times New Roman"/>
+          <w:color w:val="434F54"/>
+          <w:sz w:val="21"/>
+          <w:szCs w:val="21"/>
+          <w:lang w:eastAsia="it-IT"/>
+        </w:rPr>
+        <w:t>(</w:t>
+      </w:r>
+      <w:proofErr w:type="spellStart"/>
+      <w:r>
+        <w:rPr>
+          <w:rFonts w:ascii="Consolas" w:eastAsia="Times New Roman" w:hAnsi="Consolas" w:cs="Times New Roman"/>
+          <w:color w:val="4E5B61"/>
+          <w:sz w:val="21"/>
+          <w:szCs w:val="21"/>
+          <w:lang w:eastAsia="it-IT"/>
+        </w:rPr>
+        <w:t>&amp;accelData</w:t>
+      </w:r>
+      <w:proofErr w:type="spellEnd"/>
+      <w:r>
+        <w:rPr>
+          <w:rFonts w:ascii="Consolas" w:eastAsia="Times New Roman" w:hAnsi="Consolas" w:cs="Times New Roman"/>
+          <w:color w:val="434F54"/>
+          <w:sz w:val="21"/>
+          <w:szCs w:val="21"/>
+          <w:lang w:eastAsia="it-IT"/>
+        </w:rPr>
+        <w:t>)</w:t>
+      </w:r>
+      <w:r>
+        <w:rPr>
+          <w:rFonts w:ascii="Consolas" w:eastAsia="Times New Roman" w:hAnsi="Consolas" w:cs="Times New Roman"/>
+          <w:color w:val="4E5B61"/>
+          <w:sz w:val="21"/>
+          <w:szCs w:val="21"/>
+          <w:lang w:eastAsia="it-IT"/>
+        </w:rPr>
+        <w:t>;</w:t>
+      </w:r>
+    </w:p>
+    <w:p>
+      <w:pPr>
+        <w:shd w:val="clear" w:color="auto" w:fill="FFFFFF"/>
+        <w:spacing w:after="0" w:line="240" w:lineRule="auto"/>
+        <w:rPr>
+          <w:rFonts w:ascii="Consolas" w:eastAsia="Times New Roman" w:hAnsi="Consolas" w:cs="Times New Roman"/>
+          <w:color w:val="4E5B61"/>
+          <w:sz w:val="21"/>
+          <w:szCs w:val="21"/>
+          <w:lang w:eastAsia="it-IT"/>
+        </w:rPr>
+      </w:pPr>
+      <w:r>
+        <w:rPr>
+          <w:rFonts w:ascii="Consolas" w:eastAsia="Times New Roman" w:hAnsi="Consolas" w:cs="Times New Roman"/>
+          <w:color w:val="4E5B61"/>
+          <w:sz w:val="21"/>
+          <w:szCs w:val="21"/>
+          <w:lang w:eastAsia="it-IT"/>
+        </w:rPr>
+        <w:t> </w:t>
+      </w:r>
+      <w:proofErr w:type="spellStart"/>
+      <w:r>
+        <w:rPr>
+          <w:rFonts w:ascii="Consolas" w:eastAsia="Times New Roman" w:hAnsi="Consolas" w:cs="Times New Roman"/>
+          <w:color w:val="D35400"/>
+          <w:sz w:val="21"/>
+          <w:szCs w:val="21"/>
+          <w:lang w:eastAsia="it-IT"/>
+        </w:rPr>
+        <w:t>Serial</w:t>
+      </w:r>
+      <w:r>
+        <w:rPr>
+          <w:rFonts w:ascii="Consolas" w:eastAsia="Times New Roman" w:hAnsi="Consolas" w:cs="Times New Roman"/>
+          <w:color w:val="4E5B61"/>
+          <w:sz w:val="21"/>
+          <w:szCs w:val="21"/>
+          <w:lang w:eastAsia="it-IT"/>
+        </w:rPr>
+        <w:t>.</w:t>
+      </w:r>
+      <w:r>
+        <w:rPr>
+          <w:rFonts w:ascii="Consolas" w:eastAsia="Times New Roman" w:hAnsi="Consolas" w:cs="Times New Roman"/>
+          <w:color w:val="D35400"/>
+          <w:sz w:val="21"/>
+          <w:szCs w:val="21"/>
+          <w:lang w:eastAsia="it-IT"/>
+        </w:rPr>
+        <w:t>println</w:t>
+      </w:r>
+      <w:proofErr w:type="spellEnd"/>
+      <w:r>
+        <w:rPr>
+          <w:rFonts w:ascii="Consolas" w:eastAsia="Times New Roman" w:hAnsi="Consolas" w:cs="Times New Roman"/>
+          <w:color w:val="434F54"/>
+          <w:sz w:val="21"/>
+          <w:szCs w:val="21"/>
+          <w:lang w:eastAsia="it-IT"/>
+        </w:rPr>
+        <w:t>(</w:t>
+      </w:r>
+      <w:proofErr w:type="spellStart"/>
+      <w:r>
+        <w:rPr>
+          <w:rFonts w:ascii="Consolas" w:eastAsia="Times New Roman" w:hAnsi="Consolas" w:cs="Times New Roman"/>
+          <w:color w:val="D35400"/>
+          <w:sz w:val="21"/>
+          <w:szCs w:val="21"/>
+          <w:lang w:eastAsia="it-IT"/>
+        </w:rPr>
+        <w:t>accelData</w:t>
+      </w:r>
+      <w:r>
+        <w:rPr>
+          <w:rFonts w:ascii="Consolas" w:eastAsia="Times New Roman" w:hAnsi="Consolas" w:cs="Times New Roman"/>
+          <w:color w:val="4E5B61"/>
+          <w:sz w:val="21"/>
+          <w:szCs w:val="21"/>
+          <w:lang w:eastAsia="it-IT"/>
+        </w:rPr>
+        <w:t>.</w:t>
+      </w:r>
+      <w:r>
+        <w:rPr>
+          <w:rFonts w:ascii="Consolas" w:eastAsia="Times New Roman" w:hAnsi="Consolas" w:cs="Times New Roman"/>
+          <w:color w:val="D35400"/>
+          <w:sz w:val="21"/>
+          <w:szCs w:val="21"/>
+          <w:lang w:eastAsia="it-IT"/>
+        </w:rPr>
+        <w:t>accelX</w:t>
+      </w:r>
+      <w:proofErr w:type="spellEnd"/>
+      <w:r>
+        <w:rPr>
+          <w:rFonts w:ascii="Consolas" w:eastAsia="Times New Roman" w:hAnsi="Consolas" w:cs="Times New Roman"/>
+          <w:color w:val="434F54"/>
+          <w:sz w:val="21"/>
+          <w:szCs w:val="21"/>
+          <w:lang w:eastAsia="it-IT"/>
+        </w:rPr>
+        <w:t>)</w:t>
+      </w:r>
+      <w:r>
+        <w:rPr>
+          <w:rFonts w:ascii="Consolas" w:eastAsia="Times New Roman" w:hAnsi="Consolas" w:cs="Times New Roman"/>
+          <w:color w:val="4E5B61"/>
+          <w:sz w:val="21"/>
+          <w:szCs w:val="21"/>
+          <w:lang w:eastAsia="it-IT"/>
+        </w:rPr>
+        <w:t>;</w:t>
+      </w:r>
+    </w:p>
+    <w:p>
+      <w:pPr>
+        <w:shd w:val="clear" w:color="auto" w:fill="FFFFFF"/>
+        <w:spacing w:after="0" w:line="240" w:lineRule="auto"/>
+        <w:rPr>
+          <w:rFonts w:ascii="Consolas" w:eastAsia="Times New Roman" w:hAnsi="Consolas" w:cs="Times New Roman"/>
+          <w:color w:val="4E5B61"/>
+          <w:sz w:val="21"/>
+          <w:szCs w:val="21"/>
+          <w:lang w:eastAsia="it-IT"/>
+        </w:rPr>
+      </w:pPr>
+      <w:r>
+        <w:rPr>
+          <w:rFonts w:ascii="Consolas" w:eastAsia="Times New Roman" w:hAnsi="Consolas" w:cs="Times New Roman"/>
+          <w:color w:val="4E5B61"/>
+          <w:sz w:val="21"/>
+          <w:szCs w:val="21"/>
+          <w:lang w:eastAsia="it-IT"/>
+        </w:rPr>
+        <w:t> </w:t>
+      </w:r>
+      <w:proofErr w:type="spellStart"/>
+      <w:r>
+        <w:rPr>
+          <w:rFonts w:ascii="Consolas" w:eastAsia="Times New Roman" w:hAnsi="Consolas" w:cs="Times New Roman"/>
+          <w:color w:val="D35400"/>
+          <w:sz w:val="21"/>
+          <w:szCs w:val="21"/>
+          <w:lang w:eastAsia="it-IT"/>
+        </w:rPr>
+        <w:t>Serial</w:t>
+      </w:r>
+      <w:r>
+        <w:rPr>
+          <w:rFonts w:ascii="Consolas" w:eastAsia="Times New Roman" w:hAnsi="Consolas" w:cs="Times New Roman"/>
+          <w:color w:val="4E5B61"/>
+          <w:sz w:val="21"/>
+          <w:szCs w:val="21"/>
+          <w:lang w:eastAsia="it-IT"/>
+        </w:rPr>
+        <w:t>.</w:t>
+      </w:r>
+      <w:r>
+        <w:rPr>
+          <w:rFonts w:ascii="Consolas" w:eastAsia="Times New Roman" w:hAnsi="Consolas" w:cs="Times New Roman"/>
+          <w:color w:val="D35400"/>
+          <w:sz w:val="21"/>
+          <w:szCs w:val="21"/>
+          <w:lang w:eastAsia="it-IT"/>
+        </w:rPr>
+        <w:t>print</w:t>
+      </w:r>
+      <w:proofErr w:type="spellEnd"/>
+      <w:r>
+        <w:rPr>
+          <w:rFonts w:ascii="Consolas" w:eastAsia="Times New Roman" w:hAnsi="Consolas" w:cs="Times New Roman"/>
+          <w:color w:val="434F54"/>
+          <w:sz w:val="21"/>
+          <w:szCs w:val="21"/>
+          <w:lang w:eastAsia="it-IT"/>
+        </w:rPr>
+        <w:t>(</w:t>
+      </w:r>
+      <w:r>
+        <w:rPr>
+          <w:rFonts w:ascii="Consolas" w:eastAsia="Times New Roman" w:hAnsi="Consolas" w:cs="Times New Roman"/>
+          <w:color w:val="005C5F"/>
+          <w:sz w:val="21"/>
+          <w:szCs w:val="21"/>
+          <w:lang w:eastAsia="it-IT"/>
+        </w:rPr>
+        <w:t>"</w:t>
+      </w:r>
+      <w:proofErr w:type="spellStart"/>
+      <w:r>
+        <w:rPr>
+          <w:rFonts w:ascii="Consolas" w:eastAsia="Times New Roman" w:hAnsi="Consolas" w:cs="Times New Roman"/>
+          <w:color w:val="005C5F"/>
+          <w:sz w:val="21"/>
+          <w:szCs w:val="21"/>
+          <w:lang w:eastAsia="it-IT"/>
+        </w:rPr>
+        <w:t>\t</w:t>
+      </w:r>
+      <w:proofErr w:type="spellEnd"/>
+      <w:r>
+        <w:rPr>
+          <w:rFonts w:ascii="Consolas" w:eastAsia="Times New Roman" w:hAnsi="Consolas" w:cs="Times New Roman"/>
+          <w:color w:val="005C5F"/>
+          <w:sz w:val="21"/>
+          <w:szCs w:val="21"/>
+          <w:lang w:eastAsia="it-IT"/>
+        </w:rPr>
+        <w:t>"</w:t>
+      </w:r>
+      <w:r>
+        <w:rPr>
+          <w:rFonts w:ascii="Consolas" w:eastAsia="Times New Roman" w:hAnsi="Consolas" w:cs="Times New Roman"/>
+          <w:color w:val="434F54"/>
+          <w:sz w:val="21"/>
+          <w:szCs w:val="21"/>
+          <w:lang w:eastAsia="it-IT"/>
+        </w:rPr>
+        <w:t>)</w:t>
+      </w:r>
+      <w:r>
+        <w:rPr>
+          <w:rFonts w:ascii="Consolas" w:eastAsia="Times New Roman" w:hAnsi="Consolas" w:cs="Times New Roman"/>
+          <w:color w:val="4E5B61"/>
+          <w:sz w:val="21"/>
+          <w:szCs w:val="21"/>
+          <w:lang w:eastAsia="it-IT"/>
+        </w:rPr>
+        <w:t>;</w:t>
+      </w:r>
+    </w:p>
+    <w:p>
+      <w:pPr>
+        <w:shd w:val="clear" w:color="auto" w:fill="FFFFFF"/>
+        <w:spacing w:after="0" w:line="240" w:lineRule="auto"/>
+        <w:rPr>
+          <w:rFonts w:ascii="Consolas" w:eastAsia="Times New Roman" w:hAnsi="Consolas" w:cs="Times New Roman"/>
+          <w:color w:val="4E5B61"/>
+          <w:sz w:val="21"/>
+          <w:szCs w:val="21"/>
+          <w:lang w:eastAsia="it-IT"/>
+        </w:rPr>
+      </w:pPr>
+      <w:r>
+        <w:rPr>
+          <w:rFonts w:ascii="Consolas" w:eastAsia="Times New Roman" w:hAnsi="Consolas" w:cs="Times New Roman"/>
+          <w:color w:val="4E5B61"/>
+          <w:sz w:val="21"/>
+          <w:szCs w:val="21"/>
+          <w:lang w:eastAsia="it-IT"/>
+        </w:rPr>
+        <w:t> </w:t>
+      </w:r>
+      <w:proofErr w:type="spellStart"/>
+      <w:r>
+        <w:rPr>
+          <w:rFonts w:ascii="Consolas" w:eastAsia="Times New Roman" w:hAnsi="Consolas" w:cs="Times New Roman"/>
+          <w:color w:val="D35400"/>
+          <w:sz w:val="21"/>
+          <w:szCs w:val="21"/>
+          <w:lang w:eastAsia="it-IT"/>
+        </w:rPr>
+        <w:t>Serial</w:t>
+      </w:r>
+      <w:r>
+        <w:rPr>
+          <w:rFonts w:ascii="Consolas" w:eastAsia="Times New Roman" w:hAnsi="Consolas" w:cs="Times New Roman"/>
+          <w:color w:val="4E5B61"/>
+          <w:sz w:val="21"/>
+          <w:szCs w:val="21"/>
+          <w:lang w:eastAsia="it-IT"/>
+        </w:rPr>
+        <w:t>.</w:t>
+      </w:r>
+      <w:r>
+        <w:rPr>
+          <w:rFonts w:ascii="Consolas" w:eastAsia="Times New Roman" w:hAnsi="Consolas" w:cs="Times New Roman"/>
+          <w:color w:val="D35400"/>
+          <w:sz w:val="21"/>
+          <w:szCs w:val="21"/>
+          <w:lang w:eastAsia="it-IT"/>
+        </w:rPr>
+        <w:t>print</w:t>
+      </w:r>
+      <w:proofErr w:type="spellEnd"/>
+      <w:r>
+        <w:rPr>
+          <w:rFonts w:ascii="Consolas" w:eastAsia="Times New Roman" w:hAnsi="Consolas" w:cs="Times New Roman"/>
+          <w:color w:val="434F54"/>
+          <w:sz w:val="21"/>
+          <w:szCs w:val="21"/>
+          <w:lang w:eastAsia="it-IT"/>
+        </w:rPr>
+        <w:t>(</w:t>
+      </w:r>
+      <w:proofErr w:type="spellStart"/>
+      <w:r>
+        <w:rPr>
+          <w:rFonts w:ascii="Consolas" w:eastAsia="Times New Roman" w:hAnsi="Consolas" w:cs="Times New Roman"/>
+          <w:color w:val="D35400"/>
+          <w:sz w:val="21"/>
+          <w:szCs w:val="21"/>
+          <w:lang w:eastAsia="it-IT"/>
+        </w:rPr>
+        <w:t>accelData</w:t>
+      </w:r>
+      <w:r>
+        <w:rPr>
+          <w:rFonts w:ascii="Consolas" w:eastAsia="Times New Roman" w:hAnsi="Consolas" w:cs="Times New Roman"/>
+          <w:color w:val="4E5B61"/>
+          <w:sz w:val="21"/>
+          <w:szCs w:val="21"/>
+          <w:lang w:eastAsia="it-IT"/>
+        </w:rPr>
+        <w:t>.</w:t>
+      </w:r>
+      <w:r>
+        <w:rPr>
+          <w:rFonts w:ascii="Consolas" w:eastAsia="Times New Roman" w:hAnsi="Consolas" w:cs="Times New Roman"/>
+          <w:color w:val="D35400"/>
+          <w:sz w:val="21"/>
+          <w:szCs w:val="21"/>
+          <w:lang w:eastAsia="it-IT"/>
+        </w:rPr>
+        <w:t>accelY</w:t>
+      </w:r>
+      <w:proofErr w:type="spellEnd"/>
+      <w:r>
+        <w:rPr>
+          <w:rFonts w:ascii="Consolas" w:eastAsia="Times New Roman" w:hAnsi="Consolas" w:cs="Times New Roman"/>
+          <w:color w:val="434F54"/>
+          <w:sz w:val="21"/>
+          <w:szCs w:val="21"/>
+          <w:lang w:eastAsia="it-IT"/>
+        </w:rPr>
+        <w:t>)</w:t>
+      </w:r>
+      <w:r>
+        <w:rPr>
+          <w:rFonts w:ascii="Consolas" w:eastAsia="Times New Roman" w:hAnsi="Consolas" w:cs="Times New Roman"/>
+          <w:color w:val="4E5B61"/>
+          <w:sz w:val="21"/>
+          <w:szCs w:val="21"/>
+          <w:lang w:eastAsia="it-IT"/>
+        </w:rPr>
+        <w:t>;</w:t>
+      </w:r>
+    </w:p>
+    <w:p>
+      <w:pPr>
+        <w:shd w:val="clear" w:color="auto" w:fill="FFFFFF"/>
+        <w:spacing w:after="0" w:line="240" w:lineRule="auto"/>
+        <w:rPr>
+          <w:rFonts w:ascii="Consolas" w:eastAsia="Times New Roman" w:hAnsi="Consolas" w:cs="Times New Roman"/>
+          <w:color w:val="4E5B61"/>
+          <w:sz w:val="21"/>
+          <w:szCs w:val="21"/>
+          <w:lang w:eastAsia="it-IT"/>
+        </w:rPr>
+      </w:pPr>
+      <w:r>
+        <w:rPr>
+          <w:rFonts w:ascii="Consolas" w:eastAsia="Times New Roman" w:hAnsi="Consolas" w:cs="Times New Roman"/>
+          <w:color w:val="4E5B61"/>
+          <w:sz w:val="21"/>
+          <w:szCs w:val="21"/>
+          <w:lang w:eastAsia="it-IT"/>
+        </w:rPr>
+        <w:t> </w:t>
+      </w:r>
+      <w:proofErr w:type="spellStart"/>
+      <w:r>
+        <w:rPr>
+          <w:rFonts w:ascii="Consolas" w:eastAsia="Times New Roman" w:hAnsi="Consolas" w:cs="Times New Roman"/>
+          <w:color w:val="D35400"/>
+          <w:sz w:val="21"/>
+          <w:szCs w:val="21"/>
+          <w:lang w:eastAsia="it-IT"/>
+        </w:rPr>
+        <w:t>Serial</w:t>
+      </w:r>
+      <w:r>
+        <w:rPr>
+          <w:rFonts w:ascii="Consolas" w:eastAsia="Times New Roman" w:hAnsi="Consolas" w:cs="Times New Roman"/>
+          <w:color w:val="4E5B61"/>
+          <w:sz w:val="21"/>
+          <w:szCs w:val="21"/>
+          <w:lang w:eastAsia="it-IT"/>
+        </w:rPr>
+        <w:t>.</w:t>
+      </w:r>
+      <w:r>
+        <w:rPr>
+          <w:rFonts w:ascii="Consolas" w:eastAsia="Times New Roman" w:hAnsi="Consolas" w:cs="Times New Roman"/>
+          <w:color w:val="D35400"/>
+          <w:sz w:val="21"/>
+          <w:szCs w:val="21"/>
+          <w:lang w:eastAsia="it-IT"/>
+        </w:rPr>
+        <w:t>print</w:t>
+      </w:r>
+      <w:proofErr w:type="spellEnd"/>
+      <w:r>
+        <w:rPr>
+          <w:rFonts w:ascii="Consolas" w:eastAsia="Times New Roman" w:hAnsi="Consolas" w:cs="Times New Roman"/>
+          <w:color w:val="434F54"/>
+          <w:sz w:val="21"/>
+          <w:szCs w:val="21"/>
+          <w:lang w:eastAsia="it-IT"/>
+        </w:rPr>
+        <w:t>(</w:t>
+      </w:r>
+      <w:r>
+        <w:rPr>
+          <w:rFonts w:ascii="Consolas" w:eastAsia="Times New Roman" w:hAnsi="Consolas" w:cs="Times New Roman"/>
+          <w:color w:val="005C5F"/>
+          <w:sz w:val="21"/>
+          <w:szCs w:val="21"/>
+          <w:lang w:eastAsia="it-IT"/>
+        </w:rPr>
+        <w:t>"</w:t>
+      </w:r>
+      <w:proofErr w:type="spellStart"/>
+      <w:r>
+        <w:rPr>
+          <w:rFonts w:ascii="Consolas" w:eastAsia="Times New Roman" w:hAnsi="Consolas" w:cs="Times New Roman"/>
+          <w:color w:val="005C5F"/>
+          <w:sz w:val="21"/>
+          <w:szCs w:val="21"/>
+          <w:lang w:eastAsia="it-IT"/>
+        </w:rPr>
+        <w:t>\t</w:t>
+      </w:r>
+      <w:proofErr w:type="spellEnd"/>
+      <w:r>
+        <w:rPr>
+          <w:rFonts w:ascii="Consolas" w:eastAsia="Times New Roman" w:hAnsi="Consolas" w:cs="Times New Roman"/>
+          <w:color w:val="005C5F"/>
+          <w:sz w:val="21"/>
+          <w:szCs w:val="21"/>
+          <w:lang w:eastAsia="it-IT"/>
+        </w:rPr>
+        <w:t>"</w:t>
+      </w:r>
+      <w:r>
+        <w:rPr>
+          <w:rFonts w:ascii="Consolas" w:eastAsia="Times New Roman" w:hAnsi="Consolas" w:cs="Times New Roman"/>
+          <w:color w:val="434F54"/>
+          <w:sz w:val="21"/>
+          <w:szCs w:val="21"/>
+          <w:lang w:eastAsia="it-IT"/>
+        </w:rPr>
+        <w:t>)</w:t>
+      </w:r>
+      <w:r>
+        <w:rPr>
+          <w:rFonts w:ascii="Consolas" w:eastAsia="Times New Roman" w:hAnsi="Consolas" w:cs="Times New Roman"/>
+          <w:color w:val="4E5B61"/>
+          <w:sz w:val="21"/>
+          <w:szCs w:val="21"/>
+          <w:lang w:eastAsia="it-IT"/>
+        </w:rPr>
+        <w:t>;</w:t>
+      </w:r>
+    </w:p>
+    <w:p>
+      <w:pPr>
+        <w:shd w:val="clear" w:color="auto" w:fill="FFFFFF"/>
+        <w:spacing w:after="0" w:line="240" w:lineRule="auto"/>
+        <w:rPr>
+          <w:rFonts w:ascii="Consolas" w:eastAsia="Times New Roman" w:hAnsi="Consolas" w:cs="Times New Roman"/>
+          <w:color w:val="4E5B61"/>
+          <w:sz w:val="21"/>
+          <w:szCs w:val="21"/>
+          <w:lang w:eastAsia="it-IT"/>
+        </w:rPr>
+      </w:pPr>
+      <w:r>
+        <w:rPr>
+          <w:rFonts w:ascii="Consolas" w:eastAsia="Times New Roman" w:hAnsi="Consolas" w:cs="Times New Roman"/>
+          <w:color w:val="4E5B61"/>
+          <w:sz w:val="21"/>
+          <w:szCs w:val="21"/>
+          <w:lang w:eastAsia="it-IT"/>
+        </w:rPr>
+        <w:t> </w:t>
+      </w:r>
+      <w:proofErr w:type="spellStart"/>
+      <w:r>
+        <w:rPr>
+          <w:rFonts w:ascii="Consolas" w:eastAsia="Times New Roman" w:hAnsi="Consolas" w:cs="Times New Roman"/>
+          <w:color w:val="D35400"/>
+          <w:sz w:val="21"/>
+          <w:szCs w:val="21"/>
+          <w:lang w:eastAsia="it-IT"/>
+        </w:rPr>
+        <w:t>Serial</w:t>
+      </w:r>
+      <w:r>
+        <w:rPr>
+          <w:rFonts w:ascii="Consolas" w:eastAsia="Times New Roman" w:hAnsi="Consolas" w:cs="Times New Roman"/>
+          <w:color w:val="4E5B61"/>
+          <w:sz w:val="21"/>
+          <w:szCs w:val="21"/>
+          <w:lang w:eastAsia="it-IT"/>
+        </w:rPr>
+        <w:t>.</w:t>
+      </w:r>
+      <w:r>
+        <w:rPr>
+          <w:rFonts w:ascii="Consolas" w:eastAsia="Times New Roman" w:hAnsi="Consolas" w:cs="Times New Roman"/>
+          <w:color w:val="D35400"/>
+          <w:sz w:val="21"/>
+          <w:szCs w:val="21"/>
+          <w:lang w:eastAsia="it-IT"/>
+        </w:rPr>
+        <w:t>print</w:t>
+      </w:r>
+      <w:proofErr w:type="spellEnd"/>
+      <w:r>
+        <w:rPr>
+          <w:rFonts w:ascii="Consolas" w:eastAsia="Times New Roman" w:hAnsi="Consolas" w:cs="Times New Roman"/>
+          <w:color w:val="434F54"/>
+          <w:sz w:val="21"/>
+          <w:szCs w:val="21"/>
+          <w:lang w:eastAsia="it-IT"/>
+        </w:rPr>
+        <w:t>(</w:t>
+      </w:r>
+      <w:proofErr w:type="spellStart"/>
+      <w:r>
+        <w:rPr>
+          <w:rFonts w:ascii="Consolas" w:eastAsia="Times New Roman" w:hAnsi="Consolas" w:cs="Times New Roman"/>
+          <w:color w:val="D35400"/>
+          <w:sz w:val="21"/>
+          <w:szCs w:val="21"/>
+          <w:lang w:eastAsia="it-IT"/>
+        </w:rPr>
+        <w:t>accelData</w:t>
+      </w:r>
+      <w:r>
+        <w:rPr>
+          <w:rFonts w:ascii="Consolas" w:eastAsia="Times New Roman" w:hAnsi="Consolas" w:cs="Times New Roman"/>
+          <w:color w:val="4E5B61"/>
+          <w:sz w:val="21"/>
+          <w:szCs w:val="21"/>
+          <w:lang w:eastAsia="it-IT"/>
+        </w:rPr>
+        <w:t>.</w:t>
+      </w:r>
+      <w:r>
+        <w:rPr>
+          <w:rFonts w:ascii="Consolas" w:eastAsia="Times New Roman" w:hAnsi="Consolas" w:cs="Times New Roman"/>
+          <w:color w:val="D35400"/>
+          <w:sz w:val="21"/>
+          <w:szCs w:val="21"/>
+          <w:lang w:eastAsia="it-IT"/>
+        </w:rPr>
+        <w:t>accelZ</w:t>
+      </w:r>
+      <w:proofErr w:type="spellEnd"/>
+      <w:r>
+        <w:rPr>
+          <w:rFonts w:ascii="Consolas" w:eastAsia="Times New Roman" w:hAnsi="Consolas" w:cs="Times New Roman"/>
+          <w:color w:val="434F54"/>
+          <w:sz w:val="21"/>
+          <w:szCs w:val="21"/>
+          <w:lang w:eastAsia="it-IT"/>
+        </w:rPr>
+        <w:t>)</w:t>
+      </w:r>
+      <w:r>
+        <w:rPr>
+          <w:rFonts w:ascii="Consolas" w:eastAsia="Times New Roman" w:hAnsi="Consolas" w:cs="Times New Roman"/>
+          <w:color w:val="4E5B61"/>
+          <w:sz w:val="21"/>
+          <w:szCs w:val="21"/>
+          <w:lang w:eastAsia="it-IT"/>
+        </w:rPr>
+        <w:t>;</w:t>
+      </w:r>
+    </w:p>
+    <w:p>
+      <w:pPr>
+        <w:shd w:val="clear" w:color="auto" w:fill="FFFFFF"/>
+        <w:spacing w:after="0" w:line="240" w:lineRule="auto"/>
+        <w:rPr>
+          <w:rFonts w:ascii="Consolas" w:eastAsia="Times New Roman" w:hAnsi="Consolas" w:cs="Times New Roman"/>
+          <w:color w:val="4E5B61"/>
+          <w:sz w:val="21"/>
+          <w:szCs w:val="21"/>
+          <w:lang w:eastAsia="it-IT"/>
+        </w:rPr>
+      </w:pPr>
+      <w:r>
+        <w:rPr>
+          <w:rFonts w:ascii="Consolas" w:eastAsia="Times New Roman" w:hAnsi="Consolas" w:cs="Times New Roman"/>
+          <w:color w:val="4E5B61"/>
+          <w:sz w:val="21"/>
+          <w:szCs w:val="21"/>
+          <w:lang w:eastAsia="it-IT"/>
+        </w:rPr>
+        <w:t> </w:t>
+      </w:r>
+      <w:proofErr w:type="spellStart"/>
+      <w:r>
+        <w:rPr>
+          <w:rFonts w:ascii="Consolas" w:eastAsia="Times New Roman" w:hAnsi="Consolas" w:cs="Times New Roman"/>
+          <w:color w:val="D35400"/>
+          <w:sz w:val="21"/>
+          <w:szCs w:val="21"/>
+          <w:lang w:eastAsia="it-IT"/>
+        </w:rPr>
+        <w:t>Serial</w:t>
+      </w:r>
+      <w:r>
+        <w:rPr>
+          <w:rFonts w:ascii="Consolas" w:eastAsia="Times New Roman" w:hAnsi="Consolas" w:cs="Times New Roman"/>
+          <w:color w:val="4E5B61"/>
+          <w:sz w:val="21"/>
+          <w:szCs w:val="21"/>
+          <w:lang w:eastAsia="it-IT"/>
+        </w:rPr>
+        <w:t>.</w:t>
+      </w:r>
+      <w:r>
+        <w:rPr>
+          <w:rFonts w:ascii="Consolas" w:eastAsia="Times New Roman" w:hAnsi="Consolas" w:cs="Times New Roman"/>
+          <w:color w:val="D35400"/>
+          <w:sz w:val="21"/>
+          <w:szCs w:val="21"/>
+          <w:lang w:eastAsia="it-IT"/>
+        </w:rPr>
+        <w:t>print</w:t>
+      </w:r>
+      <w:proofErr w:type="spellEnd"/>
+      <w:r>
+        <w:rPr>
+          <w:rFonts w:ascii="Consolas" w:eastAsia="Times New Roman" w:hAnsi="Consolas" w:cs="Times New Roman"/>
+          <w:color w:val="434F54"/>
+          <w:sz w:val="21"/>
+          <w:szCs w:val="21"/>
+          <w:lang w:eastAsia="it-IT"/>
+        </w:rPr>
+        <w:t>(</w:t>
+      </w:r>
+      <w:r>
+        <w:rPr>
+          <w:rFonts w:ascii="Consolas" w:eastAsia="Times New Roman" w:hAnsi="Consolas" w:cs="Times New Roman"/>
+          <w:color w:val="005C5F"/>
+          <w:sz w:val="21"/>
+          <w:szCs w:val="21"/>
+          <w:lang w:eastAsia="it-IT"/>
+        </w:rPr>
+        <w:t>"</w:t>
+      </w:r>
+      <w:proofErr w:type="spellStart"/>
+      <w:r>
+        <w:rPr>
+          <w:rFonts w:ascii="Consolas" w:eastAsia="Times New Roman" w:hAnsi="Consolas" w:cs="Times New Roman"/>
+          <w:color w:val="005C5F"/>
+          <w:sz w:val="21"/>
+          <w:szCs w:val="21"/>
+          <w:lang w:eastAsia="it-IT"/>
+        </w:rPr>
+        <w:t>\t</w:t>
+      </w:r>
+      <w:proofErr w:type="spellEnd"/>
+      <w:r>
+        <w:rPr>
+          <w:rFonts w:ascii="Consolas" w:eastAsia="Times New Roman" w:hAnsi="Consolas" w:cs="Times New Roman"/>
+          <w:color w:val="005C5F"/>
+          <w:sz w:val="21"/>
+          <w:szCs w:val="21"/>
+          <w:lang w:eastAsia="it-IT"/>
+        </w:rPr>
+        <w:t>"</w:t>
+      </w:r>
+      <w:r>
+        <w:rPr>
+          <w:rFonts w:ascii="Consolas" w:eastAsia="Times New Roman" w:hAnsi="Consolas" w:cs="Times New Roman"/>
+          <w:color w:val="434F54"/>
+          <w:sz w:val="21"/>
+          <w:szCs w:val="21"/>
+          <w:lang w:eastAsia="it-IT"/>
+        </w:rPr>
+        <w:t>)</w:t>
+      </w:r>
+      <w:r>
+        <w:rPr>
+          <w:rFonts w:ascii="Consolas" w:eastAsia="Times New Roman" w:hAnsi="Consolas" w:cs="Times New Roman"/>
+          <w:color w:val="4E5B61"/>
+          <w:sz w:val="21"/>
+          <w:szCs w:val="21"/>
+          <w:lang w:eastAsia="it-IT"/>
+        </w:rPr>
+        <w:t>;</w:t>
+      </w:r>
+    </w:p>
+    <w:p>
+      <w:pPr>
+        <w:shd w:val="clear" w:color="auto" w:fill="FFFFFF"/>
+        <w:spacing w:after="0" w:line="240" w:lineRule="auto"/>
+        <w:rPr>
+          <w:rFonts w:ascii="Consolas" w:eastAsia="Times New Roman" w:hAnsi="Consolas" w:cs="Times New Roman"/>
+          <w:color w:val="4E5B61"/>
+          <w:sz w:val="21"/>
+          <w:szCs w:val="21"/>
+          <w:lang w:eastAsia="it-IT"/>
+        </w:rPr>
+      </w:pPr>
+      <w:r>
+        <w:rPr>
+          <w:rFonts w:ascii="Consolas" w:eastAsia="Times New Roman" w:hAnsi="Consolas" w:cs="Times New Roman"/>
+          <w:color w:val="4E5B61"/>
+          <w:sz w:val="21"/>
+          <w:szCs w:val="21"/>
+          <w:lang w:eastAsia="it-IT"/>
+        </w:rPr>
+        <w:t> </w:t>
+      </w:r>
+      <w:proofErr w:type="spellStart"/>
+      <w:r>
+        <w:rPr>
+          <w:rFonts w:ascii="Consolas" w:eastAsia="Times New Roman" w:hAnsi="Consolas" w:cs="Times New Roman"/>
+          <w:color w:val="D35400"/>
+          <w:sz w:val="21"/>
+          <w:szCs w:val="21"/>
+          <w:lang w:eastAsia="it-IT"/>
+        </w:rPr>
+        <w:t>IMU</w:t>
+      </w:r>
+      <w:r>
+        <w:rPr>
+          <w:rFonts w:ascii="Consolas" w:eastAsia="Times New Roman" w:hAnsi="Consolas" w:cs="Times New Roman"/>
+          <w:color w:val="4E5B61"/>
+          <w:sz w:val="21"/>
+          <w:szCs w:val="21"/>
+          <w:lang w:eastAsia="it-IT"/>
+        </w:rPr>
+        <w:t>.</w:t>
+      </w:r>
+      <w:r>
+        <w:rPr>
+          <w:rFonts w:ascii="Consolas" w:eastAsia="Times New Roman" w:hAnsi="Consolas" w:cs="Times New Roman"/>
+          <w:color w:val="D35400"/>
+          <w:sz w:val="21"/>
+          <w:szCs w:val="21"/>
+          <w:lang w:eastAsia="it-IT"/>
+        </w:rPr>
+        <w:t>getGyro</w:t>
+      </w:r>
+      <w:proofErr w:type="spellEnd"/>
+      <w:r>
+        <w:rPr>
+          <w:rFonts w:ascii="Consolas" w:eastAsia="Times New Roman" w:hAnsi="Consolas" w:cs="Times New Roman"/>
+          <w:color w:val="434F54"/>
+          <w:sz w:val="21"/>
+          <w:szCs w:val="21"/>
+          <w:lang w:eastAsia="it-IT"/>
+        </w:rPr>
+        <w:t>(</w:t>
+      </w:r>
+      <w:proofErr w:type="spellStart"/>
+      <w:r>
+        <w:rPr>
+          <w:rFonts w:ascii="Consolas" w:eastAsia="Times New Roman" w:hAnsi="Consolas" w:cs="Times New Roman"/>
+          <w:color w:val="4E5B61"/>
+          <w:sz w:val="21"/>
+          <w:szCs w:val="21"/>
+          <w:lang w:eastAsia="it-IT"/>
+        </w:rPr>
+        <w:t>&amp;gyroData</w:t>
+      </w:r>
+      <w:proofErr w:type="spellEnd"/>
+      <w:r>
+        <w:rPr>
+          <w:rFonts w:ascii="Consolas" w:eastAsia="Times New Roman" w:hAnsi="Consolas" w:cs="Times New Roman"/>
+          <w:color w:val="434F54"/>
+          <w:sz w:val="21"/>
+          <w:szCs w:val="21"/>
+          <w:lang w:eastAsia="it-IT"/>
+        </w:rPr>
+        <w:t>)</w:t>
+      </w:r>
+      <w:r>
+        <w:rPr>
+          <w:rFonts w:ascii="Consolas" w:eastAsia="Times New Roman" w:hAnsi="Consolas" w:cs="Times New Roman"/>
+          <w:color w:val="4E5B61"/>
+          <w:sz w:val="21"/>
+          <w:szCs w:val="21"/>
+          <w:lang w:eastAsia="it-IT"/>
+        </w:rPr>
+        <w:t>;</w:t>
+      </w:r>
+    </w:p>
+    <w:p>
+      <w:pPr>
+        <w:shd w:val="clear" w:color="auto" w:fill="FFFFFF"/>
+        <w:spacing w:after="0" w:line="240" w:lineRule="auto"/>
+        <w:rPr>
+          <w:rFonts w:ascii="Consolas" w:eastAsia="Times New Roman" w:hAnsi="Consolas" w:cs="Times New Roman"/>
+          <w:color w:val="4E5B61"/>
+          <w:sz w:val="21"/>
+          <w:szCs w:val="21"/>
+          <w:lang w:eastAsia="it-IT"/>
+        </w:rPr>
+      </w:pPr>
+      <w:r>
+        <w:rPr>
+          <w:rFonts w:ascii="Consolas" w:eastAsia="Times New Roman" w:hAnsi="Consolas" w:cs="Times New Roman"/>
+          <w:color w:val="4E5B61"/>
+          <w:sz w:val="21"/>
+          <w:szCs w:val="21"/>
+          <w:lang w:eastAsia="it-IT"/>
+        </w:rPr>
+        <w:t> </w:t>
+      </w:r>
+      <w:proofErr w:type="spellStart"/>
+      <w:r>
+        <w:rPr>
+          <w:rFonts w:ascii="Consolas" w:eastAsia="Times New Roman" w:hAnsi="Consolas" w:cs="Times New Roman"/>
+          <w:color w:val="D35400"/>
+          <w:sz w:val="21"/>
+          <w:szCs w:val="21"/>
+          <w:lang w:eastAsia="it-IT"/>
+        </w:rPr>
+        <w:t>Serial</w:t>
+      </w:r>
+      <w:r>
+        <w:rPr>
+          <w:rFonts w:ascii="Consolas" w:eastAsia="Times New Roman" w:hAnsi="Consolas" w:cs="Times New Roman"/>
+          <w:color w:val="4E5B61"/>
+          <w:sz w:val="21"/>
+          <w:szCs w:val="21"/>
+          <w:lang w:eastAsia="it-IT"/>
+        </w:rPr>
+        <w:t>.</w:t>
+      </w:r>
+      <w:r>
+        <w:rPr>
+          <w:rFonts w:ascii="Consolas" w:eastAsia="Times New Roman" w:hAnsi="Consolas" w:cs="Times New Roman"/>
+          <w:color w:val="D35400"/>
+          <w:sz w:val="21"/>
+          <w:szCs w:val="21"/>
+          <w:lang w:eastAsia="it-IT"/>
+        </w:rPr>
+        <w:t>print</w:t>
+      </w:r>
+      <w:proofErr w:type="spellEnd"/>
+      <w:r>
+        <w:rPr>
+          <w:rFonts w:ascii="Consolas" w:eastAsia="Times New Roman" w:hAnsi="Consolas" w:cs="Times New Roman"/>
+          <w:color w:val="434F54"/>
+          <w:sz w:val="21"/>
+          <w:szCs w:val="21"/>
+          <w:lang w:eastAsia="it-IT"/>
+        </w:rPr>
+        <w:t>(</w:t>
+      </w:r>
+      <w:proofErr w:type="spellStart"/>
+      <w:r>
+        <w:rPr>
+          <w:rFonts w:ascii="Consolas" w:eastAsia="Times New Roman" w:hAnsi="Consolas" w:cs="Times New Roman"/>
+          <w:color w:val="D35400"/>
+          <w:sz w:val="21"/>
+          <w:szCs w:val="21"/>
+          <w:lang w:eastAsia="it-IT"/>
+        </w:rPr>
+        <w:t>gyroData</w:t>
+      </w:r>
+      <w:r>
+        <w:rPr>
+          <w:rFonts w:ascii="Consolas" w:eastAsia="Times New Roman" w:hAnsi="Consolas" w:cs="Times New Roman"/>
+          <w:color w:val="4E5B61"/>
+          <w:sz w:val="21"/>
+          <w:szCs w:val="21"/>
+          <w:lang w:eastAsia="it-IT"/>
+        </w:rPr>
+        <w:t>.</w:t>
+      </w:r>
+      <w:r>
+        <w:rPr>
+          <w:rFonts w:ascii="Consolas" w:eastAsia="Times New Roman" w:hAnsi="Consolas" w:cs="Times New Roman"/>
+          <w:color w:val="D35400"/>
+          <w:sz w:val="21"/>
+          <w:szCs w:val="21"/>
+          <w:lang w:eastAsia="it-IT"/>
+        </w:rPr>
+        <w:t>gyroX</w:t>
+      </w:r>
+      <w:proofErr w:type="spellEnd"/>
+      <w:r>
+        <w:rPr>
+          <w:rFonts w:ascii="Consolas" w:eastAsia="Times New Roman" w:hAnsi="Consolas" w:cs="Times New Roman"/>
+          <w:color w:val="434F54"/>
+          <w:sz w:val="21"/>
+          <w:szCs w:val="21"/>
+          <w:lang w:eastAsia="it-IT"/>
+        </w:rPr>
+        <w:t>)</w:t>
+      </w:r>
+      <w:r>
+        <w:rPr>
+          <w:rFonts w:ascii="Consolas" w:eastAsia="Times New Roman" w:hAnsi="Consolas" w:cs="Times New Roman"/>
+          <w:color w:val="4E5B61"/>
+          <w:sz w:val="21"/>
+          <w:szCs w:val="21"/>
+          <w:lang w:eastAsia="it-IT"/>
+        </w:rPr>
+        <w:t>;</w:t>
+      </w:r>
+    </w:p>
+    <w:p>
+      <w:pPr>
+        <w:shd w:val="clear" w:color="auto" w:fill="FFFFFF"/>
+        <w:spacing w:after="0" w:line="240" w:lineRule="auto"/>
+        <w:rPr>
+          <w:rFonts w:ascii="Consolas" w:eastAsia="Times New Roman" w:hAnsi="Consolas" w:cs="Times New Roman"/>
+          <w:color w:val="4E5B61"/>
+          <w:sz w:val="21"/>
+          <w:szCs w:val="21"/>
+          <w:lang w:eastAsia="it-IT"/>
+        </w:rPr>
+      </w:pPr>
+      <w:r>
+        <w:rPr>
+          <w:rFonts w:ascii="Consolas" w:eastAsia="Times New Roman" w:hAnsi="Consolas" w:cs="Times New Roman"/>
+          <w:color w:val="4E5B61"/>
+          <w:sz w:val="21"/>
+          <w:szCs w:val="21"/>
+          <w:lang w:eastAsia="it-IT"/>
+        </w:rPr>
+        <w:t> </w:t>
+      </w:r>
+      <w:proofErr w:type="spellStart"/>
+      <w:r>
+        <w:rPr>
+          <w:rFonts w:ascii="Consolas" w:eastAsia="Times New Roman" w:hAnsi="Consolas" w:cs="Times New Roman"/>
+          <w:color w:val="D35400"/>
+          <w:sz w:val="21"/>
+          <w:szCs w:val="21"/>
+          <w:lang w:eastAsia="it-IT"/>
+        </w:rPr>
+        <w:t>Serial</w:t>
+      </w:r>
+      <w:r>
+        <w:rPr>
+          <w:rFonts w:ascii="Consolas" w:eastAsia="Times New Roman" w:hAnsi="Consolas" w:cs="Times New Roman"/>
+          <w:color w:val="4E5B61"/>
+          <w:sz w:val="21"/>
+          <w:szCs w:val="21"/>
+          <w:lang w:eastAsia="it-IT"/>
+        </w:rPr>
+        <w:t>.</w:t>
+      </w:r>
+      <w:r>
+        <w:rPr>
+          <w:rFonts w:ascii="Consolas" w:eastAsia="Times New Roman" w:hAnsi="Consolas" w:cs="Times New Roman"/>
+          <w:color w:val="D35400"/>
+          <w:sz w:val="21"/>
+          <w:szCs w:val="21"/>
+          <w:lang w:eastAsia="it-IT"/>
+        </w:rPr>
+        <w:t>print</w:t>
+      </w:r>
+      <w:proofErr w:type="spellEnd"/>
+      <w:r>
+        <w:rPr>
+          <w:rFonts w:ascii="Consolas" w:eastAsia="Times New Roman" w:hAnsi="Consolas" w:cs="Times New Roman"/>
+          <w:color w:val="434F54"/>
+          <w:sz w:val="21"/>
+          <w:szCs w:val="21"/>
+          <w:lang w:eastAsia="it-IT"/>
+        </w:rPr>
+        <w:t>(</w:t>
+      </w:r>
+      <w:r>
+        <w:rPr>
+          <w:rFonts w:ascii="Consolas" w:eastAsia="Times New Roman" w:hAnsi="Consolas" w:cs="Times New Roman"/>
+          <w:color w:val="005C5F"/>
+          <w:sz w:val="21"/>
+          <w:szCs w:val="21"/>
+          <w:lang w:eastAsia="it-IT"/>
+        </w:rPr>
+        <w:t>"</w:t>
+      </w:r>
+      <w:proofErr w:type="spellStart"/>
+      <w:r>
+        <w:rPr>
+          <w:rFonts w:ascii="Consolas" w:eastAsia="Times New Roman" w:hAnsi="Consolas" w:cs="Times New Roman"/>
+          <w:color w:val="005C5F"/>
+          <w:sz w:val="21"/>
+          <w:szCs w:val="21"/>
+          <w:lang w:eastAsia="it-IT"/>
+        </w:rPr>
+        <w:t>\t</w:t>
+      </w:r>
+      <w:proofErr w:type="spellEnd"/>
+      <w:r>
+        <w:rPr>
+          <w:rFonts w:ascii="Consolas" w:eastAsia="Times New Roman" w:hAnsi="Consolas" w:cs="Times New Roman"/>
+          <w:color w:val="005C5F"/>
+          <w:sz w:val="21"/>
+          <w:szCs w:val="21"/>
+          <w:lang w:eastAsia="it-IT"/>
+        </w:rPr>
+        <w:t>"</w:t>
+      </w:r>
+      <w:r>
+        <w:rPr>
+          <w:rFonts w:ascii="Consolas" w:eastAsia="Times New Roman" w:hAnsi="Consolas" w:cs="Times New Roman"/>
+          <w:color w:val="434F54"/>
+          <w:sz w:val="21"/>
+          <w:szCs w:val="21"/>
+          <w:lang w:eastAsia="it-IT"/>
+        </w:rPr>
+        <w:t>)</w:t>
+      </w:r>
+      <w:r>
+        <w:rPr>
+          <w:rFonts w:ascii="Consolas" w:eastAsia="Times New Roman" w:hAnsi="Consolas" w:cs="Times New Roman"/>
+          <w:color w:val="4E5B61"/>
+          <w:sz w:val="21"/>
+          <w:szCs w:val="21"/>
+          <w:lang w:eastAsia="it-IT"/>
+        </w:rPr>
+        <w:t>;</w:t>
+      </w:r>
+    </w:p>
+    <w:p>
+      <w:pPr>
+        <w:shd w:val="clear" w:color="auto" w:fill="FFFFFF"/>
+        <w:spacing w:after="0" w:line="240" w:lineRule="auto"/>
+        <w:rPr>
+          <w:rFonts w:ascii="Consolas" w:eastAsia="Times New Roman" w:hAnsi="Consolas" w:cs="Times New Roman"/>
+          <w:color w:val="4E5B61"/>
+          <w:sz w:val="21"/>
+          <w:szCs w:val="21"/>
+          <w:lang w:eastAsia="it-IT"/>
+        </w:rPr>
+      </w:pPr>
+      <w:r>
+        <w:rPr>
+          <w:rFonts w:ascii="Consolas" w:eastAsia="Times New Roman" w:hAnsi="Consolas" w:cs="Times New Roman"/>
+          <w:color w:val="4E5B61"/>
+          <w:sz w:val="21"/>
+          <w:szCs w:val="21"/>
+          <w:lang w:eastAsia="it-IT"/>
+        </w:rPr>
+        <w:t> </w:t>
+      </w:r>
+      <w:proofErr w:type="spellStart"/>
+      <w:r>
+        <w:rPr>
+          <w:rFonts w:ascii="Consolas" w:eastAsia="Times New Roman" w:hAnsi="Consolas" w:cs="Times New Roman"/>
+          <w:color w:val="D35400"/>
+          <w:sz w:val="21"/>
+          <w:szCs w:val="21"/>
+          <w:lang w:eastAsia="it-IT"/>
+        </w:rPr>
+        <w:t>Serial</w:t>
+      </w:r>
+      <w:r>
+        <w:rPr>
+          <w:rFonts w:ascii="Consolas" w:eastAsia="Times New Roman" w:hAnsi="Consolas" w:cs="Times New Roman"/>
+          <w:color w:val="4E5B61"/>
+          <w:sz w:val="21"/>
+          <w:szCs w:val="21"/>
+          <w:lang w:eastAsia="it-IT"/>
+        </w:rPr>
+        <w:t>.</w:t>
+      </w:r>
+      <w:r>
+        <w:rPr>
+          <w:rFonts w:ascii="Consolas" w:eastAsia="Times New Roman" w:hAnsi="Consolas" w:cs="Times New Roman"/>
+          <w:color w:val="D35400"/>
+          <w:sz w:val="21"/>
+          <w:szCs w:val="21"/>
+          <w:lang w:eastAsia="it-IT"/>
+        </w:rPr>
+        <w:t>print</w:t>
+      </w:r>
+      <w:proofErr w:type="spellEnd"/>
+      <w:r>
+        <w:rPr>
+          <w:rFonts w:ascii="Consolas" w:eastAsia="Times New Roman" w:hAnsi="Consolas" w:cs="Times New Roman"/>
+          <w:color w:val="434F54"/>
+          <w:sz w:val="21"/>
+          <w:szCs w:val="21"/>
+          <w:lang w:eastAsia="it-IT"/>
+        </w:rPr>
+        <w:t>(</w:t>
+      </w:r>
+      <w:proofErr w:type="spellStart"/>
+      <w:r>
+        <w:rPr>
+          <w:rFonts w:ascii="Consolas" w:eastAsia="Times New Roman" w:hAnsi="Consolas" w:cs="Times New Roman"/>
+          <w:color w:val="D35400"/>
+          <w:sz w:val="21"/>
+          <w:szCs w:val="21"/>
+          <w:lang w:eastAsia="it-IT"/>
+        </w:rPr>
+        <w:t>gyroData</w:t>
+      </w:r>
+      <w:r>
+        <w:rPr>
+          <w:rFonts w:ascii="Consolas" w:eastAsia="Times New Roman" w:hAnsi="Consolas" w:cs="Times New Roman"/>
+          <w:color w:val="4E5B61"/>
+          <w:sz w:val="21"/>
+          <w:szCs w:val="21"/>
+          <w:lang w:eastAsia="it-IT"/>
+        </w:rPr>
+        <w:t>.</w:t>
+      </w:r>
+      <w:r>
+        <w:rPr>
+          <w:rFonts w:ascii="Consolas" w:eastAsia="Times New Roman" w:hAnsi="Consolas" w:cs="Times New Roman"/>
+          <w:color w:val="D35400"/>
+          <w:sz w:val="21"/>
+          <w:szCs w:val="21"/>
+          <w:lang w:eastAsia="it-IT"/>
+        </w:rPr>
+        <w:t>gyroY</w:t>
+      </w:r>
+      <w:proofErr w:type="spellEnd"/>
+      <w:r>
+        <w:rPr>
+          <w:rFonts w:ascii="Consolas" w:eastAsia="Times New Roman" w:hAnsi="Consolas" w:cs="Times New Roman"/>
+          <w:color w:val="434F54"/>
+          <w:sz w:val="21"/>
+          <w:szCs w:val="21"/>
+          <w:lang w:eastAsia="it-IT"/>
+        </w:rPr>
+        <w:t>)</w:t>
+      </w:r>
+      <w:r>
+        <w:rPr>
+          <w:rFonts w:ascii="Consolas" w:eastAsia="Times New Roman" w:hAnsi="Consolas" w:cs="Times New Roman"/>
+          <w:color w:val="4E5B61"/>
+          <w:sz w:val="21"/>
+          <w:szCs w:val="21"/>
+          <w:lang w:eastAsia="it-IT"/>
+        </w:rPr>
+        <w:t>;</w:t>
+      </w:r>
+    </w:p>
+    <w:p>
+      <w:pPr>
+        <w:shd w:val="clear" w:color="auto" w:fill="FFFFFF"/>
+        <w:spacing w:after="0" w:line="240" w:lineRule="auto"/>
+        <w:rPr>
+          <w:rFonts w:ascii="Consolas" w:eastAsia="Times New Roman" w:hAnsi="Consolas" w:cs="Times New Roman"/>
+          <w:color w:val="4E5B61"/>
+          <w:sz w:val="21"/>
+          <w:szCs w:val="21"/>
+          <w:lang w:eastAsia="it-IT"/>
+        </w:rPr>
+      </w:pPr>
+      <w:r>
+        <w:rPr>
+          <w:rFonts w:ascii="Consolas" w:eastAsia="Times New Roman" w:hAnsi="Consolas" w:cs="Times New Roman"/>
+          <w:color w:val="4E5B61"/>
+          <w:sz w:val="21"/>
+          <w:szCs w:val="21"/>
+          <w:lang w:eastAsia="it-IT"/>
+        </w:rPr>
+        <w:t> </w:t>
+      </w:r>
+      <w:proofErr w:type="spellStart"/>
+      <w:r>
+        <w:rPr>
+          <w:rFonts w:ascii="Consolas" w:eastAsia="Times New Roman" w:hAnsi="Consolas" w:cs="Times New Roman"/>
+          <w:color w:val="D35400"/>
+          <w:sz w:val="21"/>
+          <w:szCs w:val="21"/>
+          <w:lang w:eastAsia="it-IT"/>
+        </w:rPr>
+        <w:t>Serial</w:t>
+      </w:r>
+      <w:r>
+        <w:rPr>
+          <w:rFonts w:ascii="Consolas" w:eastAsia="Times New Roman" w:hAnsi="Consolas" w:cs="Times New Roman"/>
+          <w:color w:val="4E5B61"/>
+          <w:sz w:val="21"/>
+          <w:szCs w:val="21"/>
+          <w:lang w:eastAsia="it-IT"/>
+        </w:rPr>
+        <w:t>.</w:t>
+      </w:r>
+      <w:r>
+        <w:rPr>
+          <w:rFonts w:ascii="Consolas" w:eastAsia="Times New Roman" w:hAnsi="Consolas" w:cs="Times New Roman"/>
+          <w:color w:val="D35400"/>
+          <w:sz w:val="21"/>
+          <w:szCs w:val="21"/>
+          <w:lang w:eastAsia="it-IT"/>
+        </w:rPr>
+        <w:t>print</w:t>
+      </w:r>
+      <w:proofErr w:type="spellEnd"/>
+      <w:r>
+        <w:rPr>
+          <w:rFonts w:ascii="Consolas" w:eastAsia="Times New Roman" w:hAnsi="Consolas" w:cs="Times New Roman"/>
+          <w:color w:val="434F54"/>
+          <w:sz w:val="21"/>
+          <w:szCs w:val="21"/>
+          <w:lang w:eastAsia="it-IT"/>
+        </w:rPr>
+        <w:t>(</w:t>
+      </w:r>
+      <w:r>
+        <w:rPr>
+          <w:rFonts w:ascii="Consolas" w:eastAsia="Times New Roman" w:hAnsi="Consolas" w:cs="Times New Roman"/>
+          <w:color w:val="005C5F"/>
+          <w:sz w:val="21"/>
+          <w:szCs w:val="21"/>
+          <w:lang w:eastAsia="it-IT"/>
+        </w:rPr>
+        <w:t>"</w:t>
+      </w:r>
+      <w:proofErr w:type="spellStart"/>
+      <w:r>
+        <w:rPr>
+          <w:rFonts w:ascii="Consolas" w:eastAsia="Times New Roman" w:hAnsi="Consolas" w:cs="Times New Roman"/>
+          <w:color w:val="005C5F"/>
+          <w:sz w:val="21"/>
+          <w:szCs w:val="21"/>
+          <w:lang w:eastAsia="it-IT"/>
+        </w:rPr>
+        <w:t>\t</w:t>
+      </w:r>
+      <w:proofErr w:type="spellEnd"/>
+      <w:r>
+        <w:rPr>
+          <w:rFonts w:ascii="Consolas" w:eastAsia="Times New Roman" w:hAnsi="Consolas" w:cs="Times New Roman"/>
+          <w:color w:val="005C5F"/>
+          <w:sz w:val="21"/>
+          <w:szCs w:val="21"/>
+          <w:lang w:eastAsia="it-IT"/>
+        </w:rPr>
+        <w:t>"</w:t>
+      </w:r>
+      <w:r>
+        <w:rPr>
+          <w:rFonts w:ascii="Consolas" w:eastAsia="Times New Roman" w:hAnsi="Consolas" w:cs="Times New Roman"/>
+          <w:color w:val="434F54"/>
+          <w:sz w:val="21"/>
+          <w:szCs w:val="21"/>
+          <w:lang w:eastAsia="it-IT"/>
+        </w:rPr>
+        <w:t>)</w:t>
+      </w:r>
+      <w:r>
+        <w:rPr>
+          <w:rFonts w:ascii="Consolas" w:eastAsia="Times New Roman" w:hAnsi="Consolas" w:cs="Times New Roman"/>
+          <w:color w:val="4E5B61"/>
+          <w:sz w:val="21"/>
+          <w:szCs w:val="21"/>
+          <w:lang w:eastAsia="it-IT"/>
+        </w:rPr>
+        <w:t>;</w:t>
+      </w:r>
+    </w:p>
+    <w:p>
+      <w:pPr>
+        <w:shd w:val="clear" w:color="auto" w:fill="FFFFFF"/>
+        <w:spacing w:after="0" w:line="240" w:lineRule="auto"/>
+        <w:rPr>
+          <w:rFonts w:ascii="Consolas" w:eastAsia="Times New Roman" w:hAnsi="Consolas" w:cs="Times New Roman"/>
+          <w:color w:val="4E5B61"/>
+          <w:sz w:val="21"/>
+          <w:szCs w:val="21"/>
+          <w:lang w:eastAsia="it-IT"/>
+        </w:rPr>
+      </w:pPr>
+      <w:r>
+        <w:rPr>
+          <w:rFonts w:ascii="Consolas" w:eastAsia="Times New Roman" w:hAnsi="Consolas" w:cs="Times New Roman"/>
+          <w:color w:val="4E5B61"/>
+          <w:sz w:val="21"/>
+          <w:szCs w:val="21"/>
+          <w:lang w:eastAsia="it-IT"/>
+        </w:rPr>
+        <w:t> </w:t>
+      </w:r>
+      <w:proofErr w:type="spellStart"/>
+      <w:r>
+        <w:rPr>
+          <w:rFonts w:ascii="Consolas" w:eastAsia="Times New Roman" w:hAnsi="Consolas" w:cs="Times New Roman"/>
+          <w:color w:val="D35400"/>
+          <w:sz w:val="21"/>
+          <w:szCs w:val="21"/>
+          <w:lang w:eastAsia="it-IT"/>
+        </w:rPr>
+        <w:t>Serial</w:t>
+      </w:r>
+      <w:r>
+        <w:rPr>
+          <w:rFonts w:ascii="Consolas" w:eastAsia="Times New Roman" w:hAnsi="Consolas" w:cs="Times New Roman"/>
+          <w:color w:val="4E5B61"/>
+          <w:sz w:val="21"/>
+          <w:szCs w:val="21"/>
+          <w:lang w:eastAsia="it-IT"/>
+        </w:rPr>
+        <w:t>.</w:t>
+      </w:r>
+      <w:r>
+        <w:rPr>
+          <w:rFonts w:ascii="Consolas" w:eastAsia="Times New Roman" w:hAnsi="Consolas" w:cs="Times New Roman"/>
+          <w:color w:val="D35400"/>
+          <w:sz w:val="21"/>
+          <w:szCs w:val="21"/>
+          <w:lang w:eastAsia="it-IT"/>
+        </w:rPr>
+        <w:t>print</w:t>
+      </w:r>
+      <w:proofErr w:type="spellEnd"/>
+      <w:r>
+        <w:rPr>
+          <w:rFonts w:ascii="Consolas" w:eastAsia="Times New Roman" w:hAnsi="Consolas" w:cs="Times New Roman"/>
+          <w:color w:val="434F54"/>
+          <w:sz w:val="21"/>
+          <w:szCs w:val="21"/>
+          <w:lang w:eastAsia="it-IT"/>
+        </w:rPr>
+        <w:t>(</w:t>
+      </w:r>
+      <w:proofErr w:type="spellStart"/>
+      <w:r>
+        <w:rPr>
+          <w:rFonts w:ascii="Consolas" w:eastAsia="Times New Roman" w:hAnsi="Consolas" w:cs="Times New Roman"/>
+          <w:color w:val="D35400"/>
+          <w:sz w:val="21"/>
+          <w:szCs w:val="21"/>
+          <w:lang w:eastAsia="it-IT"/>
+        </w:rPr>
+        <w:t>gyroData</w:t>
+      </w:r>
+      <w:r>
+        <w:rPr>
+          <w:rFonts w:ascii="Consolas" w:eastAsia="Times New Roman" w:hAnsi="Consolas" w:cs="Times New Roman"/>
+          <w:color w:val="4E5B61"/>
+          <w:sz w:val="21"/>
+          <w:szCs w:val="21"/>
+          <w:lang w:eastAsia="it-IT"/>
+        </w:rPr>
+        <w:t>.</w:t>
+      </w:r>
+      <w:r>
+        <w:rPr>
+          <w:rFonts w:ascii="Consolas" w:eastAsia="Times New Roman" w:hAnsi="Consolas" w:cs="Times New Roman"/>
+          <w:color w:val="D35400"/>
+          <w:sz w:val="21"/>
+          <w:szCs w:val="21"/>
+          <w:lang w:eastAsia="it-IT"/>
+        </w:rPr>
+        <w:t>gyroZ</w:t>
+      </w:r>
+      <w:proofErr w:type="spellEnd"/>
+      <w:r>
+        <w:rPr>
+          <w:rFonts w:ascii="Consolas" w:eastAsia="Times New Roman" w:hAnsi="Consolas" w:cs="Times New Roman"/>
+          <w:color w:val="434F54"/>
+          <w:sz w:val="21"/>
+          <w:szCs w:val="21"/>
+          <w:lang w:eastAsia="it-IT"/>
+        </w:rPr>
+        <w:t>)</w:t>
+      </w:r>
+      <w:r>
+        <w:rPr>
+          <w:rFonts w:ascii="Consolas" w:eastAsia="Times New Roman" w:hAnsi="Consolas" w:cs="Times New Roman"/>
+          <w:color w:val="4E5B61"/>
+          <w:sz w:val="21"/>
+          <w:szCs w:val="21"/>
+          <w:lang w:eastAsia="it-IT"/>
+        </w:rPr>
+        <w:t>;</w:t>
+      </w:r>
+    </w:p>
+    <w:p>
+      <w:pPr>
+        <w:shd w:val="clear" w:color="auto" w:fill="FFFFFF"/>
+        <w:spacing w:after="0" w:line="240" w:lineRule="auto"/>
+        <w:rPr>
+          <w:rFonts w:ascii="Consolas" w:eastAsia="Times New Roman" w:hAnsi="Consolas" w:cs="Times New Roman"/>
+          <w:color w:val="4E5B61"/>
+          <w:sz w:val="21"/>
+          <w:szCs w:val="21"/>
+          <w:lang w:eastAsia="it-IT"/>
+        </w:rPr>
+      </w:pPr>
+      <w:r>
+        <w:rPr>
+          <w:rFonts w:ascii="Consolas" w:eastAsia="Times New Roman" w:hAnsi="Consolas" w:cs="Times New Roman"/>
+          <w:color w:val="434F54"/>
+          <w:sz w:val="21"/>
+          <w:szCs w:val="21"/>
+          <w:lang w:eastAsia="it-IT"/>
+        </w:rPr>
+        <w:t>}</w:t>
+      </w:r>
+    </w:p>
+    <w:p>
+      <w:pPr>
+        <w:shd w:val="clear" w:color="auto" w:fill="FFFFFF"/>
+        <w:spacing w:after="0" w:line="240" w:lineRule="auto"/>
+        <w:rPr>
+          <w:rFonts w:ascii="Consolas" w:eastAsia="Times New Roman" w:hAnsi="Consolas" w:cs="Times New Roman"/>
+          <w:color w:val="4E5B61"/>
+          <w:sz w:val="21"/>
+          <w:szCs w:val="21"/>
+          <w:lang w:eastAsia="it-IT"/>
+        </w:rPr>
+      </w:pPr>
+      <w:r>
+        <w:rPr>
+          <w:rFonts w:ascii="Consolas" w:eastAsia="Times New Roman" w:hAnsi="Consolas" w:cs="Times New Roman"/>
+          <w:color w:val="728E00"/>
+          <w:sz w:val="21"/>
+          <w:szCs w:val="21"/>
+          <w:lang w:eastAsia="it-IT"/>
+        </w:rPr>
+        <w:t>else</w:t>
+      </w:r>
+    </w:p>
+    <w:p>
+      <w:pPr>
+        <w:shd w:val="clear" w:color="auto" w:fill="FFFFFF"/>
+        <w:spacing w:after="0" w:line="240" w:lineRule="auto"/>
+        <w:rPr>
+          <w:rFonts w:ascii="Consolas" w:eastAsia="Times New Roman" w:hAnsi="Consolas" w:cs="Times New Roman"/>
+          <w:color w:val="4E5B61"/>
+          <w:sz w:val="21"/>
+          <w:szCs w:val="21"/>
+          <w:lang w:eastAsia="it-IT"/>
+        </w:rPr>
+      </w:pPr>
+      <w:r>
+        <w:rPr>
+          <w:rFonts w:ascii="Consolas" w:eastAsia="Times New Roman" w:hAnsi="Consolas" w:cs="Times New Roman"/>
+          <w:color w:val="4E5B61"/>
+          <w:sz w:val="21"/>
+          <w:szCs w:val="21"/>
+          <w:lang w:eastAsia="it-IT"/>
+        </w:rPr>
+        <w:t> </w:t>
+      </w:r>
+      <w:proofErr w:type="spellStart"/>
+      <w:r>
+        <w:rPr>
+          <w:rFonts w:ascii="Consolas" w:eastAsia="Times New Roman" w:hAnsi="Consolas" w:cs="Times New Roman"/>
+          <w:color w:val="D35400"/>
+          <w:sz w:val="21"/>
+          <w:szCs w:val="21"/>
+          <w:lang w:eastAsia="it-IT"/>
+        </w:rPr>
+        <w:t>Serial</w:t>
+      </w:r>
+      <w:r>
+        <w:rPr>
+          <w:rFonts w:ascii="Consolas" w:eastAsia="Times New Roman" w:hAnsi="Consolas" w:cs="Times New Roman"/>
+          <w:color w:val="4E5B61"/>
+          <w:sz w:val="21"/>
+          <w:szCs w:val="21"/>
+          <w:lang w:eastAsia="it-IT"/>
+        </w:rPr>
+        <w:t>.</w:t>
+      </w:r>
+      <w:r>
+        <w:rPr>
+          <w:rFonts w:ascii="Consolas" w:eastAsia="Times New Roman" w:hAnsi="Consolas" w:cs="Times New Roman"/>
+          <w:color w:val="D35400"/>
+          <w:sz w:val="21"/>
+          <w:szCs w:val="21"/>
+          <w:lang w:eastAsia="it-IT"/>
+        </w:rPr>
+        <w:t>println</w:t>
+      </w:r>
+      <w:proofErr w:type="spellEnd"/>
+      <w:r>
+        <w:rPr>
+          <w:rFonts w:ascii="Consolas" w:eastAsia="Times New Roman" w:hAnsi="Consolas" w:cs="Times New Roman"/>
+          <w:color w:val="434F54"/>
+          <w:sz w:val="21"/>
+          <w:szCs w:val="21"/>
+          <w:lang w:eastAsia="it-IT"/>
+        </w:rPr>
+        <w:t>(</w:t>
+      </w:r>
+      <w:r>
+        <w:rPr>
+          <w:rFonts w:ascii="Consolas" w:eastAsia="Times New Roman" w:hAnsi="Consolas" w:cs="Times New Roman"/>
+          <w:color w:val="005C5F"/>
+          <w:sz w:val="21"/>
+          <w:szCs w:val="21"/>
+          <w:lang w:eastAsia="it-IT"/>
+        </w:rPr>
+        <w:t>"</w:t>
+      </w:r>
+      <w:proofErr w:type="spellStart"/>
+      <w:r>
+        <w:rPr>
+          <w:rFonts w:ascii="Consolas" w:eastAsia="Times New Roman" w:hAnsi="Consolas" w:cs="Times New Roman"/>
+          <w:color w:val="005C5F"/>
+          <w:sz w:val="21"/>
+          <w:szCs w:val="21"/>
+          <w:lang w:eastAsia="it-IT"/>
+        </w:rPr>
+        <w:t>accellerometro</w:t>
+      </w:r>
+      <w:proofErr w:type="spellEnd"/>
+      <w:r>
+        <w:rPr>
+          <w:rFonts w:ascii="Consolas" w:eastAsia="Times New Roman" w:hAnsi="Consolas" w:cs="Times New Roman"/>
+          <w:color w:val="005C5F"/>
+          <w:sz w:val="21"/>
+          <w:szCs w:val="21"/>
+          <w:lang w:eastAsia="it-IT"/>
+        </w:rPr>
+        <w:t xml:space="preserve"> spento"</w:t>
+      </w:r>
+      <w:r>
+        <w:rPr>
+          <w:rFonts w:ascii="Consolas" w:eastAsia="Times New Roman" w:hAnsi="Consolas" w:cs="Times New Roman"/>
+          <w:color w:val="434F54"/>
+          <w:sz w:val="21"/>
+          <w:szCs w:val="21"/>
+          <w:lang w:eastAsia="it-IT"/>
+        </w:rPr>
+        <w:t>)</w:t>
+      </w:r>
+      <w:r>
+        <w:rPr>
+          <w:rFonts w:ascii="Consolas" w:eastAsia="Times New Roman" w:hAnsi="Consolas" w:cs="Times New Roman"/>
+          <w:color w:val="4E5B61"/>
+          <w:sz w:val="21"/>
+          <w:szCs w:val="21"/>
+          <w:lang w:eastAsia="it-IT"/>
+        </w:rPr>
+        <w:t>;</w:t>
+      </w:r>
+    </w:p>
+    <w:p>
+      <w:pPr>
+        <w:shd w:val="clear" w:color="auto" w:fill="FFFFFF"/>
+        <w:spacing w:after="0" w:line="240" w:lineRule="auto"/>
+        <w:rPr>
+          <w:rFonts w:ascii="Consolas" w:eastAsia="Times New Roman" w:hAnsi="Consolas" w:cs="Times New Roman"/>
+          <w:color w:val="4E5B61"/>
+          <w:sz w:val="21"/>
+          <w:szCs w:val="21"/>
+          <w:lang w:eastAsia="it-IT"/>
+        </w:rPr>
+      </w:pPr>
+      <w:r>
+        <w:rPr>
+          <w:rFonts w:ascii="Consolas" w:eastAsia="Times New Roman" w:hAnsi="Consolas" w:cs="Times New Roman"/>
+          <w:color w:val="4E5B61"/>
+          <w:sz w:val="21"/>
+          <w:szCs w:val="21"/>
+          <w:lang w:eastAsia="it-IT"/>
+        </w:rPr>
+        <w:t> </w:t>
+      </w:r>
+      <w:proofErr w:type="spellStart"/>
+      <w:r>
+        <w:rPr>
+          <w:rFonts w:ascii="Consolas" w:eastAsia="Times New Roman" w:hAnsi="Consolas" w:cs="Times New Roman"/>
+          <w:color w:val="728E00"/>
+          <w:sz w:val="21"/>
+          <w:szCs w:val="21"/>
+          <w:lang w:eastAsia="it-IT"/>
+        </w:rPr>
+        <w:t>if</w:t>
+      </w:r>
+      <w:proofErr w:type="spellEnd"/>
+      <w:r>
+        <w:rPr>
+          <w:rFonts w:ascii="Consolas" w:eastAsia="Times New Roman" w:hAnsi="Consolas" w:cs="Times New Roman"/>
+          <w:color w:val="434F54"/>
+          <w:sz w:val="21"/>
+          <w:szCs w:val="21"/>
+          <w:lang w:eastAsia="it-IT"/>
+        </w:rPr>
+        <w:t>(</w:t>
+      </w:r>
+      <w:proofErr w:type="spellStart"/>
+      <w:r>
+        <w:rPr>
+          <w:rFonts w:ascii="Consolas" w:eastAsia="Times New Roman" w:hAnsi="Consolas" w:cs="Times New Roman"/>
+          <w:color w:val="D35400"/>
+          <w:sz w:val="21"/>
+          <w:szCs w:val="21"/>
+          <w:lang w:eastAsia="it-IT"/>
+        </w:rPr>
+        <w:t>digitalRead</w:t>
+      </w:r>
+      <w:proofErr w:type="spellEnd"/>
+      <w:r>
+        <w:rPr>
+          <w:rFonts w:ascii="Consolas" w:eastAsia="Times New Roman" w:hAnsi="Consolas" w:cs="Times New Roman"/>
+          <w:color w:val="434F54"/>
+          <w:sz w:val="21"/>
+          <w:szCs w:val="21"/>
+          <w:lang w:eastAsia="it-IT"/>
+        </w:rPr>
+        <w:t>(</w:t>
+      </w:r>
+      <w:r>
+        <w:rPr>
+          <w:rFonts w:ascii="Consolas" w:eastAsia="Times New Roman" w:hAnsi="Consolas" w:cs="Times New Roman"/>
+          <w:color w:val="4E5B61"/>
+          <w:sz w:val="21"/>
+          <w:szCs w:val="21"/>
+          <w:lang w:eastAsia="it-IT"/>
+        </w:rPr>
+        <w:t>int2</w:t>
+      </w:r>
+      <w:r>
+        <w:rPr>
+          <w:rFonts w:ascii="Consolas" w:eastAsia="Times New Roman" w:hAnsi="Consolas" w:cs="Times New Roman"/>
+          <w:color w:val="434F54"/>
+          <w:sz w:val="21"/>
+          <w:szCs w:val="21"/>
+          <w:lang w:eastAsia="it-IT"/>
+        </w:rPr>
+        <w:t>)</w:t>
+      </w:r>
+      <w:r>
+        <w:rPr>
+          <w:rFonts w:ascii="Consolas" w:eastAsia="Times New Roman" w:hAnsi="Consolas" w:cs="Times New Roman"/>
+          <w:color w:val="4E5B61"/>
+          <w:sz w:val="21"/>
+          <w:szCs w:val="21"/>
+          <w:lang w:eastAsia="it-IT"/>
+        </w:rPr>
+        <w:t>==</w:t>
+      </w:r>
+      <w:r>
+        <w:rPr>
+          <w:rFonts w:ascii="Consolas" w:eastAsia="Times New Roman" w:hAnsi="Consolas" w:cs="Times New Roman"/>
+          <w:color w:val="005C5F"/>
+          <w:sz w:val="21"/>
+          <w:szCs w:val="21"/>
+          <w:lang w:eastAsia="it-IT"/>
+        </w:rPr>
+        <w:t>0</w:t>
+      </w:r>
+      <w:r>
+        <w:rPr>
+          <w:rFonts w:ascii="Consolas" w:eastAsia="Times New Roman" w:hAnsi="Consolas" w:cs="Times New Roman"/>
+          <w:color w:val="434F54"/>
+          <w:sz w:val="21"/>
+          <w:szCs w:val="21"/>
+          <w:lang w:eastAsia="it-IT"/>
+        </w:rPr>
+        <w:t>){</w:t>
+      </w:r>
+    </w:p>
+    <w:p>
+      <w:pPr>
+        <w:shd w:val="clear" w:color="auto" w:fill="FFFFFF"/>
+        <w:spacing w:after="0" w:line="240" w:lineRule="auto"/>
+        <w:rPr>
+          <w:rFonts w:ascii="Consolas" w:eastAsia="Times New Roman" w:hAnsi="Consolas" w:cs="Times New Roman"/>
+          <w:color w:val="4E5B61"/>
+          <w:sz w:val="21"/>
+          <w:szCs w:val="21"/>
+          <w:lang w:eastAsia="it-IT"/>
+        </w:rPr>
+      </w:pPr>
+      <w:r>
+        <w:rPr>
+          <w:rFonts w:ascii="Consolas" w:eastAsia="Times New Roman" w:hAnsi="Consolas" w:cs="Times New Roman"/>
+          <w:color w:val="4E5B61"/>
+          <w:sz w:val="21"/>
+          <w:szCs w:val="21"/>
+          <w:lang w:eastAsia="it-IT"/>
+        </w:rPr>
+        <w:t xml:space="preserve"> valore = </w:t>
+      </w:r>
+      <w:proofErr w:type="spellStart"/>
+      <w:r>
+        <w:rPr>
+          <w:rFonts w:ascii="Consolas" w:eastAsia="Times New Roman" w:hAnsi="Consolas" w:cs="Times New Roman"/>
+          <w:color w:val="D35400"/>
+          <w:sz w:val="21"/>
+          <w:szCs w:val="21"/>
+          <w:lang w:eastAsia="it-IT"/>
+        </w:rPr>
+        <w:t>analogRead</w:t>
+      </w:r>
+      <w:proofErr w:type="spellEnd"/>
+      <w:r>
+        <w:rPr>
+          <w:rFonts w:ascii="Consolas" w:eastAsia="Times New Roman" w:hAnsi="Consolas" w:cs="Times New Roman"/>
+          <w:color w:val="434F54"/>
+          <w:sz w:val="21"/>
+          <w:szCs w:val="21"/>
+          <w:lang w:eastAsia="it-IT"/>
+        </w:rPr>
+        <w:t>(</w:t>
+      </w:r>
+      <w:r>
+        <w:rPr>
+          <w:rFonts w:ascii="Consolas" w:eastAsia="Times New Roman" w:hAnsi="Consolas" w:cs="Times New Roman"/>
+          <w:color w:val="4E5B61"/>
+          <w:sz w:val="21"/>
+          <w:szCs w:val="21"/>
+          <w:lang w:eastAsia="it-IT"/>
+        </w:rPr>
+        <w:t>Sensore</w:t>
+      </w:r>
+      <w:r>
+        <w:rPr>
+          <w:rFonts w:ascii="Consolas" w:eastAsia="Times New Roman" w:hAnsi="Consolas" w:cs="Times New Roman"/>
+          <w:color w:val="434F54"/>
+          <w:sz w:val="21"/>
+          <w:szCs w:val="21"/>
+          <w:lang w:eastAsia="it-IT"/>
+        </w:rPr>
+        <w:t>)</w:t>
+      </w:r>
+      <w:r>
+        <w:rPr>
+          <w:rFonts w:ascii="Consolas" w:eastAsia="Times New Roman" w:hAnsi="Consolas" w:cs="Times New Roman"/>
+          <w:color w:val="4E5B61"/>
+          <w:sz w:val="21"/>
+          <w:szCs w:val="21"/>
+          <w:lang w:eastAsia="it-IT"/>
+        </w:rPr>
+        <w:t xml:space="preserve">; </w:t>
+      </w:r>
+    </w:p>
+    <w:p>
+      <w:pPr>
+        <w:shd w:val="clear" w:color="auto" w:fill="FFFFFF"/>
+        <w:spacing w:after="0" w:line="240" w:lineRule="auto"/>
+        <w:rPr>
+          <w:rFonts w:ascii="Consolas" w:eastAsia="Times New Roman" w:hAnsi="Consolas" w:cs="Times New Roman"/>
+          <w:color w:val="4E5B61"/>
+          <w:sz w:val="21"/>
+          <w:szCs w:val="21"/>
+          <w:lang w:eastAsia="it-IT"/>
+        </w:rPr>
+      </w:pPr>
+      <w:r>
+        <w:rPr>
+          <w:rFonts w:ascii="Consolas" w:eastAsia="Times New Roman" w:hAnsi="Consolas" w:cs="Times New Roman"/>
+          <w:color w:val="4E5B61"/>
+          <w:sz w:val="21"/>
+          <w:szCs w:val="21"/>
+          <w:lang w:eastAsia="it-IT"/>
+        </w:rPr>
+        <w:t> </w:t>
+      </w:r>
+      <w:proofErr w:type="spellStart"/>
+      <w:r>
+        <w:rPr>
+          <w:rFonts w:ascii="Consolas" w:eastAsia="Times New Roman" w:hAnsi="Consolas" w:cs="Times New Roman"/>
+          <w:color w:val="4E5B61"/>
+          <w:sz w:val="21"/>
+          <w:szCs w:val="21"/>
+          <w:lang w:eastAsia="it-IT"/>
+        </w:rPr>
+        <w:t>umidita</w:t>
+      </w:r>
+      <w:proofErr w:type="spellEnd"/>
+      <w:r>
+        <w:rPr>
+          <w:rFonts w:ascii="Consolas" w:eastAsia="Times New Roman" w:hAnsi="Consolas" w:cs="Times New Roman"/>
+          <w:color w:val="4E5B61"/>
+          <w:sz w:val="21"/>
+          <w:szCs w:val="21"/>
+          <w:lang w:eastAsia="it-IT"/>
+        </w:rPr>
+        <w:t xml:space="preserve"> = </w:t>
+      </w:r>
+      <w:proofErr w:type="spellStart"/>
+      <w:r>
+        <w:rPr>
+          <w:rFonts w:ascii="Consolas" w:eastAsia="Times New Roman" w:hAnsi="Consolas" w:cs="Times New Roman"/>
+          <w:color w:val="D35400"/>
+          <w:sz w:val="21"/>
+          <w:szCs w:val="21"/>
+          <w:lang w:eastAsia="it-IT"/>
+        </w:rPr>
+        <w:t>map</w:t>
+      </w:r>
+      <w:proofErr w:type="spellEnd"/>
+      <w:r>
+        <w:rPr>
+          <w:rFonts w:ascii="Consolas" w:eastAsia="Times New Roman" w:hAnsi="Consolas" w:cs="Times New Roman"/>
+          <w:color w:val="434F54"/>
+          <w:sz w:val="21"/>
+          <w:szCs w:val="21"/>
+          <w:lang w:eastAsia="it-IT"/>
+        </w:rPr>
+        <w:t>(</w:t>
+      </w:r>
+      <w:r>
+        <w:rPr>
+          <w:rFonts w:ascii="Consolas" w:eastAsia="Times New Roman" w:hAnsi="Consolas" w:cs="Times New Roman"/>
+          <w:color w:val="4E5B61"/>
+          <w:sz w:val="21"/>
+          <w:szCs w:val="21"/>
+          <w:lang w:eastAsia="it-IT"/>
+        </w:rPr>
+        <w:t xml:space="preserve">valore, </w:t>
+      </w:r>
+      <w:r>
+        <w:rPr>
+          <w:rFonts w:ascii="Consolas" w:eastAsia="Times New Roman" w:hAnsi="Consolas" w:cs="Times New Roman"/>
+          <w:color w:val="005C5F"/>
+          <w:sz w:val="21"/>
+          <w:szCs w:val="21"/>
+          <w:lang w:eastAsia="it-IT"/>
+        </w:rPr>
+        <w:t>0</w:t>
+      </w:r>
+      <w:r>
+        <w:rPr>
+          <w:rFonts w:ascii="Consolas" w:eastAsia="Times New Roman" w:hAnsi="Consolas" w:cs="Times New Roman"/>
+          <w:color w:val="4E5B61"/>
+          <w:sz w:val="21"/>
+          <w:szCs w:val="21"/>
+          <w:lang w:eastAsia="it-IT"/>
+        </w:rPr>
+        <w:t xml:space="preserve">, </w:t>
+      </w:r>
+      <w:r>
+        <w:rPr>
+          <w:rFonts w:ascii="Consolas" w:eastAsia="Times New Roman" w:hAnsi="Consolas" w:cs="Times New Roman"/>
+          <w:color w:val="005C5F"/>
+          <w:sz w:val="21"/>
+          <w:szCs w:val="21"/>
+          <w:lang w:eastAsia="it-IT"/>
+        </w:rPr>
+        <w:t>1023</w:t>
+      </w:r>
+      <w:r>
+        <w:rPr>
+          <w:rFonts w:ascii="Consolas" w:eastAsia="Times New Roman" w:hAnsi="Consolas" w:cs="Times New Roman"/>
+          <w:color w:val="4E5B61"/>
+          <w:sz w:val="21"/>
+          <w:szCs w:val="21"/>
+          <w:lang w:eastAsia="it-IT"/>
+        </w:rPr>
+        <w:t xml:space="preserve">, </w:t>
+      </w:r>
+      <w:r>
+        <w:rPr>
+          <w:rFonts w:ascii="Consolas" w:eastAsia="Times New Roman" w:hAnsi="Consolas" w:cs="Times New Roman"/>
+          <w:color w:val="005C5F"/>
+          <w:sz w:val="21"/>
+          <w:szCs w:val="21"/>
+          <w:lang w:eastAsia="it-IT"/>
+        </w:rPr>
+        <w:t>0</w:t>
+      </w:r>
+      <w:r>
+        <w:rPr>
+          <w:rFonts w:ascii="Consolas" w:eastAsia="Times New Roman" w:hAnsi="Consolas" w:cs="Times New Roman"/>
+          <w:color w:val="4E5B61"/>
+          <w:sz w:val="21"/>
+          <w:szCs w:val="21"/>
+          <w:lang w:eastAsia="it-IT"/>
+        </w:rPr>
+        <w:t xml:space="preserve">, </w:t>
+      </w:r>
+      <w:r>
+        <w:rPr>
+          <w:rFonts w:ascii="Consolas" w:eastAsia="Times New Roman" w:hAnsi="Consolas" w:cs="Times New Roman"/>
+          <w:color w:val="005C5F"/>
+          <w:sz w:val="21"/>
+          <w:szCs w:val="21"/>
+          <w:lang w:eastAsia="it-IT"/>
+        </w:rPr>
+        <w:t>100</w:t>
+      </w:r>
+      <w:r>
+        <w:rPr>
+          <w:rFonts w:ascii="Consolas" w:eastAsia="Times New Roman" w:hAnsi="Consolas" w:cs="Times New Roman"/>
+          <w:color w:val="434F54"/>
+          <w:sz w:val="21"/>
+          <w:szCs w:val="21"/>
+          <w:lang w:eastAsia="it-IT"/>
+        </w:rPr>
+        <w:t>)</w:t>
+      </w:r>
+      <w:r>
+        <w:rPr>
+          <w:rFonts w:ascii="Consolas" w:eastAsia="Times New Roman" w:hAnsi="Consolas" w:cs="Times New Roman"/>
+          <w:color w:val="4E5B61"/>
+          <w:sz w:val="21"/>
+          <w:szCs w:val="21"/>
+          <w:lang w:eastAsia="it-IT"/>
+        </w:rPr>
+        <w:t>;</w:t>
+      </w:r>
+      <w:r>
+        <w:rPr>
+          <w:rFonts w:ascii="Consolas" w:eastAsia="Times New Roman" w:hAnsi="Consolas" w:cs="Times New Roman"/>
+          <w:color w:val="95A5A6"/>
+          <w:sz w:val="21"/>
+          <w:szCs w:val="21"/>
+          <w:lang w:eastAsia="it-IT"/>
+        </w:rPr>
+        <w:t xml:space="preserve">  // per trasformare in percentuale</w:t>
+      </w:r>
+    </w:p>
+    <w:p>
+      <w:pPr>
+        <w:shd w:val="clear" w:color="auto" w:fill="FFFFFF"/>
+        <w:spacing w:after="0" w:line="240" w:lineRule="auto"/>
+        <w:rPr>
+          <w:rFonts w:ascii="Consolas" w:eastAsia="Times New Roman" w:hAnsi="Consolas" w:cs="Times New Roman"/>
+          <w:color w:val="4E5B61"/>
+          <w:sz w:val="21"/>
+          <w:szCs w:val="21"/>
+          <w:lang w:eastAsia="it-IT"/>
+        </w:rPr>
+      </w:pPr>
+      <w:r>
+        <w:rPr>
+          <w:rFonts w:ascii="Consolas" w:eastAsia="Times New Roman" w:hAnsi="Consolas" w:cs="Times New Roman"/>
+          <w:color w:val="4E5B61"/>
+          <w:sz w:val="21"/>
+          <w:szCs w:val="21"/>
+          <w:lang w:eastAsia="it-IT"/>
+        </w:rPr>
+        <w:t> </w:t>
+      </w:r>
+      <w:proofErr w:type="spellStart"/>
+      <w:r>
+        <w:rPr>
+          <w:rFonts w:ascii="Consolas" w:eastAsia="Times New Roman" w:hAnsi="Consolas" w:cs="Times New Roman"/>
+          <w:color w:val="D35400"/>
+          <w:sz w:val="21"/>
+          <w:szCs w:val="21"/>
+          <w:lang w:eastAsia="it-IT"/>
+        </w:rPr>
+        <w:t>Serial</w:t>
+      </w:r>
+      <w:r>
+        <w:rPr>
+          <w:rFonts w:ascii="Consolas" w:eastAsia="Times New Roman" w:hAnsi="Consolas" w:cs="Times New Roman"/>
+          <w:color w:val="4E5B61"/>
+          <w:sz w:val="21"/>
+          <w:szCs w:val="21"/>
+          <w:lang w:eastAsia="it-IT"/>
+        </w:rPr>
+        <w:t>.</w:t>
+      </w:r>
+      <w:r>
+        <w:rPr>
+          <w:rFonts w:ascii="Consolas" w:eastAsia="Times New Roman" w:hAnsi="Consolas" w:cs="Times New Roman"/>
+          <w:color w:val="D35400"/>
+          <w:sz w:val="21"/>
+          <w:szCs w:val="21"/>
+          <w:lang w:eastAsia="it-IT"/>
+        </w:rPr>
+        <w:t>println</w:t>
+      </w:r>
+      <w:proofErr w:type="spellEnd"/>
+      <w:r>
+        <w:rPr>
+          <w:rFonts w:ascii="Consolas" w:eastAsia="Times New Roman" w:hAnsi="Consolas" w:cs="Times New Roman"/>
+          <w:color w:val="434F54"/>
+          <w:sz w:val="21"/>
+          <w:szCs w:val="21"/>
+          <w:lang w:eastAsia="it-IT"/>
+        </w:rPr>
+        <w:t>(</w:t>
+      </w:r>
+      <w:proofErr w:type="spellStart"/>
+      <w:r>
+        <w:rPr>
+          <w:rFonts w:ascii="Consolas" w:eastAsia="Times New Roman" w:hAnsi="Consolas" w:cs="Times New Roman"/>
+          <w:color w:val="D35400"/>
+          <w:sz w:val="21"/>
+          <w:szCs w:val="21"/>
+          <w:lang w:eastAsia="it-IT"/>
+        </w:rPr>
+        <w:t>String</w:t>
+      </w:r>
+      <w:proofErr w:type="spellEnd"/>
+      <w:r>
+        <w:rPr>
+          <w:rFonts w:ascii="Consolas" w:eastAsia="Times New Roman" w:hAnsi="Consolas" w:cs="Times New Roman"/>
+          <w:color w:val="4E5B61"/>
+          <w:sz w:val="21"/>
+          <w:szCs w:val="21"/>
+          <w:lang w:eastAsia="it-IT"/>
+        </w:rPr>
+        <w:t xml:space="preserve"> </w:t>
+      </w:r>
+      <w:r>
+        <w:rPr>
+          <w:rFonts w:ascii="Consolas" w:eastAsia="Times New Roman" w:hAnsi="Consolas" w:cs="Times New Roman"/>
+          <w:color w:val="434F54"/>
+          <w:sz w:val="21"/>
+          <w:szCs w:val="21"/>
+          <w:lang w:eastAsia="it-IT"/>
+        </w:rPr>
+        <w:t>(</w:t>
+      </w:r>
+      <w:r>
+        <w:rPr>
+          <w:rFonts w:ascii="Consolas" w:eastAsia="Times New Roman" w:hAnsi="Consolas" w:cs="Times New Roman"/>
+          <w:color w:val="005C5F"/>
+          <w:sz w:val="21"/>
+          <w:szCs w:val="21"/>
+          <w:lang w:eastAsia="it-IT"/>
+        </w:rPr>
+        <w:t xml:space="preserve">" </w:t>
+      </w:r>
+      <w:proofErr w:type="spellStart"/>
+      <w:r>
+        <w:rPr>
+          <w:rFonts w:ascii="Consolas" w:eastAsia="Times New Roman" w:hAnsi="Consolas" w:cs="Times New Roman"/>
+          <w:color w:val="005C5F"/>
+          <w:sz w:val="21"/>
+          <w:szCs w:val="21"/>
+          <w:lang w:eastAsia="it-IT"/>
+        </w:rPr>
+        <w:t>\n</w:t>
+      </w:r>
+      <w:proofErr w:type="spellEnd"/>
+      <w:r>
+        <w:rPr>
+          <w:rFonts w:ascii="Consolas" w:eastAsia="Times New Roman" w:hAnsi="Consolas" w:cs="Times New Roman"/>
+          <w:color w:val="005C5F"/>
+          <w:sz w:val="21"/>
+          <w:szCs w:val="21"/>
+          <w:lang w:eastAsia="it-IT"/>
+        </w:rPr>
+        <w:t xml:space="preserve"> </w:t>
+      </w:r>
+      <w:proofErr w:type="spellStart"/>
+      <w:r>
+        <w:rPr>
+          <w:rFonts w:ascii="Consolas" w:eastAsia="Times New Roman" w:hAnsi="Consolas" w:cs="Times New Roman"/>
+          <w:color w:val="005C5F"/>
+          <w:sz w:val="21"/>
+          <w:szCs w:val="21"/>
+          <w:lang w:eastAsia="it-IT"/>
+        </w:rPr>
+        <w:t>Umidita</w:t>
+      </w:r>
+      <w:proofErr w:type="spellEnd"/>
+      <w:r>
+        <w:rPr>
+          <w:rFonts w:ascii="Consolas" w:eastAsia="Times New Roman" w:hAnsi="Consolas" w:cs="Times New Roman"/>
+          <w:color w:val="005C5F"/>
+          <w:sz w:val="21"/>
+          <w:szCs w:val="21"/>
+          <w:lang w:eastAsia="it-IT"/>
+        </w:rPr>
+        <w:t>: "</w:t>
+      </w:r>
+      <w:r>
+        <w:rPr>
+          <w:rFonts w:ascii="Consolas" w:eastAsia="Times New Roman" w:hAnsi="Consolas" w:cs="Times New Roman"/>
+          <w:color w:val="434F54"/>
+          <w:sz w:val="21"/>
+          <w:szCs w:val="21"/>
+          <w:lang w:eastAsia="it-IT"/>
+        </w:rPr>
+        <w:t>)</w:t>
+      </w:r>
+      <w:r>
+        <w:rPr>
+          <w:rFonts w:ascii="Consolas" w:eastAsia="Times New Roman" w:hAnsi="Consolas" w:cs="Times New Roman"/>
+          <w:color w:val="4E5B61"/>
+          <w:sz w:val="21"/>
+          <w:szCs w:val="21"/>
+          <w:lang w:eastAsia="it-IT"/>
+        </w:rPr>
+        <w:t xml:space="preserve"> + </w:t>
+      </w:r>
+      <w:proofErr w:type="spellStart"/>
+      <w:r>
+        <w:rPr>
+          <w:rFonts w:ascii="Consolas" w:eastAsia="Times New Roman" w:hAnsi="Consolas" w:cs="Times New Roman"/>
+          <w:color w:val="4E5B61"/>
+          <w:sz w:val="21"/>
+          <w:szCs w:val="21"/>
+          <w:lang w:eastAsia="it-IT"/>
+        </w:rPr>
+        <w:t>umidita</w:t>
+      </w:r>
+      <w:proofErr w:type="spellEnd"/>
+      <w:r>
+        <w:rPr>
+          <w:rFonts w:ascii="Consolas" w:eastAsia="Times New Roman" w:hAnsi="Consolas" w:cs="Times New Roman"/>
+          <w:color w:val="4E5B61"/>
+          <w:sz w:val="21"/>
+          <w:szCs w:val="21"/>
+          <w:lang w:eastAsia="it-IT"/>
+        </w:rPr>
+        <w:t xml:space="preserve"> + </w:t>
+      </w:r>
+      <w:r>
+        <w:rPr>
+          <w:rFonts w:ascii="Consolas" w:eastAsia="Times New Roman" w:hAnsi="Consolas" w:cs="Times New Roman"/>
+          <w:color w:val="005C5F"/>
+          <w:sz w:val="21"/>
+          <w:szCs w:val="21"/>
+          <w:lang w:eastAsia="it-IT"/>
+        </w:rPr>
+        <w:t>"%"</w:t>
+      </w:r>
+      <w:r>
+        <w:rPr>
+          <w:rFonts w:ascii="Consolas" w:eastAsia="Times New Roman" w:hAnsi="Consolas" w:cs="Times New Roman"/>
+          <w:color w:val="434F54"/>
+          <w:sz w:val="21"/>
+          <w:szCs w:val="21"/>
+          <w:lang w:eastAsia="it-IT"/>
+        </w:rPr>
+        <w:t>)</w:t>
+      </w:r>
+      <w:r>
+        <w:rPr>
+          <w:rFonts w:ascii="Consolas" w:eastAsia="Times New Roman" w:hAnsi="Consolas" w:cs="Times New Roman"/>
+          <w:color w:val="4E5B61"/>
+          <w:sz w:val="21"/>
+          <w:szCs w:val="21"/>
+          <w:lang w:eastAsia="it-IT"/>
+        </w:rPr>
+        <w:t>;</w:t>
+      </w:r>
+    </w:p>
+    <w:p>
+      <w:pPr>
+        <w:shd w:val="clear" w:color="auto" w:fill="FFFFFF"/>
+        <w:spacing w:after="0" w:line="240" w:lineRule="auto"/>
+        <w:rPr>
+          <w:rFonts w:ascii="Consolas" w:eastAsia="Times New Roman" w:hAnsi="Consolas" w:cs="Times New Roman"/>
+          <w:color w:val="4E5B61"/>
+          <w:sz w:val="21"/>
+          <w:szCs w:val="21"/>
+          <w:lang w:eastAsia="it-IT"/>
+        </w:rPr>
+      </w:pPr>
+      <w:r>
+        <w:rPr>
+          <w:rFonts w:ascii="Consolas" w:eastAsia="Times New Roman" w:hAnsi="Consolas" w:cs="Times New Roman"/>
+          <w:color w:val="434F54"/>
+          <w:sz w:val="21"/>
+          <w:szCs w:val="21"/>
+          <w:lang w:eastAsia="it-IT"/>
+        </w:rPr>
+        <w:t>}</w:t>
+      </w:r>
+    </w:p>
+    <w:p>
+      <w:pPr>
+        <w:shd w:val="clear" w:color="auto" w:fill="FFFFFF"/>
+        <w:spacing w:after="0" w:line="240" w:lineRule="auto"/>
+        <w:rPr>
+          <w:rFonts w:ascii="Consolas" w:eastAsia="Times New Roman" w:hAnsi="Consolas" w:cs="Times New Roman"/>
+          <w:color w:val="4E5B61"/>
+          <w:sz w:val="21"/>
+          <w:szCs w:val="21"/>
+          <w:lang w:eastAsia="it-IT"/>
+        </w:rPr>
+      </w:pPr>
+      <w:r>
+        <w:rPr>
+          <w:rFonts w:ascii="Consolas" w:eastAsia="Times New Roman" w:hAnsi="Consolas" w:cs="Times New Roman"/>
+          <w:color w:val="728E00"/>
+          <w:sz w:val="21"/>
+          <w:szCs w:val="21"/>
+          <w:lang w:eastAsia="it-IT"/>
+        </w:rPr>
+        <w:t>else</w:t>
+      </w:r>
+    </w:p>
+    <w:p>
+      <w:pPr>
+        <w:shd w:val="clear" w:color="auto" w:fill="FFFFFF"/>
+        <w:spacing w:after="0" w:line="240" w:lineRule="auto"/>
+        <w:rPr>
+          <w:rFonts w:ascii="Consolas" w:eastAsia="Times New Roman" w:hAnsi="Consolas" w:cs="Times New Roman"/>
+          <w:color w:val="4E5B61"/>
+          <w:sz w:val="21"/>
+          <w:szCs w:val="21"/>
+          <w:lang w:eastAsia="it-IT"/>
+        </w:rPr>
+      </w:pPr>
+      <w:r>
+        <w:rPr>
+          <w:rFonts w:ascii="Consolas" w:eastAsia="Times New Roman" w:hAnsi="Consolas" w:cs="Times New Roman"/>
+          <w:color w:val="4E5B61"/>
+          <w:sz w:val="21"/>
+          <w:szCs w:val="21"/>
+          <w:lang w:eastAsia="it-IT"/>
+        </w:rPr>
+        <w:t> </w:t>
+      </w:r>
+      <w:proofErr w:type="spellStart"/>
+      <w:r>
+        <w:rPr>
+          <w:rFonts w:ascii="Consolas" w:eastAsia="Times New Roman" w:hAnsi="Consolas" w:cs="Times New Roman"/>
+          <w:color w:val="D35400"/>
+          <w:sz w:val="21"/>
+          <w:szCs w:val="21"/>
+          <w:lang w:eastAsia="it-IT"/>
+        </w:rPr>
+        <w:t>Serial</w:t>
+      </w:r>
+      <w:r>
+        <w:rPr>
+          <w:rFonts w:ascii="Consolas" w:eastAsia="Times New Roman" w:hAnsi="Consolas" w:cs="Times New Roman"/>
+          <w:color w:val="4E5B61"/>
+          <w:sz w:val="21"/>
+          <w:szCs w:val="21"/>
+          <w:lang w:eastAsia="it-IT"/>
+        </w:rPr>
+        <w:t>.</w:t>
+      </w:r>
+      <w:r>
+        <w:rPr>
+          <w:rFonts w:ascii="Consolas" w:eastAsia="Times New Roman" w:hAnsi="Consolas" w:cs="Times New Roman"/>
+          <w:color w:val="D35400"/>
+          <w:sz w:val="21"/>
+          <w:szCs w:val="21"/>
+          <w:lang w:eastAsia="it-IT"/>
+        </w:rPr>
+        <w:t>println</w:t>
+      </w:r>
+      <w:proofErr w:type="spellEnd"/>
+      <w:r>
+        <w:rPr>
+          <w:rFonts w:ascii="Consolas" w:eastAsia="Times New Roman" w:hAnsi="Consolas" w:cs="Times New Roman"/>
+          <w:color w:val="434F54"/>
+          <w:sz w:val="21"/>
+          <w:szCs w:val="21"/>
+          <w:lang w:eastAsia="it-IT"/>
+        </w:rPr>
+        <w:t>(</w:t>
+      </w:r>
+      <w:r>
+        <w:rPr>
+          <w:rFonts w:ascii="Consolas" w:eastAsia="Times New Roman" w:hAnsi="Consolas" w:cs="Times New Roman"/>
+          <w:color w:val="005C5F"/>
+          <w:sz w:val="21"/>
+          <w:szCs w:val="21"/>
+          <w:lang w:eastAsia="it-IT"/>
+        </w:rPr>
+        <w:t>"</w:t>
+      </w:r>
+      <w:proofErr w:type="spellStart"/>
+      <w:r>
+        <w:rPr>
+          <w:rFonts w:ascii="Consolas" w:eastAsia="Times New Roman" w:hAnsi="Consolas" w:cs="Times New Roman"/>
+          <w:color w:val="005C5F"/>
+          <w:sz w:val="21"/>
+          <w:szCs w:val="21"/>
+          <w:lang w:eastAsia="it-IT"/>
+        </w:rPr>
+        <w:t>umidita</w:t>
+      </w:r>
+      <w:proofErr w:type="spellEnd"/>
+      <w:r>
+        <w:rPr>
+          <w:rFonts w:ascii="Consolas" w:eastAsia="Times New Roman" w:hAnsi="Consolas" w:cs="Times New Roman"/>
+          <w:color w:val="005C5F"/>
+          <w:sz w:val="21"/>
+          <w:szCs w:val="21"/>
+          <w:lang w:eastAsia="it-IT"/>
+        </w:rPr>
+        <w:t xml:space="preserve"> spento"</w:t>
+      </w:r>
+      <w:r>
+        <w:rPr>
+          <w:rFonts w:ascii="Consolas" w:eastAsia="Times New Roman" w:hAnsi="Consolas" w:cs="Times New Roman"/>
+          <w:color w:val="434F54"/>
+          <w:sz w:val="21"/>
+          <w:szCs w:val="21"/>
+          <w:lang w:eastAsia="it-IT"/>
+        </w:rPr>
+        <w:t>)</w:t>
+      </w:r>
+      <w:r>
+        <w:rPr>
+          <w:rFonts w:ascii="Consolas" w:eastAsia="Times New Roman" w:hAnsi="Consolas" w:cs="Times New Roman"/>
+          <w:color w:val="4E5B61"/>
+          <w:sz w:val="21"/>
+          <w:szCs w:val="21"/>
+          <w:lang w:eastAsia="it-IT"/>
+        </w:rPr>
+        <w:t>;</w:t>
+      </w:r>
+    </w:p>
+    <w:p>
+      <w:pPr>
+        <w:shd w:val="clear" w:color="auto" w:fill="FFFFFF"/>
+        <w:spacing w:after="0" w:line="240" w:lineRule="auto"/>
+        <w:rPr>
+          <w:rFonts w:ascii="Consolas" w:eastAsia="Times New Roman" w:hAnsi="Consolas" w:cs="Times New Roman"/>
+          <w:color w:val="4E5B61"/>
+          <w:sz w:val="21"/>
+          <w:szCs w:val="21"/>
+          <w:lang w:eastAsia="it-IT"/>
+        </w:rPr>
+      </w:pPr>
+      <w:r>
+        <w:rPr>
+          <w:rFonts w:ascii="Consolas" w:eastAsia="Times New Roman" w:hAnsi="Consolas" w:cs="Times New Roman"/>
+          <w:color w:val="434F54"/>
+          <w:sz w:val="21"/>
+          <w:szCs w:val="21"/>
+          <w:lang w:eastAsia="it-IT"/>
+        </w:rPr>
+        <w:t>}</w:t>
+      </w:r>
+    </w:p>
+    <w:p>
+      <w:pPr>
+        <w:shd w:val="clear" w:color="auto" w:fill="FFFFFF"/>
+        <w:spacing w:after="0" w:line="240" w:lineRule="auto"/>
+        <w:rPr>
+          <w:rFonts w:ascii="Consolas" w:eastAsia="Times New Roman" w:hAnsi="Consolas" w:cs="Times New Roman"/>
+          <w:color w:val="4E5B61"/>
+          <w:sz w:val="21"/>
+          <w:szCs w:val="21"/>
+          <w:lang w:eastAsia="it-IT"/>
+        </w:rPr>
+      </w:pPr>
+      <w:proofErr w:type="spellStart"/>
+      <w:r>
+        <w:rPr>
+          <w:rFonts w:ascii="Consolas" w:eastAsia="Times New Roman" w:hAnsi="Consolas" w:cs="Times New Roman"/>
+          <w:color w:val="728E00"/>
+          <w:sz w:val="21"/>
+          <w:szCs w:val="21"/>
+          <w:lang w:eastAsia="it-IT"/>
+        </w:rPr>
+        <w:t>if</w:t>
+      </w:r>
+      <w:proofErr w:type="spellEnd"/>
+      <w:r>
+        <w:rPr>
+          <w:rFonts w:ascii="Consolas" w:eastAsia="Times New Roman" w:hAnsi="Consolas" w:cs="Times New Roman"/>
+          <w:color w:val="4E5B61"/>
+          <w:sz w:val="21"/>
+          <w:szCs w:val="21"/>
+          <w:lang w:eastAsia="it-IT"/>
+        </w:rPr>
+        <w:t xml:space="preserve"> </w:t>
+      </w:r>
+      <w:r>
+        <w:rPr>
+          <w:rFonts w:ascii="Consolas" w:eastAsia="Times New Roman" w:hAnsi="Consolas" w:cs="Times New Roman"/>
+          <w:color w:val="434F54"/>
+          <w:sz w:val="21"/>
+          <w:szCs w:val="21"/>
+          <w:lang w:eastAsia="it-IT"/>
+        </w:rPr>
+        <w:t>(</w:t>
+      </w:r>
+      <w:proofErr w:type="spellStart"/>
+      <w:r>
+        <w:rPr>
+          <w:rFonts w:ascii="Consolas" w:eastAsia="Times New Roman" w:hAnsi="Consolas" w:cs="Times New Roman"/>
+          <w:color w:val="4E5B61"/>
+          <w:sz w:val="21"/>
+          <w:szCs w:val="21"/>
+          <w:lang w:eastAsia="it-IT"/>
+        </w:rPr>
+        <w:t>vibrazioneRilevata</w:t>
+      </w:r>
+      <w:proofErr w:type="spellEnd"/>
+      <w:r>
+        <w:rPr>
+          <w:rFonts w:ascii="Consolas" w:eastAsia="Times New Roman" w:hAnsi="Consolas" w:cs="Times New Roman"/>
+          <w:color w:val="434F54"/>
+          <w:sz w:val="21"/>
+          <w:szCs w:val="21"/>
+          <w:lang w:eastAsia="it-IT"/>
+        </w:rPr>
+        <w:t>)</w:t>
+      </w:r>
+      <w:r>
+        <w:rPr>
+          <w:rFonts w:ascii="Consolas" w:eastAsia="Times New Roman" w:hAnsi="Consolas" w:cs="Times New Roman"/>
+          <w:color w:val="4E5B61"/>
+          <w:sz w:val="21"/>
+          <w:szCs w:val="21"/>
+          <w:lang w:eastAsia="it-IT"/>
+        </w:rPr>
+        <w:t xml:space="preserve"> </w:t>
+      </w:r>
+      <w:r>
+        <w:rPr>
+          <w:rFonts w:ascii="Consolas" w:eastAsia="Times New Roman" w:hAnsi="Consolas" w:cs="Times New Roman"/>
+          <w:color w:val="434F54"/>
+          <w:sz w:val="21"/>
+          <w:szCs w:val="21"/>
+          <w:lang w:eastAsia="it-IT"/>
+        </w:rPr>
+        <w:t>{</w:t>
+      </w:r>
+    </w:p>
+    <w:p>
+      <w:pPr>
+        <w:shd w:val="clear" w:color="auto" w:fill="FFFFFF"/>
+        <w:spacing w:after="0" w:line="240" w:lineRule="auto"/>
+        <w:rPr>
+          <w:rFonts w:ascii="Consolas" w:eastAsia="Times New Roman" w:hAnsi="Consolas" w:cs="Times New Roman"/>
+          <w:color w:val="4E5B61"/>
+          <w:sz w:val="21"/>
+          <w:szCs w:val="21"/>
+          <w:lang w:eastAsia="it-IT"/>
+        </w:rPr>
+      </w:pPr>
+      <w:proofErr w:type="spellStart"/>
+      <w:r>
+        <w:rPr>
+          <w:rFonts w:ascii="Consolas" w:eastAsia="Times New Roman" w:hAnsi="Consolas" w:cs="Times New Roman"/>
+          <w:color w:val="728E00"/>
+          <w:sz w:val="21"/>
+          <w:szCs w:val="21"/>
+          <w:lang w:eastAsia="it-IT"/>
+        </w:rPr>
+        <w:t>if</w:t>
+      </w:r>
+      <w:proofErr w:type="spellEnd"/>
+      <w:r>
+        <w:rPr>
+          <w:rFonts w:ascii="Consolas" w:eastAsia="Times New Roman" w:hAnsi="Consolas" w:cs="Times New Roman"/>
+          <w:color w:val="4E5B61"/>
+          <w:sz w:val="21"/>
+          <w:szCs w:val="21"/>
+          <w:lang w:eastAsia="it-IT"/>
+        </w:rPr>
+        <w:t xml:space="preserve"> </w:t>
+      </w:r>
+      <w:r>
+        <w:rPr>
+          <w:rFonts w:ascii="Consolas" w:eastAsia="Times New Roman" w:hAnsi="Consolas" w:cs="Times New Roman"/>
+          <w:color w:val="434F54"/>
+          <w:sz w:val="21"/>
+          <w:szCs w:val="21"/>
+          <w:lang w:eastAsia="it-IT"/>
+        </w:rPr>
+        <w:t>(</w:t>
+      </w:r>
+      <w:r>
+        <w:rPr>
+          <w:rFonts w:ascii="Consolas" w:eastAsia="Times New Roman" w:hAnsi="Consolas" w:cs="Times New Roman"/>
+          <w:color w:val="4E5B61"/>
+          <w:sz w:val="21"/>
+          <w:szCs w:val="21"/>
+          <w:lang w:eastAsia="it-IT"/>
+        </w:rPr>
+        <w:t xml:space="preserve"> </w:t>
+      </w:r>
+      <w:proofErr w:type="spellStart"/>
+      <w:r>
+        <w:rPr>
+          <w:rFonts w:ascii="Consolas" w:eastAsia="Times New Roman" w:hAnsi="Consolas" w:cs="Times New Roman"/>
+          <w:color w:val="D35400"/>
+          <w:sz w:val="21"/>
+          <w:szCs w:val="21"/>
+          <w:lang w:eastAsia="it-IT"/>
+        </w:rPr>
+        <w:t>digitalRead</w:t>
+      </w:r>
+      <w:proofErr w:type="spellEnd"/>
+      <w:r>
+        <w:rPr>
+          <w:rFonts w:ascii="Consolas" w:eastAsia="Times New Roman" w:hAnsi="Consolas" w:cs="Times New Roman"/>
+          <w:color w:val="434F54"/>
+          <w:sz w:val="21"/>
+          <w:szCs w:val="21"/>
+          <w:lang w:eastAsia="it-IT"/>
+        </w:rPr>
+        <w:t>(</w:t>
+      </w:r>
+      <w:r>
+        <w:rPr>
+          <w:rFonts w:ascii="Consolas" w:eastAsia="Times New Roman" w:hAnsi="Consolas" w:cs="Times New Roman"/>
+          <w:color w:val="4E5B61"/>
+          <w:sz w:val="21"/>
+          <w:szCs w:val="21"/>
+          <w:lang w:eastAsia="it-IT"/>
+        </w:rPr>
+        <w:t>int3</w:t>
+      </w:r>
+      <w:r>
+        <w:rPr>
+          <w:rFonts w:ascii="Consolas" w:eastAsia="Times New Roman" w:hAnsi="Consolas" w:cs="Times New Roman"/>
+          <w:color w:val="434F54"/>
+          <w:sz w:val="21"/>
+          <w:szCs w:val="21"/>
+          <w:lang w:eastAsia="it-IT"/>
+        </w:rPr>
+        <w:t>)</w:t>
+      </w:r>
+      <w:r>
+        <w:rPr>
+          <w:rFonts w:ascii="Consolas" w:eastAsia="Times New Roman" w:hAnsi="Consolas" w:cs="Times New Roman"/>
+          <w:color w:val="4E5B61"/>
+          <w:sz w:val="21"/>
+          <w:szCs w:val="21"/>
+          <w:lang w:eastAsia="it-IT"/>
+        </w:rPr>
+        <w:t>==</w:t>
+      </w:r>
+      <w:r>
+        <w:rPr>
+          <w:rFonts w:ascii="Consolas" w:eastAsia="Times New Roman" w:hAnsi="Consolas" w:cs="Times New Roman"/>
+          <w:color w:val="005C5F"/>
+          <w:sz w:val="21"/>
+          <w:szCs w:val="21"/>
+          <w:lang w:eastAsia="it-IT"/>
+        </w:rPr>
+        <w:t>0</w:t>
+      </w:r>
+      <w:r>
+        <w:rPr>
+          <w:rFonts w:ascii="Consolas" w:eastAsia="Times New Roman" w:hAnsi="Consolas" w:cs="Times New Roman"/>
+          <w:color w:val="434F54"/>
+          <w:sz w:val="21"/>
+          <w:szCs w:val="21"/>
+          <w:lang w:eastAsia="it-IT"/>
+        </w:rPr>
+        <w:t>)</w:t>
+      </w:r>
+    </w:p>
+    <w:p>
+      <w:pPr>
+        <w:shd w:val="clear" w:color="auto" w:fill="FFFFFF"/>
+        <w:spacing w:after="0" w:line="240" w:lineRule="auto"/>
+        <w:rPr>
+          <w:rFonts w:ascii="Consolas" w:eastAsia="Times New Roman" w:hAnsi="Consolas" w:cs="Times New Roman"/>
+          <w:color w:val="4E5B61"/>
+          <w:sz w:val="21"/>
+          <w:szCs w:val="21"/>
+          <w:lang w:eastAsia="it-IT"/>
+        </w:rPr>
+      </w:pPr>
+      <w:r>
+        <w:rPr>
+          <w:rFonts w:ascii="Consolas" w:eastAsia="Times New Roman" w:hAnsi="Consolas" w:cs="Times New Roman"/>
+          <w:color w:val="4E5B61"/>
+          <w:sz w:val="21"/>
+          <w:szCs w:val="21"/>
+          <w:lang w:eastAsia="it-IT"/>
+        </w:rPr>
+        <w:t xml:space="preserve">    </w:t>
+      </w:r>
+      <w:proofErr w:type="spellStart"/>
+      <w:r>
+        <w:rPr>
+          <w:rFonts w:ascii="Consolas" w:eastAsia="Times New Roman" w:hAnsi="Consolas" w:cs="Times New Roman"/>
+          <w:color w:val="D35400"/>
+          <w:sz w:val="21"/>
+          <w:szCs w:val="21"/>
+          <w:lang w:eastAsia="it-IT"/>
+        </w:rPr>
+        <w:t>Serial</w:t>
+      </w:r>
+      <w:r>
+        <w:rPr>
+          <w:rFonts w:ascii="Consolas" w:eastAsia="Times New Roman" w:hAnsi="Consolas" w:cs="Times New Roman"/>
+          <w:color w:val="4E5B61"/>
+          <w:sz w:val="21"/>
+          <w:szCs w:val="21"/>
+          <w:lang w:eastAsia="it-IT"/>
+        </w:rPr>
+        <w:t>.</w:t>
+      </w:r>
+      <w:r>
+        <w:rPr>
+          <w:rFonts w:ascii="Consolas" w:eastAsia="Times New Roman" w:hAnsi="Consolas" w:cs="Times New Roman"/>
+          <w:color w:val="D35400"/>
+          <w:sz w:val="21"/>
+          <w:szCs w:val="21"/>
+          <w:lang w:eastAsia="it-IT"/>
+        </w:rPr>
+        <w:t>println</w:t>
+      </w:r>
+      <w:proofErr w:type="spellEnd"/>
+      <w:r>
+        <w:rPr>
+          <w:rFonts w:ascii="Consolas" w:eastAsia="Times New Roman" w:hAnsi="Consolas" w:cs="Times New Roman"/>
+          <w:color w:val="434F54"/>
+          <w:sz w:val="21"/>
+          <w:szCs w:val="21"/>
+          <w:lang w:eastAsia="it-IT"/>
+        </w:rPr>
+        <w:t>(</w:t>
+      </w:r>
+      <w:r>
+        <w:rPr>
+          <w:rFonts w:ascii="Consolas" w:eastAsia="Times New Roman" w:hAnsi="Consolas" w:cs="Times New Roman"/>
+          <w:color w:val="005C5F"/>
+          <w:sz w:val="21"/>
+          <w:szCs w:val="21"/>
+          <w:lang w:eastAsia="it-IT"/>
+        </w:rPr>
+        <w:t>"vibrazione spento"</w:t>
+      </w:r>
+      <w:r>
+        <w:rPr>
+          <w:rFonts w:ascii="Consolas" w:eastAsia="Times New Roman" w:hAnsi="Consolas" w:cs="Times New Roman"/>
+          <w:color w:val="434F54"/>
+          <w:sz w:val="21"/>
+          <w:szCs w:val="21"/>
+          <w:lang w:eastAsia="it-IT"/>
+        </w:rPr>
+        <w:t>)</w:t>
+      </w:r>
+      <w:r>
+        <w:rPr>
+          <w:rFonts w:ascii="Consolas" w:eastAsia="Times New Roman" w:hAnsi="Consolas" w:cs="Times New Roman"/>
+          <w:color w:val="4E5B61"/>
+          <w:sz w:val="21"/>
+          <w:szCs w:val="21"/>
+          <w:lang w:eastAsia="it-IT"/>
+        </w:rPr>
+        <w:t>;</w:t>
+      </w:r>
+    </w:p>
+    <w:p>
+      <w:pPr>
+        <w:shd w:val="clear" w:color="auto" w:fill="FFFFFF"/>
+        <w:spacing w:after="0" w:line="240" w:lineRule="auto"/>
+        <w:rPr>
+          <w:rFonts w:ascii="Consolas" w:eastAsia="Times New Roman" w:hAnsi="Consolas" w:cs="Times New Roman"/>
+          <w:color w:val="4E5B61"/>
+          <w:sz w:val="21"/>
+          <w:szCs w:val="21"/>
+          <w:lang w:eastAsia="it-IT"/>
+        </w:rPr>
+      </w:pPr>
+      <w:r>
+        <w:rPr>
+          <w:rFonts w:ascii="Consolas" w:eastAsia="Times New Roman" w:hAnsi="Consolas" w:cs="Times New Roman"/>
+          <w:color w:val="4E5B61"/>
+          <w:sz w:val="21"/>
+          <w:szCs w:val="21"/>
+          <w:lang w:eastAsia="it-IT"/>
+        </w:rPr>
+        <w:t xml:space="preserve">  </w:t>
+      </w:r>
+    </w:p>
+    <w:p>
+      <w:pPr>
+        <w:shd w:val="clear" w:color="auto" w:fill="FFFFFF"/>
+        <w:spacing w:after="0" w:line="240" w:lineRule="auto"/>
+        <w:rPr>
+          <w:rFonts w:ascii="Consolas" w:eastAsia="Times New Roman" w:hAnsi="Consolas" w:cs="Times New Roman"/>
+          <w:color w:val="4E5B61"/>
+          <w:sz w:val="21"/>
+          <w:szCs w:val="21"/>
+          <w:lang w:eastAsia="it-IT"/>
+        </w:rPr>
+      </w:pPr>
+      <w:r>
+        <w:rPr>
+          <w:rFonts w:ascii="Consolas" w:eastAsia="Times New Roman" w:hAnsi="Consolas" w:cs="Times New Roman"/>
+          <w:color w:val="4E5B61"/>
+          <w:sz w:val="21"/>
+          <w:szCs w:val="21"/>
+          <w:lang w:eastAsia="it-IT"/>
+        </w:rPr>
+        <w:t>   </w:t>
+      </w:r>
+      <w:proofErr w:type="spellStart"/>
+      <w:r>
+        <w:rPr>
+          <w:rFonts w:ascii="Consolas" w:eastAsia="Times New Roman" w:hAnsi="Consolas" w:cs="Times New Roman"/>
+          <w:color w:val="728E00"/>
+          <w:sz w:val="21"/>
+          <w:szCs w:val="21"/>
+          <w:lang w:eastAsia="it-IT"/>
+        </w:rPr>
+        <w:t>if</w:t>
+      </w:r>
+      <w:proofErr w:type="spellEnd"/>
+      <w:r>
+        <w:rPr>
+          <w:rFonts w:ascii="Consolas" w:eastAsia="Times New Roman" w:hAnsi="Consolas" w:cs="Times New Roman"/>
+          <w:color w:val="4E5B61"/>
+          <w:sz w:val="21"/>
+          <w:szCs w:val="21"/>
+          <w:lang w:eastAsia="it-IT"/>
+        </w:rPr>
+        <w:t xml:space="preserve"> </w:t>
+      </w:r>
+      <w:r>
+        <w:rPr>
+          <w:rFonts w:ascii="Consolas" w:eastAsia="Times New Roman" w:hAnsi="Consolas" w:cs="Times New Roman"/>
+          <w:color w:val="434F54"/>
+          <w:sz w:val="21"/>
+          <w:szCs w:val="21"/>
+          <w:lang w:eastAsia="it-IT"/>
+        </w:rPr>
+        <w:t>(</w:t>
+      </w:r>
+      <w:r>
+        <w:rPr>
+          <w:rFonts w:ascii="Consolas" w:eastAsia="Times New Roman" w:hAnsi="Consolas" w:cs="Times New Roman"/>
+          <w:color w:val="4E5B61"/>
+          <w:sz w:val="21"/>
+          <w:szCs w:val="21"/>
+          <w:lang w:eastAsia="it-IT"/>
+        </w:rPr>
+        <w:t xml:space="preserve"> </w:t>
+      </w:r>
+      <w:proofErr w:type="spellStart"/>
+      <w:r>
+        <w:rPr>
+          <w:rFonts w:ascii="Consolas" w:eastAsia="Times New Roman" w:hAnsi="Consolas" w:cs="Times New Roman"/>
+          <w:color w:val="D35400"/>
+          <w:sz w:val="21"/>
+          <w:szCs w:val="21"/>
+          <w:lang w:eastAsia="it-IT"/>
+        </w:rPr>
+        <w:t>digitalRead</w:t>
+      </w:r>
+      <w:proofErr w:type="spellEnd"/>
+      <w:r>
+        <w:rPr>
+          <w:rFonts w:ascii="Consolas" w:eastAsia="Times New Roman" w:hAnsi="Consolas" w:cs="Times New Roman"/>
+          <w:color w:val="434F54"/>
+          <w:sz w:val="21"/>
+          <w:szCs w:val="21"/>
+          <w:lang w:eastAsia="it-IT"/>
+        </w:rPr>
+        <w:t>(</w:t>
+      </w:r>
+      <w:r>
+        <w:rPr>
+          <w:rFonts w:ascii="Consolas" w:eastAsia="Times New Roman" w:hAnsi="Consolas" w:cs="Times New Roman"/>
+          <w:color w:val="4E5B61"/>
+          <w:sz w:val="21"/>
+          <w:szCs w:val="21"/>
+          <w:lang w:eastAsia="it-IT"/>
+        </w:rPr>
+        <w:t>int3</w:t>
+      </w:r>
+      <w:r>
+        <w:rPr>
+          <w:rFonts w:ascii="Consolas" w:eastAsia="Times New Roman" w:hAnsi="Consolas" w:cs="Times New Roman"/>
+          <w:color w:val="434F54"/>
+          <w:sz w:val="21"/>
+          <w:szCs w:val="21"/>
+          <w:lang w:eastAsia="it-IT"/>
+        </w:rPr>
+        <w:t>)</w:t>
+      </w:r>
+      <w:r>
+        <w:rPr>
+          <w:rFonts w:ascii="Consolas" w:eastAsia="Times New Roman" w:hAnsi="Consolas" w:cs="Times New Roman"/>
+          <w:color w:val="4E5B61"/>
+          <w:sz w:val="21"/>
+          <w:szCs w:val="21"/>
+          <w:lang w:eastAsia="it-IT"/>
+        </w:rPr>
+        <w:t>==</w:t>
+      </w:r>
+      <w:r>
+        <w:rPr>
+          <w:rFonts w:ascii="Consolas" w:eastAsia="Times New Roman" w:hAnsi="Consolas" w:cs="Times New Roman"/>
+          <w:color w:val="005C5F"/>
+          <w:sz w:val="21"/>
+          <w:szCs w:val="21"/>
+          <w:lang w:eastAsia="it-IT"/>
+        </w:rPr>
+        <w:t>0</w:t>
+      </w:r>
+      <w:r>
+        <w:rPr>
+          <w:rFonts w:ascii="Consolas" w:eastAsia="Times New Roman" w:hAnsi="Consolas" w:cs="Times New Roman"/>
+          <w:color w:val="434F54"/>
+          <w:sz w:val="21"/>
+          <w:szCs w:val="21"/>
+          <w:lang w:eastAsia="it-IT"/>
+        </w:rPr>
+        <w:t>){</w:t>
+      </w:r>
+    </w:p>
+    <w:p>
+      <w:pPr>
+        <w:shd w:val="clear" w:color="auto" w:fill="FFFFFF"/>
+        <w:spacing w:after="0" w:line="240" w:lineRule="auto"/>
+        <w:rPr>
+          <w:rFonts w:ascii="Consolas" w:eastAsia="Times New Roman" w:hAnsi="Consolas" w:cs="Times New Roman"/>
+          <w:color w:val="4E5B61"/>
+          <w:sz w:val="21"/>
+          <w:szCs w:val="21"/>
+          <w:lang w:eastAsia="it-IT"/>
+        </w:rPr>
+      </w:pPr>
+      <w:r>
+        <w:rPr>
+          <w:rFonts w:ascii="Consolas" w:eastAsia="Times New Roman" w:hAnsi="Consolas" w:cs="Times New Roman"/>
+          <w:color w:val="4E5B61"/>
+          <w:sz w:val="21"/>
+          <w:szCs w:val="21"/>
+          <w:lang w:eastAsia="it-IT"/>
+        </w:rPr>
+        <w:t xml:space="preserve">    </w:t>
+      </w:r>
+      <w:proofErr w:type="spellStart"/>
+      <w:r>
+        <w:rPr>
+          <w:rFonts w:ascii="Consolas" w:eastAsia="Times New Roman" w:hAnsi="Consolas" w:cs="Times New Roman"/>
+          <w:color w:val="D35400"/>
+          <w:sz w:val="21"/>
+          <w:szCs w:val="21"/>
+          <w:lang w:eastAsia="it-IT"/>
+        </w:rPr>
+        <w:t>Serial</w:t>
+      </w:r>
+      <w:r>
+        <w:rPr>
+          <w:rFonts w:ascii="Consolas" w:eastAsia="Times New Roman" w:hAnsi="Consolas" w:cs="Times New Roman"/>
+          <w:color w:val="4E5B61"/>
+          <w:sz w:val="21"/>
+          <w:szCs w:val="21"/>
+          <w:lang w:eastAsia="it-IT"/>
+        </w:rPr>
+        <w:t>.</w:t>
+      </w:r>
+      <w:r>
+        <w:rPr>
+          <w:rFonts w:ascii="Consolas" w:eastAsia="Times New Roman" w:hAnsi="Consolas" w:cs="Times New Roman"/>
+          <w:color w:val="D35400"/>
+          <w:sz w:val="21"/>
+          <w:szCs w:val="21"/>
+          <w:lang w:eastAsia="it-IT"/>
+        </w:rPr>
+        <w:t>println</w:t>
+      </w:r>
+      <w:proofErr w:type="spellEnd"/>
+      <w:r>
+        <w:rPr>
+          <w:rFonts w:ascii="Consolas" w:eastAsia="Times New Roman" w:hAnsi="Consolas" w:cs="Times New Roman"/>
+          <w:color w:val="434F54"/>
+          <w:sz w:val="21"/>
+          <w:szCs w:val="21"/>
+          <w:lang w:eastAsia="it-IT"/>
+        </w:rPr>
+        <w:t>(</w:t>
+      </w:r>
+      <w:r>
+        <w:rPr>
+          <w:rFonts w:ascii="Consolas" w:eastAsia="Times New Roman" w:hAnsi="Consolas" w:cs="Times New Roman"/>
+          <w:color w:val="005C5F"/>
+          <w:sz w:val="21"/>
+          <w:szCs w:val="21"/>
+          <w:lang w:eastAsia="it-IT"/>
+        </w:rPr>
+        <w:t>"ATTENZIONE: Vibrazione rilevata!"</w:t>
+      </w:r>
+      <w:r>
+        <w:rPr>
+          <w:rFonts w:ascii="Consolas" w:eastAsia="Times New Roman" w:hAnsi="Consolas" w:cs="Times New Roman"/>
+          <w:color w:val="434F54"/>
+          <w:sz w:val="21"/>
+          <w:szCs w:val="21"/>
+          <w:lang w:eastAsia="it-IT"/>
+        </w:rPr>
+        <w:t>)</w:t>
+      </w:r>
+      <w:r>
+        <w:rPr>
+          <w:rFonts w:ascii="Consolas" w:eastAsia="Times New Roman" w:hAnsi="Consolas" w:cs="Times New Roman"/>
+          <w:color w:val="4E5B61"/>
+          <w:sz w:val="21"/>
+          <w:szCs w:val="21"/>
+          <w:lang w:eastAsia="it-IT"/>
+        </w:rPr>
+        <w:t>;</w:t>
+      </w:r>
+    </w:p>
+    <w:p>
+      <w:pPr>
+        <w:shd w:val="clear" w:color="auto" w:fill="FFFFFF"/>
+        <w:spacing w:after="0" w:line="240" w:lineRule="auto"/>
+        <w:rPr>
+          <w:rFonts w:ascii="Consolas" w:eastAsia="Times New Roman" w:hAnsi="Consolas" w:cs="Times New Roman"/>
+          <w:color w:val="4E5B61"/>
+          <w:sz w:val="21"/>
+          <w:szCs w:val="21"/>
+          <w:lang w:eastAsia="it-IT"/>
+        </w:rPr>
+      </w:pPr>
+      <w:r>
+        <w:rPr>
+          <w:rFonts w:ascii="Consolas" w:eastAsia="Times New Roman" w:hAnsi="Consolas" w:cs="Times New Roman"/>
+          <w:color w:val="4E5B61"/>
+          <w:sz w:val="21"/>
+          <w:szCs w:val="21"/>
+          <w:lang w:eastAsia="it-IT"/>
+        </w:rPr>
+        <w:t xml:space="preserve">    </w:t>
+      </w:r>
+      <w:proofErr w:type="spellStart"/>
+      <w:r>
+        <w:rPr>
+          <w:rFonts w:ascii="Consolas" w:eastAsia="Times New Roman" w:hAnsi="Consolas" w:cs="Times New Roman"/>
+          <w:color w:val="4E5B61"/>
+          <w:sz w:val="21"/>
+          <w:szCs w:val="21"/>
+          <w:lang w:eastAsia="it-IT"/>
+        </w:rPr>
+        <w:t>vibrazioneRilevata</w:t>
+      </w:r>
+      <w:proofErr w:type="spellEnd"/>
+      <w:r>
+        <w:rPr>
+          <w:rFonts w:ascii="Consolas" w:eastAsia="Times New Roman" w:hAnsi="Consolas" w:cs="Times New Roman"/>
+          <w:color w:val="4E5B61"/>
+          <w:sz w:val="21"/>
+          <w:szCs w:val="21"/>
+          <w:lang w:eastAsia="it-IT"/>
+        </w:rPr>
+        <w:t xml:space="preserve"> = </w:t>
+      </w:r>
+      <w:r>
+        <w:rPr>
+          <w:rFonts w:ascii="Consolas" w:eastAsia="Times New Roman" w:hAnsi="Consolas" w:cs="Times New Roman"/>
+          <w:color w:val="005C5F"/>
+          <w:sz w:val="21"/>
+          <w:szCs w:val="21"/>
+          <w:lang w:eastAsia="it-IT"/>
+        </w:rPr>
+        <w:t>false</w:t>
+      </w:r>
+      <w:r>
+        <w:rPr>
+          <w:rFonts w:ascii="Consolas" w:eastAsia="Times New Roman" w:hAnsi="Consolas" w:cs="Times New Roman"/>
+          <w:color w:val="4E5B61"/>
+          <w:sz w:val="21"/>
+          <w:szCs w:val="21"/>
+          <w:lang w:eastAsia="it-IT"/>
+        </w:rPr>
+        <w:t>;</w:t>
+      </w:r>
+    </w:p>
+    <w:p>
+      <w:pPr>
+        <w:shd w:val="clear" w:color="auto" w:fill="FFFFFF"/>
+        <w:spacing w:after="0" w:line="240" w:lineRule="auto"/>
+        <w:rPr>
+          <w:rFonts w:ascii="Consolas" w:eastAsia="Times New Roman" w:hAnsi="Consolas" w:cs="Times New Roman"/>
+          <w:color w:val="4E5B61"/>
+          <w:sz w:val="21"/>
+          <w:szCs w:val="21"/>
+          <w:lang w:eastAsia="it-IT"/>
+        </w:rPr>
+      </w:pPr>
+      <w:r>
+        <w:rPr>
+          <w:rFonts w:ascii="Consolas" w:eastAsia="Times New Roman" w:hAnsi="Consolas" w:cs="Times New Roman"/>
+          <w:color w:val="4E5B61"/>
+          <w:sz w:val="21"/>
+          <w:szCs w:val="21"/>
+          <w:lang w:eastAsia="it-IT"/>
+        </w:rPr>
+        <w:t xml:space="preserve">    </w:t>
+      </w:r>
+      <w:proofErr w:type="spellStart"/>
+      <w:r>
+        <w:rPr>
+          <w:rFonts w:ascii="Consolas" w:eastAsia="Times New Roman" w:hAnsi="Consolas" w:cs="Times New Roman"/>
+          <w:color w:val="D35400"/>
+          <w:sz w:val="21"/>
+          <w:szCs w:val="21"/>
+          <w:lang w:eastAsia="it-IT"/>
+        </w:rPr>
+        <w:t>delay</w:t>
+      </w:r>
+      <w:proofErr w:type="spellEnd"/>
+      <w:r>
+        <w:rPr>
+          <w:rFonts w:ascii="Consolas" w:eastAsia="Times New Roman" w:hAnsi="Consolas" w:cs="Times New Roman"/>
+          <w:color w:val="434F54"/>
+          <w:sz w:val="21"/>
+          <w:szCs w:val="21"/>
+          <w:lang w:eastAsia="it-IT"/>
+        </w:rPr>
+        <w:t>(</w:t>
+      </w:r>
+      <w:r>
+        <w:rPr>
+          <w:rFonts w:ascii="Consolas" w:eastAsia="Times New Roman" w:hAnsi="Consolas" w:cs="Times New Roman"/>
+          <w:color w:val="005C5F"/>
+          <w:sz w:val="21"/>
+          <w:szCs w:val="21"/>
+          <w:lang w:eastAsia="it-IT"/>
+        </w:rPr>
+        <w:t>200</w:t>
+      </w:r>
+      <w:r>
+        <w:rPr>
+          <w:rFonts w:ascii="Consolas" w:eastAsia="Times New Roman" w:hAnsi="Consolas" w:cs="Times New Roman"/>
+          <w:color w:val="434F54"/>
+          <w:sz w:val="21"/>
+          <w:szCs w:val="21"/>
+          <w:lang w:eastAsia="it-IT"/>
+        </w:rPr>
+        <w:t>)</w:t>
+      </w:r>
+      <w:r>
+        <w:rPr>
+          <w:rFonts w:ascii="Consolas" w:eastAsia="Times New Roman" w:hAnsi="Consolas" w:cs="Times New Roman"/>
+          <w:color w:val="4E5B61"/>
+          <w:sz w:val="21"/>
+          <w:szCs w:val="21"/>
+          <w:lang w:eastAsia="it-IT"/>
+        </w:rPr>
+        <w:t xml:space="preserve">; </w:t>
+      </w:r>
+    </w:p>
+    <w:p>
+      <w:pPr>
+        <w:shd w:val="clear" w:color="auto" w:fill="FFFFFF"/>
+        <w:spacing w:after="0" w:line="240" w:lineRule="auto"/>
+        <w:rPr>
+          <w:rFonts w:ascii="Consolas" w:eastAsia="Times New Roman" w:hAnsi="Consolas" w:cs="Times New Roman"/>
+          <w:color w:val="4E5B61"/>
+          <w:sz w:val="21"/>
+          <w:szCs w:val="21"/>
+          <w:lang w:eastAsia="it-IT"/>
+        </w:rPr>
+      </w:pPr>
+      <w:r>
+        <w:rPr>
+          <w:rFonts w:ascii="Consolas" w:eastAsia="Times New Roman" w:hAnsi="Consolas" w:cs="Times New Roman"/>
+          <w:color w:val="4E5B61"/>
+          <w:sz w:val="21"/>
+          <w:szCs w:val="21"/>
+          <w:lang w:eastAsia="it-IT"/>
+        </w:rPr>
+        <w:t xml:space="preserve">    </w:t>
+      </w:r>
+      <w:r>
+        <w:rPr>
+          <w:rFonts w:ascii="Consolas" w:eastAsia="Times New Roman" w:hAnsi="Consolas" w:cs="Times New Roman"/>
+          <w:color w:val="434F54"/>
+          <w:sz w:val="21"/>
+          <w:szCs w:val="21"/>
+          <w:lang w:eastAsia="it-IT"/>
+        </w:rPr>
+        <w:t>}</w:t>
+      </w:r>
+    </w:p>
+    <w:p>
+      <w:pPr>
+        <w:shd w:val="clear" w:color="auto" w:fill="FFFFFF"/>
+        <w:spacing w:after="0" w:line="240" w:lineRule="auto"/>
+        <w:rPr>
+          <w:rFonts w:ascii="Consolas" w:eastAsia="Times New Roman" w:hAnsi="Consolas" w:cs="Times New Roman"/>
+          <w:color w:val="4E5B61"/>
+          <w:sz w:val="21"/>
+          <w:szCs w:val="21"/>
+          <w:lang w:eastAsia="it-IT"/>
+        </w:rPr>
+      </w:pPr>
+      <w:r>
+        <w:rPr>
+          <w:rFonts w:ascii="Consolas" w:eastAsia="Times New Roman" w:hAnsi="Consolas" w:cs="Times New Roman"/>
+          <w:color w:val="4E5B61"/>
+          <w:sz w:val="21"/>
+          <w:szCs w:val="21"/>
+          <w:lang w:eastAsia="it-IT"/>
+        </w:rPr>
+        <w:t xml:space="preserve">  </w:t>
+      </w:r>
+      <w:r>
+        <w:rPr>
+          <w:rFonts w:ascii="Consolas" w:eastAsia="Times New Roman" w:hAnsi="Consolas" w:cs="Times New Roman"/>
+          <w:color w:val="434F54"/>
+          <w:sz w:val="21"/>
+          <w:szCs w:val="21"/>
+          <w:lang w:eastAsia="it-IT"/>
+        </w:rPr>
+        <w:t>}</w:t>
+      </w:r>
+    </w:p>
+    <w:p>
+      <w:pPr>
+        <w:shd w:val="clear" w:color="auto" w:fill="FFFFFF"/>
+        <w:spacing w:after="0" w:line="240" w:lineRule="auto"/>
+        <w:rPr>
+          <w:rFonts w:ascii="Consolas" w:eastAsia="Times New Roman" w:hAnsi="Consolas" w:cs="Times New Roman"/>
+          <w:color w:val="4E5B61"/>
+          <w:sz w:val="21"/>
+          <w:szCs w:val="21"/>
+          <w:lang w:eastAsia="it-IT"/>
+        </w:rPr>
+      </w:pPr>
+      <w:r>
+        <w:rPr>
+          <w:rFonts w:ascii="Consolas" w:eastAsia="Times New Roman" w:hAnsi="Consolas" w:cs="Times New Roman"/>
+          <w:color w:val="434F54"/>
+          <w:sz w:val="21"/>
+          <w:szCs w:val="21"/>
+          <w:lang w:eastAsia="it-IT"/>
+        </w:rPr>
+        <w:t>}</w:t>
+      </w:r>
+    </w:p>
+    <w:p>
+      <w:pPr>
+        <w:shd w:val="clear" w:color="auto" w:fill="FFFFFF"/>
+        <w:spacing w:after="0" w:line="240" w:lineRule="auto"/>
+        <w:rPr>
+          <w:rFonts w:ascii="Consolas" w:eastAsia="Times New Roman" w:hAnsi="Consolas" w:cs="Times New Roman"/>
+          <w:color w:val="4E5B61"/>
+          <w:sz w:val="21"/>
+          <w:szCs w:val="21"/>
+          <w:lang w:eastAsia="it-IT"/>
+        </w:rPr>
+      </w:pPr>
+      <w:proofErr w:type="spellStart"/>
+      <w:r>
+        <w:rPr>
+          <w:rFonts w:ascii="Consolas" w:eastAsia="Times New Roman" w:hAnsi="Consolas" w:cs="Times New Roman"/>
+          <w:color w:val="00979D"/>
+          <w:sz w:val="21"/>
+          <w:szCs w:val="21"/>
+          <w:lang w:eastAsia="it-IT"/>
+        </w:rPr>
+        <w:t>void</w:t>
+      </w:r>
+      <w:proofErr w:type="spellEnd"/>
+      <w:r>
+        <w:rPr>
+          <w:rFonts w:ascii="Consolas" w:eastAsia="Times New Roman" w:hAnsi="Consolas" w:cs="Times New Roman"/>
+          <w:color w:val="4E5B61"/>
+          <w:sz w:val="21"/>
+          <w:szCs w:val="21"/>
+          <w:lang w:eastAsia="it-IT"/>
+        </w:rPr>
+        <w:t xml:space="preserve"> </w:t>
+      </w:r>
+      <w:r>
+        <w:rPr>
+          <w:rFonts w:ascii="Consolas" w:eastAsia="Times New Roman" w:hAnsi="Consolas" w:cs="Times New Roman"/>
+          <w:color w:val="D35400"/>
+          <w:sz w:val="21"/>
+          <w:szCs w:val="21"/>
+          <w:lang w:eastAsia="it-IT"/>
+        </w:rPr>
+        <w:t>allarme</w:t>
+      </w:r>
+      <w:r>
+        <w:rPr>
+          <w:rFonts w:ascii="Consolas" w:eastAsia="Times New Roman" w:hAnsi="Consolas" w:cs="Times New Roman"/>
+          <w:color w:val="434F54"/>
+          <w:sz w:val="21"/>
+          <w:szCs w:val="21"/>
+          <w:lang w:eastAsia="it-IT"/>
+        </w:rPr>
+        <w:t>()</w:t>
+      </w:r>
+      <w:r>
+        <w:rPr>
+          <w:rFonts w:ascii="Consolas" w:eastAsia="Times New Roman" w:hAnsi="Consolas" w:cs="Times New Roman"/>
+          <w:color w:val="4E5B61"/>
+          <w:sz w:val="21"/>
+          <w:szCs w:val="21"/>
+          <w:lang w:eastAsia="it-IT"/>
+        </w:rPr>
+        <w:t xml:space="preserve"> </w:t>
+      </w:r>
+      <w:r>
+        <w:rPr>
+          <w:rFonts w:ascii="Consolas" w:eastAsia="Times New Roman" w:hAnsi="Consolas" w:cs="Times New Roman"/>
+          <w:color w:val="434F54"/>
+          <w:sz w:val="21"/>
+          <w:szCs w:val="21"/>
+          <w:lang w:eastAsia="it-IT"/>
+        </w:rPr>
+        <w:t>{</w:t>
+      </w:r>
+    </w:p>
+    <w:p>
+      <w:pPr>
+        <w:shd w:val="clear" w:color="auto" w:fill="FFFFFF"/>
+        <w:spacing w:after="0" w:line="240" w:lineRule="auto"/>
+        <w:rPr>
+          <w:rFonts w:ascii="Consolas" w:eastAsia="Times New Roman" w:hAnsi="Consolas" w:cs="Times New Roman"/>
+          <w:color w:val="4E5B61"/>
+          <w:sz w:val="21"/>
+          <w:szCs w:val="21"/>
+          <w:lang w:eastAsia="it-IT"/>
+        </w:rPr>
+      </w:pPr>
+      <w:r>
+        <w:rPr>
+          <w:rFonts w:ascii="Consolas" w:eastAsia="Times New Roman" w:hAnsi="Consolas" w:cs="Times New Roman"/>
+          <w:color w:val="4E5B61"/>
+          <w:sz w:val="21"/>
+          <w:szCs w:val="21"/>
+          <w:lang w:eastAsia="it-IT"/>
+        </w:rPr>
+        <w:t xml:space="preserve">  </w:t>
+      </w:r>
+      <w:proofErr w:type="spellStart"/>
+      <w:r>
+        <w:rPr>
+          <w:rFonts w:ascii="Consolas" w:eastAsia="Times New Roman" w:hAnsi="Consolas" w:cs="Times New Roman"/>
+          <w:color w:val="4E5B61"/>
+          <w:sz w:val="21"/>
+          <w:szCs w:val="21"/>
+          <w:lang w:eastAsia="it-IT"/>
+        </w:rPr>
+        <w:t>vibrazioneRilevata</w:t>
+      </w:r>
+      <w:proofErr w:type="spellEnd"/>
+      <w:r>
+        <w:rPr>
+          <w:rFonts w:ascii="Consolas" w:eastAsia="Times New Roman" w:hAnsi="Consolas" w:cs="Times New Roman"/>
+          <w:color w:val="4E5B61"/>
+          <w:sz w:val="21"/>
+          <w:szCs w:val="21"/>
+          <w:lang w:eastAsia="it-IT"/>
+        </w:rPr>
+        <w:t xml:space="preserve"> = </w:t>
+      </w:r>
+      <w:proofErr w:type="spellStart"/>
+      <w:r>
+        <w:rPr>
+          <w:rFonts w:ascii="Consolas" w:eastAsia="Times New Roman" w:hAnsi="Consolas" w:cs="Times New Roman"/>
+          <w:color w:val="005C5F"/>
+          <w:sz w:val="21"/>
+          <w:szCs w:val="21"/>
+          <w:lang w:eastAsia="it-IT"/>
+        </w:rPr>
+        <w:t>true</w:t>
+      </w:r>
+      <w:proofErr w:type="spellEnd"/>
+      <w:r>
+        <w:rPr>
+          <w:rFonts w:ascii="Consolas" w:eastAsia="Times New Roman" w:hAnsi="Consolas" w:cs="Times New Roman"/>
+          <w:color w:val="4E5B61"/>
+          <w:sz w:val="21"/>
+          <w:szCs w:val="21"/>
+          <w:lang w:eastAsia="it-IT"/>
+        </w:rPr>
+        <w:t>;</w:t>
+      </w:r>
+    </w:p>
+    <w:p>
+      <w:pPr>
+        <w:shd w:val="clear" w:color="auto" w:fill="FFFFFF"/>
+        <w:spacing w:after="0" w:line="240" w:lineRule="auto"/>
+        <w:rPr>
+          <w:rFonts w:ascii="Consolas" w:eastAsia="Times New Roman" w:hAnsi="Consolas" w:cs="Times New Roman"/>
+          <w:color w:val="4E5B61"/>
+          <w:sz w:val="21"/>
+          <w:szCs w:val="21"/>
+          <w:lang w:eastAsia="it-IT"/>
+        </w:rPr>
+      </w:pPr>
+      <w:r>
+        <w:rPr>
+          <w:rFonts w:ascii="Consolas" w:eastAsia="Times New Roman" w:hAnsi="Consolas" w:cs="Times New Roman"/>
+          <w:color w:val="434F54"/>
+          <w:sz w:val="21"/>
+          <w:szCs w:val="21"/>
+          <w:lang w:eastAsia="it-IT"/>
+        </w:rPr>
+        <w:t>}</w:t>
       </w:r>
     </w:p>
     <w:p>
